--- a/00-首页/题组Word/第一轮·综合套卷/第一轮综合卷05（教师版）.docx
+++ b/00-首页/题组Word/第一轮·综合套卷/第一轮综合卷05（教师版）.docx
@@ -5544,60 +5544,6 @@
         </w:rPr>
         <w:t>2022</w:t>
       </w:r>
-      <w:r>
-        <w:rPr>
-          <w:rFonts w:ascii="Times New Roman" w:hAnsi="Times New Roman" w:eastAsia="Times New Roman" w:cs="Times New Roman"/>
-        </w:rPr>
-        <w:t xml:space="preserve"> </w:t>
-      </w:r>
-      <w:r>
-        <w:rPr>
-          <w:rFonts w:hint="eastAsia" w:ascii="Times New Roman" w:hAnsi="Times New Roman" w:eastAsia="FangSong" w:cs="Times New Roman"/>
-        </w:rPr>
-        <w:t>曾用于</w:t>
-      </w:r>
-      <w:r>
-        <w:rPr>
-          <w:rFonts w:hint="eastAsia" w:ascii="Times New Roman" w:hAnsi="Times New Roman" w:eastAsia="Times New Roman" w:cs="Times New Roman"/>
-        </w:rPr>
-        <w:t>：</w:t>
-      </w:r>
-      <w:r>
-        <w:rPr>
-          <w:rFonts w:hint="eastAsia" w:ascii="Times New Roman" w:hAnsi="Times New Roman" w:eastAsia="FangSong" w:cs="Times New Roman"/>
-        </w:rPr>
-        <w:t>第一轮结构</w:t>
-      </w:r>
-      <w:r>
-        <w:rPr>
-          <w:rFonts w:hint="eastAsia" w:ascii="Times New Roman" w:hAnsi="Times New Roman" w:eastAsia="Times New Roman" w:cs="Times New Roman"/>
-        </w:rPr>
-        <w:t>·4-</w:t>
-      </w:r>
-      <w:r>
-        <w:rPr>
-          <w:rFonts w:hint="eastAsia" w:ascii="Times New Roman" w:hAnsi="Times New Roman" w:eastAsia="FangSong" w:cs="Times New Roman"/>
-        </w:rPr>
-        <w:t>晶体结构</w:t>
-      </w:r>
-      <w:r>
-        <w:rPr>
-          <w:rFonts w:hint="eastAsia" w:ascii="Times New Roman" w:hAnsi="Times New Roman" w:eastAsia="Times New Roman" w:cs="Times New Roman"/>
-        </w:rPr>
-        <w:t>（</w:t>
-      </w:r>
-      <w:r>
-        <w:rPr>
-          <w:rFonts w:hint="eastAsia" w:ascii="Times New Roman" w:hAnsi="Times New Roman" w:eastAsia="FangSong" w:cs="Times New Roman"/>
-        </w:rPr>
-        <w:t>教师版</w:t>
-      </w:r>
-      <w:r>
-        <w:rPr>
-          <w:rFonts w:hint="eastAsia" w:ascii="Times New Roman" w:hAnsi="Times New Roman" w:eastAsia="Times New Roman" w:cs="Times New Roman"/>
-        </w:rPr>
-        <w:t>）</w:t>
-      </w:r>
     </w:p>
     <w:p>
       <w:pPr>
@@ -6127,66 +6073,6 @@
         </w:rPr>
         <w:t>2022</w:t>
       </w:r>
-      <w:r>
-        <w:rPr>
-          <w:rFonts w:ascii="Times New Roman" w:hAnsi="Times New Roman" w:eastAsia="Times New Roman" w:cs="Times New Roman"/>
-        </w:rPr>
-        <w:t xml:space="preserve"> </w:t>
-      </w:r>
-      <w:r>
-        <w:rPr>
-          <w:rFonts w:hint="eastAsia" w:ascii="Times New Roman" w:hAnsi="Times New Roman" w:eastAsia="FangSong" w:cs="Times New Roman"/>
-        </w:rPr>
-        <w:t>曾用于</w:t>
-      </w:r>
-      <w:r>
-        <w:rPr>
-          <w:rFonts w:hint="eastAsia" w:ascii="Times New Roman" w:hAnsi="Times New Roman" w:eastAsia="Times New Roman" w:cs="Times New Roman"/>
-        </w:rPr>
-        <w:t>：</w:t>
-      </w:r>
-      <w:r>
-        <w:rPr>
-          <w:rFonts w:hint="eastAsia" w:ascii="Times New Roman" w:hAnsi="Times New Roman" w:eastAsia="FangSong" w:cs="Times New Roman"/>
-        </w:rPr>
-        <w:t>预赛基础卷</w:t>
-      </w:r>
-      <w:r>
-        <w:rPr>
-          <w:rFonts w:hint="eastAsia" w:ascii="Times New Roman" w:hAnsi="Times New Roman" w:eastAsia="Times New Roman" w:cs="Times New Roman"/>
-        </w:rPr>
-        <w:t>I,</w:t>
-      </w:r>
-      <w:r>
-        <w:rPr>
-          <w:rFonts w:ascii="Times New Roman" w:hAnsi="Times New Roman" w:eastAsia="Times New Roman" w:cs="Times New Roman"/>
-        </w:rPr>
-        <w:t xml:space="preserve"> </w:t>
-      </w:r>
-      <w:r>
-        <w:rPr>
-          <w:rFonts w:hint="eastAsia" w:ascii="Times New Roman" w:hAnsi="Times New Roman" w:eastAsia="FangSong" w:cs="Times New Roman"/>
-        </w:rPr>
-        <w:t>第一轮综合卷</w:t>
-      </w:r>
-      <w:r>
-        <w:rPr>
-          <w:rFonts w:hint="eastAsia" w:ascii="Times New Roman" w:hAnsi="Times New Roman" w:eastAsia="Times New Roman" w:cs="Times New Roman"/>
-        </w:rPr>
-        <w:t>03（</w:t>
-      </w:r>
-      <w:r>
-        <w:rPr>
-          <w:rFonts w:hint="eastAsia" w:ascii="Times New Roman" w:hAnsi="Times New Roman" w:eastAsia="FangSong" w:cs="Times New Roman"/>
-        </w:rPr>
-        <w:t>教师版</w:t>
-      </w:r>
-      <w:r>
-        <w:rPr>
-          <w:rFonts w:hint="eastAsia" w:ascii="Times New Roman" w:hAnsi="Times New Roman" w:eastAsia="Times New Roman" w:cs="Times New Roman"/>
-        </w:rPr>
-        <w:t>）</w:t>
-      </w:r>
     </w:p>
     <w:p>
       <w:pPr>
@@ -6706,60 +6592,6 @@
         </w:rPr>
         <w:t>届初赛</w:t>
       </w:r>
-      <w:r>
-        <w:rPr>
-          <w:rFonts w:ascii="Times New Roman" w:hAnsi="Times New Roman" w:eastAsia="Times New Roman" w:cs="Times New Roman"/>
-        </w:rPr>
-        <w:t xml:space="preserve"> </w:t>
-      </w:r>
-      <w:r>
-        <w:rPr>
-          <w:rFonts w:hint="eastAsia" w:ascii="Times New Roman" w:hAnsi="Times New Roman" w:eastAsia="FangSong" w:cs="Times New Roman"/>
-        </w:rPr>
-        <w:t>曾用于</w:t>
-      </w:r>
-      <w:r>
-        <w:rPr>
-          <w:rFonts w:hint="eastAsia" w:ascii="Times New Roman" w:hAnsi="Times New Roman" w:eastAsia="Times New Roman" w:cs="Times New Roman"/>
-        </w:rPr>
-        <w:t>：</w:t>
-      </w:r>
-      <w:r>
-        <w:rPr>
-          <w:rFonts w:hint="eastAsia" w:ascii="Times New Roman" w:hAnsi="Times New Roman" w:eastAsia="FangSong" w:cs="Times New Roman"/>
-        </w:rPr>
-        <w:t>第一轮结构</w:t>
-      </w:r>
-      <w:r>
-        <w:rPr>
-          <w:rFonts w:hint="eastAsia" w:ascii="Times New Roman" w:hAnsi="Times New Roman" w:eastAsia="Times New Roman" w:cs="Times New Roman"/>
-        </w:rPr>
-        <w:t>·5-</w:t>
-      </w:r>
-      <w:r>
-        <w:rPr>
-          <w:rFonts w:hint="eastAsia" w:ascii="Times New Roman" w:hAnsi="Times New Roman" w:eastAsia="FangSong" w:cs="Times New Roman"/>
-        </w:rPr>
-        <w:t>配位化学</w:t>
-      </w:r>
-      <w:r>
-        <w:rPr>
-          <w:rFonts w:hint="eastAsia" w:ascii="Times New Roman" w:hAnsi="Times New Roman" w:eastAsia="Times New Roman" w:cs="Times New Roman"/>
-        </w:rPr>
-        <w:t>（</w:t>
-      </w:r>
-      <w:r>
-        <w:rPr>
-          <w:rFonts w:hint="eastAsia" w:ascii="Times New Roman" w:hAnsi="Times New Roman" w:eastAsia="FangSong" w:cs="Times New Roman"/>
-        </w:rPr>
-        <w:t>教师版</w:t>
-      </w:r>
-      <w:r>
-        <w:rPr>
-          <w:rFonts w:hint="eastAsia" w:ascii="Times New Roman" w:hAnsi="Times New Roman" w:eastAsia="Times New Roman" w:cs="Times New Roman"/>
-        </w:rPr>
-        <w:t>）</w:t>
-      </w:r>
     </w:p>
     <w:p>
       <w:pPr>
@@ -8023,60 +7855,6 @@
         </w:rPr>
         <w:t>届决赛</w:t>
       </w:r>
-      <w:r>
-        <w:rPr>
-          <w:rFonts w:ascii="Times New Roman" w:hAnsi="Times New Roman" w:eastAsia="Times New Roman" w:cs="Times New Roman"/>
-        </w:rPr>
-        <w:t xml:space="preserve"> </w:t>
-      </w:r>
-      <w:r>
-        <w:rPr>
-          <w:rFonts w:hint="eastAsia" w:ascii="Times New Roman" w:hAnsi="Times New Roman" w:eastAsia="FangSong" w:cs="Times New Roman"/>
-        </w:rPr>
-        <w:t>曾用于</w:t>
-      </w:r>
-      <w:r>
-        <w:rPr>
-          <w:rFonts w:hint="eastAsia" w:ascii="Times New Roman" w:hAnsi="Times New Roman" w:eastAsia="Times New Roman" w:cs="Times New Roman"/>
-        </w:rPr>
-        <w:t>：</w:t>
-      </w:r>
-      <w:r>
-        <w:rPr>
-          <w:rFonts w:hint="eastAsia" w:ascii="Times New Roman" w:hAnsi="Times New Roman" w:eastAsia="FangSong" w:cs="Times New Roman"/>
-        </w:rPr>
-        <w:t>第一轮结构</w:t>
-      </w:r>
-      <w:r>
-        <w:rPr>
-          <w:rFonts w:hint="eastAsia" w:ascii="Times New Roman" w:hAnsi="Times New Roman" w:eastAsia="Times New Roman" w:cs="Times New Roman"/>
-        </w:rPr>
-        <w:t>·5-</w:t>
-      </w:r>
-      <w:r>
-        <w:rPr>
-          <w:rFonts w:hint="eastAsia" w:ascii="Times New Roman" w:hAnsi="Times New Roman" w:eastAsia="FangSong" w:cs="Times New Roman"/>
-        </w:rPr>
-        <w:t>配位化学</w:t>
-      </w:r>
-      <w:r>
-        <w:rPr>
-          <w:rFonts w:hint="eastAsia" w:ascii="Times New Roman" w:hAnsi="Times New Roman" w:eastAsia="Times New Roman" w:cs="Times New Roman"/>
-        </w:rPr>
-        <w:t>（</w:t>
-      </w:r>
-      <w:r>
-        <w:rPr>
-          <w:rFonts w:hint="eastAsia" w:ascii="Times New Roman" w:hAnsi="Times New Roman" w:eastAsia="FangSong" w:cs="Times New Roman"/>
-        </w:rPr>
-        <w:t>教师版</w:t>
-      </w:r>
-      <w:r>
-        <w:rPr>
-          <w:rFonts w:hint="eastAsia" w:ascii="Times New Roman" w:hAnsi="Times New Roman" w:eastAsia="Times New Roman" w:cs="Times New Roman"/>
-        </w:rPr>
-        <w:t>）</w:t>
-      </w:r>
     </w:p>
     <w:p>
       <w:pPr>
@@ -10189,66 +9967,6 @@
           <w:rFonts w:hint="eastAsia" w:ascii="Times New Roman" w:hAnsi="Times New Roman" w:eastAsia="FangSong" w:cs="Times New Roman"/>
         </w:rPr>
         <w:t>届决赛</w:t>
-      </w:r>
-      <w:r>
-        <w:rPr>
-          <w:rFonts w:ascii="Times New Roman" w:hAnsi="Times New Roman" w:eastAsia="Times New Roman" w:cs="Times New Roman"/>
-        </w:rPr>
-        <w:t xml:space="preserve"> </w:t>
-      </w:r>
-      <w:r>
-        <w:rPr>
-          <w:rFonts w:hint="eastAsia" w:ascii="Times New Roman" w:hAnsi="Times New Roman" w:eastAsia="FangSong" w:cs="Times New Roman"/>
-        </w:rPr>
-        <w:t>曾用于</w:t>
-      </w:r>
-      <w:r>
-        <w:rPr>
-          <w:rFonts w:hint="eastAsia" w:ascii="Times New Roman" w:hAnsi="Times New Roman" w:eastAsia="Times New Roman" w:cs="Times New Roman"/>
-        </w:rPr>
-        <w:t>：</w:t>
-      </w:r>
-      <w:r>
-        <w:rPr>
-          <w:rFonts w:hint="eastAsia" w:ascii="Times New Roman" w:hAnsi="Times New Roman" w:eastAsia="FangSong" w:cs="Times New Roman"/>
-        </w:rPr>
-        <w:t>综合模拟卷</w:t>
-      </w:r>
-      <w:r>
-        <w:rPr>
-          <w:rFonts w:hint="eastAsia" w:ascii="Times New Roman" w:hAnsi="Times New Roman" w:eastAsia="Times New Roman" w:cs="Times New Roman"/>
-        </w:rPr>
-        <w:t>II,</w:t>
-      </w:r>
-      <w:r>
-        <w:rPr>
-          <w:rFonts w:ascii="Times New Roman" w:hAnsi="Times New Roman" w:eastAsia="Times New Roman" w:cs="Times New Roman"/>
-        </w:rPr>
-        <w:t xml:space="preserve"> </w:t>
-      </w:r>
-      <w:r>
-        <w:rPr>
-          <w:rFonts w:hint="eastAsia" w:ascii="Times New Roman" w:hAnsi="Times New Roman" w:eastAsia="FangSong" w:cs="Times New Roman"/>
-        </w:rPr>
-        <w:t>第一轮综合卷</w:t>
-      </w:r>
-      <w:r>
-        <w:rPr>
-          <w:rFonts w:hint="eastAsia" w:ascii="Times New Roman" w:hAnsi="Times New Roman" w:eastAsia="Times New Roman" w:cs="Times New Roman"/>
-        </w:rPr>
-        <w:t>03（</w:t>
-      </w:r>
-      <w:r>
-        <w:rPr>
-          <w:rFonts w:hint="eastAsia" w:ascii="Times New Roman" w:hAnsi="Times New Roman" w:eastAsia="FangSong" w:cs="Times New Roman"/>
-        </w:rPr>
-        <w:t>教师版</w:t>
-      </w:r>
-      <w:r>
-        <w:rPr>
-          <w:rFonts w:hint="eastAsia" w:ascii="Times New Roman" w:hAnsi="Times New Roman" w:eastAsia="Times New Roman" w:cs="Times New Roman"/>
-        </w:rPr>
-        <w:t>）</w:t>
       </w:r>
     </w:p>
     <w:p>
@@ -14600,60 +14318,6 @@
         </w:rPr>
         <w:t>届初赛</w:t>
       </w:r>
-      <w:r>
-        <w:rPr>
-          <w:rFonts w:ascii="Times New Roman" w:hAnsi="Times New Roman" w:eastAsia="Times New Roman" w:cs="Times New Roman"/>
-        </w:rPr>
-        <w:t xml:space="preserve"> </w:t>
-      </w:r>
-      <w:r>
-        <w:rPr>
-          <w:rFonts w:hint="eastAsia" w:ascii="Times New Roman" w:hAnsi="Times New Roman" w:eastAsia="FangSong" w:cs="Times New Roman"/>
-        </w:rPr>
-        <w:t>曾用于</w:t>
-      </w:r>
-      <w:r>
-        <w:rPr>
-          <w:rFonts w:hint="eastAsia" w:ascii="Times New Roman" w:hAnsi="Times New Roman" w:eastAsia="Times New Roman" w:cs="Times New Roman"/>
-        </w:rPr>
-        <w:t>：</w:t>
-      </w:r>
-      <w:r>
-        <w:rPr>
-          <w:rFonts w:hint="eastAsia" w:ascii="Times New Roman" w:hAnsi="Times New Roman" w:eastAsia="FangSong" w:cs="Times New Roman"/>
-        </w:rPr>
-        <w:t>第一轮结构</w:t>
-      </w:r>
-      <w:r>
-        <w:rPr>
-          <w:rFonts w:hint="eastAsia" w:ascii="Times New Roman" w:hAnsi="Times New Roman" w:eastAsia="Times New Roman" w:cs="Times New Roman"/>
-        </w:rPr>
-        <w:t>·5-</w:t>
-      </w:r>
-      <w:r>
-        <w:rPr>
-          <w:rFonts w:hint="eastAsia" w:ascii="Times New Roman" w:hAnsi="Times New Roman" w:eastAsia="FangSong" w:cs="Times New Roman"/>
-        </w:rPr>
-        <w:t>配位化学</w:t>
-      </w:r>
-      <w:r>
-        <w:rPr>
-          <w:rFonts w:hint="eastAsia" w:ascii="Times New Roman" w:hAnsi="Times New Roman" w:eastAsia="Times New Roman" w:cs="Times New Roman"/>
-        </w:rPr>
-        <w:t>（</w:t>
-      </w:r>
-      <w:r>
-        <w:rPr>
-          <w:rFonts w:hint="eastAsia" w:ascii="Times New Roman" w:hAnsi="Times New Roman" w:eastAsia="FangSong" w:cs="Times New Roman"/>
-        </w:rPr>
-        <w:t>教师版</w:t>
-      </w:r>
-      <w:r>
-        <w:rPr>
-          <w:rFonts w:hint="eastAsia" w:ascii="Times New Roman" w:hAnsi="Times New Roman" w:eastAsia="Times New Roman" w:cs="Times New Roman"/>
-        </w:rPr>
-        <w:t>）</w:t>
-      </w:r>
     </w:p>
     <w:p>
       <w:pPr>
@@ -19648,60 +19312,6 @@
         </w:rPr>
         <w:t>化学竞赛初赛讲义</w:t>
       </w:r>
-      <w:r>
-        <w:rPr>
-          <w:rFonts w:ascii="Times New Roman" w:hAnsi="Times New Roman" w:eastAsia="Times New Roman" w:cs="Times New Roman"/>
-        </w:rPr>
-        <w:t xml:space="preserve"> </w:t>
-      </w:r>
-      <w:r>
-        <w:rPr>
-          <w:rFonts w:hint="eastAsia" w:ascii="Times New Roman" w:hAnsi="Times New Roman" w:eastAsia="FangSong" w:cs="Times New Roman"/>
-        </w:rPr>
-        <w:t>曾用于</w:t>
-      </w:r>
-      <w:r>
-        <w:rPr>
-          <w:rFonts w:hint="eastAsia" w:ascii="Times New Roman" w:hAnsi="Times New Roman" w:eastAsia="Times New Roman" w:cs="Times New Roman"/>
-        </w:rPr>
-        <w:t>：</w:t>
-      </w:r>
-      <w:r>
-        <w:rPr>
-          <w:rFonts w:hint="eastAsia" w:ascii="Times New Roman" w:hAnsi="Times New Roman" w:eastAsia="FangSong" w:cs="Times New Roman"/>
-        </w:rPr>
-        <w:t>第一轮结构</w:t>
-      </w:r>
-      <w:r>
-        <w:rPr>
-          <w:rFonts w:hint="eastAsia" w:ascii="Times New Roman" w:hAnsi="Times New Roman" w:eastAsia="Times New Roman" w:cs="Times New Roman"/>
-        </w:rPr>
-        <w:t>·1-</w:t>
-      </w:r>
-      <w:r>
-        <w:rPr>
-          <w:rFonts w:hint="eastAsia" w:ascii="Times New Roman" w:hAnsi="Times New Roman" w:eastAsia="FangSong" w:cs="Times New Roman"/>
-        </w:rPr>
-        <w:t>原子结构</w:t>
-      </w:r>
-      <w:r>
-        <w:rPr>
-          <w:rFonts w:hint="eastAsia" w:ascii="Times New Roman" w:hAnsi="Times New Roman" w:eastAsia="Times New Roman" w:cs="Times New Roman"/>
-        </w:rPr>
-        <w:t>（</w:t>
-      </w:r>
-      <w:r>
-        <w:rPr>
-          <w:rFonts w:hint="eastAsia" w:ascii="Times New Roman" w:hAnsi="Times New Roman" w:eastAsia="FangSong" w:cs="Times New Roman"/>
-        </w:rPr>
-        <w:t>教师版</w:t>
-      </w:r>
-      <w:r>
-        <w:rPr>
-          <w:rFonts w:hint="eastAsia" w:ascii="Times New Roman" w:hAnsi="Times New Roman" w:eastAsia="Times New Roman" w:cs="Times New Roman"/>
-        </w:rPr>
-        <w:t>）</w:t>
-      </w:r>
     </w:p>
     <w:p>
       <w:pPr>
@@ -20508,60 +20118,6 @@
           <w:rFonts w:hint="eastAsia" w:ascii="Times New Roman" w:hAnsi="Times New Roman" w:eastAsia="FangSong" w:cs="Times New Roman"/>
         </w:rPr>
         <w:t>化学竞赛初赛讲义</w:t>
-      </w:r>
-      <w:r>
-        <w:rPr>
-          <w:rFonts w:ascii="Times New Roman" w:hAnsi="Times New Roman" w:eastAsia="Times New Roman" w:cs="Times New Roman"/>
-        </w:rPr>
-        <w:t xml:space="preserve"> </w:t>
-      </w:r>
-      <w:r>
-        <w:rPr>
-          <w:rFonts w:hint="eastAsia" w:ascii="Times New Roman" w:hAnsi="Times New Roman" w:eastAsia="FangSong" w:cs="Times New Roman"/>
-        </w:rPr>
-        <w:t>曾用于</w:t>
-      </w:r>
-      <w:r>
-        <w:rPr>
-          <w:rFonts w:hint="eastAsia" w:ascii="Times New Roman" w:hAnsi="Times New Roman" w:eastAsia="Times New Roman" w:cs="Times New Roman"/>
-        </w:rPr>
-        <w:t>：</w:t>
-      </w:r>
-      <w:r>
-        <w:rPr>
-          <w:rFonts w:hint="eastAsia" w:ascii="Times New Roman" w:hAnsi="Times New Roman" w:eastAsia="FangSong" w:cs="Times New Roman"/>
-        </w:rPr>
-        <w:t>第一轮结构</w:t>
-      </w:r>
-      <w:r>
-        <w:rPr>
-          <w:rFonts w:hint="eastAsia" w:ascii="Times New Roman" w:hAnsi="Times New Roman" w:eastAsia="Times New Roman" w:cs="Times New Roman"/>
-        </w:rPr>
-        <w:t>·1-</w:t>
-      </w:r>
-      <w:r>
-        <w:rPr>
-          <w:rFonts w:hint="eastAsia" w:ascii="Times New Roman" w:hAnsi="Times New Roman" w:eastAsia="FangSong" w:cs="Times New Roman"/>
-        </w:rPr>
-        <w:t>原子结构</w:t>
-      </w:r>
-      <w:r>
-        <w:rPr>
-          <w:rFonts w:hint="eastAsia" w:ascii="Times New Roman" w:hAnsi="Times New Roman" w:eastAsia="Times New Roman" w:cs="Times New Roman"/>
-        </w:rPr>
-        <w:t>（</w:t>
-      </w:r>
-      <w:r>
-        <w:rPr>
-          <w:rFonts w:hint="eastAsia" w:ascii="Times New Roman" w:hAnsi="Times New Roman" w:eastAsia="FangSong" w:cs="Times New Roman"/>
-        </w:rPr>
-        <w:t>教师版</w:t>
-      </w:r>
-      <w:r>
-        <w:rPr>
-          <w:rFonts w:hint="eastAsia" w:ascii="Times New Roman" w:hAnsi="Times New Roman" w:eastAsia="Times New Roman" w:cs="Times New Roman"/>
-        </w:rPr>
-        <w:t>）</w:t>
       </w:r>
     </w:p>
     <w:p>
@@ -23840,48 +23396,6 @@
           <w:rFonts w:hint="eastAsia" w:ascii="Times New Roman" w:hAnsi="Times New Roman" w:eastAsia="FangSong" w:cs="Times New Roman"/>
         </w:rPr>
         <w:t>化学竞赛初赛讲义</w:t>
-      </w:r>
-      <w:r>
-        <w:rPr>
-          <w:rFonts w:ascii="Times New Roman" w:hAnsi="Times New Roman" w:eastAsia="Times New Roman" w:cs="Times New Roman"/>
-        </w:rPr>
-        <w:t xml:space="preserve"> </w:t>
-      </w:r>
-      <w:r>
-        <w:rPr>
-          <w:rFonts w:hint="eastAsia" w:ascii="Times New Roman" w:hAnsi="Times New Roman" w:eastAsia="FangSong" w:cs="Times New Roman"/>
-        </w:rPr>
-        <w:t>曾用于</w:t>
-      </w:r>
-      <w:r>
-        <w:rPr>
-          <w:rFonts w:hint="eastAsia" w:ascii="Times New Roman" w:hAnsi="Times New Roman" w:eastAsia="Times New Roman" w:cs="Times New Roman"/>
-        </w:rPr>
-        <w:t>：</w:t>
-      </w:r>
-      <w:r>
-        <w:rPr>
-          <w:rFonts w:hint="eastAsia" w:ascii="Times New Roman" w:hAnsi="Times New Roman" w:eastAsia="FangSong" w:cs="Times New Roman"/>
-        </w:rPr>
-        <w:t>第一轮综合卷</w:t>
-      </w:r>
-      <w:r>
-        <w:rPr>
-          <w:rFonts w:hint="eastAsia" w:ascii="Times New Roman" w:hAnsi="Times New Roman" w:eastAsia="Times New Roman" w:cs="Times New Roman"/>
-        </w:rPr>
-        <w:t>03（</w:t>
-      </w:r>
-      <w:r>
-        <w:rPr>
-          <w:rFonts w:hint="eastAsia" w:ascii="Times New Roman" w:hAnsi="Times New Roman" w:eastAsia="FangSong" w:cs="Times New Roman"/>
-        </w:rPr>
-        <w:t>教师版</w:t>
-      </w:r>
-      <w:r>
-        <w:rPr>
-          <w:rFonts w:hint="eastAsia" w:ascii="Times New Roman" w:hAnsi="Times New Roman" w:eastAsia="Times New Roman" w:cs="Times New Roman"/>
-        </w:rPr>
-        <w:t>）</w:t>
       </w:r>
     </w:p>
     <w:p>
@@ -28472,60 +27986,6 @@
         </w:rPr>
         <w:t>化学竞赛初赛讲义</w:t>
       </w:r>
-      <w:r>
-        <w:rPr>
-          <w:rFonts w:ascii="Times New Roman" w:hAnsi="Times New Roman" w:eastAsia="Times New Roman" w:cs="Times New Roman"/>
-        </w:rPr>
-        <w:t xml:space="preserve"> </w:t>
-      </w:r>
-      <w:r>
-        <w:rPr>
-          <w:rFonts w:hint="eastAsia" w:ascii="Times New Roman" w:hAnsi="Times New Roman" w:eastAsia="FangSong" w:cs="Times New Roman"/>
-        </w:rPr>
-        <w:t>曾用于</w:t>
-      </w:r>
-      <w:r>
-        <w:rPr>
-          <w:rFonts w:hint="eastAsia" w:ascii="Times New Roman" w:hAnsi="Times New Roman" w:eastAsia="Times New Roman" w:cs="Times New Roman"/>
-        </w:rPr>
-        <w:t>：</w:t>
-      </w:r>
-      <w:r>
-        <w:rPr>
-          <w:rFonts w:hint="eastAsia" w:ascii="Times New Roman" w:hAnsi="Times New Roman" w:eastAsia="FangSong" w:cs="Times New Roman"/>
-        </w:rPr>
-        <w:t>第一轮原理</w:t>
-      </w:r>
-      <w:r>
-        <w:rPr>
-          <w:rFonts w:hint="eastAsia" w:ascii="Times New Roman" w:hAnsi="Times New Roman" w:eastAsia="Times New Roman" w:cs="Times New Roman"/>
-        </w:rPr>
-        <w:t>·6-</w:t>
-      </w:r>
-      <w:r>
-        <w:rPr>
-          <w:rFonts w:hint="eastAsia" w:ascii="Times New Roman" w:hAnsi="Times New Roman" w:eastAsia="FangSong" w:cs="Times New Roman"/>
-        </w:rPr>
-        <w:t>酸碱理论</w:t>
-      </w:r>
-      <w:r>
-        <w:rPr>
-          <w:rFonts w:hint="eastAsia" w:ascii="Times New Roman" w:hAnsi="Times New Roman" w:eastAsia="Times New Roman" w:cs="Times New Roman"/>
-        </w:rPr>
-        <w:t>（</w:t>
-      </w:r>
-      <w:r>
-        <w:rPr>
-          <w:rFonts w:hint="eastAsia" w:ascii="Times New Roman" w:hAnsi="Times New Roman" w:eastAsia="FangSong" w:cs="Times New Roman"/>
-        </w:rPr>
-        <w:t>教师版</w:t>
-      </w:r>
-      <w:r>
-        <w:rPr>
-          <w:rFonts w:hint="eastAsia" w:ascii="Times New Roman" w:hAnsi="Times New Roman" w:eastAsia="Times New Roman" w:cs="Times New Roman"/>
-        </w:rPr>
-        <w:t>）</w:t>
-      </w:r>
     </w:p>
     <w:p>
       <w:pPr>
@@ -29346,60 +28806,6 @@
           <w:rFonts w:hint="eastAsia" w:ascii="Times New Roman" w:hAnsi="Times New Roman" w:eastAsia="FangSong" w:cs="Times New Roman"/>
         </w:rPr>
         <w:t>化学竞赛初赛讲义</w:t>
-      </w:r>
-      <w:r>
-        <w:rPr>
-          <w:rFonts w:ascii="Times New Roman" w:hAnsi="Times New Roman" w:eastAsia="Times New Roman" w:cs="Times New Roman"/>
-        </w:rPr>
-        <w:t xml:space="preserve"> </w:t>
-      </w:r>
-      <w:r>
-        <w:rPr>
-          <w:rFonts w:hint="eastAsia" w:ascii="Times New Roman" w:hAnsi="Times New Roman" w:eastAsia="FangSong" w:cs="Times New Roman"/>
-        </w:rPr>
-        <w:t>曾用于</w:t>
-      </w:r>
-      <w:r>
-        <w:rPr>
-          <w:rFonts w:hint="eastAsia" w:ascii="Times New Roman" w:hAnsi="Times New Roman" w:eastAsia="Times New Roman" w:cs="Times New Roman"/>
-        </w:rPr>
-        <w:t>：</w:t>
-      </w:r>
-      <w:r>
-        <w:rPr>
-          <w:rFonts w:hint="eastAsia" w:ascii="Times New Roman" w:hAnsi="Times New Roman" w:eastAsia="FangSong" w:cs="Times New Roman"/>
-        </w:rPr>
-        <w:t>第一轮原理</w:t>
-      </w:r>
-      <w:r>
-        <w:rPr>
-          <w:rFonts w:hint="eastAsia" w:ascii="Times New Roman" w:hAnsi="Times New Roman" w:eastAsia="Times New Roman" w:cs="Times New Roman"/>
-        </w:rPr>
-        <w:t>·6-</w:t>
-      </w:r>
-      <w:r>
-        <w:rPr>
-          <w:rFonts w:hint="eastAsia" w:ascii="Times New Roman" w:hAnsi="Times New Roman" w:eastAsia="FangSong" w:cs="Times New Roman"/>
-        </w:rPr>
-        <w:t>酸碱理论</w:t>
-      </w:r>
-      <w:r>
-        <w:rPr>
-          <w:rFonts w:hint="eastAsia" w:ascii="Times New Roman" w:hAnsi="Times New Roman" w:eastAsia="Times New Roman" w:cs="Times New Roman"/>
-        </w:rPr>
-        <w:t>（</w:t>
-      </w:r>
-      <w:r>
-        <w:rPr>
-          <w:rFonts w:hint="eastAsia" w:ascii="Times New Roman" w:hAnsi="Times New Roman" w:eastAsia="FangSong" w:cs="Times New Roman"/>
-        </w:rPr>
-        <w:t>教师版</w:t>
-      </w:r>
-      <w:r>
-        <w:rPr>
-          <w:rFonts w:hint="eastAsia" w:ascii="Times New Roman" w:hAnsi="Times New Roman" w:eastAsia="Times New Roman" w:cs="Times New Roman"/>
-        </w:rPr>
-        <w:t>）</w:t>
       </w:r>
     </w:p>
     <w:p>
@@ -30299,42 +29705,6 @@
         </w:rPr>
         <w:t>化学竞赛初赛讲义</w:t>
       </w:r>
-      <w:r>
-        <w:rPr>
-          <w:rFonts w:ascii="Times New Roman" w:hAnsi="Times New Roman" w:eastAsia="Times New Roman" w:cs="Times New Roman"/>
-        </w:rPr>
-        <w:t xml:space="preserve"> </w:t>
-      </w:r>
-      <w:r>
-        <w:rPr>
-          <w:rFonts w:hint="eastAsia" w:ascii="Times New Roman" w:hAnsi="Times New Roman" w:eastAsia="FangSong" w:cs="Times New Roman"/>
-        </w:rPr>
-        <w:t>曾用于</w:t>
-      </w:r>
-      <w:r>
-        <w:rPr>
-          <w:rFonts w:hint="eastAsia" w:ascii="Times New Roman" w:hAnsi="Times New Roman" w:eastAsia="Times New Roman" w:cs="Times New Roman"/>
-        </w:rPr>
-        <w:t>：</w:t>
-      </w:r>
-      <w:r>
-        <w:rPr>
-          <w:rFonts w:hint="eastAsia" w:ascii="Times New Roman" w:hAnsi="Times New Roman" w:eastAsia="FangSong" w:cs="Times New Roman"/>
-        </w:rPr>
-        <w:t>第二轮习题集</w:t>
-      </w:r>
-      <w:r>
-        <w:rPr>
-          <w:rFonts w:hint="eastAsia" w:ascii="Times New Roman" w:hAnsi="Times New Roman" w:eastAsia="Times New Roman" w:cs="Times New Roman"/>
-        </w:rPr>
-        <w:t>-</w:t>
-      </w:r>
-      <w:r>
-        <w:rPr>
-          <w:rFonts w:hint="eastAsia" w:ascii="Times New Roman" w:hAnsi="Times New Roman" w:eastAsia="FangSong" w:cs="Times New Roman"/>
-        </w:rPr>
-        <w:t>元素与分析一</w:t>
-      </w:r>
     </w:p>
     <w:p>
       <w:pPr>
@@ -31015,60 +30385,6 @@
         </w:rPr>
         <w:t>化学竞赛初赛讲义</w:t>
       </w:r>
-      <w:r>
-        <w:rPr>
-          <w:rFonts w:ascii="Times New Roman" w:hAnsi="Times New Roman" w:eastAsia="Times New Roman" w:cs="Times New Roman"/>
-        </w:rPr>
-        <w:t xml:space="preserve"> </w:t>
-      </w:r>
-      <w:r>
-        <w:rPr>
-          <w:rFonts w:hint="eastAsia" w:ascii="Times New Roman" w:hAnsi="Times New Roman" w:eastAsia="FangSong" w:cs="Times New Roman"/>
-        </w:rPr>
-        <w:t>曾用于</w:t>
-      </w:r>
-      <w:r>
-        <w:rPr>
-          <w:rFonts w:hint="eastAsia" w:ascii="Times New Roman" w:hAnsi="Times New Roman" w:eastAsia="Times New Roman" w:cs="Times New Roman"/>
-        </w:rPr>
-        <w:t>：</w:t>
-      </w:r>
-      <w:r>
-        <w:rPr>
-          <w:rFonts w:hint="eastAsia" w:ascii="Times New Roman" w:hAnsi="Times New Roman" w:eastAsia="FangSong" w:cs="Times New Roman"/>
-        </w:rPr>
-        <w:t>第一轮原理</w:t>
-      </w:r>
-      <w:r>
-        <w:rPr>
-          <w:rFonts w:hint="eastAsia" w:ascii="Times New Roman" w:hAnsi="Times New Roman" w:eastAsia="Times New Roman" w:cs="Times New Roman"/>
-        </w:rPr>
-        <w:t>·9-</w:t>
-      </w:r>
-      <w:r>
-        <w:rPr>
-          <w:rFonts w:hint="eastAsia" w:ascii="Times New Roman" w:hAnsi="Times New Roman" w:eastAsia="FangSong" w:cs="Times New Roman"/>
-        </w:rPr>
-        <w:t>方程式与离子反应</w:t>
-      </w:r>
-      <w:r>
-        <w:rPr>
-          <w:rFonts w:hint="eastAsia" w:ascii="Times New Roman" w:hAnsi="Times New Roman" w:eastAsia="Times New Roman" w:cs="Times New Roman"/>
-        </w:rPr>
-        <w:t>（</w:t>
-      </w:r>
-      <w:r>
-        <w:rPr>
-          <w:rFonts w:hint="eastAsia" w:ascii="Times New Roman" w:hAnsi="Times New Roman" w:eastAsia="FangSong" w:cs="Times New Roman"/>
-        </w:rPr>
-        <w:t>教师版</w:t>
-      </w:r>
-      <w:r>
-        <w:rPr>
-          <w:rFonts w:hint="eastAsia" w:ascii="Times New Roman" w:hAnsi="Times New Roman" w:eastAsia="Times New Roman" w:cs="Times New Roman"/>
-        </w:rPr>
-        <w:t>）</w:t>
-      </w:r>
     </w:p>
     <w:p>
       <w:pPr>
@@ -31653,66 +30969,6 @@
           <w:rFonts w:hint="eastAsia" w:ascii="Times New Roman" w:hAnsi="Times New Roman" w:eastAsia="FangSong" w:cs="Times New Roman"/>
         </w:rPr>
         <w:t>第一分册</w:t>
-      </w:r>
-      <w:r>
-        <w:rPr>
-          <w:rFonts w:ascii="Times New Roman" w:hAnsi="Times New Roman" w:eastAsia="Times New Roman" w:cs="Times New Roman"/>
-        </w:rPr>
-        <w:t xml:space="preserve"> </w:t>
-      </w:r>
-      <w:r>
-        <w:rPr>
-          <w:rFonts w:hint="eastAsia" w:ascii="Times New Roman" w:hAnsi="Times New Roman" w:eastAsia="FangSong" w:cs="Times New Roman"/>
-        </w:rPr>
-        <w:t>曾用于</w:t>
-      </w:r>
-      <w:r>
-        <w:rPr>
-          <w:rFonts w:hint="eastAsia" w:ascii="Times New Roman" w:hAnsi="Times New Roman" w:eastAsia="Times New Roman" w:cs="Times New Roman"/>
-        </w:rPr>
-        <w:t>：</w:t>
-      </w:r>
-      <w:r>
-        <w:rPr>
-          <w:rFonts w:hint="eastAsia" w:ascii="Times New Roman" w:hAnsi="Times New Roman" w:eastAsia="FangSong" w:cs="Times New Roman"/>
-        </w:rPr>
-        <w:t>一分册专项卷</w:t>
-      </w:r>
-      <w:r>
-        <w:rPr>
-          <w:rFonts w:hint="eastAsia" w:ascii="Times New Roman" w:hAnsi="Times New Roman" w:eastAsia="Times New Roman" w:cs="Times New Roman"/>
-        </w:rPr>
-        <w:t>VIII,</w:t>
-      </w:r>
-      <w:r>
-        <w:rPr>
-          <w:rFonts w:ascii="Times New Roman" w:hAnsi="Times New Roman" w:eastAsia="Times New Roman" w:cs="Times New Roman"/>
-        </w:rPr>
-        <w:t xml:space="preserve"> </w:t>
-      </w:r>
-      <w:r>
-        <w:rPr>
-          <w:rFonts w:hint="eastAsia" w:ascii="Times New Roman" w:hAnsi="Times New Roman" w:eastAsia="FangSong" w:cs="Times New Roman"/>
-        </w:rPr>
-        <w:t>第一轮综合卷</w:t>
-      </w:r>
-      <w:r>
-        <w:rPr>
-          <w:rFonts w:hint="eastAsia" w:ascii="Times New Roman" w:hAnsi="Times New Roman" w:eastAsia="Times New Roman" w:cs="Times New Roman"/>
-        </w:rPr>
-        <w:t>11（</w:t>
-      </w:r>
-      <w:r>
-        <w:rPr>
-          <w:rFonts w:hint="eastAsia" w:ascii="Times New Roman" w:hAnsi="Times New Roman" w:eastAsia="FangSong" w:cs="Times New Roman"/>
-        </w:rPr>
-        <w:t>教师版</w:t>
-      </w:r>
-      <w:r>
-        <w:rPr>
-          <w:rFonts w:hint="eastAsia" w:ascii="Times New Roman" w:hAnsi="Times New Roman" w:eastAsia="Times New Roman" w:cs="Times New Roman"/>
-        </w:rPr>
-        <w:t>）</w:t>
       </w:r>
     </w:p>
     <w:p>
@@ -32802,48 +32058,6 @@
           <w:rFonts w:hint="eastAsia" w:ascii="Times New Roman" w:hAnsi="Times New Roman" w:eastAsia="FangSong" w:cs="Times New Roman"/>
         </w:rPr>
         <w:t>一分册能力测试</w:t>
-      </w:r>
-      <w:r>
-        <w:rPr>
-          <w:rFonts w:ascii="Times New Roman" w:hAnsi="Times New Roman" w:eastAsia="Times New Roman" w:cs="Times New Roman"/>
-        </w:rPr>
-        <w:t xml:space="preserve"> </w:t>
-      </w:r>
-      <w:r>
-        <w:rPr>
-          <w:rFonts w:hint="eastAsia" w:ascii="Times New Roman" w:hAnsi="Times New Roman" w:eastAsia="FangSong" w:cs="Times New Roman"/>
-        </w:rPr>
-        <w:t>曾用于</w:t>
-      </w:r>
-      <w:r>
-        <w:rPr>
-          <w:rFonts w:hint="eastAsia" w:ascii="Times New Roman" w:hAnsi="Times New Roman" w:eastAsia="Times New Roman" w:cs="Times New Roman"/>
-        </w:rPr>
-        <w:t>：</w:t>
-      </w:r>
-      <w:r>
-        <w:rPr>
-          <w:rFonts w:hint="eastAsia" w:ascii="Times New Roman" w:hAnsi="Times New Roman" w:eastAsia="FangSong" w:cs="Times New Roman"/>
-        </w:rPr>
-        <w:t>第一轮综合卷</w:t>
-      </w:r>
-      <w:r>
-        <w:rPr>
-          <w:rFonts w:hint="eastAsia" w:ascii="Times New Roman" w:hAnsi="Times New Roman" w:eastAsia="Times New Roman" w:cs="Times New Roman"/>
-        </w:rPr>
-        <w:t>05（</w:t>
-      </w:r>
-      <w:r>
-        <w:rPr>
-          <w:rFonts w:hint="eastAsia" w:ascii="Times New Roman" w:hAnsi="Times New Roman" w:eastAsia="FangSong" w:cs="Times New Roman"/>
-        </w:rPr>
-        <w:t>教师版</w:t>
-      </w:r>
-      <w:r>
-        <w:rPr>
-          <w:rFonts w:hint="eastAsia" w:ascii="Times New Roman" w:hAnsi="Times New Roman" w:eastAsia="Times New Roman" w:cs="Times New Roman"/>
-        </w:rPr>
-        <w:t>）</w:t>
       </w:r>
     </w:p>
     <w:p>
@@ -35129,48 +34343,6 @@
         </w:rPr>
         <w:t>一分册能力测试</w:t>
       </w:r>
-      <w:r>
-        <w:rPr>
-          <w:rFonts w:ascii="Times New Roman" w:hAnsi="Times New Roman" w:eastAsia="Times New Roman" w:cs="Times New Roman"/>
-        </w:rPr>
-        <w:t xml:space="preserve"> </w:t>
-      </w:r>
-      <w:r>
-        <w:rPr>
-          <w:rFonts w:hint="eastAsia" w:ascii="Times New Roman" w:hAnsi="Times New Roman" w:eastAsia="FangSong" w:cs="Times New Roman"/>
-        </w:rPr>
-        <w:t>曾用于</w:t>
-      </w:r>
-      <w:r>
-        <w:rPr>
-          <w:rFonts w:hint="eastAsia" w:ascii="Times New Roman" w:hAnsi="Times New Roman" w:eastAsia="Times New Roman" w:cs="Times New Roman"/>
-        </w:rPr>
-        <w:t>：</w:t>
-      </w:r>
-      <w:r>
-        <w:rPr>
-          <w:rFonts w:hint="eastAsia" w:ascii="Times New Roman" w:hAnsi="Times New Roman" w:eastAsia="FangSong" w:cs="Times New Roman"/>
-        </w:rPr>
-        <w:t>第一轮综合卷</w:t>
-      </w:r>
-      <w:r>
-        <w:rPr>
-          <w:rFonts w:hint="eastAsia" w:ascii="Times New Roman" w:hAnsi="Times New Roman" w:eastAsia="Times New Roman" w:cs="Times New Roman"/>
-        </w:rPr>
-        <w:t>01（</w:t>
-      </w:r>
-      <w:r>
-        <w:rPr>
-          <w:rFonts w:hint="eastAsia" w:ascii="Times New Roman" w:hAnsi="Times New Roman" w:eastAsia="FangSong" w:cs="Times New Roman"/>
-        </w:rPr>
-        <w:t>教师版</w:t>
-      </w:r>
-      <w:r>
-        <w:rPr>
-          <w:rFonts w:hint="eastAsia" w:ascii="Times New Roman" w:hAnsi="Times New Roman" w:eastAsia="Times New Roman" w:cs="Times New Roman"/>
-        </w:rPr>
-        <w:t>）</w:t>
-      </w:r>
     </w:p>
     <w:p>
       <w:pPr>
@@ -38786,48 +37958,6 @@
           <w:rFonts w:hint="eastAsia" w:ascii="Times New Roman" w:hAnsi="Times New Roman" w:eastAsia="FangSong" w:cs="Times New Roman"/>
         </w:rPr>
         <w:t>一分册能力测试</w:t>
-      </w:r>
-      <w:r>
-        <w:rPr>
-          <w:rFonts w:ascii="Times New Roman" w:hAnsi="Times New Roman" w:eastAsia="Times New Roman" w:cs="Times New Roman"/>
-        </w:rPr>
-        <w:t xml:space="preserve"> </w:t>
-      </w:r>
-      <w:r>
-        <w:rPr>
-          <w:rFonts w:hint="eastAsia" w:ascii="Times New Roman" w:hAnsi="Times New Roman" w:eastAsia="FangSong" w:cs="Times New Roman"/>
-        </w:rPr>
-        <w:t>曾用于</w:t>
-      </w:r>
-      <w:r>
-        <w:rPr>
-          <w:rFonts w:hint="eastAsia" w:ascii="Times New Roman" w:hAnsi="Times New Roman" w:eastAsia="Times New Roman" w:cs="Times New Roman"/>
-        </w:rPr>
-        <w:t>：</w:t>
-      </w:r>
-      <w:r>
-        <w:rPr>
-          <w:rFonts w:hint="eastAsia" w:ascii="Times New Roman" w:hAnsi="Times New Roman" w:eastAsia="FangSong" w:cs="Times New Roman"/>
-        </w:rPr>
-        <w:t>第一轮综合卷</w:t>
-      </w:r>
-      <w:r>
-        <w:rPr>
-          <w:rFonts w:hint="eastAsia" w:ascii="Times New Roman" w:hAnsi="Times New Roman" w:eastAsia="Times New Roman" w:cs="Times New Roman"/>
-        </w:rPr>
-        <w:t>02（</w:t>
-      </w:r>
-      <w:r>
-        <w:rPr>
-          <w:rFonts w:hint="eastAsia" w:ascii="Times New Roman" w:hAnsi="Times New Roman" w:eastAsia="FangSong" w:cs="Times New Roman"/>
-        </w:rPr>
-        <w:t>教师版</w:t>
-      </w:r>
-      <w:r>
-        <w:rPr>
-          <w:rFonts w:hint="eastAsia" w:ascii="Times New Roman" w:hAnsi="Times New Roman" w:eastAsia="Times New Roman" w:cs="Times New Roman"/>
-        </w:rPr>
-        <w:t>）</w:t>
       </w:r>
     </w:p>
     <w:p>
@@ -50983,60 +50113,6 @@
         </w:rPr>
         <w:t>化学能力测试</w:t>
       </w:r>
-      <w:r>
-        <w:rPr>
-          <w:rFonts w:ascii="Times New Roman" w:hAnsi="Times New Roman" w:eastAsia="Times New Roman" w:cs="Times New Roman"/>
-        </w:rPr>
-        <w:t xml:space="preserve"> </w:t>
-      </w:r>
-      <w:r>
-        <w:rPr>
-          <w:rFonts w:hint="eastAsia" w:ascii="Times New Roman" w:hAnsi="Times New Roman" w:eastAsia="FangSong" w:cs="Times New Roman"/>
-        </w:rPr>
-        <w:t>曾用于</w:t>
-      </w:r>
-      <w:r>
-        <w:rPr>
-          <w:rFonts w:hint="eastAsia" w:ascii="Times New Roman" w:hAnsi="Times New Roman" w:eastAsia="Times New Roman" w:cs="Times New Roman"/>
-        </w:rPr>
-        <w:t>：</w:t>
-      </w:r>
-      <w:r>
-        <w:rPr>
-          <w:rFonts w:hint="eastAsia" w:ascii="Times New Roman" w:hAnsi="Times New Roman" w:eastAsia="FangSong" w:cs="Times New Roman"/>
-        </w:rPr>
-        <w:t>第一轮原理</w:t>
-      </w:r>
-      <w:r>
-        <w:rPr>
-          <w:rFonts w:hint="eastAsia" w:ascii="Times New Roman" w:hAnsi="Times New Roman" w:eastAsia="Times New Roman" w:cs="Times New Roman"/>
-        </w:rPr>
-        <w:t>·7-</w:t>
-      </w:r>
-      <w:r>
-        <w:rPr>
-          <w:rFonts w:hint="eastAsia" w:ascii="Times New Roman" w:hAnsi="Times New Roman" w:eastAsia="FangSong" w:cs="Times New Roman"/>
-        </w:rPr>
-        <w:t>沉淀溶解平衡</w:t>
-      </w:r>
-      <w:r>
-        <w:rPr>
-          <w:rFonts w:hint="eastAsia" w:ascii="Times New Roman" w:hAnsi="Times New Roman" w:eastAsia="Times New Roman" w:cs="Times New Roman"/>
-        </w:rPr>
-        <w:t>（</w:t>
-      </w:r>
-      <w:r>
-        <w:rPr>
-          <w:rFonts w:hint="eastAsia" w:ascii="Times New Roman" w:hAnsi="Times New Roman" w:eastAsia="FangSong" w:cs="Times New Roman"/>
-        </w:rPr>
-        <w:t>教师版</w:t>
-      </w:r>
-      <w:r>
-        <w:rPr>
-          <w:rFonts w:hint="eastAsia" w:ascii="Times New Roman" w:hAnsi="Times New Roman" w:eastAsia="Times New Roman" w:cs="Times New Roman"/>
-        </w:rPr>
-        <w:t>）</w:t>
-      </w:r>
     </w:p>
     <w:p>
       <w:pPr>
@@ -54444,66 +53520,6 @@
         </w:rPr>
         <w:t>第二分册</w:t>
       </w:r>
-      <w:r>
-        <w:rPr>
-          <w:rFonts w:ascii="Times New Roman" w:hAnsi="Times New Roman" w:eastAsia="Times New Roman" w:cs="Times New Roman"/>
-        </w:rPr>
-        <w:t xml:space="preserve"> </w:t>
-      </w:r>
-      <w:r>
-        <w:rPr>
-          <w:rFonts w:hint="eastAsia" w:ascii="Times New Roman" w:hAnsi="Times New Roman" w:eastAsia="FangSong" w:cs="Times New Roman"/>
-        </w:rPr>
-        <w:t>曾用于</w:t>
-      </w:r>
-      <w:r>
-        <w:rPr>
-          <w:rFonts w:hint="eastAsia" w:ascii="Times New Roman" w:hAnsi="Times New Roman" w:eastAsia="Times New Roman" w:cs="Times New Roman"/>
-        </w:rPr>
-        <w:t>：</w:t>
-      </w:r>
-      <w:r>
-        <w:rPr>
-          <w:rFonts w:hint="eastAsia" w:ascii="Times New Roman" w:hAnsi="Times New Roman" w:eastAsia="FangSong" w:cs="Times New Roman"/>
-        </w:rPr>
-        <w:t>二分册专项卷</w:t>
-      </w:r>
-      <w:r>
-        <w:rPr>
-          <w:rFonts w:hint="eastAsia" w:ascii="Times New Roman" w:hAnsi="Times New Roman" w:eastAsia="Times New Roman" w:cs="Times New Roman"/>
-        </w:rPr>
-        <w:t>X,</w:t>
-      </w:r>
-      <w:r>
-        <w:rPr>
-          <w:rFonts w:ascii="Times New Roman" w:hAnsi="Times New Roman" w:eastAsia="Times New Roman" w:cs="Times New Roman"/>
-        </w:rPr>
-        <w:t xml:space="preserve"> </w:t>
-      </w:r>
-      <w:r>
-        <w:rPr>
-          <w:rFonts w:hint="eastAsia" w:ascii="Times New Roman" w:hAnsi="Times New Roman" w:eastAsia="FangSong" w:cs="Times New Roman"/>
-        </w:rPr>
-        <w:t>第一轮综合卷</w:t>
-      </w:r>
-      <w:r>
-        <w:rPr>
-          <w:rFonts w:hint="eastAsia" w:ascii="Times New Roman" w:hAnsi="Times New Roman" w:eastAsia="Times New Roman" w:cs="Times New Roman"/>
-        </w:rPr>
-        <w:t>12（</w:t>
-      </w:r>
-      <w:r>
-        <w:rPr>
-          <w:rFonts w:hint="eastAsia" w:ascii="Times New Roman" w:hAnsi="Times New Roman" w:eastAsia="FangSong" w:cs="Times New Roman"/>
-        </w:rPr>
-        <w:t>教师版</w:t>
-      </w:r>
-      <w:r>
-        <w:rPr>
-          <w:rFonts w:hint="eastAsia" w:ascii="Times New Roman" w:hAnsi="Times New Roman" w:eastAsia="Times New Roman" w:cs="Times New Roman"/>
-        </w:rPr>
-        <w:t>）</w:t>
-      </w:r>
     </w:p>
     <w:p>
       <w:pPr>
@@ -56370,66 +55386,6 @@
           <w:rFonts w:hint="eastAsia" w:ascii="Times New Roman" w:hAnsi="Times New Roman" w:eastAsia="FangSong" w:cs="Times New Roman"/>
         </w:rPr>
         <w:t>第二分册</w:t>
-      </w:r>
-      <w:r>
-        <w:rPr>
-          <w:rFonts w:ascii="Times New Roman" w:hAnsi="Times New Roman" w:eastAsia="Times New Roman" w:cs="Times New Roman"/>
-        </w:rPr>
-        <w:t xml:space="preserve"> </w:t>
-      </w:r>
-      <w:r>
-        <w:rPr>
-          <w:rFonts w:hint="eastAsia" w:ascii="Times New Roman" w:hAnsi="Times New Roman" w:eastAsia="FangSong" w:cs="Times New Roman"/>
-        </w:rPr>
-        <w:t>曾用于</w:t>
-      </w:r>
-      <w:r>
-        <w:rPr>
-          <w:rFonts w:hint="eastAsia" w:ascii="Times New Roman" w:hAnsi="Times New Roman" w:eastAsia="Times New Roman" w:cs="Times New Roman"/>
-        </w:rPr>
-        <w:t>：</w:t>
-      </w:r>
-      <w:r>
-        <w:rPr>
-          <w:rFonts w:hint="eastAsia" w:ascii="Times New Roman" w:hAnsi="Times New Roman" w:eastAsia="FangSong" w:cs="Times New Roman"/>
-        </w:rPr>
-        <w:t>二分册专项卷</w:t>
-      </w:r>
-      <w:r>
-        <w:rPr>
-          <w:rFonts w:hint="eastAsia" w:ascii="Times New Roman" w:hAnsi="Times New Roman" w:eastAsia="Times New Roman" w:cs="Times New Roman"/>
-        </w:rPr>
-        <w:t>VII,</w:t>
-      </w:r>
-      <w:r>
-        <w:rPr>
-          <w:rFonts w:ascii="Times New Roman" w:hAnsi="Times New Roman" w:eastAsia="Times New Roman" w:cs="Times New Roman"/>
-        </w:rPr>
-        <w:t xml:space="preserve"> </w:t>
-      </w:r>
-      <w:r>
-        <w:rPr>
-          <w:rFonts w:hint="eastAsia" w:ascii="Times New Roman" w:hAnsi="Times New Roman" w:eastAsia="FangSong" w:cs="Times New Roman"/>
-        </w:rPr>
-        <w:t>第一轮综合卷</w:t>
-      </w:r>
-      <w:r>
-        <w:rPr>
-          <w:rFonts w:hint="eastAsia" w:ascii="Times New Roman" w:hAnsi="Times New Roman" w:eastAsia="Times New Roman" w:cs="Times New Roman"/>
-        </w:rPr>
-        <w:t>05（</w:t>
-      </w:r>
-      <w:r>
-        <w:rPr>
-          <w:rFonts w:hint="eastAsia" w:ascii="Times New Roman" w:hAnsi="Times New Roman" w:eastAsia="FangSong" w:cs="Times New Roman"/>
-        </w:rPr>
-        <w:t>教师版</w:t>
-      </w:r>
-      <w:r>
-        <w:rPr>
-          <w:rFonts w:hint="eastAsia" w:ascii="Times New Roman" w:hAnsi="Times New Roman" w:eastAsia="Times New Roman" w:cs="Times New Roman"/>
-        </w:rPr>
-        <w:t>）</w:t>
       </w:r>
     </w:p>
     <w:p>

--- a/00-首页/题组Word/第一轮·综合套卷/第一轮综合卷05（教师版）.docx
+++ b/00-首页/题组Word/第一轮·综合套卷/第一轮综合卷05（教师版）.docx
@@ -2861,14 +2861,14 @@
         </w:rPr>
         <w:drawing>
           <wp:inline>
-            <wp:extent cx="3240000" cy="4584609"/>
+            <wp:extent cx="3600000" cy="2273683"/>
             <wp:effectExtent b="0" l="0" r="0" t="0"/>
             <wp:docPr descr="" title="" id="18" name="Picture"/>
             <a:graphic>
               <a:graphicData uri="http://schemas.openxmlformats.org/drawingml/2006/picture">
                 <pic:pic>
                   <pic:nvPicPr>
-                    <pic:cNvPr descr="2022-浙江预赛_p05.png" id="19" name="Picture"/>
+                    <pic:cNvPr descr="115f96b021be8bd4.png" id="19" name="Picture"/>
                     <pic:cNvPicPr>
                       <a:picLocks noChangeArrowheads="1" noChangeAspect="1"/>
                     </pic:cNvPicPr>
@@ -2882,7 +2882,7 @@
                   <pic:spPr bwMode="auto">
                     <a:xfrm>
                       <a:off x="0" y="0"/>
-                      <a:ext cx="3240000" cy="4584609"/>
+                      <a:ext cx="3600000" cy="2273683"/>
                     </a:xfrm>
                     <a:prstGeom prst="rect">
                       <a:avLst/>
@@ -3302,14 +3302,14 @@
         </w:rPr>
         <w:drawing>
           <wp:inline>
-            <wp:extent cx="3240000" cy="4584609"/>
+            <wp:extent cx="3240000" cy="2864584"/>
             <wp:effectExtent b="0" l="0" r="0" t="0"/>
             <wp:docPr descr="" title="" id="22" name="Picture"/>
             <a:graphic>
               <a:graphicData uri="http://schemas.openxmlformats.org/drawingml/2006/picture">
                 <pic:pic>
                   <pic:nvPicPr>
-                    <pic:cNvPr descr="2022-浙江预赛_p06.png" id="23" name="Picture"/>
+                    <pic:cNvPr descr="273fbc00556339cf.png" id="23" name="Picture"/>
                     <pic:cNvPicPr>
                       <a:picLocks noChangeArrowheads="1" noChangeAspect="1"/>
                     </pic:cNvPicPr>
@@ -3323,7 +3323,7 @@
                   <pic:spPr bwMode="auto">
                     <a:xfrm>
                       <a:off x="0" y="0"/>
-                      <a:ext cx="3240000" cy="4584609"/>
+                      <a:ext cx="3240000" cy="2864584"/>
                     </a:xfrm>
                     <a:prstGeom prst="rect">
                       <a:avLst/>

--- a/00-首页/题组Word/第一轮·综合套卷/第一轮综合卷05（教师版）.docx
+++ b/00-首页/题组Word/第一轮·综合套卷/第一轮综合卷05（教师版）.docx
@@ -1131,6 +1131,8 @@
     <w:p>
       <w:pPr>
         <w:pStyle w:val="FirstParagraph"/>
+        <w:ind w:left="480" w:hanging="480"/>
+        <w:spacing w:after="0"/>
       </w:pPr>
       <w:r>
         <w:rPr>
@@ -1373,11 +1375,57 @@
         </w:rPr>
         <w:t xml:space="preserve"> </w:t>
       </w:r>
-      <w:r>
-        <w:rPr>
-          <w:rFonts w:ascii="Times New Roman" w:hAnsi="Times New Roman" w:eastAsia="Times New Roman" w:cs="Times New Roman"/>
-        </w:rPr>
-        <w:t xml:space="preserve">A. -183 B. 183 C. -248 D. 248</w:t>
+    </w:p>
+    <w:p>
+      <w:pPr>
+        <w:pStyle w:val="FirstParagraph"/>
+        <w:ind w:left="480" w:hanging="480"/>
+        <w:spacing w:before="0" w:after="0"/>
+      </w:pPr>
+      <w:r>
+        <w:rPr>
+          <w:rFonts w:ascii="Times New Roman" w:hAnsi="Times New Roman" w:eastAsia="Times New Roman" w:cs="Times New Roman"/>
+        </w:rPr>
+        <w:t xml:space="preserve">A. -183 </w:t>
+      </w:r>
+    </w:p>
+    <w:p>
+      <w:pPr>
+        <w:pStyle w:val="FirstParagraph"/>
+        <w:ind w:left="480" w:hanging="480"/>
+        <w:spacing w:before="0" w:after="0"/>
+      </w:pPr>
+      <w:r>
+        <w:rPr>
+          <w:rFonts w:ascii="Times New Roman" w:hAnsi="Times New Roman" w:eastAsia="Times New Roman" w:cs="Times New Roman"/>
+        </w:rPr>
+        <w:t xml:space="preserve">B. 183 </w:t>
+      </w:r>
+    </w:p>
+    <w:p>
+      <w:pPr>
+        <w:pStyle w:val="FirstParagraph"/>
+        <w:ind w:left="480" w:hanging="480"/>
+        <w:spacing w:before="0" w:after="0"/>
+      </w:pPr>
+      <w:r>
+        <w:rPr>
+          <w:rFonts w:ascii="Times New Roman" w:hAnsi="Times New Roman" w:eastAsia="Times New Roman" w:cs="Times New Roman"/>
+        </w:rPr>
+        <w:t xml:space="preserve">C. -248 </w:t>
+      </w:r>
+    </w:p>
+    <w:p>
+      <w:pPr>
+        <w:pStyle w:val="FirstParagraph"/>
+        <w:ind w:left="480" w:hanging="480"/>
+        <w:spacing w:before="0" w:after="180"/>
+      </w:pPr>
+      <w:r>
+        <w:rPr>
+          <w:rFonts w:ascii="Times New Roman" w:hAnsi="Times New Roman" w:eastAsia="Times New Roman" w:cs="Times New Roman"/>
+        </w:rPr>
+        <w:t xml:space="preserve">D. 248</w:t>
       </w:r>
     </w:p>
     <w:p>
@@ -1482,6 +1530,8 @@
     <w:p>
       <w:pPr>
         <w:pStyle w:val="FirstParagraph"/>
+        <w:ind w:left="480" w:hanging="480"/>
+        <w:spacing w:after="0"/>
       </w:pPr>
       <w:r>
         <w:rPr>
@@ -1609,6 +1659,13 @@
         </w:rPr>
         <w:t xml:space="preserve"> </w:t>
       </w:r>
+    </w:p>
+    <w:p>
+      <w:pPr>
+        <w:pStyle w:val="FirstParagraph"/>
+        <w:ind w:left="480" w:hanging="480"/>
+        <w:spacing w:before="0" w:after="0"/>
+      </w:pPr>
       <w:r>
         <w:rPr>
           <w:rFonts w:ascii="Times New Roman" w:hAnsi="Times New Roman" w:eastAsia="Times New Roman" w:cs="Times New Roman"/>
@@ -1656,6 +1713,13 @@
         </w:rPr>
         <w:t xml:space="preserve"> </w:t>
       </w:r>
+    </w:p>
+    <w:p>
+      <w:pPr>
+        <w:pStyle w:val="FirstParagraph"/>
+        <w:ind w:left="480" w:hanging="480"/>
+        <w:spacing w:before="0" w:after="0"/>
+      </w:pPr>
       <w:r>
         <w:rPr>
           <w:rFonts w:ascii="Times New Roman" w:hAnsi="Times New Roman" w:eastAsia="Times New Roman" w:cs="Times New Roman"/>
@@ -1720,6 +1784,13 @@
         </w:rPr>
         <w:t xml:space="preserve"> </w:t>
       </w:r>
+    </w:p>
+    <w:p>
+      <w:pPr>
+        <w:pStyle w:val="FirstParagraph"/>
+        <w:ind w:left="480" w:hanging="480"/>
+        <w:spacing w:before="0" w:after="0"/>
+      </w:pPr>
       <w:r>
         <w:rPr>
           <w:rFonts w:ascii="Times New Roman" w:hAnsi="Times New Roman" w:eastAsia="Times New Roman" w:cs="Times New Roman"/>
@@ -1784,6 +1855,13 @@
         </w:rPr>
         <w:t xml:space="preserve"> </w:t>
       </w:r>
+    </w:p>
+    <w:p>
+      <w:pPr>
+        <w:pStyle w:val="FirstParagraph"/>
+        <w:ind w:left="480" w:hanging="480"/>
+        <w:spacing w:before="0" w:after="180"/>
+      </w:pPr>
       <w:r>
         <w:rPr>
           <w:rFonts w:ascii="Times New Roman" w:hAnsi="Times New Roman" w:eastAsia="Times New Roman" w:cs="Times New Roman"/>
@@ -1945,6 +2023,8 @@
     <w:p>
       <w:pPr>
         <w:pStyle w:val="FirstParagraph"/>
+        <w:ind w:left="480" w:hanging="480"/>
+        <w:spacing w:after="0"/>
       </w:pPr>
       <w:r>
         <w:rPr>
@@ -2273,11 +2353,57 @@
         </w:rPr>
         <w:t xml:space="preserve"> </w:t>
       </w:r>
-      <w:r>
-        <w:rPr>
-          <w:rFonts w:ascii="Times New Roman" w:hAnsi="Times New Roman" w:eastAsia="Times New Roman" w:cs="Times New Roman"/>
-        </w:rPr>
-        <w:t xml:space="preserve">A. 2 B. 2.5 C. 3 D. 3.5</w:t>
+    </w:p>
+    <w:p>
+      <w:pPr>
+        <w:pStyle w:val="FirstParagraph"/>
+        <w:ind w:left="480" w:hanging="480"/>
+        <w:spacing w:before="0" w:after="0"/>
+      </w:pPr>
+      <w:r>
+        <w:rPr>
+          <w:rFonts w:ascii="Times New Roman" w:hAnsi="Times New Roman" w:eastAsia="Times New Roman" w:cs="Times New Roman"/>
+        </w:rPr>
+        <w:t xml:space="preserve">A. 2 </w:t>
+      </w:r>
+    </w:p>
+    <w:p>
+      <w:pPr>
+        <w:pStyle w:val="FirstParagraph"/>
+        <w:ind w:left="480" w:hanging="480"/>
+        <w:spacing w:before="0" w:after="0"/>
+      </w:pPr>
+      <w:r>
+        <w:rPr>
+          <w:rFonts w:ascii="Times New Roman" w:hAnsi="Times New Roman" w:eastAsia="Times New Roman" w:cs="Times New Roman"/>
+        </w:rPr>
+        <w:t xml:space="preserve">B. 2.5 </w:t>
+      </w:r>
+    </w:p>
+    <w:p>
+      <w:pPr>
+        <w:pStyle w:val="FirstParagraph"/>
+        <w:ind w:left="480" w:hanging="480"/>
+        <w:spacing w:before="0" w:after="0"/>
+      </w:pPr>
+      <w:r>
+        <w:rPr>
+          <w:rFonts w:ascii="Times New Roman" w:hAnsi="Times New Roman" w:eastAsia="Times New Roman" w:cs="Times New Roman"/>
+        </w:rPr>
+        <w:t xml:space="preserve">C. 3 </w:t>
+      </w:r>
+    </w:p>
+    <w:p>
+      <w:pPr>
+        <w:pStyle w:val="FirstParagraph"/>
+        <w:ind w:left="480" w:hanging="480"/>
+        <w:spacing w:before="0" w:after="180"/>
+      </w:pPr>
+      <w:r>
+        <w:rPr>
+          <w:rFonts w:ascii="Times New Roman" w:hAnsi="Times New Roman" w:eastAsia="Times New Roman" w:cs="Times New Roman"/>
+        </w:rPr>
+        <w:t xml:space="preserve">D. 3.5</w:t>
       </w:r>
     </w:p>
     <w:p>
@@ -2382,6 +2508,8 @@
     <w:p>
       <w:pPr>
         <w:pStyle w:val="FirstParagraph"/>
+        <w:ind w:left="480" w:hanging="480"/>
+        <w:spacing w:after="0"/>
       </w:pPr>
       <w:r>
         <w:rPr>
@@ -2473,6 +2601,13 @@
         </w:rPr>
         <w:t xml:space="preserve"> </w:t>
       </w:r>
+    </w:p>
+    <w:p>
+      <w:pPr>
+        <w:pStyle w:val="FirstParagraph"/>
+        <w:ind w:left="480" w:hanging="480"/>
+        <w:spacing w:before="0" w:after="0"/>
+      </w:pPr>
       <w:r>
         <w:rPr>
           <w:rFonts w:ascii="Times New Roman" w:hAnsi="Times New Roman" w:eastAsia="Times New Roman" w:cs="Times New Roman"/>
@@ -2489,7 +2624,20 @@
         <w:rPr>
           <w:rFonts w:ascii="Times New Roman" w:hAnsi="Times New Roman" w:eastAsia="Times New Roman" w:cs="Times New Roman"/>
         </w:rPr>
-        <w:t xml:space="preserve"> B. 99 </w:t>
+        <w:t xml:space="preserve"> </w:t>
+      </w:r>
+    </w:p>
+    <w:p>
+      <w:pPr>
+        <w:pStyle w:val="FirstParagraph"/>
+        <w:ind w:left="480" w:hanging="480"/>
+        <w:spacing w:before="0" w:after="0"/>
+      </w:pPr>
+      <w:r>
+        <w:rPr>
+          <w:rFonts w:ascii="Times New Roman" w:hAnsi="Times New Roman" w:eastAsia="Times New Roman" w:cs="Times New Roman"/>
+        </w:rPr>
+        <w:t xml:space="preserve">B. 99 </w:t>
       </w:r>
       <w:r>
         <w:rPr>
@@ -2501,7 +2649,20 @@
         <w:rPr>
           <w:rFonts w:ascii="Times New Roman" w:hAnsi="Times New Roman" w:eastAsia="Times New Roman" w:cs="Times New Roman"/>
         </w:rPr>
-        <w:t xml:space="preserve"> C. 57 </w:t>
+        <w:t xml:space="preserve"> </w:t>
+      </w:r>
+    </w:p>
+    <w:p>
+      <w:pPr>
+        <w:pStyle w:val="FirstParagraph"/>
+        <w:ind w:left="480" w:hanging="480"/>
+        <w:spacing w:before="0" w:after="0"/>
+      </w:pPr>
+      <w:r>
+        <w:rPr>
+          <w:rFonts w:ascii="Times New Roman" w:hAnsi="Times New Roman" w:eastAsia="Times New Roman" w:cs="Times New Roman"/>
+        </w:rPr>
+        <w:t xml:space="preserve">C. 57 </w:t>
       </w:r>
       <w:r>
         <w:rPr>
@@ -2513,7 +2674,20 @@
         <w:rPr>
           <w:rFonts w:ascii="Times New Roman" w:hAnsi="Times New Roman" w:eastAsia="Times New Roman" w:cs="Times New Roman"/>
         </w:rPr>
-        <w:t xml:space="preserve"> D. 36 </w:t>
+        <w:t xml:space="preserve"> </w:t>
+      </w:r>
+    </w:p>
+    <w:p>
+      <w:pPr>
+        <w:pStyle w:val="FirstParagraph"/>
+        <w:ind w:left="480" w:hanging="480"/>
+        <w:spacing w:before="0" w:after="180"/>
+      </w:pPr>
+      <w:r>
+        <w:rPr>
+          <w:rFonts w:ascii="Times New Roman" w:hAnsi="Times New Roman" w:eastAsia="Times New Roman" w:cs="Times New Roman"/>
+        </w:rPr>
+        <w:t xml:space="preserve">D. 36 </w:t>
       </w:r>
       <w:r>
         <w:rPr>
@@ -2861,7 +3035,7 @@
         </w:rPr>
         <w:drawing>
           <wp:inline>
-            <wp:extent cx="3600000" cy="2273683"/>
+            <wp:extent cx="3576729" cy="2273683"/>
             <wp:effectExtent b="0" l="0" r="0" t="0"/>
             <wp:docPr descr="" title="" id="18" name="Picture"/>
             <a:graphic>
@@ -2882,7 +3056,7 @@
                   <pic:spPr bwMode="auto">
                     <a:xfrm>
                       <a:off x="0" y="0"/>
-                      <a:ext cx="3600000" cy="2273683"/>
+                      <a:ext cx="3576729" cy="2273683"/>
                     </a:xfrm>
                     <a:prstGeom prst="rect">
                       <a:avLst/>
@@ -2904,10 +3078,6 @@
     <w:p>
       <w:pPr>
         <w:pStyle w:val="Compact"/>
-        <w:numPr>
-          <w:ilvl w:val="0"/>
-          <w:numId w:val="1001"/>
-        </w:numPr>
       </w:pPr>
       <w:r>
         <w:rPr>
@@ -2955,10 +3125,6 @@
     <w:p>
       <w:pPr>
         <w:pStyle w:val="Compact"/>
-        <w:numPr>
-          <w:ilvl w:val="0"/>
-          <w:numId w:val="1001"/>
-        </w:numPr>
       </w:pPr>
       <w:r>
         <w:rPr>
@@ -3000,10 +3166,6 @@
     <w:p>
       <w:pPr>
         <w:pStyle w:val="Compact"/>
-        <w:numPr>
-          <w:ilvl w:val="0"/>
-          <w:numId w:val="1001"/>
-        </w:numPr>
       </w:pPr>
       <w:r>
         <w:rPr>
@@ -3027,10 +3189,6 @@
     <w:p>
       <w:pPr>
         <w:pStyle w:val="Compact"/>
-        <w:numPr>
-          <w:ilvl w:val="0"/>
-          <w:numId w:val="1001"/>
-        </w:numPr>
       </w:pPr>
       <w:r>
         <w:rPr>
@@ -3302,7 +3460,7 @@
         </w:rPr>
         <w:drawing>
           <wp:inline>
-            <wp:extent cx="3240000" cy="2864584"/>
+            <wp:extent cx="3147711" cy="2864584"/>
             <wp:effectExtent b="0" l="0" r="0" t="0"/>
             <wp:docPr descr="" title="" id="22" name="Picture"/>
             <a:graphic>
@@ -3323,7 +3481,7 @@
                   <pic:spPr bwMode="auto">
                     <a:xfrm>
                       <a:off x="0" y="0"/>
-                      <a:ext cx="3240000" cy="2864584"/>
+                      <a:ext cx="3147711" cy="2864584"/>
                     </a:xfrm>
                     <a:prstGeom prst="rect">
                       <a:avLst/>
@@ -3440,10 +3598,6 @@
     <w:p>
       <w:pPr>
         <w:pStyle w:val="Compact"/>
-        <w:numPr>
-          <w:ilvl w:val="0"/>
-          <w:numId w:val="1002"/>
-        </w:numPr>
       </w:pPr>
       <w:r>
         <w:rPr>
@@ -3461,10 +3615,6 @@
     <w:p>
       <w:pPr>
         <w:pStyle w:val="Compact"/>
-        <w:numPr>
-          <w:ilvl w:val="0"/>
-          <w:numId w:val="1002"/>
-        </w:numPr>
       </w:pPr>
       <w:r>
         <w:rPr>
@@ -3488,10 +3638,6 @@
     <w:p>
       <w:pPr>
         <w:pStyle w:val="Compact"/>
-        <w:numPr>
-          <w:ilvl w:val="0"/>
-          <w:numId w:val="1002"/>
-        </w:numPr>
       </w:pPr>
       <w:r>
         <w:rPr>
@@ -3521,10 +3667,6 @@
     <w:p>
       <w:pPr>
         <w:pStyle w:val="Compact"/>
-        <w:numPr>
-          <w:ilvl w:val="0"/>
-          <w:numId w:val="1002"/>
-        </w:numPr>
       </w:pPr>
       <w:r>
         <w:rPr>
@@ -5580,7 +5722,7 @@
         </w:rPr>
         <w:drawing>
           <wp:inline>
-            <wp:extent cx="3240000" cy="2780537"/>
+            <wp:extent cx="3232077" cy="2780537"/>
             <wp:effectExtent b="0" l="0" r="0" t="0"/>
             <wp:docPr descr="" title="" id="29" name="Picture"/>
             <a:graphic>
@@ -5601,7 +5743,7 @@
                   <pic:spPr bwMode="auto">
                     <a:xfrm>
                       <a:off x="0" y="0"/>
-                      <a:ext cx="3240000" cy="2780537"/>
+                      <a:ext cx="3232077" cy="2780537"/>
                     </a:xfrm>
                     <a:prstGeom prst="rect">
                       <a:avLst/>
@@ -8528,7 +8670,7 @@
         </w:rPr>
         <w:drawing>
           <wp:inline>
-            <wp:extent cx="2692400" cy="1778000"/>
+            <wp:extent cx="2692400" cy="1742906"/>
             <wp:effectExtent b="0" l="0" r="0" t="0"/>
             <wp:docPr descr="" title="" id="34" name="Picture"/>
             <a:graphic>
@@ -8549,7 +8691,7 @@
                   <pic:spPr bwMode="auto">
                     <a:xfrm>
                       <a:off x="0" y="0"/>
-                      <a:ext cx="2692400" cy="1778000"/>
+                      <a:ext cx="2692400" cy="1742906"/>
                     </a:xfrm>
                     <a:prstGeom prst="rect">
                       <a:avLst/>
@@ -8580,7 +8722,7 @@
         </w:rPr>
         <w:drawing>
           <wp:inline>
-            <wp:extent cx="3600000" cy="1160574"/>
+            <wp:extent cx="3600000" cy="1150515"/>
             <wp:effectExtent b="0" l="0" r="0" t="0"/>
             <wp:docPr descr="" title="" id="37" name="Picture"/>
             <a:graphic>
@@ -8601,7 +8743,7 @@
                   <pic:spPr bwMode="auto">
                     <a:xfrm>
                       <a:off x="0" y="0"/>
-                      <a:ext cx="3600000" cy="1160574"/>
+                      <a:ext cx="3600000" cy="1150515"/>
                     </a:xfrm>
                     <a:prstGeom prst="rect">
                       <a:avLst/>
@@ -13524,7 +13666,7 @@
         </w:rPr>
         <w:drawing>
           <wp:inline>
-            <wp:extent cx="3240000" cy="3186534"/>
+            <wp:extent cx="3240000" cy="3185819"/>
             <wp:effectExtent b="0" l="0" r="0" t="0"/>
             <wp:docPr descr="" title="" id="44" name="Picture"/>
             <a:graphic>
@@ -13545,7 +13687,7 @@
                   <pic:spPr bwMode="auto">
                     <a:xfrm>
                       <a:off x="0" y="0"/>
-                      <a:ext cx="3240000" cy="3186534"/>
+                      <a:ext cx="3240000" cy="3185819"/>
                     </a:xfrm>
                     <a:prstGeom prst="rect">
                       <a:avLst/>
@@ -13926,7 +14068,7 @@
         </w:rPr>
         <w:drawing>
           <wp:inline>
-            <wp:extent cx="3240000" cy="2863521"/>
+            <wp:extent cx="3240000" cy="2856774"/>
             <wp:effectExtent b="0" l="0" r="0" t="0"/>
             <wp:docPr descr="" title="" id="47" name="Picture"/>
             <a:graphic>
@@ -13947,7 +14089,7 @@
                   <pic:spPr bwMode="auto">
                     <a:xfrm>
                       <a:off x="0" y="0"/>
-                      <a:ext cx="3240000" cy="2863521"/>
+                      <a:ext cx="3240000" cy="2856774"/>
                     </a:xfrm>
                     <a:prstGeom prst="rect">
                       <a:avLst/>
@@ -14408,7 +14550,7 @@
         </w:rPr>
         <w:drawing>
           <wp:inline>
-            <wp:extent cx="3124200" cy="3086100"/>
+            <wp:extent cx="3098959" cy="3086100"/>
             <wp:effectExtent b="0" l="0" r="0" t="0"/>
             <wp:docPr descr="" title="" id="51" name="Picture"/>
             <a:graphic>
@@ -14429,7 +14571,7 @@
                   <pic:spPr bwMode="auto">
                     <a:xfrm>
                       <a:off x="0" y="0"/>
-                      <a:ext cx="3124200" cy="3086100"/>
+                      <a:ext cx="3098959" cy="3086100"/>
                     </a:xfrm>
                     <a:prstGeom prst="rect">
                       <a:avLst/>
@@ -21003,7 +21145,7 @@
         </w:rPr>
         <w:drawing>
           <wp:inline>
-            <wp:extent cx="3327400" cy="1943100"/>
+            <wp:extent cx="3327400" cy="1812591"/>
             <wp:effectExtent b="0" l="0" r="0" t="0"/>
             <wp:docPr descr="" title="" id="66" name="Picture"/>
             <a:graphic>
@@ -21024,7 +21166,7 @@
                   <pic:spPr bwMode="auto">
                     <a:xfrm>
                       <a:off x="0" y="0"/>
-                      <a:ext cx="3327400" cy="1943100"/>
+                      <a:ext cx="3327400" cy="1812591"/>
                     </a:xfrm>
                     <a:prstGeom prst="rect">
                       <a:avLst/>
@@ -27207,7 +27349,7 @@
         </w:rPr>
         <w:drawing>
           <wp:inline>
-            <wp:extent cx="3240000" cy="3048000"/>
+            <wp:extent cx="3240000" cy="2988000"/>
             <wp:effectExtent b="0" l="0" r="0" t="0"/>
             <wp:docPr descr="" title="" id="71" name="Picture"/>
             <a:graphic>
@@ -27228,7 +27370,7 @@
                   <pic:spPr bwMode="auto">
                     <a:xfrm>
                       <a:off x="0" y="0"/>
-                      <a:ext cx="3240000" cy="3048000"/>
+                      <a:ext cx="3240000" cy="2988000"/>
                     </a:xfrm>
                     <a:prstGeom prst="rect">
                       <a:avLst/>
@@ -27270,7 +27412,7 @@
         </w:rPr>
         <w:drawing>
           <wp:inline>
-            <wp:extent cx="3240000" cy="2951743"/>
+            <wp:extent cx="3240000" cy="2882562"/>
             <wp:effectExtent b="0" l="0" r="0" t="0"/>
             <wp:docPr descr="" title="" id="74" name="Picture"/>
             <a:graphic>
@@ -27291,7 +27433,7 @@
                   <pic:spPr bwMode="auto">
                     <a:xfrm>
                       <a:off x="0" y="0"/>
-                      <a:ext cx="3240000" cy="2951743"/>
+                      <a:ext cx="3240000" cy="2882562"/>
                     </a:xfrm>
                     <a:prstGeom prst="rect">
                       <a:avLst/>
@@ -27427,7 +27569,7 @@
         </w:rPr>
         <w:drawing>
           <wp:inline>
-            <wp:extent cx="3505200" cy="2413000"/>
+            <wp:extent cx="3505200" cy="2387600"/>
             <wp:effectExtent b="0" l="0" r="0" t="0"/>
             <wp:docPr descr="" title="" id="77" name="Picture"/>
             <a:graphic>
@@ -27448,7 +27590,7 @@
                   <pic:spPr bwMode="auto">
                     <a:xfrm>
                       <a:off x="0" y="0"/>
-                      <a:ext cx="3505200" cy="2413000"/>
+                      <a:ext cx="3505200" cy="2387600"/>
                     </a:xfrm>
                     <a:prstGeom prst="rect">
                       <a:avLst/>
@@ -29460,7 +29602,7 @@
         </w:rPr>
         <w:drawing>
           <wp:inline>
-            <wp:extent cx="3240000" cy="3048000"/>
+            <wp:extent cx="3240000" cy="2988000"/>
             <wp:effectExtent b="0" l="0" r="0" t="0"/>
             <wp:docPr descr="" title="" id="79" name="Picture"/>
             <a:graphic>
@@ -29481,7 +29623,7 @@
                   <pic:spPr bwMode="auto">
                     <a:xfrm>
                       <a:off x="0" y="0"/>
-                      <a:ext cx="3240000" cy="3048000"/>
+                      <a:ext cx="3240000" cy="2988000"/>
                     </a:xfrm>
                     <a:prstGeom prst="rect">
                       <a:avLst/>
@@ -29627,7 +29769,7 @@
         </w:rPr>
         <w:drawing>
           <wp:inline>
-            <wp:extent cx="3240000" cy="2951743"/>
+            <wp:extent cx="3240000" cy="2882562"/>
             <wp:effectExtent b="0" l="0" r="0" t="0"/>
             <wp:docPr descr="" title="" id="81" name="Picture"/>
             <a:graphic>
@@ -29648,7 +29790,7 @@
                   <pic:spPr bwMode="auto">
                     <a:xfrm>
                       <a:off x="0" y="0"/>
-                      <a:ext cx="3240000" cy="2951743"/>
+                      <a:ext cx="3240000" cy="2882562"/>
                     </a:xfrm>
                     <a:prstGeom prst="rect">
                       <a:avLst/>
@@ -30632,7 +30774,7 @@
         </w:rPr>
         <w:drawing>
           <wp:inline>
-            <wp:extent cx="3505200" cy="2413000"/>
+            <wp:extent cx="3505200" cy="2387600"/>
             <wp:effectExtent b="0" l="0" r="0" t="0"/>
             <wp:docPr descr="" title="" id="83" name="Picture"/>
             <a:graphic>
@@ -30653,7 +30795,7 @@
                   <pic:spPr bwMode="auto">
                     <a:xfrm>
                       <a:off x="0" y="0"/>
-                      <a:ext cx="3505200" cy="2413000"/>
+                      <a:ext cx="3505200" cy="2387600"/>
                     </a:xfrm>
                     <a:prstGeom prst="rect">
                       <a:avLst/>
@@ -30904,7 +31046,7 @@
         </w:rPr>
         <w:drawing>
           <wp:inline>
-            <wp:extent cx="1800000" cy="1610526"/>
+            <wp:extent cx="1781859" cy="1610526"/>
             <wp:effectExtent b="0" l="0" r="0" t="0"/>
             <wp:docPr descr="" title="" id="87" name="Picture"/>
             <a:graphic>
@@ -30925,7 +31067,7 @@
                   <pic:spPr bwMode="auto">
                     <a:xfrm>
                       <a:off x="0" y="0"/>
-                      <a:ext cx="1800000" cy="1610526"/>
+                      <a:ext cx="1781859" cy="1610526"/>
                     </a:xfrm>
                     <a:prstGeom prst="rect">
                       <a:avLst/>
@@ -30956,7 +31098,7 @@
         </w:rPr>
         <w:drawing>
           <wp:inline>
-            <wp:extent cx="1800000" cy="6514285"/>
+            <wp:extent cx="1737143" cy="6514285"/>
             <wp:effectExtent b="0" l="0" r="0" t="0"/>
             <wp:docPr descr="" title="" id="90" name="Picture"/>
             <a:graphic>
@@ -30977,7 +31119,7 @@
                   <pic:spPr bwMode="auto">
                     <a:xfrm>
                       <a:off x="0" y="0"/>
-                      <a:ext cx="1800000" cy="6514285"/>
+                      <a:ext cx="1737143" cy="6514285"/>
                     </a:xfrm>
                     <a:prstGeom prst="rect">
                       <a:avLst/>

--- a/00-首页/题组Word/第一轮·综合套卷/第一轮综合卷05（教师版）.docx
+++ b/00-首页/题组Word/第一轮·综合套卷/第一轮综合卷05（教师版）.docx
@@ -57,6 +57,14 @@
       <w:tblPr>
         <w:tblStyle w:val="Table"/>
         <w:tblW w:type="auto" w:w="0"/>
+        <w:tblBorders>
+          <w:top w:val="single" w:sz="12" w:space="0" w:color="000000"/>
+          <w:left w:val="none" w:sz="0" w:space="0" w:color="auto"/>
+          <w:bottom w:val="single" w:sz="12" w:space="0" w:color="000000"/>
+          <w:right w:val="none" w:sz="0" w:space="0" w:color="auto"/>
+          <w:insideH w:val="none" w:sz="0" w:space="0" w:color="auto"/>
+          <w:insideV w:val="none" w:sz="0" w:space="0" w:color="auto"/>
+        </w:tblBorders>
         <w:tblLook w:firstRow="1" w:lastRow="0" w:firstColumn="0" w:lastColumn="0" w:noHBand="0" w:noVBand="0" w:val="0020"/>
       </w:tblPr>
       <w:tblGrid>
@@ -69,7 +77,11 @@
           <w:tblHeader w:val="on"/>
         </w:trPr>
         <w:tc>
-          <w:tcPr/>
+          <w:tcPr>
+            <w:tcBorders>
+              <w:bottom w:val="single" w:sz="8" w:space="0" w:color="000000"/>
+            </w:tcBorders>
+          </w:tcPr>
           <w:p>
             <w:pPr>
               <w:pStyle w:val="Compact"/>
@@ -85,7 +97,11 @@
           </w:p>
         </w:tc>
         <w:tc>
-          <w:tcPr/>
+          <w:tcPr>
+            <w:tcBorders>
+              <w:bottom w:val="single" w:sz="8" w:space="0" w:color="000000"/>
+            </w:tcBorders>
+          </w:tcPr>
           <w:p>
             <w:pPr>
               <w:pStyle w:val="Compact"/>
@@ -101,7 +117,11 @@
           </w:p>
         </w:tc>
         <w:tc>
-          <w:tcPr/>
+          <w:tcPr>
+            <w:tcBorders>
+              <w:bottom w:val="single" w:sz="8" w:space="0" w:color="000000"/>
+            </w:tcBorders>
+          </w:tcPr>
           <w:p>
             <w:pPr>
               <w:pStyle w:val="Compact"/>
@@ -399,6 +419,7 @@
     <w:p>
       <w:pPr>
         <w:pStyle w:val="BodyText"/>
+        <w:spacing w:before="0" w:after="0"/>
       </w:pPr>
       <w:r>
         <w:rPr>
@@ -474,6 +495,7 @@
     <w:p>
       <w:pPr>
         <w:pStyle w:val="BodyText"/>
+        <w:spacing w:before="0" w:after="0"/>
       </w:pPr>
       <w:r>
         <w:rPr>
@@ -549,6 +571,7 @@
     <w:p>
       <w:pPr>
         <w:pStyle w:val="BodyText"/>
+        <w:spacing w:before="0" w:after="0"/>
       </w:pPr>
       <w:r>
         <w:rPr>
@@ -624,6 +647,7 @@
     <w:p>
       <w:pPr>
         <w:pStyle w:val="BodyText"/>
+        <w:spacing w:before="0" w:after="0"/>
       </w:pPr>
       <w:r>
         <w:rPr>
@@ -815,6 +839,7 @@
     <w:p>
       <w:pPr>
         <w:pStyle w:val="BodyText"/>
+        <w:spacing w:before="0" w:after="0"/>
       </w:pPr>
       <w:r>
         <w:rPr>
@@ -832,6 +857,7 @@
     <w:p>
       <w:pPr>
         <w:pStyle w:val="BodyText"/>
+        <w:spacing w:before="0" w:after="0"/>
       </w:pPr>
       <w:r>
         <w:rPr>
@@ -867,6 +893,7 @@
     <w:p>
       <w:pPr>
         <w:pStyle w:val="BodyText"/>
+        <w:spacing w:before="0" w:after="0"/>
       </w:pPr>
       <w:r>
         <w:rPr>
@@ -902,6 +929,7 @@
     <w:p>
       <w:pPr>
         <w:pStyle w:val="BodyText"/>
+        <w:spacing w:before="0" w:after="0"/>
       </w:pPr>
       <w:r>
         <w:rPr>
@@ -967,6 +995,7 @@
     <w:p>
       <w:pPr>
         <w:pStyle w:val="BodyText"/>
+        <w:spacing w:before="0" w:after="0"/>
       </w:pPr>
       <w:r>
         <w:rPr>
@@ -1131,8 +1160,8 @@
     <w:p>
       <w:pPr>
         <w:pStyle w:val="FirstParagraph"/>
+        <w:spacing w:before="0" w:after="0"/>
         <w:ind w:left="480" w:hanging="480"/>
-        <w:spacing w:after="0"/>
       </w:pPr>
       <w:r>
         <w:rPr>
@@ -1379,8 +1408,8 @@
     <w:p>
       <w:pPr>
         <w:pStyle w:val="FirstParagraph"/>
+        <w:spacing w:before="0" w:after="0"/>
         <w:ind w:left="480" w:hanging="480"/>
-        <w:spacing w:before="0" w:after="0"/>
       </w:pPr>
       <w:r>
         <w:rPr>
@@ -1392,8 +1421,8 @@
     <w:p>
       <w:pPr>
         <w:pStyle w:val="FirstParagraph"/>
+        <w:spacing w:before="0" w:after="0"/>
         <w:ind w:left="480" w:hanging="480"/>
-        <w:spacing w:before="0" w:after="0"/>
       </w:pPr>
       <w:r>
         <w:rPr>
@@ -1405,8 +1434,8 @@
     <w:p>
       <w:pPr>
         <w:pStyle w:val="FirstParagraph"/>
+        <w:spacing w:before="0" w:after="0"/>
         <w:ind w:left="480" w:hanging="480"/>
-        <w:spacing w:before="0" w:after="0"/>
       </w:pPr>
       <w:r>
         <w:rPr>
@@ -1418,8 +1447,8 @@
     <w:p>
       <w:pPr>
         <w:pStyle w:val="FirstParagraph"/>
+        <w:spacing w:before="0" w:after="0"/>
         <w:ind w:left="480" w:hanging="480"/>
-        <w:spacing w:before="0" w:after="180"/>
       </w:pPr>
       <w:r>
         <w:rPr>
@@ -1530,8 +1559,8 @@
     <w:p>
       <w:pPr>
         <w:pStyle w:val="FirstParagraph"/>
+        <w:spacing w:before="0" w:after="0"/>
         <w:ind w:left="480" w:hanging="480"/>
-        <w:spacing w:after="0"/>
       </w:pPr>
       <w:r>
         <w:rPr>
@@ -1663,8 +1692,8 @@
     <w:p>
       <w:pPr>
         <w:pStyle w:val="FirstParagraph"/>
+        <w:spacing w:before="0" w:after="0"/>
         <w:ind w:left="480" w:hanging="480"/>
-        <w:spacing w:before="0" w:after="0"/>
       </w:pPr>
       <w:r>
         <w:rPr>
@@ -1717,8 +1746,8 @@
     <w:p>
       <w:pPr>
         <w:pStyle w:val="FirstParagraph"/>
+        <w:spacing w:before="0" w:after="0"/>
         <w:ind w:left="480" w:hanging="480"/>
-        <w:spacing w:before="0" w:after="0"/>
       </w:pPr>
       <w:r>
         <w:rPr>
@@ -1788,8 +1817,8 @@
     <w:p>
       <w:pPr>
         <w:pStyle w:val="FirstParagraph"/>
+        <w:spacing w:before="0" w:after="0"/>
         <w:ind w:left="480" w:hanging="480"/>
-        <w:spacing w:before="0" w:after="0"/>
       </w:pPr>
       <w:r>
         <w:rPr>
@@ -1859,8 +1888,8 @@
     <w:p>
       <w:pPr>
         <w:pStyle w:val="FirstParagraph"/>
+        <w:spacing w:before="0" w:after="0"/>
         <w:ind w:left="480" w:hanging="480"/>
-        <w:spacing w:before="0" w:after="180"/>
       </w:pPr>
       <w:r>
         <w:rPr>
@@ -2023,8 +2052,8 @@
     <w:p>
       <w:pPr>
         <w:pStyle w:val="FirstParagraph"/>
+        <w:spacing w:before="0" w:after="0"/>
         <w:ind w:left="480" w:hanging="480"/>
-        <w:spacing w:after="0"/>
       </w:pPr>
       <w:r>
         <w:rPr>
@@ -2357,8 +2386,8 @@
     <w:p>
       <w:pPr>
         <w:pStyle w:val="FirstParagraph"/>
+        <w:spacing w:before="0" w:after="0"/>
         <w:ind w:left="480" w:hanging="480"/>
-        <w:spacing w:before="0" w:after="0"/>
       </w:pPr>
       <w:r>
         <w:rPr>
@@ -2370,8 +2399,8 @@
     <w:p>
       <w:pPr>
         <w:pStyle w:val="FirstParagraph"/>
+        <w:spacing w:before="0" w:after="0"/>
         <w:ind w:left="480" w:hanging="480"/>
-        <w:spacing w:before="0" w:after="0"/>
       </w:pPr>
       <w:r>
         <w:rPr>
@@ -2383,8 +2412,8 @@
     <w:p>
       <w:pPr>
         <w:pStyle w:val="FirstParagraph"/>
+        <w:spacing w:before="0" w:after="0"/>
         <w:ind w:left="480" w:hanging="480"/>
-        <w:spacing w:before="0" w:after="0"/>
       </w:pPr>
       <w:r>
         <w:rPr>
@@ -2396,8 +2425,8 @@
     <w:p>
       <w:pPr>
         <w:pStyle w:val="FirstParagraph"/>
+        <w:spacing w:before="0" w:after="0"/>
         <w:ind w:left="480" w:hanging="480"/>
-        <w:spacing w:before="0" w:after="180"/>
       </w:pPr>
       <w:r>
         <w:rPr>
@@ -2508,8 +2537,8 @@
     <w:p>
       <w:pPr>
         <w:pStyle w:val="FirstParagraph"/>
+        <w:spacing w:before="0" w:after="0"/>
         <w:ind w:left="480" w:hanging="480"/>
-        <w:spacing w:after="0"/>
       </w:pPr>
       <w:r>
         <w:rPr>
@@ -2605,8 +2634,8 @@
     <w:p>
       <w:pPr>
         <w:pStyle w:val="FirstParagraph"/>
+        <w:spacing w:before="0" w:after="0"/>
         <w:ind w:left="480" w:hanging="480"/>
-        <w:spacing w:before="0" w:after="0"/>
       </w:pPr>
       <w:r>
         <w:rPr>
@@ -2630,8 +2659,8 @@
     <w:p>
       <w:pPr>
         <w:pStyle w:val="FirstParagraph"/>
+        <w:spacing w:before="0" w:after="0"/>
         <w:ind w:left="480" w:hanging="480"/>
-        <w:spacing w:before="0" w:after="0"/>
       </w:pPr>
       <w:r>
         <w:rPr>
@@ -2655,8 +2684,8 @@
     <w:p>
       <w:pPr>
         <w:pStyle w:val="FirstParagraph"/>
+        <w:spacing w:before="0" w:after="0"/>
         <w:ind w:left="480" w:hanging="480"/>
-        <w:spacing w:before="0" w:after="0"/>
       </w:pPr>
       <w:r>
         <w:rPr>
@@ -2680,8 +2709,8 @@
     <w:p>
       <w:pPr>
         <w:pStyle w:val="FirstParagraph"/>
+        <w:spacing w:before="0" w:after="0"/>
         <w:ind w:left="480" w:hanging="480"/>
-        <w:spacing w:before="0" w:after="180"/>
       </w:pPr>
       <w:r>
         <w:rPr>
@@ -3078,6 +3107,7 @@
     <w:p>
       <w:pPr>
         <w:pStyle w:val="Compact"/>
+        <w:spacing w:before="0" w:after="0"/>
       </w:pPr>
       <w:r>
         <w:rPr>
@@ -3125,6 +3155,7 @@
     <w:p>
       <w:pPr>
         <w:pStyle w:val="Compact"/>
+        <w:spacing w:before="0" w:after="0"/>
       </w:pPr>
       <w:r>
         <w:rPr>
@@ -3166,6 +3197,7 @@
     <w:p>
       <w:pPr>
         <w:pStyle w:val="Compact"/>
+        <w:spacing w:before="0" w:after="0"/>
       </w:pPr>
       <w:r>
         <w:rPr>
@@ -3189,6 +3221,7 @@
     <w:p>
       <w:pPr>
         <w:pStyle w:val="Compact"/>
+        <w:spacing w:before="0" w:after="0"/>
       </w:pPr>
       <w:r>
         <w:rPr>
@@ -3598,6 +3631,7 @@
     <w:p>
       <w:pPr>
         <w:pStyle w:val="Compact"/>
+        <w:spacing w:before="0" w:after="0"/>
       </w:pPr>
       <w:r>
         <w:rPr>
@@ -3615,6 +3649,7 @@
     <w:p>
       <w:pPr>
         <w:pStyle w:val="Compact"/>
+        <w:spacing w:before="0" w:after="0"/>
       </w:pPr>
       <w:r>
         <w:rPr>
@@ -3638,6 +3673,7 @@
     <w:p>
       <w:pPr>
         <w:pStyle w:val="Compact"/>
+        <w:spacing w:before="0" w:after="0"/>
       </w:pPr>
       <w:r>
         <w:rPr>
@@ -3667,6 +3703,7 @@
     <w:p>
       <w:pPr>
         <w:pStyle w:val="Compact"/>
+        <w:spacing w:before="0" w:after="0"/>
       </w:pPr>
       <w:r>
         <w:rPr>
@@ -17745,6 +17782,14 @@
       <w:tblPr>
         <w:tblStyle w:val="Table"/>
         <w:tblW w:type="auto" w:w="0"/>
+        <w:tblBorders>
+          <w:top w:val="single" w:sz="12" w:space="0" w:color="000000"/>
+          <w:left w:val="none" w:sz="0" w:space="0" w:color="auto"/>
+          <w:bottom w:val="single" w:sz="12" w:space="0" w:color="000000"/>
+          <w:right w:val="none" w:sz="0" w:space="0" w:color="auto"/>
+          <w:insideH w:val="none" w:sz="0" w:space="0" w:color="auto"/>
+          <w:insideV w:val="none" w:sz="0" w:space="0" w:color="auto"/>
+        </w:tblBorders>
         <w:tblLook w:firstRow="1" w:lastRow="0" w:firstColumn="0" w:lastColumn="0" w:noHBand="0" w:noVBand="0" w:val="0020"/>
       </w:tblPr>
       <w:tblGrid>
@@ -17757,7 +17802,11 @@
           <w:tblHeader w:val="on"/>
         </w:trPr>
         <w:tc>
-          <w:tcPr/>
+          <w:tcPr>
+            <w:tcBorders>
+              <w:bottom w:val="single" w:sz="8" w:space="0" w:color="000000"/>
+            </w:tcBorders>
+          </w:tcPr>
           <w:p>
             <w:pPr>
               <w:pStyle w:val="Compact"/>
@@ -17773,7 +17822,11 @@
           </w:p>
         </w:tc>
         <w:tc>
-          <w:tcPr/>
+          <w:tcPr>
+            <w:tcBorders>
+              <w:bottom w:val="single" w:sz="8" w:space="0" w:color="000000"/>
+            </w:tcBorders>
+          </w:tcPr>
           <w:p>
             <w:pPr>
               <w:pStyle w:val="Compact"/>
@@ -17789,7 +17842,11 @@
           </w:p>
         </w:tc>
         <w:tc>
-          <w:tcPr/>
+          <w:tcPr>
+            <w:tcBorders>
+              <w:bottom w:val="single" w:sz="8" w:space="0" w:color="000000"/>
+            </w:tcBorders>
+          </w:tcPr>
           <w:p>
             <w:pPr>
               <w:pStyle w:val="Compact"/>
@@ -18217,6 +18274,14 @@
       <w:tblPr>
         <w:tblStyle w:val="Table"/>
         <w:tblW w:type="auto" w:w="0"/>
+        <w:tblBorders>
+          <w:top w:val="single" w:sz="12" w:space="0" w:color="000000"/>
+          <w:left w:val="none" w:sz="0" w:space="0" w:color="auto"/>
+          <w:bottom w:val="single" w:sz="12" w:space="0" w:color="000000"/>
+          <w:right w:val="none" w:sz="0" w:space="0" w:color="auto"/>
+          <w:insideH w:val="none" w:sz="0" w:space="0" w:color="auto"/>
+          <w:insideV w:val="none" w:sz="0" w:space="0" w:color="auto"/>
+        </w:tblBorders>
         <w:tblLook w:firstRow="1" w:lastRow="0" w:firstColumn="0" w:lastColumn="0" w:noHBand="0" w:noVBand="0" w:val="0020"/>
       </w:tblPr>
       <w:tblGrid>
@@ -18230,7 +18295,11 @@
           <w:tblHeader w:val="on"/>
         </w:trPr>
         <w:tc>
-          <w:tcPr/>
+          <w:tcPr>
+            <w:tcBorders>
+              <w:bottom w:val="single" w:sz="8" w:space="0" w:color="000000"/>
+            </w:tcBorders>
+          </w:tcPr>
           <w:p>
             <w:pPr>
               <w:pStyle w:val="Compact"/>
@@ -18246,7 +18315,11 @@
           </w:p>
         </w:tc>
         <w:tc>
-          <w:tcPr/>
+          <w:tcPr>
+            <w:tcBorders>
+              <w:bottom w:val="single" w:sz="8" w:space="0" w:color="000000"/>
+            </w:tcBorders>
+          </w:tcPr>
           <w:p>
             <w:pPr>
               <w:pStyle w:val="Compact"/>
@@ -18262,7 +18335,11 @@
           </w:p>
         </w:tc>
         <w:tc>
-          <w:tcPr/>
+          <w:tcPr>
+            <w:tcBorders>
+              <w:bottom w:val="single" w:sz="8" w:space="0" w:color="000000"/>
+            </w:tcBorders>
+          </w:tcPr>
           <w:p>
             <w:pPr>
               <w:pStyle w:val="Compact"/>
@@ -18278,7 +18355,11 @@
           </w:p>
         </w:tc>
         <w:tc>
-          <w:tcPr/>
+          <w:tcPr>
+            <w:tcBorders>
+              <w:bottom w:val="single" w:sz="8" w:space="0" w:color="000000"/>
+            </w:tcBorders>
+          </w:tcPr>
           <w:p>
             <w:pPr>
               <w:pStyle w:val="Compact"/>
@@ -20998,6 +21079,7 @@
     <w:p>
       <w:pPr>
         <w:pStyle w:val="FirstParagraph"/>
+        <w:spacing w:before="0" w:after="0"/>
       </w:pPr>
       <w:r>
         <w:rPr>
@@ -21027,6 +21109,7 @@
     <w:p>
       <w:pPr>
         <w:pStyle w:val="BodyText"/>
+        <w:spacing w:before="0" w:after="0"/>
       </w:pPr>
       <w:r>
         <w:rPr>
@@ -21044,6 +21127,7 @@
     <w:p>
       <w:pPr>
         <w:pStyle w:val="BodyText"/>
+        <w:spacing w:before="0" w:after="0"/>
       </w:pPr>
       <w:r>
         <w:rPr>
@@ -21061,6 +21145,7 @@
     <w:p>
       <w:pPr>
         <w:pStyle w:val="BodyText"/>
+        <w:spacing w:before="0" w:after="0"/>
       </w:pPr>
       <w:r>
         <w:rPr>
@@ -26237,6 +26322,14 @@
         <w:tblStyle w:val="Table"/>
         <w:tblW w:type="pct" w:w="5000"/>
         <w:tblLayout w:type="fixed"/>
+        <w:tblBorders>
+          <w:top w:val="single" w:sz="12" w:space="0" w:color="000000"/>
+          <w:left w:val="none" w:sz="0" w:space="0" w:color="auto"/>
+          <w:bottom w:val="single" w:sz="12" w:space="0" w:color="000000"/>
+          <w:right w:val="none" w:sz="0" w:space="0" w:color="auto"/>
+          <w:insideH w:val="none" w:sz="0" w:space="0" w:color="auto"/>
+          <w:insideV w:val="none" w:sz="0" w:space="0" w:color="auto"/>
+        </w:tblBorders>
         <w:tblLook w:firstRow="1" w:lastRow="0" w:firstColumn="0" w:lastColumn="0" w:noHBand="0" w:noVBand="0" w:val="0020"/>
       </w:tblPr>
       <w:tblGrid>
@@ -26254,7 +26347,11 @@
           <w:tblHeader w:val="on"/>
         </w:trPr>
         <w:tc>
-          <w:tcPr/>
+          <w:tcPr>
+            <w:tcBorders>
+              <w:bottom w:val="single" w:sz="8" w:space="0" w:color="000000"/>
+            </w:tcBorders>
+          </w:tcPr>
           <w:p>
             <w:pPr>
               <w:pStyle w:val="Compact"/>
@@ -26270,7 +26367,11 @@
           </w:p>
         </w:tc>
         <w:tc>
-          <w:tcPr/>
+          <w:tcPr>
+            <w:tcBorders>
+              <w:bottom w:val="single" w:sz="8" w:space="0" w:color="000000"/>
+            </w:tcBorders>
+          </w:tcPr>
           <w:p>
             <w:pPr>
               <w:pStyle w:val="Compact"/>
@@ -26286,7 +26387,11 @@
           </w:p>
         </w:tc>
         <w:tc>
-          <w:tcPr/>
+          <w:tcPr>
+            <w:tcBorders>
+              <w:bottom w:val="single" w:sz="8" w:space="0" w:color="000000"/>
+            </w:tcBorders>
+          </w:tcPr>
           <w:p>
             <w:pPr>
               <w:pStyle w:val="Compact"/>
@@ -26302,7 +26407,11 @@
           </w:p>
         </w:tc>
         <w:tc>
-          <w:tcPr/>
+          <w:tcPr>
+            <w:tcBorders>
+              <w:bottom w:val="single" w:sz="8" w:space="0" w:color="000000"/>
+            </w:tcBorders>
+          </w:tcPr>
           <w:p>
             <w:pPr>
               <w:pStyle w:val="Compact"/>
@@ -26318,7 +26427,11 @@
           </w:p>
         </w:tc>
         <w:tc>
-          <w:tcPr/>
+          <w:tcPr>
+            <w:tcBorders>
+              <w:bottom w:val="single" w:sz="8" w:space="0" w:color="000000"/>
+            </w:tcBorders>
+          </w:tcPr>
           <w:p>
             <w:pPr>
               <w:pStyle w:val="Compact"/>
@@ -26348,7 +26461,11 @@
           </w:p>
         </w:tc>
         <w:tc>
-          <w:tcPr/>
+          <w:tcPr>
+            <w:tcBorders>
+              <w:bottom w:val="single" w:sz="8" w:space="0" w:color="000000"/>
+            </w:tcBorders>
+          </w:tcPr>
           <w:p>
             <w:pPr>
               <w:pStyle w:val="Compact"/>
@@ -26364,7 +26481,11 @@
           </w:p>
         </w:tc>
         <w:tc>
-          <w:tcPr/>
+          <w:tcPr>
+            <w:tcBorders>
+              <w:bottom w:val="single" w:sz="8" w:space="0" w:color="000000"/>
+            </w:tcBorders>
+          </w:tcPr>
           <w:p>
             <w:pPr>
               <w:pStyle w:val="Compact"/>
@@ -26380,7 +26501,11 @@
           </w:p>
         </w:tc>
         <w:tc>
-          <w:tcPr/>
+          <w:tcPr>
+            <w:tcBorders>
+              <w:bottom w:val="single" w:sz="8" w:space="0" w:color="000000"/>
+            </w:tcBorders>
+          </w:tcPr>
           <w:p>
             <w:pPr>
               <w:pStyle w:val="Compact"/>
@@ -31185,6 +31310,14 @@
         <w:tblStyle w:val="Table"/>
         <w:tblW w:type="pct" w:w="5000"/>
         <w:tblLayout w:type="fixed"/>
+        <w:tblBorders>
+          <w:top w:val="single" w:sz="12" w:space="0" w:color="000000"/>
+          <w:left w:val="none" w:sz="0" w:space="0" w:color="auto"/>
+          <w:bottom w:val="single" w:sz="12" w:space="0" w:color="000000"/>
+          <w:right w:val="none" w:sz="0" w:space="0" w:color="auto"/>
+          <w:insideH w:val="none" w:sz="0" w:space="0" w:color="auto"/>
+          <w:insideV w:val="none" w:sz="0" w:space="0" w:color="auto"/>
+        </w:tblBorders>
         <w:tblLook w:firstRow="1" w:lastRow="0" w:firstColumn="0" w:lastColumn="0" w:noHBand="0" w:noVBand="0" w:val="0020"/>
       </w:tblPr>
       <w:tblGrid>
@@ -31197,7 +31330,11 @@
           <w:tblHeader w:val="on"/>
         </w:trPr>
         <w:tc>
-          <w:tcPr/>
+          <w:tcPr>
+            <w:tcBorders>
+              <w:bottom w:val="single" w:sz="8" w:space="0" w:color="000000"/>
+            </w:tcBorders>
+          </w:tcPr>
           <w:p>
             <w:pPr>
               <w:pStyle w:val="Compact"/>
@@ -31213,7 +31350,11 @@
           </w:p>
         </w:tc>
         <w:tc>
-          <w:tcPr/>
+          <w:tcPr>
+            <w:tcBorders>
+              <w:bottom w:val="single" w:sz="8" w:space="0" w:color="000000"/>
+            </w:tcBorders>
+          </w:tcPr>
           <w:p>
             <w:pPr>
               <w:pStyle w:val="Compact"/>
@@ -31284,7 +31425,11 @@
           </w:p>
         </w:tc>
         <w:tc>
-          <w:tcPr/>
+          <w:tcPr>
+            <w:tcBorders>
+              <w:bottom w:val="single" w:sz="8" w:space="0" w:color="000000"/>
+            </w:tcBorders>
+          </w:tcPr>
           <w:p>
             <w:pPr>
               <w:pStyle w:val="Compact"/>
@@ -31982,6 +32127,14 @@
         <w:tblStyle w:val="Table"/>
         <w:tblW w:type="pct" w:w="5000"/>
         <w:tblLayout w:type="fixed"/>
+        <w:tblBorders>
+          <w:top w:val="single" w:sz="12" w:space="0" w:color="000000"/>
+          <w:left w:val="none" w:sz="0" w:space="0" w:color="auto"/>
+          <w:bottom w:val="single" w:sz="12" w:space="0" w:color="000000"/>
+          <w:right w:val="none" w:sz="0" w:space="0" w:color="auto"/>
+          <w:insideH w:val="none" w:sz="0" w:space="0" w:color="auto"/>
+          <w:insideV w:val="none" w:sz="0" w:space="0" w:color="auto"/>
+        </w:tblBorders>
         <w:tblLook w:firstRow="1" w:lastRow="0" w:firstColumn="0" w:lastColumn="0" w:noHBand="0" w:noVBand="0" w:val="0020"/>
       </w:tblPr>
       <w:tblGrid>
@@ -31997,7 +32150,11 @@
           <w:tblHeader w:val="on"/>
         </w:trPr>
         <w:tc>
-          <w:tcPr/>
+          <w:tcPr>
+            <w:tcBorders>
+              <w:bottom w:val="single" w:sz="8" w:space="0" w:color="000000"/>
+            </w:tcBorders>
+          </w:tcPr>
           <w:p>
             <w:pPr>
               <w:pStyle w:val="Compact"/>
@@ -32027,7 +32184,11 @@
           </w:p>
         </w:tc>
         <w:tc>
-          <w:tcPr/>
+          <w:tcPr>
+            <w:tcBorders>
+              <w:bottom w:val="single" w:sz="8" w:space="0" w:color="000000"/>
+            </w:tcBorders>
+          </w:tcPr>
           <w:p>
             <w:pPr>
               <w:pStyle w:val="Compact"/>
@@ -32072,7 +32233,11 @@
           </w:p>
         </w:tc>
         <w:tc>
-          <w:tcPr/>
+          <w:tcPr>
+            <w:tcBorders>
+              <w:bottom w:val="single" w:sz="8" w:space="0" w:color="000000"/>
+            </w:tcBorders>
+          </w:tcPr>
           <w:p>
             <w:pPr>
               <w:pStyle w:val="Compact"/>
@@ -32146,7 +32311,11 @@
           </w:p>
         </w:tc>
         <w:tc>
-          <w:tcPr/>
+          <w:tcPr>
+            <w:tcBorders>
+              <w:bottom w:val="single" w:sz="8" w:space="0" w:color="000000"/>
+            </w:tcBorders>
+          </w:tcPr>
           <w:p>
             <w:pPr>
               <w:pStyle w:val="Compact"/>
@@ -32176,7 +32345,11 @@
           </w:p>
         </w:tc>
         <w:tc>
-          <w:tcPr/>
+          <w:tcPr>
+            <w:tcBorders>
+              <w:bottom w:val="single" w:sz="8" w:space="0" w:color="000000"/>
+            </w:tcBorders>
+          </w:tcPr>
           <w:p>
             <w:pPr>
               <w:pStyle w:val="Compact"/>
@@ -32221,7 +32394,11 @@
           </w:p>
         </w:tc>
         <w:tc>
-          <w:tcPr/>
+          <w:tcPr>
+            <w:tcBorders>
+              <w:bottom w:val="single" w:sz="8" w:space="0" w:color="000000"/>
+            </w:tcBorders>
+          </w:tcPr>
           <w:p>
             <w:pPr>
               <w:pStyle w:val="Compact"/>
@@ -33607,6 +33784,14 @@
         <w:tblStyle w:val="Table"/>
         <w:tblW w:type="pct" w:w="5000"/>
         <w:tblLayout w:type="fixed"/>
+        <w:tblBorders>
+          <w:top w:val="single" w:sz="12" w:space="0" w:color="000000"/>
+          <w:left w:val="none" w:sz="0" w:space="0" w:color="auto"/>
+          <w:bottom w:val="single" w:sz="12" w:space="0" w:color="000000"/>
+          <w:right w:val="none" w:sz="0" w:space="0" w:color="auto"/>
+          <w:insideH w:val="none" w:sz="0" w:space="0" w:color="auto"/>
+          <w:insideV w:val="none" w:sz="0" w:space="0" w:color="auto"/>
+        </w:tblBorders>
         <w:tblLook w:firstRow="1" w:lastRow="0" w:firstColumn="0" w:lastColumn="0" w:noHBand="0" w:noVBand="0" w:val="0020"/>
       </w:tblPr>
       <w:tblGrid>
@@ -33619,7 +33804,11 @@
           <w:tblHeader w:val="on"/>
         </w:trPr>
         <w:tc>
-          <w:tcPr/>
+          <w:tcPr>
+            <w:tcBorders>
+              <w:bottom w:val="single" w:sz="8" w:space="0" w:color="000000"/>
+            </w:tcBorders>
+          </w:tcPr>
           <w:p>
             <w:pPr>
               <w:pStyle w:val="Compact"/>
@@ -33635,7 +33824,11 @@
           </w:p>
         </w:tc>
         <w:tc>
-          <w:tcPr/>
+          <w:tcPr>
+            <w:tcBorders>
+              <w:bottom w:val="single" w:sz="8" w:space="0" w:color="000000"/>
+            </w:tcBorders>
+          </w:tcPr>
           <w:p>
             <w:pPr>
               <w:pStyle w:val="Compact"/>
@@ -33706,7 +33899,11 @@
           </w:p>
         </w:tc>
         <w:tc>
-          <w:tcPr/>
+          <w:tcPr>
+            <w:tcBorders>
+              <w:bottom w:val="single" w:sz="8" w:space="0" w:color="000000"/>
+            </w:tcBorders>
+          </w:tcPr>
           <w:p>
             <w:pPr>
               <w:pStyle w:val="Compact"/>
@@ -44202,7 +44399,7 @@
     <ns0:rPr>
       <ns0:rFonts ns0:ascii="Times New Roman" ns0:cs="Times New Roman" ns0:eastAsia="SimHei" ns0:hAnsi="Times New Roman"/>
       <ns0:b/>
-      <ns0:color ns0:val="17324D"/>
+      <ns0:color ns0:val="000000"/>
       <ns0:sz ns0:val="44"/>
       <ns0:szCs ns0:val="56"/>
     </ns0:rPr>
@@ -44344,7 +44541,7 @@
     <ns0:rPr>
       <ns0:rFonts ns0:ascii="Times New Roman" ns0:cs="Times New Roman" ns0:eastAsia="SimHei" ns0:hAnsi="Times New Roman"/>
       <ns0:b/>
-      <ns0:color ns0:val="17324D"/>
+      <ns0:color ns0:val="000000"/>
       <ns0:sz ns0:val="32"/>
       <ns0:szCs ns0:val="40"/>
     </ns0:rPr>
@@ -44368,7 +44565,7 @@
     <ns0:rPr>
       <ns0:rFonts ns0:ascii="Times New Roman" ns0:cs="Times New Roman" ns0:eastAsia="SimHei" ns0:hAnsi="Times New Roman"/>
       <ns0:b/>
-      <ns0:color ns0:val="17324D"/>
+      <ns0:color ns0:val="000000"/>
       <ns0:sz ns0:val="28"/>
       <ns0:szCs ns0:val="32"/>
     </ns0:rPr>
@@ -44392,7 +44589,7 @@
     <ns0:rPr>
       <ns0:rFonts ns0:ascii="Times New Roman" ns0:cs="Times New Roman" ns0:eastAsia="SimHei" ns0:hAnsi="Times New Roman"/>
       <ns0:b/>
-      <ns0:color ns0:val="17324D"/>
+      <ns0:color ns0:val="000000"/>
       <ns0:sz ns0:val="25"/>
       <ns0:szCs ns0:val="28"/>
     </ns0:rPr>

--- a/00-首页/题组Word/第一轮·综合套卷/第一轮综合卷05（教师版）.docx
+++ b/00-首页/题组Word/第一轮·综合套卷/第一轮综合卷05（教师版）.docx
@@ -57,14 +57,6 @@
       <w:tblPr>
         <w:tblStyle w:val="Table"/>
         <w:tblW w:type="auto" w:w="0"/>
-        <w:tblBorders>
-          <w:top w:val="single" w:sz="12" w:space="0" w:color="000000"/>
-          <w:left w:val="none" w:sz="0" w:space="0" w:color="auto"/>
-          <w:bottom w:val="single" w:sz="12" w:space="0" w:color="000000"/>
-          <w:right w:val="none" w:sz="0" w:space="0" w:color="auto"/>
-          <w:insideH w:val="none" w:sz="0" w:space="0" w:color="auto"/>
-          <w:insideV w:val="none" w:sz="0" w:space="0" w:color="auto"/>
-        </w:tblBorders>
         <w:tblLook w:firstRow="1" w:lastRow="0" w:firstColumn="0" w:lastColumn="0" w:noHBand="0" w:noVBand="0" w:val="0020"/>
       </w:tblPr>
       <w:tblGrid>
@@ -77,11 +69,7 @@
           <w:tblHeader w:val="on"/>
         </w:trPr>
         <w:tc>
-          <w:tcPr>
-            <w:tcBorders>
-              <w:bottom w:val="single" w:sz="8" w:space="0" w:color="000000"/>
-            </w:tcBorders>
-          </w:tcPr>
+          <w:tcPr/>
           <w:p>
             <w:pPr>
               <w:pStyle w:val="Compact"/>
@@ -97,11 +85,7 @@
           </w:p>
         </w:tc>
         <w:tc>
-          <w:tcPr>
-            <w:tcBorders>
-              <w:bottom w:val="single" w:sz="8" w:space="0" w:color="000000"/>
-            </w:tcBorders>
-          </w:tcPr>
+          <w:tcPr/>
           <w:p>
             <w:pPr>
               <w:pStyle w:val="Compact"/>
@@ -117,11 +101,7 @@
           </w:p>
         </w:tc>
         <w:tc>
-          <w:tcPr>
-            <w:tcBorders>
-              <w:bottom w:val="single" w:sz="8" w:space="0" w:color="000000"/>
-            </w:tcBorders>
-          </w:tcPr>
+          <w:tcPr/>
           <w:p>
             <w:pPr>
               <w:pStyle w:val="Compact"/>
@@ -419,7 +399,6 @@
     <w:p>
       <w:pPr>
         <w:pStyle w:val="BodyText"/>
-        <w:spacing w:before="0" w:after="0"/>
       </w:pPr>
       <w:r>
         <w:rPr>
@@ -495,7 +474,6 @@
     <w:p>
       <w:pPr>
         <w:pStyle w:val="BodyText"/>
-        <w:spacing w:before="0" w:after="0"/>
       </w:pPr>
       <w:r>
         <w:rPr>
@@ -571,7 +549,6 @@
     <w:p>
       <w:pPr>
         <w:pStyle w:val="BodyText"/>
-        <w:spacing w:before="0" w:after="0"/>
       </w:pPr>
       <w:r>
         <w:rPr>
@@ -647,7 +624,6 @@
     <w:p>
       <w:pPr>
         <w:pStyle w:val="BodyText"/>
-        <w:spacing w:before="0" w:after="0"/>
       </w:pPr>
       <w:r>
         <w:rPr>
@@ -839,7 +815,6 @@
     <w:p>
       <w:pPr>
         <w:pStyle w:val="BodyText"/>
-        <w:spacing w:before="0" w:after="0"/>
       </w:pPr>
       <w:r>
         <w:rPr>
@@ -857,7 +832,6 @@
     <w:p>
       <w:pPr>
         <w:pStyle w:val="BodyText"/>
-        <w:spacing w:before="0" w:after="0"/>
       </w:pPr>
       <w:r>
         <w:rPr>
@@ -893,7 +867,6 @@
     <w:p>
       <w:pPr>
         <w:pStyle w:val="BodyText"/>
-        <w:spacing w:before="0" w:after="0"/>
       </w:pPr>
       <w:r>
         <w:rPr>
@@ -929,7 +902,6 @@
     <w:p>
       <w:pPr>
         <w:pStyle w:val="BodyText"/>
-        <w:spacing w:before="0" w:after="0"/>
       </w:pPr>
       <w:r>
         <w:rPr>
@@ -995,7 +967,6 @@
     <w:p>
       <w:pPr>
         <w:pStyle w:val="BodyText"/>
-        <w:spacing w:before="0" w:after="0"/>
       </w:pPr>
       <w:r>
         <w:rPr>
@@ -1160,8 +1131,6 @@
     <w:p>
       <w:pPr>
         <w:pStyle w:val="FirstParagraph"/>
-        <w:spacing w:before="0" w:after="0"/>
-        <w:ind w:left="480" w:hanging="480"/>
       </w:pPr>
       <w:r>
         <w:rPr>
@@ -1404,57 +1373,11 @@
         </w:rPr>
         <w:t xml:space="preserve"> </w:t>
       </w:r>
-    </w:p>
-    <w:p>
-      <w:pPr>
-        <w:pStyle w:val="FirstParagraph"/>
-        <w:spacing w:before="0" w:after="0"/>
-        <w:ind w:left="480" w:hanging="480"/>
-      </w:pPr>
-      <w:r>
-        <w:rPr>
-          <w:rFonts w:ascii="Times New Roman" w:hAnsi="Times New Roman" w:eastAsia="Times New Roman" w:cs="Times New Roman"/>
-        </w:rPr>
-        <w:t xml:space="preserve">A. -183 </w:t>
-      </w:r>
-    </w:p>
-    <w:p>
-      <w:pPr>
-        <w:pStyle w:val="FirstParagraph"/>
-        <w:spacing w:before="0" w:after="0"/>
-        <w:ind w:left="480" w:hanging="480"/>
-      </w:pPr>
-      <w:r>
-        <w:rPr>
-          <w:rFonts w:ascii="Times New Roman" w:hAnsi="Times New Roman" w:eastAsia="Times New Roman" w:cs="Times New Roman"/>
-        </w:rPr>
-        <w:t xml:space="preserve">B. 183 </w:t>
-      </w:r>
-    </w:p>
-    <w:p>
-      <w:pPr>
-        <w:pStyle w:val="FirstParagraph"/>
-        <w:spacing w:before="0" w:after="0"/>
-        <w:ind w:left="480" w:hanging="480"/>
-      </w:pPr>
-      <w:r>
-        <w:rPr>
-          <w:rFonts w:ascii="Times New Roman" w:hAnsi="Times New Roman" w:eastAsia="Times New Roman" w:cs="Times New Roman"/>
-        </w:rPr>
-        <w:t xml:space="preserve">C. -248 </w:t>
-      </w:r>
-    </w:p>
-    <w:p>
-      <w:pPr>
-        <w:pStyle w:val="FirstParagraph"/>
-        <w:spacing w:before="0" w:after="0"/>
-        <w:ind w:left="480" w:hanging="480"/>
-      </w:pPr>
-      <w:r>
-        <w:rPr>
-          <w:rFonts w:ascii="Times New Roman" w:hAnsi="Times New Roman" w:eastAsia="Times New Roman" w:cs="Times New Roman"/>
-        </w:rPr>
-        <w:t xml:space="preserve">D. 248</w:t>
+      <w:r>
+        <w:rPr>
+          <w:rFonts w:ascii="Times New Roman" w:hAnsi="Times New Roman" w:eastAsia="Times New Roman" w:cs="Times New Roman"/>
+        </w:rPr>
+        <w:t xml:space="preserve">A. -183 B. 183 C. -248 D. 248</w:t>
       </w:r>
     </w:p>
     <w:p>
@@ -1559,8 +1482,6 @@
     <w:p>
       <w:pPr>
         <w:pStyle w:val="FirstParagraph"/>
-        <w:spacing w:before="0" w:after="0"/>
-        <w:ind w:left="480" w:hanging="480"/>
       </w:pPr>
       <w:r>
         <w:rPr>
@@ -1688,13 +1609,6 @@
         </w:rPr>
         <w:t xml:space="preserve"> </w:t>
       </w:r>
-    </w:p>
-    <w:p>
-      <w:pPr>
-        <w:pStyle w:val="FirstParagraph"/>
-        <w:spacing w:before="0" w:after="0"/>
-        <w:ind w:left="480" w:hanging="480"/>
-      </w:pPr>
       <w:r>
         <w:rPr>
           <w:rFonts w:ascii="Times New Roman" w:hAnsi="Times New Roman" w:eastAsia="Times New Roman" w:cs="Times New Roman"/>
@@ -1742,13 +1656,6 @@
         </w:rPr>
         <w:t xml:space="preserve"> </w:t>
       </w:r>
-    </w:p>
-    <w:p>
-      <w:pPr>
-        <w:pStyle w:val="FirstParagraph"/>
-        <w:spacing w:before="0" w:after="0"/>
-        <w:ind w:left="480" w:hanging="480"/>
-      </w:pPr>
       <w:r>
         <w:rPr>
           <w:rFonts w:ascii="Times New Roman" w:hAnsi="Times New Roman" w:eastAsia="Times New Roman" w:cs="Times New Roman"/>
@@ -1813,13 +1720,6 @@
         </w:rPr>
         <w:t xml:space="preserve"> </w:t>
       </w:r>
-    </w:p>
-    <w:p>
-      <w:pPr>
-        <w:pStyle w:val="FirstParagraph"/>
-        <w:spacing w:before="0" w:after="0"/>
-        <w:ind w:left="480" w:hanging="480"/>
-      </w:pPr>
       <w:r>
         <w:rPr>
           <w:rFonts w:ascii="Times New Roman" w:hAnsi="Times New Roman" w:eastAsia="Times New Roman" w:cs="Times New Roman"/>
@@ -1884,13 +1784,6 @@
         </w:rPr>
         <w:t xml:space="preserve"> </w:t>
       </w:r>
-    </w:p>
-    <w:p>
-      <w:pPr>
-        <w:pStyle w:val="FirstParagraph"/>
-        <w:spacing w:before="0" w:after="0"/>
-        <w:ind w:left="480" w:hanging="480"/>
-      </w:pPr>
       <w:r>
         <w:rPr>
           <w:rFonts w:ascii="Times New Roman" w:hAnsi="Times New Roman" w:eastAsia="Times New Roman" w:cs="Times New Roman"/>
@@ -2052,8 +1945,6 @@
     <w:p>
       <w:pPr>
         <w:pStyle w:val="FirstParagraph"/>
-        <w:spacing w:before="0" w:after="0"/>
-        <w:ind w:left="480" w:hanging="480"/>
       </w:pPr>
       <w:r>
         <w:rPr>
@@ -2382,57 +2273,11 @@
         </w:rPr>
         <w:t xml:space="preserve"> </w:t>
       </w:r>
-    </w:p>
-    <w:p>
-      <w:pPr>
-        <w:pStyle w:val="FirstParagraph"/>
-        <w:spacing w:before="0" w:after="0"/>
-        <w:ind w:left="480" w:hanging="480"/>
-      </w:pPr>
-      <w:r>
-        <w:rPr>
-          <w:rFonts w:ascii="Times New Roman" w:hAnsi="Times New Roman" w:eastAsia="Times New Roman" w:cs="Times New Roman"/>
-        </w:rPr>
-        <w:t xml:space="preserve">A. 2 </w:t>
-      </w:r>
-    </w:p>
-    <w:p>
-      <w:pPr>
-        <w:pStyle w:val="FirstParagraph"/>
-        <w:spacing w:before="0" w:after="0"/>
-        <w:ind w:left="480" w:hanging="480"/>
-      </w:pPr>
-      <w:r>
-        <w:rPr>
-          <w:rFonts w:ascii="Times New Roman" w:hAnsi="Times New Roman" w:eastAsia="Times New Roman" w:cs="Times New Roman"/>
-        </w:rPr>
-        <w:t xml:space="preserve">B. 2.5 </w:t>
-      </w:r>
-    </w:p>
-    <w:p>
-      <w:pPr>
-        <w:pStyle w:val="FirstParagraph"/>
-        <w:spacing w:before="0" w:after="0"/>
-        <w:ind w:left="480" w:hanging="480"/>
-      </w:pPr>
-      <w:r>
-        <w:rPr>
-          <w:rFonts w:ascii="Times New Roman" w:hAnsi="Times New Roman" w:eastAsia="Times New Roman" w:cs="Times New Roman"/>
-        </w:rPr>
-        <w:t xml:space="preserve">C. 3 </w:t>
-      </w:r>
-    </w:p>
-    <w:p>
-      <w:pPr>
-        <w:pStyle w:val="FirstParagraph"/>
-        <w:spacing w:before="0" w:after="0"/>
-        <w:ind w:left="480" w:hanging="480"/>
-      </w:pPr>
-      <w:r>
-        <w:rPr>
-          <w:rFonts w:ascii="Times New Roman" w:hAnsi="Times New Roman" w:eastAsia="Times New Roman" w:cs="Times New Roman"/>
-        </w:rPr>
-        <w:t xml:space="preserve">D. 3.5</w:t>
+      <w:r>
+        <w:rPr>
+          <w:rFonts w:ascii="Times New Roman" w:hAnsi="Times New Roman" w:eastAsia="Times New Roman" w:cs="Times New Roman"/>
+        </w:rPr>
+        <w:t xml:space="preserve">A. 2 B. 2.5 C. 3 D. 3.5</w:t>
       </w:r>
     </w:p>
     <w:p>
@@ -2537,8 +2382,6 @@
     <w:p>
       <w:pPr>
         <w:pStyle w:val="FirstParagraph"/>
-        <w:spacing w:before="0" w:after="0"/>
-        <w:ind w:left="480" w:hanging="480"/>
       </w:pPr>
       <w:r>
         <w:rPr>
@@ -2630,13 +2473,6 @@
         </w:rPr>
         <w:t xml:space="preserve"> </w:t>
       </w:r>
-    </w:p>
-    <w:p>
-      <w:pPr>
-        <w:pStyle w:val="FirstParagraph"/>
-        <w:spacing w:before="0" w:after="0"/>
-        <w:ind w:left="480" w:hanging="480"/>
-      </w:pPr>
       <w:r>
         <w:rPr>
           <w:rFonts w:ascii="Times New Roman" w:hAnsi="Times New Roman" w:eastAsia="Times New Roman" w:cs="Times New Roman"/>
@@ -2653,20 +2489,7 @@
         <w:rPr>
           <w:rFonts w:ascii="Times New Roman" w:hAnsi="Times New Roman" w:eastAsia="Times New Roman" w:cs="Times New Roman"/>
         </w:rPr>
-        <w:t xml:space="preserve"> </w:t>
-      </w:r>
-    </w:p>
-    <w:p>
-      <w:pPr>
-        <w:pStyle w:val="FirstParagraph"/>
-        <w:spacing w:before="0" w:after="0"/>
-        <w:ind w:left="480" w:hanging="480"/>
-      </w:pPr>
-      <w:r>
-        <w:rPr>
-          <w:rFonts w:ascii="Times New Roman" w:hAnsi="Times New Roman" w:eastAsia="Times New Roman" w:cs="Times New Roman"/>
-        </w:rPr>
-        <w:t xml:space="preserve">B. 99 </w:t>
+        <w:t xml:space="preserve"> B. 99 </w:t>
       </w:r>
       <w:r>
         <w:rPr>
@@ -2678,20 +2501,7 @@
         <w:rPr>
           <w:rFonts w:ascii="Times New Roman" w:hAnsi="Times New Roman" w:eastAsia="Times New Roman" w:cs="Times New Roman"/>
         </w:rPr>
-        <w:t xml:space="preserve"> </w:t>
-      </w:r>
-    </w:p>
-    <w:p>
-      <w:pPr>
-        <w:pStyle w:val="FirstParagraph"/>
-        <w:spacing w:before="0" w:after="0"/>
-        <w:ind w:left="480" w:hanging="480"/>
-      </w:pPr>
-      <w:r>
-        <w:rPr>
-          <w:rFonts w:ascii="Times New Roman" w:hAnsi="Times New Roman" w:eastAsia="Times New Roman" w:cs="Times New Roman"/>
-        </w:rPr>
-        <w:t xml:space="preserve">C. 57 </w:t>
+        <w:t xml:space="preserve"> C. 57 </w:t>
       </w:r>
       <w:r>
         <w:rPr>
@@ -2703,20 +2513,7 @@
         <w:rPr>
           <w:rFonts w:ascii="Times New Roman" w:hAnsi="Times New Roman" w:eastAsia="Times New Roman" w:cs="Times New Roman"/>
         </w:rPr>
-        <w:t xml:space="preserve"> </w:t>
-      </w:r>
-    </w:p>
-    <w:p>
-      <w:pPr>
-        <w:pStyle w:val="FirstParagraph"/>
-        <w:spacing w:before="0" w:after="0"/>
-        <w:ind w:left="480" w:hanging="480"/>
-      </w:pPr>
-      <w:r>
-        <w:rPr>
-          <w:rFonts w:ascii="Times New Roman" w:hAnsi="Times New Roman" w:eastAsia="Times New Roman" w:cs="Times New Roman"/>
-        </w:rPr>
-        <w:t xml:space="preserve">D. 36 </w:t>
+        <w:t xml:space="preserve"> D. 36 </w:t>
       </w:r>
       <w:r>
         <w:rPr>
@@ -3064,7 +2861,7 @@
         </w:rPr>
         <w:drawing>
           <wp:inline>
-            <wp:extent cx="3576729" cy="2273683"/>
+            <wp:extent cx="3600000" cy="2273683"/>
             <wp:effectExtent b="0" l="0" r="0" t="0"/>
             <wp:docPr descr="" title="" id="18" name="Picture"/>
             <a:graphic>
@@ -3085,7 +2882,7 @@
                   <pic:spPr bwMode="auto">
                     <a:xfrm>
                       <a:off x="0" y="0"/>
-                      <a:ext cx="3576729" cy="2273683"/>
+                      <a:ext cx="3600000" cy="2273683"/>
                     </a:xfrm>
                     <a:prstGeom prst="rect">
                       <a:avLst/>
@@ -3107,7 +2904,10 @@
     <w:p>
       <w:pPr>
         <w:pStyle w:val="Compact"/>
-        <w:spacing w:before="0" w:after="0"/>
+        <w:numPr>
+          <w:ilvl w:val="0"/>
+          <w:numId w:val="1001"/>
+        </w:numPr>
       </w:pPr>
       <w:r>
         <w:rPr>
@@ -3155,7 +2955,10 @@
     <w:p>
       <w:pPr>
         <w:pStyle w:val="Compact"/>
-        <w:spacing w:before="0" w:after="0"/>
+        <w:numPr>
+          <w:ilvl w:val="0"/>
+          <w:numId w:val="1001"/>
+        </w:numPr>
       </w:pPr>
       <w:r>
         <w:rPr>
@@ -3197,7 +3000,10 @@
     <w:p>
       <w:pPr>
         <w:pStyle w:val="Compact"/>
-        <w:spacing w:before="0" w:after="0"/>
+        <w:numPr>
+          <w:ilvl w:val="0"/>
+          <w:numId w:val="1001"/>
+        </w:numPr>
       </w:pPr>
       <w:r>
         <w:rPr>
@@ -3221,7 +3027,10 @@
     <w:p>
       <w:pPr>
         <w:pStyle w:val="Compact"/>
-        <w:spacing w:before="0" w:after="0"/>
+        <w:numPr>
+          <w:ilvl w:val="0"/>
+          <w:numId w:val="1001"/>
+        </w:numPr>
       </w:pPr>
       <w:r>
         <w:rPr>
@@ -3239,8 +3048,159 @@
         <w:rPr>
           <w:rFonts w:hint="eastAsia" w:ascii="Times New Roman" w:hAnsi="Times New Roman" w:eastAsia="FangSong" w:cs="Times New Roman"/>
         </w:rPr>
-        <w:t>碳的密度计算式见原卷</w:t>
-      </w:r>
+        <w:t>碳的密度为</w:t>
+      </w:r>
+      <w:r>
+        <w:rPr>
+          <w:rFonts w:ascii="Times New Roman" w:hAnsi="Times New Roman" w:eastAsia="Times New Roman" w:cs="Times New Roman"/>
+        </w:rPr>
+        <w:t xml:space="preserve"> </w:t>
+      </w:r>
+      <m:oMath>
+        <m:oMathPr>
+          <m:ctrlPr>
+            <w:rPr>
+              <w:sz w:val="28"/>
+              <w:szCs w:val="28"/>
+            </w:rPr>
+          </m:ctrlPr>
+        </m:oMathPr>
+        <m:f>
+          <m:fPr>
+            <m:type m:val="bar"/>
+          </m:fPr>
+          <m:num>
+            <m:r>
+              <m:t>12</m:t>
+            </m:r>
+            <m:r>
+              <m:rPr>
+                <m:sty m:val="p"/>
+              </m:rPr>
+              <m:t>×</m:t>
+            </m:r>
+            <m:r>
+              <m:t>32</m:t>
+            </m:r>
+          </m:num>
+          <m:den>
+            <m:sSub>
+              <m:e>
+                <m:r>
+                  <m:t>N</m:t>
+                </m:r>
+              </m:e>
+              <m:sub>
+                <m:r>
+                  <m:rPr>
+                    <m:sty m:val="p"/>
+                  </m:rPr>
+                  <m:t>A</m:t>
+                </m:r>
+              </m:sub>
+            </m:sSub>
+            <m:r>
+              <m:rPr>
+                <m:sty m:val="p"/>
+              </m:rPr>
+              <m:t>×</m:t>
+            </m:r>
+            <m:r>
+              <m:rPr>
+                <m:sty m:val="p"/>
+              </m:rPr>
+              <m:t>(</m:t>
+            </m:r>
+            <m:r>
+              <m:t>a</m:t>
+            </m:r>
+            <m:r>
+              <m:rPr>
+                <m:sty m:val="p"/>
+              </m:rPr>
+              <m:t>×</m:t>
+            </m:r>
+            <m:sSup>
+              <m:e>
+                <m:r>
+                  <m:t>10</m:t>
+                </m:r>
+              </m:e>
+              <m:sup>
+                <m:r>
+                  <m:rPr>
+                    <m:sty m:val="p"/>
+                  </m:rPr>
+                  <m:t>−</m:t>
+                </m:r>
+                <m:r>
+                  <m:t>10</m:t>
+                </m:r>
+              </m:sup>
+            </m:sSup>
+            <m:sSup>
+              <m:e>
+                <m:r>
+                  <m:rPr>
+                    <m:sty m:val="p"/>
+                  </m:rPr>
+                  <m:t>)</m:t>
+                </m:r>
+              </m:e>
+              <m:sup>
+                <m:r>
+                  <m:t>3</m:t>
+                </m:r>
+              </m:sup>
+            </m:sSup>
+          </m:den>
+        </m:f>
+        <m:r>
+          <m:t> </m:t>
+        </m:r>
+        <m:r>
+          <m:rPr>
+            <m:sty m:val="p"/>
+          </m:rPr>
+          <m:t>g</m:t>
+        </m:r>
+        <m:r>
+          <m:rPr>
+            <m:sty m:val="p"/>
+          </m:rPr>
+          <m:t>⋅</m:t>
+        </m:r>
+        <m:r>
+          <m:rPr>
+            <m:sty m:val="p"/>
+          </m:rPr>
+          <m:t>c</m:t>
+        </m:r>
+        <m:sSup>
+          <m:e>
+            <m:r>
+              <m:rPr>
+                <m:sty m:val="p"/>
+              </m:rPr>
+              <m:t>m</m:t>
+            </m:r>
+          </m:e>
+          <m:sup>
+            <m:r>
+              <m:rPr>
+                <m:sty m:val="p"/>
+              </m:rPr>
+              <m:t>−</m:t>
+            </m:r>
+            <m:r>
+              <m:rPr>
+                <m:sty m:val="p"/>
+              </m:rPr>
+              <m:t>3</m:t>
+            </m:r>
+          </m:sup>
+        </m:sSup>
+      </m:oMath>
     </w:p>
     <w:p>
       <w:pPr>
@@ -3493,7 +3453,7 @@
         </w:rPr>
         <w:drawing>
           <wp:inline>
-            <wp:extent cx="3147711" cy="2864584"/>
+            <wp:extent cx="3240000" cy="2864584"/>
             <wp:effectExtent b="0" l="0" r="0" t="0"/>
             <wp:docPr descr="" title="" id="22" name="Picture"/>
             <a:graphic>
@@ -3514,7 +3474,7 @@
                   <pic:spPr bwMode="auto">
                     <a:xfrm>
                       <a:off x="0" y="0"/>
-                      <a:ext cx="3147711" cy="2864584"/>
+                      <a:ext cx="3240000" cy="2864584"/>
                     </a:xfrm>
                     <a:prstGeom prst="rect">
                       <a:avLst/>
@@ -3631,7 +3591,10 @@
     <w:p>
       <w:pPr>
         <w:pStyle w:val="Compact"/>
-        <w:spacing w:before="0" w:after="0"/>
+        <w:numPr>
+          <w:ilvl w:val="0"/>
+          <w:numId w:val="1002"/>
+        </w:numPr>
       </w:pPr>
       <w:r>
         <w:rPr>
@@ -3643,13 +3606,140 @@
         <w:rPr>
           <w:rFonts w:hint="eastAsia" w:ascii="Times New Roman" w:hAnsi="Times New Roman" w:eastAsia="FangSong" w:cs="Times New Roman"/>
         </w:rPr>
-        <w:t xml:space="preserve">该晶体的密度计算式见原卷</w:t>
-      </w:r>
+        <w:t xml:space="preserve">该晶体的密度为</w:t>
+      </w:r>
+      <w:r>
+        <w:rPr>
+          <w:rFonts w:ascii="Times New Roman" w:hAnsi="Times New Roman" w:eastAsia="Times New Roman" w:cs="Times New Roman"/>
+        </w:rPr>
+        <w:t xml:space="preserve"> </w:t>
+      </w:r>
+      <m:oMath>
+        <m:oMathPr>
+          <m:ctrlPr>
+            <w:rPr>
+              <w:sz w:val="28"/>
+              <w:szCs w:val="28"/>
+            </w:rPr>
+          </m:ctrlPr>
+        </m:oMathPr>
+        <m:f>
+          <m:fPr>
+            <m:type m:val="bar"/>
+          </m:fPr>
+          <m:num>
+            <m:r>
+              <m:t>3.28</m:t>
+            </m:r>
+            <m:r>
+              <m:rPr>
+                <m:sty m:val="p"/>
+              </m:rPr>
+              <m:t>×</m:t>
+            </m:r>
+            <m:r>
+              <m:t>169</m:t>
+            </m:r>
+          </m:num>
+          <m:den>
+            <m:sSup>
+              <m:e>
+                <m:r>
+                  <m:t>a</m:t>
+                </m:r>
+              </m:e>
+              <m:sup>
+                <m:r>
+                  <m:t>2</m:t>
+                </m:r>
+              </m:sup>
+            </m:sSup>
+            <m:r>
+              <m:rPr>
+                <m:sty m:val="p"/>
+              </m:rPr>
+              <m:t>×</m:t>
+            </m:r>
+            <m:r>
+              <m:t>c</m:t>
+            </m:r>
+            <m:r>
+              <m:rPr>
+                <m:sty m:val="p"/>
+              </m:rPr>
+              <m:t>×</m:t>
+            </m:r>
+            <m:sSub>
+              <m:e>
+                <m:r>
+                  <m:t>N</m:t>
+                </m:r>
+              </m:e>
+              <m:sub>
+                <m:r>
+                  <m:rPr>
+                    <m:sty m:val="p"/>
+                  </m:rPr>
+                  <m:t>A</m:t>
+                </m:r>
+              </m:sub>
+            </m:sSub>
+          </m:den>
+        </m:f>
+        <m:r>
+          <m:t> </m:t>
+        </m:r>
+        <m:r>
+          <m:rPr>
+            <m:sty m:val="p"/>
+          </m:rPr>
+          <m:t>g</m:t>
+        </m:r>
+        <m:r>
+          <m:rPr>
+            <m:sty m:val="p"/>
+          </m:rPr>
+          <m:t>⋅</m:t>
+        </m:r>
+        <m:r>
+          <m:rPr>
+            <m:sty m:val="p"/>
+          </m:rPr>
+          <m:t>c</m:t>
+        </m:r>
+        <m:sSup>
+          <m:e>
+            <m:r>
+              <m:rPr>
+                <m:sty m:val="p"/>
+              </m:rPr>
+              <m:t>m</m:t>
+            </m:r>
+          </m:e>
+          <m:sup>
+            <m:r>
+              <m:rPr>
+                <m:sty m:val="p"/>
+              </m:rPr>
+              <m:t>−</m:t>
+            </m:r>
+            <m:r>
+              <m:rPr>
+                <m:sty m:val="p"/>
+              </m:rPr>
+              <m:t>3</m:t>
+            </m:r>
+          </m:sup>
+        </m:sSup>
+      </m:oMath>
     </w:p>
     <w:p>
       <w:pPr>
         <w:pStyle w:val="Compact"/>
-        <w:spacing w:before="0" w:after="0"/>
+        <w:numPr>
+          <w:ilvl w:val="0"/>
+          <w:numId w:val="1002"/>
+        </w:numPr>
       </w:pPr>
       <w:r>
         <w:rPr>
@@ -3673,7 +3763,10 @@
     <w:p>
       <w:pPr>
         <w:pStyle w:val="Compact"/>
-        <w:spacing w:before="0" w:after="0"/>
+        <w:numPr>
+          <w:ilvl w:val="0"/>
+          <w:numId w:val="1002"/>
+        </w:numPr>
       </w:pPr>
       <w:r>
         <w:rPr>
@@ -3697,13 +3790,140 @@
         <w:rPr>
           <w:rFonts w:hint="eastAsia" w:ascii="Times New Roman" w:hAnsi="Times New Roman" w:eastAsia="FangSong" w:cs="Times New Roman"/>
         </w:rPr>
-        <w:t xml:space="preserve">间距离计算式见原卷</w:t>
-      </w:r>
+        <w:t xml:space="preserve">间距离</w:t>
+      </w:r>
+      <w:r>
+        <w:rPr>
+          <w:rFonts w:ascii="Times New Roman" w:hAnsi="Times New Roman" w:eastAsia="Times New Roman" w:cs="Times New Roman"/>
+        </w:rPr>
+        <w:t xml:space="preserve"> </w:t>
+      </w:r>
+      <m:oMath>
+        <m:oMathPr>
+          <m:ctrlPr>
+            <w:rPr>
+              <w:sz w:val="28"/>
+              <w:szCs w:val="28"/>
+            </w:rPr>
+          </m:ctrlPr>
+        </m:oMathPr>
+        <m:r>
+          <m:t>d</m:t>
+        </m:r>
+        <m:r>
+          <m:rPr>
+            <m:sty m:val="p"/>
+          </m:rPr>
+          <m:t>=</m:t>
+        </m:r>
+        <m:rad>
+          <m:radPr>
+            <m:degHide m:val="on"/>
+          </m:radPr>
+          <m:deg/>
+          <m:e>
+            <m:f>
+              <m:fPr>
+                <m:type m:val="bar"/>
+              </m:fPr>
+              <m:num>
+                <m:r>
+                  <m:t>1</m:t>
+                </m:r>
+              </m:num>
+              <m:den>
+                <m:r>
+                  <m:t>2</m:t>
+                </m:r>
+              </m:den>
+            </m:f>
+            <m:sSup>
+              <m:e>
+                <m:r>
+                  <m:t>a</m:t>
+                </m:r>
+              </m:e>
+              <m:sup>
+                <m:r>
+                  <m:t>2</m:t>
+                </m:r>
+              </m:sup>
+            </m:sSup>
+            <m:r>
+              <m:rPr>
+                <m:sty m:val="p"/>
+              </m:rPr>
+              <m:t>+</m:t>
+            </m:r>
+            <m:sSup>
+              <m:e>
+                <m:d>
+                  <m:dPr>
+                    <m:begChr m:val="("/>
+                    <m:sepChr m:val=""/>
+                    <m:endChr m:val=")"/>
+                    <m:grow/>
+                  </m:dPr>
+                  <m:e>
+                    <m:f>
+                      <m:fPr>
+                        <m:type m:val="bar"/>
+                      </m:fPr>
+                      <m:num>
+                        <m:r>
+                          <m:t>c</m:t>
+                        </m:r>
+                      </m:num>
+                      <m:den>
+                        <m:r>
+                          <m:t>2</m:t>
+                        </m:r>
+                      </m:den>
+                    </m:f>
+                    <m:r>
+                      <m:rPr>
+                        <m:sty m:val="p"/>
+                      </m:rPr>
+                      <m:t>−</m:t>
+                    </m:r>
+                    <m:r>
+                      <m:t>r</m:t>
+                    </m:r>
+                  </m:e>
+                </m:d>
+              </m:e>
+              <m:sup>
+                <m:r>
+                  <m:t>2</m:t>
+                </m:r>
+              </m:sup>
+            </m:sSup>
+          </m:e>
+        </m:rad>
+        <m:r>
+          <m:t> </m:t>
+        </m:r>
+        <m:r>
+          <m:rPr>
+            <m:sty m:val="p"/>
+          </m:rPr>
+          <m:t>p</m:t>
+        </m:r>
+        <m:r>
+          <m:rPr>
+            <m:sty m:val="p"/>
+          </m:rPr>
+          <m:t>m</m:t>
+        </m:r>
+      </m:oMath>
     </w:p>
     <w:p>
       <w:pPr>
         <w:pStyle w:val="Compact"/>
-        <w:spacing w:before="0" w:after="0"/>
+        <w:numPr>
+          <w:ilvl w:val="0"/>
+          <w:numId w:val="1002"/>
+        </w:numPr>
       </w:pPr>
       <w:r>
         <w:rPr>
@@ -5759,7 +5979,7 @@
         </w:rPr>
         <w:drawing>
           <wp:inline>
-            <wp:extent cx="3232077" cy="2780537"/>
+            <wp:extent cx="3240000" cy="2780537"/>
             <wp:effectExtent b="0" l="0" r="0" t="0"/>
             <wp:docPr descr="" title="" id="29" name="Picture"/>
             <a:graphic>
@@ -5780,7 +6000,7 @@
                   <pic:spPr bwMode="auto">
                     <a:xfrm>
                       <a:off x="0" y="0"/>
-                      <a:ext cx="3232077" cy="2780537"/>
+                      <a:ext cx="3240000" cy="2780537"/>
                     </a:xfrm>
                     <a:prstGeom prst="rect">
                       <a:avLst/>
@@ -8707,7 +8927,7 @@
         </w:rPr>
         <w:drawing>
           <wp:inline>
-            <wp:extent cx="2692400" cy="1742906"/>
+            <wp:extent cx="2692400" cy="1778000"/>
             <wp:effectExtent b="0" l="0" r="0" t="0"/>
             <wp:docPr descr="" title="" id="34" name="Picture"/>
             <a:graphic>
@@ -8728,7 +8948,7 @@
                   <pic:spPr bwMode="auto">
                     <a:xfrm>
                       <a:off x="0" y="0"/>
-                      <a:ext cx="2692400" cy="1742906"/>
+                      <a:ext cx="2692400" cy="1778000"/>
                     </a:xfrm>
                     <a:prstGeom prst="rect">
                       <a:avLst/>
@@ -8759,7 +8979,7 @@
         </w:rPr>
         <w:drawing>
           <wp:inline>
-            <wp:extent cx="3600000" cy="1150515"/>
+            <wp:extent cx="3600000" cy="1160574"/>
             <wp:effectExtent b="0" l="0" r="0" t="0"/>
             <wp:docPr descr="" title="" id="37" name="Picture"/>
             <a:graphic>
@@ -8780,7 +9000,7 @@
                   <pic:spPr bwMode="auto">
                     <a:xfrm>
                       <a:off x="0" y="0"/>
-                      <a:ext cx="3600000" cy="1150515"/>
+                      <a:ext cx="3600000" cy="1160574"/>
                     </a:xfrm>
                     <a:prstGeom prst="rect">
                       <a:avLst/>
@@ -13703,7 +13923,7 @@
         </w:rPr>
         <w:drawing>
           <wp:inline>
-            <wp:extent cx="3240000" cy="3185819"/>
+            <wp:extent cx="3240000" cy="3186534"/>
             <wp:effectExtent b="0" l="0" r="0" t="0"/>
             <wp:docPr descr="" title="" id="44" name="Picture"/>
             <a:graphic>
@@ -13724,7 +13944,7 @@
                   <pic:spPr bwMode="auto">
                     <a:xfrm>
                       <a:off x="0" y="0"/>
-                      <a:ext cx="3240000" cy="3185819"/>
+                      <a:ext cx="3240000" cy="3186534"/>
                     </a:xfrm>
                     <a:prstGeom prst="rect">
                       <a:avLst/>
@@ -14105,7 +14325,7 @@
         </w:rPr>
         <w:drawing>
           <wp:inline>
-            <wp:extent cx="3240000" cy="2856774"/>
+            <wp:extent cx="3240000" cy="2863521"/>
             <wp:effectExtent b="0" l="0" r="0" t="0"/>
             <wp:docPr descr="" title="" id="47" name="Picture"/>
             <a:graphic>
@@ -14126,7 +14346,7 @@
                   <pic:spPr bwMode="auto">
                     <a:xfrm>
                       <a:off x="0" y="0"/>
-                      <a:ext cx="3240000" cy="2856774"/>
+                      <a:ext cx="3240000" cy="2863521"/>
                     </a:xfrm>
                     <a:prstGeom prst="rect">
                       <a:avLst/>
@@ -14587,7 +14807,7 @@
         </w:rPr>
         <w:drawing>
           <wp:inline>
-            <wp:extent cx="3098959" cy="3086100"/>
+            <wp:extent cx="3124200" cy="3086100"/>
             <wp:effectExtent b="0" l="0" r="0" t="0"/>
             <wp:docPr descr="" title="" id="51" name="Picture"/>
             <a:graphic>
@@ -14608,7 +14828,7 @@
                   <pic:spPr bwMode="auto">
                     <a:xfrm>
                       <a:off x="0" y="0"/>
-                      <a:ext cx="3098959" cy="3086100"/>
+                      <a:ext cx="3124200" cy="3086100"/>
                     </a:xfrm>
                     <a:prstGeom prst="rect">
                       <a:avLst/>
@@ -17782,14 +18002,6 @@
       <w:tblPr>
         <w:tblStyle w:val="Table"/>
         <w:tblW w:type="auto" w:w="0"/>
-        <w:tblBorders>
-          <w:top w:val="single" w:sz="12" w:space="0" w:color="000000"/>
-          <w:left w:val="none" w:sz="0" w:space="0" w:color="auto"/>
-          <w:bottom w:val="single" w:sz="12" w:space="0" w:color="000000"/>
-          <w:right w:val="none" w:sz="0" w:space="0" w:color="auto"/>
-          <w:insideH w:val="none" w:sz="0" w:space="0" w:color="auto"/>
-          <w:insideV w:val="none" w:sz="0" w:space="0" w:color="auto"/>
-        </w:tblBorders>
         <w:tblLook w:firstRow="1" w:lastRow="0" w:firstColumn="0" w:lastColumn="0" w:noHBand="0" w:noVBand="0" w:val="0020"/>
       </w:tblPr>
       <w:tblGrid>
@@ -17802,11 +18014,7 @@
           <w:tblHeader w:val="on"/>
         </w:trPr>
         <w:tc>
-          <w:tcPr>
-            <w:tcBorders>
-              <w:bottom w:val="single" w:sz="8" w:space="0" w:color="000000"/>
-            </w:tcBorders>
-          </w:tcPr>
+          <w:tcPr/>
           <w:p>
             <w:pPr>
               <w:pStyle w:val="Compact"/>
@@ -17822,11 +18030,7 @@
           </w:p>
         </w:tc>
         <w:tc>
-          <w:tcPr>
-            <w:tcBorders>
-              <w:bottom w:val="single" w:sz="8" w:space="0" w:color="000000"/>
-            </w:tcBorders>
-          </w:tcPr>
+          <w:tcPr/>
           <w:p>
             <w:pPr>
               <w:pStyle w:val="Compact"/>
@@ -17842,11 +18046,7 @@
           </w:p>
         </w:tc>
         <w:tc>
-          <w:tcPr>
-            <w:tcBorders>
-              <w:bottom w:val="single" w:sz="8" w:space="0" w:color="000000"/>
-            </w:tcBorders>
-          </w:tcPr>
+          <w:tcPr/>
           <w:p>
             <w:pPr>
               <w:pStyle w:val="Compact"/>
@@ -18273,15 +18473,8 @@
     <w:tbl>
       <w:tblPr>
         <w:tblStyle w:val="Table"/>
-        <w:tblW w:type="auto" w:w="0"/>
-        <w:tblBorders>
-          <w:top w:val="single" w:sz="12" w:space="0" w:color="000000"/>
-          <w:left w:val="none" w:sz="0" w:space="0" w:color="auto"/>
-          <w:bottom w:val="single" w:sz="12" w:space="0" w:color="000000"/>
-          <w:right w:val="none" w:sz="0" w:space="0" w:color="auto"/>
-          <w:insideH w:val="none" w:sz="0" w:space="0" w:color="auto"/>
-          <w:insideV w:val="none" w:sz="0" w:space="0" w:color="auto"/>
-        </w:tblBorders>
+        <w:tblW w:type="pct" w:w="5000"/>
+        <w:tblLayout w:type="fixed"/>
         <w:tblLook w:firstRow="1" w:lastRow="0" w:firstColumn="0" w:lastColumn="0" w:noHBand="0" w:noVBand="0" w:val="0020"/>
       </w:tblPr>
       <w:tblGrid>
@@ -18295,11 +18488,7 @@
           <w:tblHeader w:val="on"/>
         </w:trPr>
         <w:tc>
-          <w:tcPr>
-            <w:tcBorders>
-              <w:bottom w:val="single" w:sz="8" w:space="0" w:color="000000"/>
-            </w:tcBorders>
-          </w:tcPr>
+          <w:tcPr/>
           <w:p>
             <w:pPr>
               <w:pStyle w:val="Compact"/>
@@ -18315,11 +18504,7 @@
           </w:p>
         </w:tc>
         <w:tc>
-          <w:tcPr>
-            <w:tcBorders>
-              <w:bottom w:val="single" w:sz="8" w:space="0" w:color="000000"/>
-            </w:tcBorders>
-          </w:tcPr>
+          <w:tcPr/>
           <w:p>
             <w:pPr>
               <w:pStyle w:val="Compact"/>
@@ -18335,11 +18520,7 @@
           </w:p>
         </w:tc>
         <w:tc>
-          <w:tcPr>
-            <w:tcBorders>
-              <w:bottom w:val="single" w:sz="8" w:space="0" w:color="000000"/>
-            </w:tcBorders>
-          </w:tcPr>
+          <w:tcPr/>
           <w:p>
             <w:pPr>
               <w:pStyle w:val="Compact"/>
@@ -18355,11 +18536,7 @@
           </w:p>
         </w:tc>
         <w:tc>
-          <w:tcPr>
-            <w:tcBorders>
-              <w:bottom w:val="single" w:sz="8" w:space="0" w:color="000000"/>
-            </w:tcBorders>
-          </w:tcPr>
+          <w:tcPr/>
           <w:p>
             <w:pPr>
               <w:pStyle w:val="Compact"/>
@@ -18433,12 +18610,21 @@
                 <m:t>⋅</m:t>
               </m:r>
               <m:r>
+                <m:rPr>
+                  <m:sty m:val="p"/>
+                </m:rPr>
                 <m:t>m</m:t>
               </m:r>
               <m:r>
+                <m:rPr>
+                  <m:sty m:val="p"/>
+                </m:rPr>
                 <m:t>o</m:t>
               </m:r>
               <m:r>
+                <m:rPr>
+                  <m:sty m:val="p"/>
+                </m:rPr>
                 <m:t>l</m:t>
               </m:r>
               <m:sSup>
@@ -18581,12 +18767,21 @@
           <m:t> </m:t>
         </m:r>
         <m:r>
+          <m:rPr>
+            <m:sty m:val="p"/>
+          </m:rPr>
           <m:t>m</m:t>
         </m:r>
         <m:r>
+          <m:rPr>
+            <m:sty m:val="p"/>
+          </m:rPr>
           <m:t>o</m:t>
         </m:r>
         <m:r>
+          <m:rPr>
+            <m:sty m:val="p"/>
+          </m:rPr>
           <m:t>l</m:t>
         </m:r>
         <m:r>
@@ -18596,6 +18791,9 @@
           <m:t>/</m:t>
         </m:r>
         <m:r>
+          <m:rPr>
+            <m:sty m:val="p"/>
+          </m:rPr>
           <m:t>L</m:t>
         </m:r>
       </m:oMath>
@@ -21079,7 +21277,6 @@
     <w:p>
       <w:pPr>
         <w:pStyle w:val="FirstParagraph"/>
-        <w:spacing w:before="0" w:after="0"/>
       </w:pPr>
       <w:r>
         <w:rPr>
@@ -21109,7 +21306,6 @@
     <w:p>
       <w:pPr>
         <w:pStyle w:val="BodyText"/>
-        <w:spacing w:before="0" w:after="0"/>
       </w:pPr>
       <w:r>
         <w:rPr>
@@ -21127,7 +21323,6 @@
     <w:p>
       <w:pPr>
         <w:pStyle w:val="BodyText"/>
-        <w:spacing w:before="0" w:after="0"/>
       </w:pPr>
       <w:r>
         <w:rPr>
@@ -21145,7 +21340,6 @@
     <w:p>
       <w:pPr>
         <w:pStyle w:val="BodyText"/>
-        <w:spacing w:before="0" w:after="0"/>
       </w:pPr>
       <w:r>
         <w:rPr>
@@ -21230,7 +21424,7 @@
         </w:rPr>
         <w:drawing>
           <wp:inline>
-            <wp:extent cx="3327400" cy="1812591"/>
+            <wp:extent cx="3327400" cy="1943100"/>
             <wp:effectExtent b="0" l="0" r="0" t="0"/>
             <wp:docPr descr="" title="" id="66" name="Picture"/>
             <a:graphic>
@@ -21251,7 +21445,7 @@
                   <pic:spPr bwMode="auto">
                     <a:xfrm>
                       <a:off x="0" y="0"/>
-                      <a:ext cx="3327400" cy="1812591"/>
+                      <a:ext cx="3327400" cy="1943100"/>
                     </a:xfrm>
                     <a:prstGeom prst="rect">
                       <a:avLst/>
@@ -26322,14 +26516,6 @@
         <w:tblStyle w:val="Table"/>
         <w:tblW w:type="pct" w:w="5000"/>
         <w:tblLayout w:type="fixed"/>
-        <w:tblBorders>
-          <w:top w:val="single" w:sz="12" w:space="0" w:color="000000"/>
-          <w:left w:val="none" w:sz="0" w:space="0" w:color="auto"/>
-          <w:bottom w:val="single" w:sz="12" w:space="0" w:color="000000"/>
-          <w:right w:val="none" w:sz="0" w:space="0" w:color="auto"/>
-          <w:insideH w:val="none" w:sz="0" w:space="0" w:color="auto"/>
-          <w:insideV w:val="none" w:sz="0" w:space="0" w:color="auto"/>
-        </w:tblBorders>
         <w:tblLook w:firstRow="1" w:lastRow="0" w:firstColumn="0" w:lastColumn="0" w:noHBand="0" w:noVBand="0" w:val="0020"/>
       </w:tblPr>
       <w:tblGrid>
@@ -26347,11 +26533,7 @@
           <w:tblHeader w:val="on"/>
         </w:trPr>
         <w:tc>
-          <w:tcPr>
-            <w:tcBorders>
-              <w:bottom w:val="single" w:sz="8" w:space="0" w:color="000000"/>
-            </w:tcBorders>
-          </w:tcPr>
+          <w:tcPr/>
           <w:p>
             <w:pPr>
               <w:pStyle w:val="Compact"/>
@@ -26367,11 +26549,7 @@
           </w:p>
         </w:tc>
         <w:tc>
-          <w:tcPr>
-            <w:tcBorders>
-              <w:bottom w:val="single" w:sz="8" w:space="0" w:color="000000"/>
-            </w:tcBorders>
-          </w:tcPr>
+          <w:tcPr/>
           <w:p>
             <w:pPr>
               <w:pStyle w:val="Compact"/>
@@ -26387,11 +26565,7 @@
           </w:p>
         </w:tc>
         <w:tc>
-          <w:tcPr>
-            <w:tcBorders>
-              <w:bottom w:val="single" w:sz="8" w:space="0" w:color="000000"/>
-            </w:tcBorders>
-          </w:tcPr>
+          <w:tcPr/>
           <w:p>
             <w:pPr>
               <w:pStyle w:val="Compact"/>
@@ -26407,11 +26581,7 @@
           </w:p>
         </w:tc>
         <w:tc>
-          <w:tcPr>
-            <w:tcBorders>
-              <w:bottom w:val="single" w:sz="8" w:space="0" w:color="000000"/>
-            </w:tcBorders>
-          </w:tcPr>
+          <w:tcPr/>
           <w:p>
             <w:pPr>
               <w:pStyle w:val="Compact"/>
@@ -26427,11 +26597,7 @@
           </w:p>
         </w:tc>
         <w:tc>
-          <w:tcPr>
-            <w:tcBorders>
-              <w:bottom w:val="single" w:sz="8" w:space="0" w:color="000000"/>
-            </w:tcBorders>
-          </w:tcPr>
+          <w:tcPr/>
           <w:p>
             <w:pPr>
               <w:pStyle w:val="Compact"/>
@@ -26461,11 +26627,7 @@
           </w:p>
         </w:tc>
         <w:tc>
-          <w:tcPr>
-            <w:tcBorders>
-              <w:bottom w:val="single" w:sz="8" w:space="0" w:color="000000"/>
-            </w:tcBorders>
-          </w:tcPr>
+          <w:tcPr/>
           <w:p>
             <w:pPr>
               <w:pStyle w:val="Compact"/>
@@ -26481,11 +26643,7 @@
           </w:p>
         </w:tc>
         <w:tc>
-          <w:tcPr>
-            <w:tcBorders>
-              <w:bottom w:val="single" w:sz="8" w:space="0" w:color="000000"/>
-            </w:tcBorders>
-          </w:tcPr>
+          <w:tcPr/>
           <w:p>
             <w:pPr>
               <w:pStyle w:val="Compact"/>
@@ -26501,11 +26659,7 @@
           </w:p>
         </w:tc>
         <w:tc>
-          <w:tcPr>
-            <w:tcBorders>
-              <w:bottom w:val="single" w:sz="8" w:space="0" w:color="000000"/>
-            </w:tcBorders>
-          </w:tcPr>
+          <w:tcPr/>
           <w:p>
             <w:pPr>
               <w:pStyle w:val="Compact"/>
@@ -27474,7 +27628,7 @@
         </w:rPr>
         <w:drawing>
           <wp:inline>
-            <wp:extent cx="3240000" cy="2988000"/>
+            <wp:extent cx="3240000" cy="3048000"/>
             <wp:effectExtent b="0" l="0" r="0" t="0"/>
             <wp:docPr descr="" title="" id="71" name="Picture"/>
             <a:graphic>
@@ -27495,7 +27649,7 @@
                   <pic:spPr bwMode="auto">
                     <a:xfrm>
                       <a:off x="0" y="0"/>
-                      <a:ext cx="3240000" cy="2988000"/>
+                      <a:ext cx="3240000" cy="3048000"/>
                     </a:xfrm>
                     <a:prstGeom prst="rect">
                       <a:avLst/>
@@ -27537,7 +27691,7 @@
         </w:rPr>
         <w:drawing>
           <wp:inline>
-            <wp:extent cx="3240000" cy="2882562"/>
+            <wp:extent cx="3240000" cy="2951743"/>
             <wp:effectExtent b="0" l="0" r="0" t="0"/>
             <wp:docPr descr="" title="" id="74" name="Picture"/>
             <a:graphic>
@@ -27558,7 +27712,7 @@
                   <pic:spPr bwMode="auto">
                     <a:xfrm>
                       <a:off x="0" y="0"/>
-                      <a:ext cx="3240000" cy="2882562"/>
+                      <a:ext cx="3240000" cy="2951743"/>
                     </a:xfrm>
                     <a:prstGeom prst="rect">
                       <a:avLst/>
@@ -27694,7 +27848,7 @@
         </w:rPr>
         <w:drawing>
           <wp:inline>
-            <wp:extent cx="3505200" cy="2387600"/>
+            <wp:extent cx="3505200" cy="2413000"/>
             <wp:effectExtent b="0" l="0" r="0" t="0"/>
             <wp:docPr descr="" title="" id="77" name="Picture"/>
             <a:graphic>
@@ -27715,7 +27869,7 @@
                   <pic:spPr bwMode="auto">
                     <a:xfrm>
                       <a:off x="0" y="0"/>
-                      <a:ext cx="3505200" cy="2387600"/>
+                      <a:ext cx="3505200" cy="2413000"/>
                     </a:xfrm>
                     <a:prstGeom prst="rect">
                       <a:avLst/>
@@ -29727,7 +29881,7 @@
         </w:rPr>
         <w:drawing>
           <wp:inline>
-            <wp:extent cx="3240000" cy="2988000"/>
+            <wp:extent cx="3240000" cy="3048000"/>
             <wp:effectExtent b="0" l="0" r="0" t="0"/>
             <wp:docPr descr="" title="" id="79" name="Picture"/>
             <a:graphic>
@@ -29748,7 +29902,7 @@
                   <pic:spPr bwMode="auto">
                     <a:xfrm>
                       <a:off x="0" y="0"/>
-                      <a:ext cx="3240000" cy="2988000"/>
+                      <a:ext cx="3240000" cy="3048000"/>
                     </a:xfrm>
                     <a:prstGeom prst="rect">
                       <a:avLst/>
@@ -29894,7 +30048,7 @@
         </w:rPr>
         <w:drawing>
           <wp:inline>
-            <wp:extent cx="3240000" cy="2882562"/>
+            <wp:extent cx="3240000" cy="2951743"/>
             <wp:effectExtent b="0" l="0" r="0" t="0"/>
             <wp:docPr descr="" title="" id="81" name="Picture"/>
             <a:graphic>
@@ -29915,7 +30069,7 @@
                   <pic:spPr bwMode="auto">
                     <a:xfrm>
                       <a:off x="0" y="0"/>
-                      <a:ext cx="3240000" cy="2882562"/>
+                      <a:ext cx="3240000" cy="2951743"/>
                     </a:xfrm>
                     <a:prstGeom prst="rect">
                       <a:avLst/>
@@ -30899,7 +31053,7 @@
         </w:rPr>
         <w:drawing>
           <wp:inline>
-            <wp:extent cx="3505200" cy="2387600"/>
+            <wp:extent cx="3505200" cy="2413000"/>
             <wp:effectExtent b="0" l="0" r="0" t="0"/>
             <wp:docPr descr="" title="" id="83" name="Picture"/>
             <a:graphic>
@@ -30920,7 +31074,7 @@
                   <pic:spPr bwMode="auto">
                     <a:xfrm>
                       <a:off x="0" y="0"/>
-                      <a:ext cx="3505200" cy="2387600"/>
+                      <a:ext cx="3505200" cy="2413000"/>
                     </a:xfrm>
                     <a:prstGeom prst="rect">
                       <a:avLst/>
@@ -31171,7 +31325,7 @@
         </w:rPr>
         <w:drawing>
           <wp:inline>
-            <wp:extent cx="1781859" cy="1610526"/>
+            <wp:extent cx="1800000" cy="1610526"/>
             <wp:effectExtent b="0" l="0" r="0" t="0"/>
             <wp:docPr descr="" title="" id="87" name="Picture"/>
             <a:graphic>
@@ -31192,7 +31346,7 @@
                   <pic:spPr bwMode="auto">
                     <a:xfrm>
                       <a:off x="0" y="0"/>
-                      <a:ext cx="1781859" cy="1610526"/>
+                      <a:ext cx="1800000" cy="1610526"/>
                     </a:xfrm>
                     <a:prstGeom prst="rect">
                       <a:avLst/>
@@ -31223,7 +31377,7 @@
         </w:rPr>
         <w:drawing>
           <wp:inline>
-            <wp:extent cx="1737143" cy="6514285"/>
+            <wp:extent cx="1800000" cy="6514285"/>
             <wp:effectExtent b="0" l="0" r="0" t="0"/>
             <wp:docPr descr="" title="" id="90" name="Picture"/>
             <a:graphic>
@@ -31244,7 +31398,7 @@
                   <pic:spPr bwMode="auto">
                     <a:xfrm>
                       <a:off x="0" y="0"/>
-                      <a:ext cx="1737143" cy="6514285"/>
+                      <a:ext cx="1800000" cy="6514285"/>
                     </a:xfrm>
                     <a:prstGeom prst="rect">
                       <a:avLst/>
@@ -31310,14 +31464,6 @@
         <w:tblStyle w:val="Table"/>
         <w:tblW w:type="pct" w:w="5000"/>
         <w:tblLayout w:type="fixed"/>
-        <w:tblBorders>
-          <w:top w:val="single" w:sz="12" w:space="0" w:color="000000"/>
-          <w:left w:val="none" w:sz="0" w:space="0" w:color="auto"/>
-          <w:bottom w:val="single" w:sz="12" w:space="0" w:color="000000"/>
-          <w:right w:val="none" w:sz="0" w:space="0" w:color="auto"/>
-          <w:insideH w:val="none" w:sz="0" w:space="0" w:color="auto"/>
-          <w:insideV w:val="none" w:sz="0" w:space="0" w:color="auto"/>
-        </w:tblBorders>
         <w:tblLook w:firstRow="1" w:lastRow="0" w:firstColumn="0" w:lastColumn="0" w:noHBand="0" w:noVBand="0" w:val="0020"/>
       </w:tblPr>
       <w:tblGrid>
@@ -31330,11 +31476,7 @@
           <w:tblHeader w:val="on"/>
         </w:trPr>
         <w:tc>
-          <w:tcPr>
-            <w:tcBorders>
-              <w:bottom w:val="single" w:sz="8" w:space="0" w:color="000000"/>
-            </w:tcBorders>
-          </w:tcPr>
+          <w:tcPr/>
           <w:p>
             <w:pPr>
               <w:pStyle w:val="Compact"/>
@@ -31350,11 +31492,7 @@
           </w:p>
         </w:tc>
         <w:tc>
-          <w:tcPr>
-            <w:tcBorders>
-              <w:bottom w:val="single" w:sz="8" w:space="0" w:color="000000"/>
-            </w:tcBorders>
-          </w:tcPr>
+          <w:tcPr/>
           <w:p>
             <w:pPr>
               <w:pStyle w:val="Compact"/>
@@ -31425,11 +31563,7 @@
           </w:p>
         </w:tc>
         <w:tc>
-          <w:tcPr>
-            <w:tcBorders>
-              <w:bottom w:val="single" w:sz="8" w:space="0" w:color="000000"/>
-            </w:tcBorders>
-          </w:tcPr>
+          <w:tcPr/>
           <w:p>
             <w:pPr>
               <w:pStyle w:val="Compact"/>
@@ -32127,14 +32261,6 @@
         <w:tblStyle w:val="Table"/>
         <w:tblW w:type="pct" w:w="5000"/>
         <w:tblLayout w:type="fixed"/>
-        <w:tblBorders>
-          <w:top w:val="single" w:sz="12" w:space="0" w:color="000000"/>
-          <w:left w:val="none" w:sz="0" w:space="0" w:color="auto"/>
-          <w:bottom w:val="single" w:sz="12" w:space="0" w:color="000000"/>
-          <w:right w:val="none" w:sz="0" w:space="0" w:color="auto"/>
-          <w:insideH w:val="none" w:sz="0" w:space="0" w:color="auto"/>
-          <w:insideV w:val="none" w:sz="0" w:space="0" w:color="auto"/>
-        </w:tblBorders>
         <w:tblLook w:firstRow="1" w:lastRow="0" w:firstColumn="0" w:lastColumn="0" w:noHBand="0" w:noVBand="0" w:val="0020"/>
       </w:tblPr>
       <w:tblGrid>
@@ -32150,11 +32276,7 @@
           <w:tblHeader w:val="on"/>
         </w:trPr>
         <w:tc>
-          <w:tcPr>
-            <w:tcBorders>
-              <w:bottom w:val="single" w:sz="8" w:space="0" w:color="000000"/>
-            </w:tcBorders>
-          </w:tcPr>
+          <w:tcPr/>
           <w:p>
             <w:pPr>
               <w:pStyle w:val="Compact"/>
@@ -32184,11 +32306,7 @@
           </w:p>
         </w:tc>
         <w:tc>
-          <w:tcPr>
-            <w:tcBorders>
-              <w:bottom w:val="single" w:sz="8" w:space="0" w:color="000000"/>
-            </w:tcBorders>
-          </w:tcPr>
+          <w:tcPr/>
           <w:p>
             <w:pPr>
               <w:pStyle w:val="Compact"/>
@@ -32233,11 +32351,7 @@
           </w:p>
         </w:tc>
         <w:tc>
-          <w:tcPr>
-            <w:tcBorders>
-              <w:bottom w:val="single" w:sz="8" w:space="0" w:color="000000"/>
-            </w:tcBorders>
-          </w:tcPr>
+          <w:tcPr/>
           <w:p>
             <w:pPr>
               <w:pStyle w:val="Compact"/>
@@ -32311,11 +32425,7 @@
           </w:p>
         </w:tc>
         <w:tc>
-          <w:tcPr>
-            <w:tcBorders>
-              <w:bottom w:val="single" w:sz="8" w:space="0" w:color="000000"/>
-            </w:tcBorders>
-          </w:tcPr>
+          <w:tcPr/>
           <w:p>
             <w:pPr>
               <w:pStyle w:val="Compact"/>
@@ -32345,11 +32455,7 @@
           </w:p>
         </w:tc>
         <w:tc>
-          <w:tcPr>
-            <w:tcBorders>
-              <w:bottom w:val="single" w:sz="8" w:space="0" w:color="000000"/>
-            </w:tcBorders>
-          </w:tcPr>
+          <w:tcPr/>
           <w:p>
             <w:pPr>
               <w:pStyle w:val="Compact"/>
@@ -32394,11 +32500,7 @@
           </w:p>
         </w:tc>
         <w:tc>
-          <w:tcPr>
-            <w:tcBorders>
-              <w:bottom w:val="single" w:sz="8" w:space="0" w:color="000000"/>
-            </w:tcBorders>
-          </w:tcPr>
+          <w:tcPr/>
           <w:p>
             <w:pPr>
               <w:pStyle w:val="Compact"/>
@@ -33784,14 +33886,6 @@
         <w:tblStyle w:val="Table"/>
         <w:tblW w:type="pct" w:w="5000"/>
         <w:tblLayout w:type="fixed"/>
-        <w:tblBorders>
-          <w:top w:val="single" w:sz="12" w:space="0" w:color="000000"/>
-          <w:left w:val="none" w:sz="0" w:space="0" w:color="auto"/>
-          <w:bottom w:val="single" w:sz="12" w:space="0" w:color="000000"/>
-          <w:right w:val="none" w:sz="0" w:space="0" w:color="auto"/>
-          <w:insideH w:val="none" w:sz="0" w:space="0" w:color="auto"/>
-          <w:insideV w:val="none" w:sz="0" w:space="0" w:color="auto"/>
-        </w:tblBorders>
         <w:tblLook w:firstRow="1" w:lastRow="0" w:firstColumn="0" w:lastColumn="0" w:noHBand="0" w:noVBand="0" w:val="0020"/>
       </w:tblPr>
       <w:tblGrid>
@@ -33804,11 +33898,7 @@
           <w:tblHeader w:val="on"/>
         </w:trPr>
         <w:tc>
-          <w:tcPr>
-            <w:tcBorders>
-              <w:bottom w:val="single" w:sz="8" w:space="0" w:color="000000"/>
-            </w:tcBorders>
-          </w:tcPr>
+          <w:tcPr/>
           <w:p>
             <w:pPr>
               <w:pStyle w:val="Compact"/>
@@ -33824,11 +33914,7 @@
           </w:p>
         </w:tc>
         <w:tc>
-          <w:tcPr>
-            <w:tcBorders>
-              <w:bottom w:val="single" w:sz="8" w:space="0" w:color="000000"/>
-            </w:tcBorders>
-          </w:tcPr>
+          <w:tcPr/>
           <w:p>
             <w:pPr>
               <w:pStyle w:val="Compact"/>
@@ -33899,11 +33985,7 @@
           </w:p>
         </w:tc>
         <w:tc>
-          <w:tcPr>
-            <w:tcBorders>
-              <w:bottom w:val="single" w:sz="8" w:space="0" w:color="000000"/>
-            </w:tcBorders>
-          </w:tcPr>
+          <w:tcPr/>
           <w:p>
             <w:pPr>
               <w:pStyle w:val="Compact"/>
@@ -44399,7 +44481,7 @@
     <ns0:rPr>
       <ns0:rFonts ns0:ascii="Times New Roman" ns0:cs="Times New Roman" ns0:eastAsia="SimHei" ns0:hAnsi="Times New Roman"/>
       <ns0:b/>
-      <ns0:color ns0:val="000000"/>
+      <ns0:color ns0:val="17324D"/>
       <ns0:sz ns0:val="44"/>
       <ns0:szCs ns0:val="56"/>
     </ns0:rPr>
@@ -44541,7 +44623,7 @@
     <ns0:rPr>
       <ns0:rFonts ns0:ascii="Times New Roman" ns0:cs="Times New Roman" ns0:eastAsia="SimHei" ns0:hAnsi="Times New Roman"/>
       <ns0:b/>
-      <ns0:color ns0:val="000000"/>
+      <ns0:color ns0:val="17324D"/>
       <ns0:sz ns0:val="32"/>
       <ns0:szCs ns0:val="40"/>
     </ns0:rPr>
@@ -44565,7 +44647,7 @@
     <ns0:rPr>
       <ns0:rFonts ns0:ascii="Times New Roman" ns0:cs="Times New Roman" ns0:eastAsia="SimHei" ns0:hAnsi="Times New Roman"/>
       <ns0:b/>
-      <ns0:color ns0:val="000000"/>
+      <ns0:color ns0:val="17324D"/>
       <ns0:sz ns0:val="28"/>
       <ns0:szCs ns0:val="32"/>
     </ns0:rPr>
@@ -44589,7 +44671,7 @@
     <ns0:rPr>
       <ns0:rFonts ns0:ascii="Times New Roman" ns0:cs="Times New Roman" ns0:eastAsia="SimHei" ns0:hAnsi="Times New Roman"/>
       <ns0:b/>
-      <ns0:color ns0:val="000000"/>
+      <ns0:color ns0:val="17324D"/>
       <ns0:sz ns0:val="25"/>
       <ns0:szCs ns0:val="28"/>
     </ns0:rPr>

--- a/00-首页/题组Word/第一轮·综合套卷/第一轮综合卷05（教师版）.docx
+++ b/00-首页/题组Word/第一轮·综合套卷/第一轮综合卷05（教师版）.docx
@@ -2,7 +2,7 @@
 <file path=word/document.xml><?xml version="1.0" encoding="utf-8"?>
 <w:document xmlns:w="http://schemas.openxmlformats.org/wordprocessingml/2006/main" xmlns:m="http://schemas.openxmlformats.org/officeDocument/2006/math" xmlns:r="http://schemas.openxmlformats.org/officeDocument/2006/relationships" xmlns:o="urn:schemas-microsoft-com:office:office" xmlns:v="urn:schemas-microsoft-com:vml" xmlns:w10="urn:schemas-microsoft-com:office:word" xmlns:a="http://schemas.openxmlformats.org/drawingml/2006/main" xmlns:pic="http://schemas.openxmlformats.org/drawingml/2006/picture" xmlns:wp="http://schemas.openxmlformats.org/drawingml/2006/wordprocessingDrawing">
   <w:body>
-    <w:bookmarkStart w:id="95" w:name="第一轮综合练习-第05卷"/>
+    <w:bookmarkStart w:id="94" w:name="第一轮综合练习-第05卷"/>
     <w:p>
       <w:pPr>
         <w:pStyle w:val="Heading1"/>
@@ -38,6 +38,282 @@
           <w:rFonts w:hint="eastAsia" w:ascii="Times New Roman" w:hAnsi="Times New Roman" w:eastAsia="SimHei" w:cs="Times New Roman"/>
         </w:rPr>
         <w:t>卷</w:t>
+      </w:r>
+    </w:p>
+    <w:p>
+      <w:pPr>
+        <w:pStyle w:val="BlockText"/>
+        <w:ind w:firstLine="420"/>
+      </w:pPr>
+      <w:r>
+        <w:rPr>
+          <w:rFonts w:hint="eastAsia" w:ascii="Times New Roman" w:hAnsi="Times New Roman" w:eastAsia="FangSong" w:cs="Times New Roman"/>
+          <w:b/>
+          <w:bCs/>
+        </w:rPr>
+        <w:t xml:space="preserve">题源</w:t>
+      </w:r>
+      <w:r>
+        <w:rPr>
+          <w:rFonts w:hint="eastAsia" w:ascii="Times New Roman" w:hAnsi="Times New Roman" w:eastAsia="Times New Roman" w:cs="Times New Roman"/>
+        </w:rPr>
+        <w:t>：</w:t>
+      </w:r>
+      <w:r>
+        <w:rPr>
+          <w:rFonts w:hint="eastAsia" w:ascii="Times New Roman" w:hAnsi="Times New Roman" w:eastAsia="FangSong" w:cs="Times New Roman"/>
+        </w:rPr>
+        <w:t>竞赛导向题集</w:t>
+      </w:r>
+      <w:r>
+        <w:rPr>
+          <w:rFonts w:hint="eastAsia" w:ascii="Times New Roman" w:hAnsi="Times New Roman" w:eastAsia="Times New Roman" w:cs="Times New Roman"/>
+        </w:rPr>
+        <w:t>（</w:t>
+      </w:r>
+      <w:r>
+        <w:rPr>
+          <w:rFonts w:hint="eastAsia" w:ascii="Times New Roman" w:hAnsi="Times New Roman" w:eastAsia="FangSong" w:cs="Times New Roman"/>
+        </w:rPr>
+        <w:t>真题</w:t>
+      </w:r>
+      <w:r>
+        <w:rPr>
+          <w:rFonts w:hint="eastAsia" w:ascii="Times New Roman" w:hAnsi="Times New Roman" w:eastAsia="Times New Roman" w:cs="Times New Roman"/>
+        </w:rPr>
+        <w:t>／</w:t>
+      </w:r>
+      <w:r>
+        <w:rPr>
+          <w:rFonts w:hint="eastAsia" w:ascii="Times New Roman" w:hAnsi="Times New Roman" w:eastAsia="FangSong" w:cs="Times New Roman"/>
+        </w:rPr>
+        <w:t>专项卷</w:t>
+      </w:r>
+      <w:r>
+        <w:rPr>
+          <w:rFonts w:hint="eastAsia" w:ascii="Times New Roman" w:hAnsi="Times New Roman" w:eastAsia="Times New Roman" w:cs="Times New Roman"/>
+        </w:rPr>
+        <w:t>／</w:t>
+      </w:r>
+      <w:r>
+        <w:rPr>
+          <w:rFonts w:hint="eastAsia" w:ascii="Times New Roman" w:hAnsi="Times New Roman" w:eastAsia="FangSong" w:cs="Times New Roman"/>
+        </w:rPr>
+        <w:t>竞赛教程</w:t>
+      </w:r>
+      <w:r>
+        <w:rPr>
+          <w:rFonts w:hint="eastAsia" w:ascii="Times New Roman" w:hAnsi="Times New Roman" w:eastAsia="Times New Roman" w:cs="Times New Roman"/>
+        </w:rPr>
+        <w:t>／</w:t>
+      </w:r>
+      <w:r>
+        <w:rPr>
+          <w:rFonts w:hint="eastAsia" w:ascii="Times New Roman" w:hAnsi="Times New Roman" w:eastAsia="FangSong" w:cs="Times New Roman"/>
+        </w:rPr>
+        <w:t>竞赛讲义</w:t>
+      </w:r>
+      <w:r>
+        <w:rPr>
+          <w:rFonts w:hint="eastAsia" w:ascii="Times New Roman" w:hAnsi="Times New Roman" w:eastAsia="Times New Roman" w:cs="Times New Roman"/>
+        </w:rPr>
+        <w:t>），</w:t>
+      </w:r>
+      <w:r>
+        <w:rPr>
+          <w:rFonts w:hint="eastAsia" w:ascii="Times New Roman" w:hAnsi="Times New Roman" w:eastAsia="FangSong" w:cs="Times New Roman"/>
+        </w:rPr>
+        <w:t>不含大学教材课后习题</w:t>
+      </w:r>
+      <w:r>
+        <w:rPr>
+          <w:rFonts w:hint="eastAsia" w:ascii="Times New Roman" w:hAnsi="Times New Roman" w:eastAsia="Times New Roman" w:cs="Times New Roman"/>
+        </w:rPr>
+        <w:t>。</w:t>
+      </w:r>
+      <w:r>
+        <w:rPr>
+          <w:rFonts w:ascii="Times New Roman" w:hAnsi="Times New Roman" w:eastAsia="Times New Roman" w:cs="Times New Roman"/>
+        </w:rPr>
+        <w:t xml:space="preserve"> </w:t>
+      </w:r>
+      <w:r>
+        <w:rPr>
+          <w:rFonts w:hint="eastAsia" w:ascii="Times New Roman" w:hAnsi="Times New Roman" w:eastAsia="FangSong" w:cs="Times New Roman"/>
+          <w:b/>
+          <w:bCs/>
+        </w:rPr>
+        <w:t xml:space="preserve">构成</w:t>
+      </w:r>
+      <w:r>
+        <w:rPr>
+          <w:rFonts w:hint="eastAsia" w:ascii="Times New Roman" w:hAnsi="Times New Roman" w:eastAsia="Times New Roman" w:cs="Times New Roman"/>
+        </w:rPr>
+        <w:t>：</w:t>
+      </w:r>
+      <w:r>
+        <w:rPr>
+          <w:rFonts w:hint="eastAsia" w:ascii="Times New Roman" w:hAnsi="Times New Roman" w:eastAsia="FangSong" w:cs="Times New Roman"/>
+        </w:rPr>
+        <w:t>共</w:t>
+      </w:r>
+      <w:r>
+        <w:rPr>
+          <w:rFonts w:ascii="Times New Roman" w:hAnsi="Times New Roman" w:eastAsia="Times New Roman" w:cs="Times New Roman"/>
+        </w:rPr>
+        <w:t xml:space="preserve"> 26 </w:t>
+      </w:r>
+      <w:r>
+        <w:rPr>
+          <w:rFonts w:hint="eastAsia" w:ascii="Times New Roman" w:hAnsi="Times New Roman" w:eastAsia="FangSong" w:cs="Times New Roman"/>
+        </w:rPr>
+        <w:t>题</w:t>
+      </w:r>
+      <w:r>
+        <w:rPr>
+          <w:rFonts w:hint="eastAsia" w:ascii="Times New Roman" w:hAnsi="Times New Roman" w:eastAsia="Times New Roman" w:cs="Times New Roman"/>
+        </w:rPr>
+        <w:t>（</w:t>
+      </w:r>
+      <w:r>
+        <w:rPr>
+          <w:rFonts w:hint="eastAsia" w:ascii="Times New Roman" w:hAnsi="Times New Roman" w:eastAsia="FangSong" w:cs="Times New Roman"/>
+        </w:rPr>
+        <w:t>结构化学</w:t>
+      </w:r>
+      <w:r>
+        <w:rPr>
+          <w:rFonts w:ascii="Times New Roman" w:hAnsi="Times New Roman" w:eastAsia="Times New Roman" w:cs="Times New Roman"/>
+        </w:rPr>
+        <w:t xml:space="preserve"> 14 </w:t>
+      </w:r>
+      <w:r>
+        <w:rPr>
+          <w:rFonts w:hint="eastAsia" w:ascii="Times New Roman" w:hAnsi="Times New Roman" w:eastAsia="Times New Roman" w:cs="Times New Roman"/>
+        </w:rPr>
+        <w:t xml:space="preserve">＋</w:t>
+      </w:r>
+      <w:r>
+        <w:rPr>
+          <w:rFonts w:ascii="Times New Roman" w:hAnsi="Times New Roman" w:eastAsia="Times New Roman" w:cs="Times New Roman"/>
+        </w:rPr>
+        <w:t xml:space="preserve"> </w:t>
+      </w:r>
+      <w:r>
+        <w:rPr>
+          <w:rFonts w:hint="eastAsia" w:ascii="Times New Roman" w:hAnsi="Times New Roman" w:eastAsia="FangSong" w:cs="Times New Roman"/>
+        </w:rPr>
+        <w:t xml:space="preserve">化学原理</w:t>
+      </w:r>
+      <w:r>
+        <w:rPr>
+          <w:rFonts w:ascii="Times New Roman" w:hAnsi="Times New Roman" w:eastAsia="Times New Roman" w:cs="Times New Roman"/>
+        </w:rPr>
+        <w:t xml:space="preserve"> </w:t>
+      </w:r>
+      <w:r>
+        <w:rPr>
+          <w:rFonts w:hint="eastAsia" w:ascii="Times New Roman" w:hAnsi="Times New Roman" w:eastAsia="Times New Roman" w:cs="Times New Roman"/>
+        </w:rPr>
+        <w:t>12）；</w:t>
+      </w:r>
+      <w:r>
+        <w:rPr>
+          <w:rFonts w:hint="eastAsia" w:ascii="Times New Roman" w:hAnsi="Times New Roman" w:eastAsia="FangSong" w:cs="Times New Roman"/>
+        </w:rPr>
+        <w:t>基础</w:t>
+      </w:r>
+      <w:r>
+        <w:rPr>
+          <w:rFonts w:ascii="Times New Roman" w:hAnsi="Times New Roman" w:eastAsia="Times New Roman" w:cs="Times New Roman"/>
+        </w:rPr>
+        <w:t xml:space="preserve"> 6 </w:t>
+      </w:r>
+      <w:r>
+        <w:rPr>
+          <w:rFonts w:hint="eastAsia" w:ascii="Times New Roman" w:hAnsi="Times New Roman" w:eastAsia="Times New Roman" w:cs="Times New Roman"/>
+        </w:rPr>
+        <w:t xml:space="preserve">＋</w:t>
+      </w:r>
+      <w:r>
+        <w:rPr>
+          <w:rFonts w:ascii="Times New Roman" w:hAnsi="Times New Roman" w:eastAsia="Times New Roman" w:cs="Times New Roman"/>
+        </w:rPr>
+        <w:t xml:space="preserve"> </w:t>
+      </w:r>
+      <w:r>
+        <w:rPr>
+          <w:rFonts w:hint="eastAsia" w:ascii="Times New Roman" w:hAnsi="Times New Roman" w:eastAsia="FangSong" w:cs="Times New Roman"/>
+        </w:rPr>
+        <w:t xml:space="preserve">进阶</w:t>
+      </w:r>
+      <w:r>
+        <w:rPr>
+          <w:rFonts w:ascii="Times New Roman" w:hAnsi="Times New Roman" w:eastAsia="Times New Roman" w:cs="Times New Roman"/>
+        </w:rPr>
+        <w:t xml:space="preserve"> 16 </w:t>
+      </w:r>
+      <w:r>
+        <w:rPr>
+          <w:rFonts w:hint="eastAsia" w:ascii="Times New Roman" w:hAnsi="Times New Roman" w:eastAsia="Times New Roman" w:cs="Times New Roman"/>
+        </w:rPr>
+        <w:t xml:space="preserve">＋</w:t>
+      </w:r>
+      <w:r>
+        <w:rPr>
+          <w:rFonts w:ascii="Times New Roman" w:hAnsi="Times New Roman" w:eastAsia="Times New Roman" w:cs="Times New Roman"/>
+        </w:rPr>
+        <w:t xml:space="preserve"> </w:t>
+      </w:r>
+      <w:r>
+        <w:rPr>
+          <w:rFonts w:hint="eastAsia" w:ascii="Times New Roman" w:hAnsi="Times New Roman" w:eastAsia="FangSong" w:cs="Times New Roman"/>
+        </w:rPr>
+        <w:t xml:space="preserve">挑战</w:t>
+      </w:r>
+      <w:r>
+        <w:rPr>
+          <w:rFonts w:ascii="Times New Roman" w:hAnsi="Times New Roman" w:eastAsia="Times New Roman" w:cs="Times New Roman"/>
+        </w:rPr>
+        <w:t xml:space="preserve"> 4。</w:t>
+      </w:r>
+      <w:r>
+        <w:rPr>
+          <w:rFonts w:ascii="Times New Roman" w:hAnsi="Times New Roman" w:eastAsia="Times New Roman" w:cs="Times New Roman"/>
+        </w:rPr>
+        <w:t xml:space="preserve"> </w:t>
+      </w:r>
+      <w:r>
+        <w:rPr>
+          <w:rFonts w:hint="eastAsia" w:ascii="Times New Roman" w:hAnsi="Times New Roman" w:eastAsia="FangSong" w:cs="Times New Roman"/>
+          <w:b/>
+          <w:bCs/>
+        </w:rPr>
+        <w:t xml:space="preserve">学生版</w:t>
+      </w:r>
+      <w:r>
+        <w:rPr>
+          <w:rFonts w:hint="eastAsia" w:ascii="Times New Roman" w:hAnsi="Times New Roman" w:eastAsia="FangSong" w:cs="Times New Roman"/>
+        </w:rPr>
+        <w:t>同题号同序</w:t>
+      </w:r>
+      <w:r>
+        <w:rPr>
+          <w:rFonts w:hint="eastAsia" w:ascii="Times New Roman" w:hAnsi="Times New Roman" w:eastAsia="Times New Roman" w:cs="Times New Roman"/>
+        </w:rPr>
+        <w:t>，</w:t>
+      </w:r>
+      <w:r>
+        <w:rPr>
+          <w:rFonts w:hint="eastAsia" w:ascii="Times New Roman" w:hAnsi="Times New Roman" w:eastAsia="FangSong" w:cs="Times New Roman"/>
+        </w:rPr>
+        <w:t>可直接印发</w:t>
+      </w:r>
+      <w:r>
+        <w:rPr>
+          <w:rFonts w:hint="eastAsia" w:ascii="Times New Roman" w:hAnsi="Times New Roman" w:eastAsia="Times New Roman" w:cs="Times New Roman"/>
+        </w:rPr>
+        <w:t>。</w:t>
       </w:r>
     </w:p>
     <w:bookmarkStart w:id="9" w:name="难度总览"/>
@@ -58,6 +334,15 @@
         <w:tblStyle w:val="Table"/>
         <w:tblW w:type="auto" w:w="0"/>
         <w:tblLook w:firstRow="1" w:lastRow="0" w:firstColumn="0" w:lastColumn="0" w:noHBand="0" w:noVBand="0" w:val="0020"/>
+        <w:jc w:val="center"/>
+        <w:tblBorders>
+          <w:top w:val="single" w:sz="12" w:space="0" w:color="333333"/>
+          <w:bottom w:val="single" w:sz="12" w:space="0" w:color="333333"/>
+          <w:left w:val="none"/>
+          <w:right w:val="none"/>
+          <w:insideH w:val="none"/>
+          <w:insideV w:val="none"/>
+        </w:tblBorders>
       </w:tblPr>
       <w:tblGrid>
         <w:gridCol w:w="2640"/>
@@ -69,7 +354,11 @@
           <w:tblHeader w:val="on"/>
         </w:trPr>
         <w:tc>
-          <w:tcPr/>
+          <w:tcPr>
+            <w:tcBorders>
+              <w:bottom w:val="single" w:sz="6" w:space="0" w:color="333333"/>
+            </w:tcBorders>
+          </w:tcPr>
           <w:p>
             <w:pPr>
               <w:pStyle w:val="Compact"/>
@@ -85,7 +374,11 @@
           </w:p>
         </w:tc>
         <w:tc>
-          <w:tcPr/>
+          <w:tcPr>
+            <w:tcBorders>
+              <w:bottom w:val="single" w:sz="6" w:space="0" w:color="333333"/>
+            </w:tcBorders>
+          </w:tcPr>
           <w:p>
             <w:pPr>
               <w:pStyle w:val="Compact"/>
@@ -101,7 +394,11 @@
           </w:p>
         </w:tc>
         <w:tc>
-          <w:tcPr/>
+          <w:tcPr>
+            <w:tcBorders>
+              <w:bottom w:val="single" w:sz="6" w:space="0" w:color="333333"/>
+            </w:tcBorders>
+          </w:tcPr>
           <w:p>
             <w:pPr>
               <w:pStyle w:val="Compact"/>
@@ -270,7 +567,7 @@
       </w:r>
     </w:p>
     <w:bookmarkEnd w:id="9"/>
-    <w:bookmarkStart w:id="94" w:name="题目"/>
+    <w:bookmarkStart w:id="93" w:name="题目"/>
     <w:p>
       <w:pPr>
         <w:pStyle w:val="Heading2"/>
@@ -311,6 +608,7 @@
     <w:p>
       <w:pPr>
         <w:pStyle w:val="BlockText"/>
+        <w:ind w:firstLine="420"/>
       </w:pPr>
       <w:r>
         <w:rPr>
@@ -334,6 +632,7 @@
     <w:p>
       <w:pPr>
         <w:pStyle w:val="FirstParagraph"/>
+        <w:ind w:firstLine="420"/>
       </w:pPr>
       <w:r>
         <w:rPr>
@@ -399,6 +698,7 @@
     <w:p>
       <w:pPr>
         <w:pStyle w:val="BodyText"/>
+        <w:ind w:firstLine="420"/>
       </w:pPr>
       <w:r>
         <w:rPr>
@@ -474,6 +774,7 @@
     <w:p>
       <w:pPr>
         <w:pStyle w:val="BodyText"/>
+        <w:ind w:firstLine="420"/>
       </w:pPr>
       <w:r>
         <w:rPr>
@@ -549,6 +850,7 @@
     <w:p>
       <w:pPr>
         <w:pStyle w:val="BodyText"/>
+        <w:ind w:firstLine="420"/>
       </w:pPr>
       <w:r>
         <w:rPr>
@@ -624,6 +926,7 @@
     <w:p>
       <w:pPr>
         <w:pStyle w:val="BodyText"/>
+        <w:ind w:firstLine="420"/>
       </w:pPr>
       <w:r>
         <w:rPr>
@@ -699,6 +1002,7 @@
     <w:p>
       <w:pPr>
         <w:pStyle w:val="BodyText"/>
+        <w:ind w:firstLine="420"/>
       </w:pPr>
       <w:r>
         <w:rPr>
@@ -718,6 +1022,7 @@
     <w:p>
       <w:pPr>
         <w:pStyle w:val="BodyText"/>
+        <w:ind w:firstLine="420"/>
       </w:pPr>
       <w:r>
         <w:rPr>
@@ -775,6 +1080,7 @@
     <w:p>
       <w:pPr>
         <w:pStyle w:val="BlockText"/>
+        <w:ind w:firstLine="420"/>
       </w:pPr>
       <w:r>
         <w:rPr>
@@ -798,6 +1104,7 @@
     <w:p>
       <w:pPr>
         <w:pStyle w:val="FirstParagraph"/>
+        <w:ind w:firstLine="420"/>
       </w:pPr>
       <w:r>
         <w:rPr>
@@ -815,6 +1122,7 @@
     <w:p>
       <w:pPr>
         <w:pStyle w:val="BodyText"/>
+        <w:ind w:firstLine="420"/>
       </w:pPr>
       <w:r>
         <w:rPr>
@@ -832,6 +1140,7 @@
     <w:p>
       <w:pPr>
         <w:pStyle w:val="BodyText"/>
+        <w:ind w:firstLine="420"/>
       </w:pPr>
       <w:r>
         <w:rPr>
@@ -867,6 +1176,7 @@
     <w:p>
       <w:pPr>
         <w:pStyle w:val="BodyText"/>
+        <w:ind w:firstLine="420"/>
       </w:pPr>
       <w:r>
         <w:rPr>
@@ -902,6 +1212,7 @@
     <w:p>
       <w:pPr>
         <w:pStyle w:val="BodyText"/>
+        <w:ind w:firstLine="420"/>
       </w:pPr>
       <w:r>
         <w:rPr>
@@ -967,6 +1278,7 @@
     <w:p>
       <w:pPr>
         <w:pStyle w:val="BodyText"/>
+        <w:ind w:firstLine="420"/>
       </w:pPr>
       <w:r>
         <w:rPr>
@@ -1032,6 +1344,7 @@
     <w:p>
       <w:pPr>
         <w:pStyle w:val="BodyText"/>
+        <w:ind w:firstLine="420"/>
       </w:pPr>
       <w:r>
         <w:rPr>
@@ -1051,6 +1364,7 @@
     <w:p>
       <w:pPr>
         <w:pStyle w:val="BodyText"/>
+        <w:ind w:firstLine="420"/>
       </w:pPr>
       <w:r>
         <w:rPr>
@@ -1108,6 +1422,7 @@
     <w:p>
       <w:pPr>
         <w:pStyle w:val="BlockText"/>
+        <w:ind w:firstLine="420"/>
       </w:pPr>
       <w:r>
         <w:rPr>
@@ -1131,6 +1446,7 @@
     <w:p>
       <w:pPr>
         <w:pStyle w:val="FirstParagraph"/>
+        <w:ind w:firstLine="420"/>
       </w:pPr>
       <w:r>
         <w:rPr>
@@ -1377,12 +1693,49 @@
         <w:rPr>
           <w:rFonts w:ascii="Times New Roman" w:hAnsi="Times New Roman" w:eastAsia="Times New Roman" w:cs="Times New Roman"/>
         </w:rPr>
-        <w:t xml:space="preserve">A. -183 B. 183 C. -248 D. 248</w:t>
+        <w:t xml:space="preserve">- A. -183</w:t>
+      </w:r>
+      <w:r>
+        <w:rPr>
+          <w:rFonts w:ascii="Times New Roman" w:hAnsi="Times New Roman" w:eastAsia="Times New Roman" w:cs="Times New Roman"/>
+        </w:rPr>
+        <w:t xml:space="preserve"> </w:t>
+      </w:r>
+      <w:r>
+        <w:rPr>
+          <w:rFonts w:ascii="Times New Roman" w:hAnsi="Times New Roman" w:eastAsia="Times New Roman" w:cs="Times New Roman"/>
+        </w:rPr>
+        <w:t xml:space="preserve">- B. 183</w:t>
+      </w:r>
+      <w:r>
+        <w:rPr>
+          <w:rFonts w:ascii="Times New Roman" w:hAnsi="Times New Roman" w:eastAsia="Times New Roman" w:cs="Times New Roman"/>
+        </w:rPr>
+        <w:t xml:space="preserve"> </w:t>
+      </w:r>
+      <w:r>
+        <w:rPr>
+          <w:rFonts w:ascii="Times New Roman" w:hAnsi="Times New Roman" w:eastAsia="Times New Roman" w:cs="Times New Roman"/>
+        </w:rPr>
+        <w:t xml:space="preserve">- C. -248</w:t>
+      </w:r>
+      <w:r>
+        <w:rPr>
+          <w:rFonts w:ascii="Times New Roman" w:hAnsi="Times New Roman" w:eastAsia="Times New Roman" w:cs="Times New Roman"/>
+        </w:rPr>
+        <w:t xml:space="preserve"> </w:t>
+      </w:r>
+      <w:r>
+        <w:rPr>
+          <w:rFonts w:ascii="Times New Roman" w:hAnsi="Times New Roman" w:eastAsia="Times New Roman" w:cs="Times New Roman"/>
+        </w:rPr>
+        <w:t xml:space="preserve">- D. 248</w:t>
       </w:r>
     </w:p>
     <w:p>
       <w:pPr>
         <w:pStyle w:val="BodyText"/>
+        <w:ind w:firstLine="420"/>
       </w:pPr>
       <w:r>
         <w:rPr>
@@ -1402,6 +1755,7 @@
     <w:p>
       <w:pPr>
         <w:pStyle w:val="BodyText"/>
+        <w:ind w:firstLine="420"/>
       </w:pPr>
       <w:r>
         <w:rPr>
@@ -1459,6 +1813,7 @@
     <w:p>
       <w:pPr>
         <w:pStyle w:val="BlockText"/>
+        <w:ind w:firstLine="420"/>
       </w:pPr>
       <w:r>
         <w:rPr>
@@ -1482,6 +1837,7 @@
     <w:p>
       <w:pPr>
         <w:pStyle w:val="FirstParagraph"/>
+        <w:ind w:firstLine="420"/>
       </w:pPr>
       <w:r>
         <w:rPr>
@@ -1613,7 +1969,7 @@
         <w:rPr>
           <w:rFonts w:ascii="Times New Roman" w:hAnsi="Times New Roman" w:eastAsia="Times New Roman" w:cs="Times New Roman"/>
         </w:rPr>
-        <w:t xml:space="preserve">A.</w:t>
+        <w:t xml:space="preserve">- A.</w:t>
       </w:r>
       <w:r>
         <w:rPr>
@@ -1660,7 +2016,7 @@
         <w:rPr>
           <w:rFonts w:ascii="Times New Roman" w:hAnsi="Times New Roman" w:eastAsia="Times New Roman" w:cs="Times New Roman"/>
         </w:rPr>
-        <w:t xml:space="preserve">B.</w:t>
+        <w:t xml:space="preserve">- B.</w:t>
       </w:r>
       <w:r>
         <w:rPr>
@@ -1724,7 +2080,7 @@
         <w:rPr>
           <w:rFonts w:ascii="Times New Roman" w:hAnsi="Times New Roman" w:eastAsia="Times New Roman" w:cs="Times New Roman"/>
         </w:rPr>
-        <w:t xml:space="preserve">C.</w:t>
+        <w:t xml:space="preserve">- C.</w:t>
       </w:r>
       <w:r>
         <w:rPr>
@@ -1788,7 +2144,7 @@
         <w:rPr>
           <w:rFonts w:ascii="Times New Roman" w:hAnsi="Times New Roman" w:eastAsia="Times New Roman" w:cs="Times New Roman"/>
         </w:rPr>
-        <w:t xml:space="preserve">D.</w:t>
+        <w:t xml:space="preserve">- D.</w:t>
       </w:r>
       <w:r>
         <w:rPr>
@@ -1846,6 +2202,7 @@
     <w:p>
       <w:pPr>
         <w:pStyle w:val="BodyText"/>
+        <w:ind w:firstLine="420"/>
       </w:pPr>
       <w:r>
         <w:rPr>
@@ -1865,6 +2222,7 @@
     <w:p>
       <w:pPr>
         <w:pStyle w:val="BodyText"/>
+        <w:ind w:firstLine="420"/>
       </w:pPr>
       <w:r>
         <w:rPr>
@@ -1894,7 +2252,7 @@
       </w:r>
     </w:p>
     <w:bookmarkEnd w:id="13"/>
-    <w:bookmarkStart w:id="15" w:name="第5题"/>
+    <w:bookmarkStart w:id="14" w:name="第5题"/>
     <w:p>
       <w:pPr>
         <w:pStyle w:val="Heading3"/>
@@ -1922,6 +2280,7 @@
     <w:p>
       <w:pPr>
         <w:pStyle w:val="BlockText"/>
+        <w:ind w:firstLine="420"/>
       </w:pPr>
       <w:r>
         <w:rPr>
@@ -1945,6 +2304,7 @@
     <w:p>
       <w:pPr>
         <w:pStyle w:val="FirstParagraph"/>
+        <w:ind w:firstLine="420"/>
       </w:pPr>
       <w:r>
         <w:rPr>
@@ -2010,22 +2370,223 @@
         <w:rPr>
           <w:rFonts w:ascii="Times New Roman" w:hAnsi="Times New Roman" w:eastAsia="Times New Roman" w:cs="Times New Roman"/>
         </w:rPr>
-        <w:t xml:space="preserve">(A)(mol/L)</w:t>
-      </w:r>
-      <w:r>
-        <w:rPr>
-          <w:rFonts w:ascii="Times New Roman" w:hAnsi="Times New Roman" w:eastAsia="Times New Roman" w:cs="Times New Roman"/>
-        </w:rPr>
-        <w:t xml:space="preserve"> </w:t>
-      </w:r>
-      <w:hyperlink r:id="rId14">
-        <w:r>
-          <w:rPr>
-            <w:rStyle w:val="Hyperlink"/>
-          </w:rPr>
-          <w:t xml:space="preserve">B</w:t>
-        </w:r>
-      </w:hyperlink>
+        <w:t xml:space="preserve">|</w:t>
+      </w:r>
+      <w:r>
+        <w:rPr>
+          <w:rFonts w:ascii="Times New Roman" w:hAnsi="Times New Roman" w:eastAsia="Times New Roman" w:cs="Times New Roman"/>
+        </w:rPr>
+        <w:t xml:space="preserve"> </w:t>
+      </w:r>
+      <m:oMath>
+        <m:r>
+          <m:t>c</m:t>
+        </m:r>
+        <m:r>
+          <m:rPr>
+            <m:sty m:val="p"/>
+          </m:rPr>
+          <m:t>(</m:t>
+        </m:r>
+        <m:r>
+          <m:rPr>
+            <m:sty m:val="p"/>
+          </m:rPr>
+          <m:t>A</m:t>
+        </m:r>
+        <m:r>
+          <m:rPr>
+            <m:sty m:val="p"/>
+          </m:rPr>
+          <m:t>)</m:t>
+        </m:r>
+      </m:oMath>
+      <w:r>
+        <w:rPr>
+          <w:rFonts w:ascii="Times New Roman" w:hAnsi="Times New Roman" w:eastAsia="Times New Roman" w:cs="Times New Roman"/>
+        </w:rPr>
+        <w:t xml:space="preserve">/(mol·L</w:t>
+      </w:r>
+      <m:oMath>
+        <m:sSup>
+          <m:e>
+            <m:r>
+              <m:t>​</m:t>
+            </m:r>
+          </m:e>
+          <m:sup>
+            <m:r>
+              <m:rPr>
+                <m:sty m:val="p"/>
+              </m:rPr>
+              <m:t>−</m:t>
+            </m:r>
+            <m:r>
+              <m:t>1</m:t>
+            </m:r>
+          </m:sup>
+        </m:sSup>
+      </m:oMath>
+      <w:r>
+        <w:rPr>
+          <w:rFonts w:ascii="Times New Roman" w:hAnsi="Times New Roman" w:eastAsia="Times New Roman" w:cs="Times New Roman"/>
+        </w:rPr>
+        <w:t xml:space="preserve">) |</w:t>
+      </w:r>
+      <w:r>
+        <w:rPr>
+          <w:rFonts w:ascii="Times New Roman" w:hAnsi="Times New Roman" w:eastAsia="Times New Roman" w:cs="Times New Roman"/>
+        </w:rPr>
+        <w:t xml:space="preserve"> </w:t>
+      </w:r>
+      <m:oMath>
+        <m:r>
+          <m:t>c</m:t>
+        </m:r>
+        <m:r>
+          <m:rPr>
+            <m:sty m:val="p"/>
+          </m:rPr>
+          <m:t>(</m:t>
+        </m:r>
+        <m:r>
+          <m:rPr>
+            <m:sty m:val="p"/>
+          </m:rPr>
+          <m:t>B</m:t>
+        </m:r>
+        <m:r>
+          <m:rPr>
+            <m:sty m:val="p"/>
+          </m:rPr>
+          <m:t>)</m:t>
+        </m:r>
+      </m:oMath>
+      <w:r>
+        <w:rPr>
+          <w:rFonts w:ascii="Times New Roman" w:hAnsi="Times New Roman" w:eastAsia="Times New Roman" w:cs="Times New Roman"/>
+        </w:rPr>
+        <w:t xml:space="preserve">/(mol·L</w:t>
+      </w:r>
+      <m:oMath>
+        <m:sSup>
+          <m:e>
+            <m:r>
+              <m:t>​</m:t>
+            </m:r>
+          </m:e>
+          <m:sup>
+            <m:r>
+              <m:rPr>
+                <m:sty m:val="p"/>
+              </m:rPr>
+              <m:t>−</m:t>
+            </m:r>
+            <m:r>
+              <m:t>1</m:t>
+            </m:r>
+          </m:sup>
+        </m:sSup>
+      </m:oMath>
+      <w:r>
+        <w:rPr>
+          <w:rFonts w:ascii="Times New Roman" w:hAnsi="Times New Roman" w:eastAsia="Times New Roman" w:cs="Times New Roman"/>
+        </w:rPr>
+        <w:t xml:space="preserve">) |</w:t>
+      </w:r>
+      <w:r>
+        <w:rPr>
+          <w:rFonts w:ascii="Times New Roman" w:hAnsi="Times New Roman" w:eastAsia="Times New Roman" w:cs="Times New Roman"/>
+        </w:rPr>
+        <w:t xml:space="preserve"> </w:t>
+      </w:r>
+      <m:oMath>
+        <m:r>
+          <m:t>v</m:t>
+        </m:r>
+      </m:oMath>
+      <w:r>
+        <w:rPr>
+          <w:rFonts w:ascii="Times New Roman" w:hAnsi="Times New Roman" w:eastAsia="Times New Roman" w:cs="Times New Roman"/>
+        </w:rPr>
+        <w:t xml:space="preserve">/(mol·L</w:t>
+      </w:r>
+      <m:oMath>
+        <m:sSup>
+          <m:e>
+            <m:r>
+              <m:t>​</m:t>
+            </m:r>
+          </m:e>
+          <m:sup>
+            <m:r>
+              <m:rPr>
+                <m:sty m:val="p"/>
+              </m:rPr>
+              <m:t>−</m:t>
+            </m:r>
+            <m:r>
+              <m:t>1</m:t>
+            </m:r>
+          </m:sup>
+        </m:sSup>
+      </m:oMath>
+      <w:r>
+        <w:rPr>
+          <w:rFonts w:ascii="Times New Roman" w:hAnsi="Times New Roman" w:eastAsia="Times New Roman" w:cs="Times New Roman"/>
+        </w:rPr>
+        <w:t xml:space="preserve">·s</w:t>
+      </w:r>
+      <m:oMath>
+        <m:sSup>
+          <m:e>
+            <m:r>
+              <m:t>​</m:t>
+            </m:r>
+          </m:e>
+          <m:sup>
+            <m:r>
+              <m:rPr>
+                <m:sty m:val="p"/>
+              </m:rPr>
+              <m:t>−</m:t>
+            </m:r>
+            <m:r>
+              <m:t>1</m:t>
+            </m:r>
+          </m:sup>
+        </m:sSup>
+      </m:oMath>
+      <w:r>
+        <w:rPr>
+          <w:rFonts w:ascii="Times New Roman" w:hAnsi="Times New Roman" w:eastAsia="Times New Roman" w:cs="Times New Roman"/>
+        </w:rPr>
+        <w:t xml:space="preserve">) |</w:t>
+      </w:r>
+      <w:r>
+        <w:rPr>
+          <w:rFonts w:ascii="Times New Roman" w:hAnsi="Times New Roman" w:eastAsia="Times New Roman" w:cs="Times New Roman"/>
+        </w:rPr>
+        <w:t xml:space="preserve"> </w:t>
+      </w:r>
+      <w:r>
+        <w:rPr>
+          <w:rFonts w:ascii="Times New Roman" w:hAnsi="Times New Roman" w:eastAsia="Times New Roman" w:cs="Times New Roman"/>
+        </w:rPr>
+        <w:t xml:space="preserve">|:—:|:—:|:—:|</w:t>
+      </w:r>
+      <w:r>
+        <w:rPr>
+          <w:rFonts w:ascii="Times New Roman" w:hAnsi="Times New Roman" w:eastAsia="Times New Roman" w:cs="Times New Roman"/>
+        </w:rPr>
+        <w:t xml:space="preserve"> </w:t>
+      </w:r>
+      <w:r>
+        <w:rPr>
+          <w:rFonts w:ascii="Times New Roman" w:hAnsi="Times New Roman" w:eastAsia="Times New Roman" w:cs="Times New Roman"/>
+        </w:rPr>
+        <w:t xml:space="preserve">| 0.500 | 0.400 |</w:t>
+      </w:r>
       <w:r>
         <w:rPr>
           <w:rFonts w:ascii="Times New Roman" w:hAnsi="Times New Roman" w:eastAsia="Times New Roman" w:cs="Times New Roman"/>
@@ -2042,65 +2603,32 @@
           </m:ctrlPr>
         </m:oMathPr>
         <m:r>
-          <m:t>v</m:t>
-        </m:r>
-        <m:r>
-          <m:rPr>
-            <m:sty m:val="p"/>
-          </m:rPr>
-          <m:t>(</m:t>
-        </m:r>
-        <m:r>
-          <m:rPr>
-            <m:nor/>
-            <m:sty m:val="p"/>
-          </m:rPr>
-          <m:t>mol</m:t>
-        </m:r>
-        <m:r>
-          <m:rPr>
-            <m:sty m:val="p"/>
-          </m:rPr>
-          <m:t>/</m:t>
-        </m:r>
-        <m:r>
-          <m:rPr>
-            <m:sty m:val="p"/>
-          </m:rPr>
-          <m:t>(</m:t>
-        </m:r>
-        <m:r>
-          <m:rPr>
-            <m:nor/>
-            <m:sty m:val="p"/>
-          </m:rPr>
-          <m:t>L</m:t>
-        </m:r>
-        <m:r>
-          <m:rPr>
-            <m:sty m:val="p"/>
-          </m:rPr>
-          <m:t>⋅</m:t>
-        </m:r>
-        <m:r>
-          <m:rPr>
-            <m:nor/>
-            <m:sty m:val="p"/>
-          </m:rPr>
-          <m:t>s</m:t>
-        </m:r>
-        <m:r>
-          <m:rPr>
-            <m:sty m:val="p"/>
-          </m:rPr>
-          <m:t>)</m:t>
-        </m:r>
-        <m:r>
-          <m:rPr>
-            <m:sty m:val="p"/>
-          </m:rPr>
-          <m:t>)</m:t>
-        </m:r>
+          <m:t>6.00</m:t>
+        </m:r>
+        <m:r>
+          <m:rPr>
+            <m:sty m:val="p"/>
+          </m:rPr>
+          <m:t>×</m:t>
+        </m:r>
+        <m:sSup>
+          <m:e>
+            <m:r>
+              <m:t>10</m:t>
+            </m:r>
+          </m:e>
+          <m:sup>
+            <m:r>
+              <m:rPr>
+                <m:sty m:val="p"/>
+              </m:rPr>
+              <m:t>−</m:t>
+            </m:r>
+            <m:r>
+              <m:t>3</m:t>
+            </m:r>
+          </m:sup>
+        </m:sSup>
       </m:oMath>
       <w:r>
         <w:rPr>
@@ -2112,7 +2640,19 @@
         <w:rPr>
           <w:rFonts w:ascii="Times New Roman" w:hAnsi="Times New Roman" w:eastAsia="Times New Roman" w:cs="Times New Roman"/>
         </w:rPr>
-        <w:t xml:space="preserve">0.500 0.400</w:t>
+        <w:t xml:space="preserve">|</w:t>
+      </w:r>
+      <w:r>
+        <w:rPr>
+          <w:rFonts w:ascii="Times New Roman" w:hAnsi="Times New Roman" w:eastAsia="Times New Roman" w:cs="Times New Roman"/>
+        </w:rPr>
+        <w:t xml:space="preserve"> </w:t>
+      </w:r>
+      <w:r>
+        <w:rPr>
+          <w:rFonts w:ascii="Times New Roman" w:hAnsi="Times New Roman" w:eastAsia="Times New Roman" w:cs="Times New Roman"/>
+        </w:rPr>
+        <w:t xml:space="preserve">| 0.250 | 0.400 |</w:t>
       </w:r>
       <w:r>
         <w:rPr>
@@ -2130,7 +2670,7 @@
           </m:ctrlPr>
         </m:oMathPr>
         <m:r>
-          <m:t>6.00</m:t>
+          <m:t>1.50</m:t>
         </m:r>
         <m:r>
           <m:rPr>
@@ -2167,7 +2707,19 @@
         <w:rPr>
           <w:rFonts w:ascii="Times New Roman" w:hAnsi="Times New Roman" w:eastAsia="Times New Roman" w:cs="Times New Roman"/>
         </w:rPr>
-        <w:t xml:space="preserve">0.250 0.400</w:t>
+        <w:t xml:space="preserve">|</w:t>
+      </w:r>
+      <w:r>
+        <w:rPr>
+          <w:rFonts w:ascii="Times New Roman" w:hAnsi="Times New Roman" w:eastAsia="Times New Roman" w:cs="Times New Roman"/>
+        </w:rPr>
+        <w:t xml:space="preserve"> </w:t>
+      </w:r>
+      <w:r>
+        <w:rPr>
+          <w:rFonts w:ascii="Times New Roman" w:hAnsi="Times New Roman" w:eastAsia="Times New Roman" w:cs="Times New Roman"/>
+        </w:rPr>
+        <w:t xml:space="preserve">| 0.250 | 0.800 |</w:t>
       </w:r>
       <w:r>
         <w:rPr>
@@ -2185,7 +2737,7 @@
           </m:ctrlPr>
         </m:oMathPr>
         <m:r>
-          <m:t>1.50</m:t>
+          <m:t>3.00</m:t>
         </m:r>
         <m:r>
           <m:rPr>
@@ -2222,67 +2774,73 @@
         <w:rPr>
           <w:rFonts w:ascii="Times New Roman" w:hAnsi="Times New Roman" w:eastAsia="Times New Roman" w:cs="Times New Roman"/>
         </w:rPr>
-        <w:t xml:space="preserve">0.250 0.800</w:t>
-      </w:r>
-      <w:r>
-        <w:rPr>
-          <w:rFonts w:ascii="Times New Roman" w:hAnsi="Times New Roman" w:eastAsia="Times New Roman" w:cs="Times New Roman"/>
-        </w:rPr>
-        <w:t xml:space="preserve"> </w:t>
-      </w:r>
-      <m:oMath>
-        <m:oMathPr>
-          <m:ctrlPr>
-            <w:rPr>
-              <w:sz w:val="28"/>
-              <w:szCs w:val="28"/>
-            </w:rPr>
-          </m:ctrlPr>
-        </m:oMathPr>
-        <m:r>
-          <m:t>3.00</m:t>
-        </m:r>
-        <m:r>
-          <m:rPr>
-            <m:sty m:val="p"/>
-          </m:rPr>
-          <m:t>×</m:t>
-        </m:r>
-        <m:sSup>
-          <m:e>
-            <m:r>
-              <m:t>10</m:t>
-            </m:r>
-          </m:e>
-          <m:sup>
-            <m:r>
-              <m:rPr>
-                <m:sty m:val="p"/>
-              </m:rPr>
-              <m:t>−</m:t>
-            </m:r>
-            <m:r>
-              <m:t>3</m:t>
-            </m:r>
-          </m:sup>
-        </m:sSup>
-      </m:oMath>
-      <w:r>
-        <w:rPr>
-          <w:rFonts w:ascii="Times New Roman" w:hAnsi="Times New Roman" w:eastAsia="Times New Roman" w:cs="Times New Roman"/>
-        </w:rPr>
-        <w:t xml:space="preserve"> </w:t>
-      </w:r>
-      <w:r>
-        <w:rPr>
-          <w:rFonts w:ascii="Times New Roman" w:hAnsi="Times New Roman" w:eastAsia="Times New Roman" w:cs="Times New Roman"/>
-        </w:rPr>
-        <w:t xml:space="preserve">A. 2 B. 2.5 C. 3 D. 3.5</w:t>
+        <w:t xml:space="preserve">|</w:t>
       </w:r>
     </w:p>
     <w:p>
       <w:pPr>
-        <w:pStyle w:val="BodyText"/>
+        <w:pStyle w:val="Compact"/>
+        <w:numPr>
+          <w:ilvl w:val="0"/>
+          <w:numId w:val="1001"/>
+        </w:numPr>
+      </w:pPr>
+      <w:r>
+        <w:rPr>
+          <w:rFonts w:ascii="Times New Roman" w:hAnsi="Times New Roman" w:eastAsia="Times New Roman" w:cs="Times New Roman"/>
+        </w:rPr>
+        <w:t xml:space="preserve">A. 2</w:t>
+      </w:r>
+    </w:p>
+    <w:p>
+      <w:pPr>
+        <w:pStyle w:val="Compact"/>
+        <w:numPr>
+          <w:ilvl w:val="0"/>
+          <w:numId w:val="1001"/>
+        </w:numPr>
+      </w:pPr>
+      <w:r>
+        <w:rPr>
+          <w:rFonts w:ascii="Times New Roman" w:hAnsi="Times New Roman" w:eastAsia="Times New Roman" w:cs="Times New Roman"/>
+        </w:rPr>
+        <w:t xml:space="preserve">B. 2.5</w:t>
+      </w:r>
+    </w:p>
+    <w:p>
+      <w:pPr>
+        <w:pStyle w:val="Compact"/>
+        <w:numPr>
+          <w:ilvl w:val="0"/>
+          <w:numId w:val="1001"/>
+        </w:numPr>
+      </w:pPr>
+      <w:r>
+        <w:rPr>
+          <w:rFonts w:ascii="Times New Roman" w:hAnsi="Times New Roman" w:eastAsia="Times New Roman" w:cs="Times New Roman"/>
+        </w:rPr>
+        <w:t xml:space="preserve">C. 3</w:t>
+      </w:r>
+    </w:p>
+    <w:p>
+      <w:pPr>
+        <w:pStyle w:val="Compact"/>
+        <w:numPr>
+          <w:ilvl w:val="0"/>
+          <w:numId w:val="1001"/>
+        </w:numPr>
+      </w:pPr>
+      <w:r>
+        <w:rPr>
+          <w:rFonts w:ascii="Times New Roman" w:hAnsi="Times New Roman" w:eastAsia="Times New Roman" w:cs="Times New Roman"/>
+        </w:rPr>
+        <w:t xml:space="preserve">D. 3.5</w:t>
+      </w:r>
+    </w:p>
+    <w:p>
+      <w:pPr>
+        <w:pStyle w:val="FirstParagraph"/>
+        <w:ind w:firstLine="420"/>
       </w:pPr>
       <w:r>
         <w:rPr>
@@ -2302,6 +2860,7 @@
     <w:p>
       <w:pPr>
         <w:pStyle w:val="BodyText"/>
+        <w:ind w:firstLine="420"/>
       </w:pPr>
       <w:r>
         <w:rPr>
@@ -2330,8 +2889,8 @@
         </w:pict>
       </w:r>
     </w:p>
-    <w:bookmarkEnd w:id="15"/>
-    <w:bookmarkStart w:id="16" w:name="第6题"/>
+    <w:bookmarkEnd w:id="14"/>
+    <w:bookmarkStart w:id="15" w:name="第6题"/>
     <w:p>
       <w:pPr>
         <w:pStyle w:val="Heading3"/>
@@ -2359,6 +2918,7 @@
     <w:p>
       <w:pPr>
         <w:pStyle w:val="BlockText"/>
+        <w:ind w:firstLine="420"/>
       </w:pPr>
       <w:r>
         <w:rPr>
@@ -2382,6 +2942,7 @@
     <w:p>
       <w:pPr>
         <w:pStyle w:val="FirstParagraph"/>
+        <w:ind w:firstLine="420"/>
       </w:pPr>
       <w:r>
         <w:rPr>
@@ -2477,7 +3038,7 @@
         <w:rPr>
           <w:rFonts w:ascii="Times New Roman" w:hAnsi="Times New Roman" w:eastAsia="Times New Roman" w:cs="Times New Roman"/>
         </w:rPr>
-        <w:t xml:space="preserve">A. 181 </w:t>
+        <w:t xml:space="preserve">- A. 181 </w:t>
       </w:r>
       <w:r>
         <w:rPr>
@@ -2489,7 +3050,13 @@
         <w:rPr>
           <w:rFonts w:ascii="Times New Roman" w:hAnsi="Times New Roman" w:eastAsia="Times New Roman" w:cs="Times New Roman"/>
         </w:rPr>
-        <w:t xml:space="preserve"> B. 99 </w:t>
+        <w:t xml:space="preserve"> </w:t>
+      </w:r>
+      <w:r>
+        <w:rPr>
+          <w:rFonts w:ascii="Times New Roman" w:hAnsi="Times New Roman" w:eastAsia="Times New Roman" w:cs="Times New Roman"/>
+        </w:rPr>
+        <w:t xml:space="preserve">- B. 99 </w:t>
       </w:r>
       <w:r>
         <w:rPr>
@@ -2501,7 +3068,13 @@
         <w:rPr>
           <w:rFonts w:ascii="Times New Roman" w:hAnsi="Times New Roman" w:eastAsia="Times New Roman" w:cs="Times New Roman"/>
         </w:rPr>
-        <w:t xml:space="preserve"> C. 57 </w:t>
+        <w:t xml:space="preserve"> </w:t>
+      </w:r>
+      <w:r>
+        <w:rPr>
+          <w:rFonts w:ascii="Times New Roman" w:hAnsi="Times New Roman" w:eastAsia="Times New Roman" w:cs="Times New Roman"/>
+        </w:rPr>
+        <w:t xml:space="preserve">- C. 57 </w:t>
       </w:r>
       <w:r>
         <w:rPr>
@@ -2513,7 +3086,13 @@
         <w:rPr>
           <w:rFonts w:ascii="Times New Roman" w:hAnsi="Times New Roman" w:eastAsia="Times New Roman" w:cs="Times New Roman"/>
         </w:rPr>
-        <w:t xml:space="preserve"> D. 36 </w:t>
+        <w:t xml:space="preserve"> </w:t>
+      </w:r>
+      <w:r>
+        <w:rPr>
+          <w:rFonts w:ascii="Times New Roman" w:hAnsi="Times New Roman" w:eastAsia="Times New Roman" w:cs="Times New Roman"/>
+        </w:rPr>
+        <w:t xml:space="preserve">- D. 36 </w:t>
       </w:r>
       <w:r>
         <w:rPr>
@@ -2525,6 +3104,7 @@
     <w:p>
       <w:pPr>
         <w:pStyle w:val="BodyText"/>
+        <w:ind w:firstLine="420"/>
       </w:pPr>
       <w:r>
         <w:rPr>
@@ -2544,6 +3124,7 @@
     <w:p>
       <w:pPr>
         <w:pStyle w:val="BodyText"/>
+        <w:ind w:firstLine="420"/>
       </w:pPr>
       <w:r>
         <w:rPr>
@@ -2572,8 +3153,8 @@
         </w:pict>
       </w:r>
     </w:p>
-    <w:bookmarkEnd w:id="16"/>
-    <w:bookmarkStart w:id="20" w:name="第7题"/>
+    <w:bookmarkEnd w:id="15"/>
+    <w:bookmarkStart w:id="19" w:name="第7题"/>
     <w:p>
       <w:pPr>
         <w:pStyle w:val="Heading3"/>
@@ -2601,6 +3182,7 @@
     <w:p>
       <w:pPr>
         <w:pStyle w:val="BlockText"/>
+        <w:ind w:firstLine="420"/>
       </w:pPr>
       <w:r>
         <w:rPr>
@@ -2654,6 +3236,7 @@
     <w:p>
       <w:pPr>
         <w:pStyle w:val="FirstParagraph"/>
+        <w:ind w:firstLine="420"/>
       </w:pPr>
       <w:r>
         <w:rPr>
@@ -2863,18 +3446,18 @@
           <wp:inline>
             <wp:extent cx="3600000" cy="2273683"/>
             <wp:effectExtent b="0" l="0" r="0" t="0"/>
-            <wp:docPr descr="" title="" id="18" name="Picture"/>
+            <wp:docPr descr="" title="" id="17" name="Picture"/>
             <a:graphic>
               <a:graphicData uri="http://schemas.openxmlformats.org/drawingml/2006/picture">
                 <pic:pic>
                   <pic:nvPicPr>
-                    <pic:cNvPr descr="115f96b021be8bd4.png" id="19" name="Picture"/>
+                    <pic:cNvPr descr="115f96b021be8bd4.png" id="18" name="Picture"/>
                     <pic:cNvPicPr>
                       <a:picLocks noChangeArrowheads="1" noChangeAspect="1"/>
                     </pic:cNvPicPr>
                   </pic:nvPicPr>
                   <pic:blipFill>
-                    <a:blip r:embed="rId17"/>
+                    <a:blip r:embed="rId16"/>
                     <a:stretch>
                       <a:fillRect/>
                     </a:stretch>
@@ -2906,8 +3489,9 @@
         <w:pStyle w:val="Compact"/>
         <w:numPr>
           <w:ilvl w:val="0"/>
-          <w:numId w:val="1001"/>
+          <w:numId w:val="1002"/>
         </w:numPr>
+        <w:ind w:firstLine="420"/>
       </w:pPr>
       <w:r>
         <w:rPr>
@@ -2957,8 +3541,9 @@
         <w:pStyle w:val="Compact"/>
         <w:numPr>
           <w:ilvl w:val="0"/>
-          <w:numId w:val="1001"/>
+          <w:numId w:val="1002"/>
         </w:numPr>
+        <w:ind w:firstLine="420"/>
       </w:pPr>
       <w:r>
         <w:rPr>
@@ -3002,8 +3587,9 @@
         <w:pStyle w:val="Compact"/>
         <w:numPr>
           <w:ilvl w:val="0"/>
-          <w:numId w:val="1001"/>
+          <w:numId w:val="1002"/>
         </w:numPr>
+        <w:ind w:firstLine="420"/>
       </w:pPr>
       <w:r>
         <w:rPr>
@@ -3029,8 +3615,9 @@
         <w:pStyle w:val="Compact"/>
         <w:numPr>
           <w:ilvl w:val="0"/>
-          <w:numId w:val="1001"/>
+          <w:numId w:val="1002"/>
         </w:numPr>
+        <w:ind w:firstLine="420"/>
       </w:pPr>
       <w:r>
         <w:rPr>
@@ -3205,6 +3792,7 @@
     <w:p>
       <w:pPr>
         <w:pStyle w:val="FirstParagraph"/>
+        <w:ind w:firstLine="420"/>
       </w:pPr>
       <w:r>
         <w:rPr>
@@ -3224,6 +3812,7 @@
     <w:p>
       <w:pPr>
         <w:pStyle w:val="BodyText"/>
+        <w:ind w:firstLine="420"/>
       </w:pPr>
       <w:r>
         <w:rPr>
@@ -3252,8 +3841,8 @@
         </w:pict>
       </w:r>
     </w:p>
-    <w:bookmarkEnd w:id="20"/>
-    <w:bookmarkStart w:id="24" w:name="第8题"/>
+    <w:bookmarkEnd w:id="19"/>
+    <w:bookmarkStart w:id="23" w:name="第8题"/>
     <w:p>
       <w:pPr>
         <w:pStyle w:val="Heading3"/>
@@ -3281,6 +3870,7 @@
     <w:p>
       <w:pPr>
         <w:pStyle w:val="BlockText"/>
+        <w:ind w:firstLine="420"/>
       </w:pPr>
       <w:r>
         <w:rPr>
@@ -3334,6 +3924,7 @@
     <w:p>
       <w:pPr>
         <w:pStyle w:val="FirstParagraph"/>
+        <w:ind w:firstLine="420"/>
       </w:pPr>
       <w:r>
         <w:rPr>
@@ -3455,18 +4046,18 @@
           <wp:inline>
             <wp:extent cx="3240000" cy="2864584"/>
             <wp:effectExtent b="0" l="0" r="0" t="0"/>
-            <wp:docPr descr="" title="" id="22" name="Picture"/>
+            <wp:docPr descr="" title="" id="21" name="Picture"/>
             <a:graphic>
               <a:graphicData uri="http://schemas.openxmlformats.org/drawingml/2006/picture">
                 <pic:pic>
                   <pic:nvPicPr>
-                    <pic:cNvPr descr="273fbc00556339cf.png" id="23" name="Picture"/>
+                    <pic:cNvPr descr="273fbc00556339cf.png" id="22" name="Picture"/>
                     <pic:cNvPicPr>
                       <a:picLocks noChangeArrowheads="1" noChangeAspect="1"/>
                     </pic:cNvPicPr>
                   </pic:nvPicPr>
                   <pic:blipFill>
-                    <a:blip r:embed="rId21"/>
+                    <a:blip r:embed="rId20"/>
                     <a:stretch>
                       <a:fillRect/>
                     </a:stretch>
@@ -3496,6 +4087,7 @@
     <w:p>
       <w:pPr>
         <w:pStyle w:val="FirstParagraph"/>
+        <w:ind w:firstLine="420"/>
       </w:pPr>
       <w:r>
         <w:rPr>
@@ -3593,8 +4185,9 @@
         <w:pStyle w:val="Compact"/>
         <w:numPr>
           <w:ilvl w:val="0"/>
-          <w:numId w:val="1002"/>
+          <w:numId w:val="1003"/>
         </w:numPr>
+        <w:ind w:firstLine="420"/>
       </w:pPr>
       <w:r>
         <w:rPr>
@@ -3738,8 +4331,9 @@
         <w:pStyle w:val="Compact"/>
         <w:numPr>
           <w:ilvl w:val="0"/>
-          <w:numId w:val="1002"/>
+          <w:numId w:val="1003"/>
         </w:numPr>
+        <w:ind w:firstLine="420"/>
       </w:pPr>
       <w:r>
         <w:rPr>
@@ -3765,8 +4359,9 @@
         <w:pStyle w:val="Compact"/>
         <w:numPr>
           <w:ilvl w:val="0"/>
-          <w:numId w:val="1002"/>
+          <w:numId w:val="1003"/>
         </w:numPr>
+        <w:ind w:firstLine="420"/>
       </w:pPr>
       <w:r>
         <w:rPr>
@@ -3922,8 +4517,9 @@
         <w:pStyle w:val="Compact"/>
         <w:numPr>
           <w:ilvl w:val="0"/>
-          <w:numId w:val="1002"/>
+          <w:numId w:val="1003"/>
         </w:numPr>
+        <w:ind w:firstLine="420"/>
       </w:pPr>
       <w:r>
         <w:rPr>
@@ -3978,6 +4574,7 @@
     <w:p>
       <w:pPr>
         <w:pStyle w:val="FirstParagraph"/>
+        <w:ind w:firstLine="420"/>
       </w:pPr>
       <w:r>
         <w:rPr>
@@ -3997,6 +4594,7 @@
     <w:p>
       <w:pPr>
         <w:pStyle w:val="BodyText"/>
+        <w:ind w:firstLine="420"/>
       </w:pPr>
       <w:r>
         <w:rPr>
@@ -4025,8 +4623,8 @@
         </w:pict>
       </w:r>
     </w:p>
-    <w:bookmarkEnd w:id="24"/>
-    <w:bookmarkStart w:id="31" w:name="第9题"/>
+    <w:bookmarkEnd w:id="23"/>
+    <w:bookmarkStart w:id="30" w:name="第9题"/>
     <w:p>
       <w:pPr>
         <w:pStyle w:val="Heading3"/>
@@ -4054,6 +4652,7 @@
     <w:p>
       <w:pPr>
         <w:pStyle w:val="BlockText"/>
+        <w:ind w:firstLine="420"/>
       </w:pPr>
       <w:r>
         <w:rPr>
@@ -4101,6 +4700,7 @@
     <w:p>
       <w:pPr>
         <w:pStyle w:val="FirstParagraph"/>
+        <w:ind w:firstLine="420"/>
       </w:pPr>
       <m:oMath>
         <m:oMathPr>
@@ -4210,8 +4810,9 @@
         <w:pStyle w:val="Compact"/>
         <w:numPr>
           <w:ilvl w:val="0"/>
-          <w:numId w:val="1003"/>
+          <w:numId w:val="1004"/>
         </w:numPr>
+        <w:ind w:firstLine="420"/>
       </w:pPr>
       <w:r>
         <w:rPr>
@@ -4255,8 +4856,9 @@
         <w:pStyle w:val="Compact"/>
         <w:numPr>
           <w:ilvl w:val="0"/>
-          <w:numId w:val="1003"/>
+          <w:numId w:val="1004"/>
         </w:numPr>
+        <w:ind w:firstLine="420"/>
       </w:pPr>
       <w:r>
         <w:rPr>
@@ -4307,8 +4909,9 @@
         <w:pStyle w:val="Compact"/>
         <w:numPr>
           <w:ilvl w:val="0"/>
-          <w:numId w:val="1003"/>
+          <w:numId w:val="1004"/>
         </w:numPr>
+        <w:ind w:firstLine="420"/>
       </w:pPr>
       <w:r>
         <w:rPr>
@@ -4416,6 +5019,7 @@
     <w:p>
       <w:pPr>
         <w:pStyle w:val="FirstParagraph"/>
+        <w:ind w:firstLine="420"/>
       </w:pPr>
       <w:r>
         <w:rPr>
@@ -4459,6 +5063,7 @@
     <w:p>
       <w:pPr>
         <w:pStyle w:val="BodyText"/>
+        <w:ind w:firstLine="420"/>
       </w:pPr>
       <w:r>
         <w:rPr>
@@ -4562,6 +5167,7 @@
     <w:p>
       <w:pPr>
         <w:pStyle w:val="BodyText"/>
+        <w:ind w:firstLine="420"/>
       </w:pPr>
       <w:r>
         <w:rPr>
@@ -4593,6 +5199,7 @@
     <w:p>
       <w:pPr>
         <w:pStyle w:val="BodyText"/>
+        <w:ind w:firstLine="420"/>
       </w:pPr>
       <w:r>
         <w:rPr>
@@ -4612,6 +5219,7 @@
     <w:p>
       <w:pPr>
         <w:pStyle w:val="BodyText"/>
+        <w:ind w:firstLine="420"/>
       </w:pPr>
       <w:r>
         <w:rPr>
@@ -4759,6 +5367,7 @@
     <w:p>
       <w:pPr>
         <w:pStyle w:val="FirstParagraph"/>
+        <w:ind w:firstLine="420"/>
       </w:pPr>
       <w:r>
         <w:rPr>
@@ -4886,6 +5495,7 @@
     <w:p>
       <w:pPr>
         <w:pStyle w:val="BodyText"/>
+        <w:ind w:firstLine="420"/>
       </w:pPr>
       <w:r>
         <w:rPr>
@@ -5093,8 +5703,9 @@
         <w:pStyle w:val="Compact"/>
         <w:numPr>
           <w:ilvl w:val="0"/>
-          <w:numId w:val="1004"/>
+          <w:numId w:val="1005"/>
         </w:numPr>
+        <w:ind w:firstLine="420"/>
       </w:pPr>
       <w:r>
         <w:rPr>
@@ -5163,229 +5774,6 @@
           <w:rFonts w:hint="eastAsia" w:ascii="Times New Roman" w:hAnsi="Times New Roman" w:eastAsia="FangSong" w:cs="Times New Roman"/>
         </w:rPr>
         <w:t>键</w:t>
-      </w:r>
-    </w:p>
-    <w:p>
-      <w:pPr>
-        <w:pStyle w:val="Compact"/>
-        <w:numPr>
-          <w:ilvl w:val="0"/>
-          <w:numId w:val="1004"/>
-        </w:numPr>
-      </w:pPr>
-      <w:r>
-        <w:rPr>
-          <w:rFonts w:hint="eastAsia" w:ascii="Times New Roman" w:hAnsi="Times New Roman" w:eastAsia="Times New Roman" w:cs="Times New Roman"/>
-          <w:b/>
-          <w:bCs/>
-        </w:rPr>
-        <w:t>OH</w:t>
-      </w:r>
-      <w:r>
-        <w:rPr>
-          <w:rFonts w:hint="eastAsia" w:ascii="Times New Roman" w:hAnsi="Times New Roman" w:eastAsia="Times New Roman" w:cs="Times New Roman"/>
-          <w:b/>
-          <w:bCs/>
-          <w:vertAlign w:val="superscript"/>
-        </w:rPr>
-        <w:t>-</w:t>
-      </w:r>
-      <w:r>
-        <w:rPr>
-          <w:rFonts w:hint="eastAsia" w:ascii="Times New Roman" w:hAnsi="Times New Roman" w:eastAsia="FangSong" w:cs="Times New Roman"/>
-          <w:b/>
-          <w:bCs/>
-        </w:rPr>
-        <w:t>的桥联作用</w:t>
-      </w:r>
-      <w:r>
-        <w:rPr>
-          <w:rFonts w:hint="eastAsia" w:ascii="Times New Roman" w:hAnsi="Times New Roman" w:eastAsia="Times New Roman" w:cs="Times New Roman"/>
-        </w:rPr>
-        <w:t>：OH</w:t>
-      </w:r>
-      <w:r>
-        <w:rPr>
-          <w:rFonts w:hint="eastAsia" w:ascii="Times New Roman" w:hAnsi="Times New Roman" w:eastAsia="Times New Roman" w:cs="Times New Roman"/>
-          <w:vertAlign w:val="superscript"/>
-        </w:rPr>
-        <w:t>-</w:t>
-      </w:r>
-      <w:r>
-        <w:rPr>
-          <w:rFonts w:hint="eastAsia" w:ascii="Times New Roman" w:hAnsi="Times New Roman" w:eastAsia="FangSong" w:cs="Times New Roman"/>
-        </w:rPr>
-        <w:t>作为桥联配体</w:t>
-      </w:r>
-      <w:r>
-        <w:rPr>
-          <w:rFonts w:hint="eastAsia" w:ascii="Times New Roman" w:hAnsi="Times New Roman" w:eastAsia="Times New Roman" w:cs="Times New Roman"/>
-        </w:rPr>
-        <w:t>，</w:t>
-      </w:r>
-      <w:r>
-        <w:rPr>
-          <w:rFonts w:hint="eastAsia" w:ascii="Times New Roman" w:hAnsi="Times New Roman" w:eastAsia="FangSong" w:cs="Times New Roman"/>
-        </w:rPr>
-        <w:t>在</w:t>
-      </w:r>
-      <w:r>
-        <w:rPr>
-          <w:rFonts w:hint="eastAsia" w:ascii="Times New Roman" w:hAnsi="Times New Roman" w:eastAsia="Times New Roman" w:cs="Times New Roman"/>
-        </w:rPr>
-        <w:t>Bi</w:t>
-      </w:r>
-      <w:r>
-        <w:rPr>
-          <w:rFonts w:hint="eastAsia" w:ascii="Times New Roman" w:hAnsi="Times New Roman" w:eastAsia="FangSong" w:cs="Times New Roman"/>
-        </w:rPr>
-        <w:t>原子间形成</w:t>
-      </w:r>
-      <w:r>
-        <w:rPr>
-          <w:rFonts w:hint="eastAsia" w:ascii="Times New Roman" w:hAnsi="Times New Roman" w:eastAsia="Times New Roman" w:cs="Times New Roman"/>
-        </w:rPr>
-        <w:t>Bi—OH—Bi</w:t>
-      </w:r>
-      <w:r>
-        <w:rPr>
-          <w:rFonts w:hint="eastAsia" w:ascii="Times New Roman" w:hAnsi="Times New Roman" w:eastAsia="FangSong" w:cs="Times New Roman"/>
-        </w:rPr>
-        <w:t>桥</w:t>
-      </w:r>
-      <w:r>
-        <w:rPr>
-          <w:rFonts w:hint="eastAsia" w:ascii="Times New Roman" w:hAnsi="Times New Roman" w:eastAsia="Times New Roman" w:cs="Times New Roman"/>
-        </w:rPr>
-        <w:t>，</w:t>
-      </w:r>
-      <w:r>
-        <w:rPr>
-          <w:rFonts w:hint="eastAsia" w:ascii="Times New Roman" w:hAnsi="Times New Roman" w:eastAsia="FangSong" w:cs="Times New Roman"/>
-        </w:rPr>
-        <w:t>限制了</w:t>
-      </w:r>
-      <w:r>
-        <w:rPr>
-          <w:rFonts w:hint="eastAsia" w:ascii="Times New Roman" w:hAnsi="Times New Roman" w:eastAsia="Times New Roman" w:cs="Times New Roman"/>
-        </w:rPr>
-        <w:t>Bi—Bi</w:t>
-      </w:r>
-      <w:r>
-        <w:rPr>
-          <w:rFonts w:hint="eastAsia" w:ascii="Times New Roman" w:hAnsi="Times New Roman" w:eastAsia="FangSong" w:cs="Times New Roman"/>
-        </w:rPr>
-        <w:t>的接近</w:t>
-      </w:r>
-    </w:p>
-    <w:p>
-      <w:pPr>
-        <w:pStyle w:val="Compact"/>
-        <w:numPr>
-          <w:ilvl w:val="0"/>
-          <w:numId w:val="1004"/>
-        </w:numPr>
-      </w:pPr>
-      <w:r>
-        <w:rPr>
-          <w:rFonts w:hint="eastAsia" w:ascii="Times New Roman" w:hAnsi="Times New Roman" w:eastAsia="FangSong" w:cs="Times New Roman"/>
-          <w:b/>
-          <w:bCs/>
-        </w:rPr>
-        <w:t xml:space="preserve">电子结构</w:t>
-      </w:r>
-      <w:r>
-        <w:rPr>
-          <w:rFonts w:hint="eastAsia" w:ascii="Times New Roman" w:hAnsi="Times New Roman" w:eastAsia="Times New Roman" w:cs="Times New Roman"/>
-        </w:rPr>
-        <w:t>：Bi</w:t>
-      </w:r>
-      <w:r>
-        <w:rPr>
-          <w:rFonts w:hint="eastAsia" w:ascii="Times New Roman" w:hAnsi="Times New Roman" w:eastAsia="Times New Roman" w:cs="Times New Roman"/>
-          <w:vertAlign w:val="superscript"/>
-        </w:rPr>
-        <w:t>3+</w:t>
-      </w:r>
-      <w:r>
-        <w:rPr>
-          <w:rFonts w:hint="eastAsia" w:ascii="Times New Roman" w:hAnsi="Times New Roman" w:eastAsia="FangSong" w:cs="Times New Roman"/>
-        </w:rPr>
-        <w:t>的</w:t>
-      </w:r>
-      <w:r>
-        <w:rPr>
-          <w:rFonts w:hint="eastAsia" w:ascii="Times New Roman" w:hAnsi="Times New Roman" w:eastAsia="Times New Roman" w:cs="Times New Roman"/>
-        </w:rPr>
-        <w:t>6s</w:t>
-      </w:r>
-      <w:r>
-        <w:rPr>
-          <w:rFonts w:hint="eastAsia" w:ascii="Times New Roman" w:hAnsi="Times New Roman" w:eastAsia="Times New Roman" w:cs="Times New Roman"/>
-          <w:vertAlign w:val="superscript"/>
-        </w:rPr>
-        <w:t>2</w:t>
-      </w:r>
-      <w:r>
-        <w:rPr>
-          <w:rFonts w:hint="eastAsia" w:ascii="Times New Roman" w:hAnsi="Times New Roman" w:eastAsia="FangSong" w:cs="Times New Roman"/>
-        </w:rPr>
-        <w:t>孤对电子可能参与成键</w:t>
-      </w:r>
-      <w:r>
-        <w:rPr>
-          <w:rFonts w:hint="eastAsia" w:ascii="Times New Roman" w:hAnsi="Times New Roman" w:eastAsia="Times New Roman" w:cs="Times New Roman"/>
-        </w:rPr>
-        <w:t>，</w:t>
-      </w:r>
-      <w:r>
-        <w:rPr>
-          <w:rFonts w:hint="eastAsia" w:ascii="Times New Roman" w:hAnsi="Times New Roman" w:eastAsia="FangSong" w:cs="Times New Roman"/>
-        </w:rPr>
-        <w:t>但正电荷使金属</w:t>
-      </w:r>
-      <w:r>
-        <w:rPr>
-          <w:rFonts w:hint="eastAsia" w:ascii="Times New Roman" w:hAnsi="Times New Roman" w:eastAsia="Times New Roman" w:cs="Times New Roman"/>
-        </w:rPr>
-        <w:t>-</w:t>
-      </w:r>
-      <w:r>
-        <w:rPr>
-          <w:rFonts w:hint="eastAsia" w:ascii="Times New Roman" w:hAnsi="Times New Roman" w:eastAsia="FangSong" w:cs="Times New Roman"/>
-        </w:rPr>
-        <w:t>金属相互作用减弱</w:t>
-      </w:r>
-    </w:p>
-    <w:p>
-      <w:pPr>
-        <w:pStyle w:val="FirstParagraph"/>
-      </w:pPr>
-      <w:r>
-        <w:rPr>
-          <w:rFonts w:ascii="Times New Roman" w:hAnsi="Times New Roman" w:eastAsia="Times New Roman" w:cs="Times New Roman"/>
-          <w:b/>
-          <w:bCs/>
-        </w:rPr>
-        <w:t xml:space="preserve">1-8-3</w:t>
-      </w:r>
-      <w:r>
-        <w:rPr>
-          <w:rFonts w:ascii="Times New Roman" w:hAnsi="Times New Roman" w:eastAsia="Times New Roman" w:cs="Times New Roman"/>
-        </w:rPr>
-        <w:t xml:space="preserve"> </w:t>
-      </w:r>
-      <w:r>
-        <w:rPr>
-          <w:rFonts w:hint="eastAsia" w:ascii="Times New Roman" w:hAnsi="Times New Roman" w:eastAsia="FangSong" w:cs="Times New Roman"/>
-        </w:rPr>
-        <w:t>形式电荷计算</w:t>
-      </w:r>
-      <w:r>
-        <w:rPr>
-          <w:rFonts w:hint="eastAsia" w:ascii="Times New Roman" w:hAnsi="Times New Roman" w:eastAsia="Times New Roman" w:cs="Times New Roman"/>
-        </w:rPr>
-        <w:t>：</w:t>
       </w:r>
     </w:p>
     <w:p>
@@ -5395,6 +5783,233 @@
           <w:ilvl w:val="0"/>
           <w:numId w:val="1005"/>
         </w:numPr>
+        <w:ind w:firstLine="420"/>
+      </w:pPr>
+      <w:r>
+        <w:rPr>
+          <w:rFonts w:hint="eastAsia" w:ascii="Times New Roman" w:hAnsi="Times New Roman" w:eastAsia="Times New Roman" w:cs="Times New Roman"/>
+          <w:b/>
+          <w:bCs/>
+        </w:rPr>
+        <w:t>OH</w:t>
+      </w:r>
+      <w:r>
+        <w:rPr>
+          <w:rFonts w:hint="eastAsia" w:ascii="Times New Roman" w:hAnsi="Times New Roman" w:eastAsia="Times New Roman" w:cs="Times New Roman"/>
+          <w:b/>
+          <w:bCs/>
+          <w:vertAlign w:val="superscript"/>
+        </w:rPr>
+        <w:t>-</w:t>
+      </w:r>
+      <w:r>
+        <w:rPr>
+          <w:rFonts w:hint="eastAsia" w:ascii="Times New Roman" w:hAnsi="Times New Roman" w:eastAsia="FangSong" w:cs="Times New Roman"/>
+          <w:b/>
+          <w:bCs/>
+        </w:rPr>
+        <w:t>的桥联作用</w:t>
+      </w:r>
+      <w:r>
+        <w:rPr>
+          <w:rFonts w:hint="eastAsia" w:ascii="Times New Roman" w:hAnsi="Times New Roman" w:eastAsia="Times New Roman" w:cs="Times New Roman"/>
+        </w:rPr>
+        <w:t>：OH</w:t>
+      </w:r>
+      <w:r>
+        <w:rPr>
+          <w:rFonts w:hint="eastAsia" w:ascii="Times New Roman" w:hAnsi="Times New Roman" w:eastAsia="Times New Roman" w:cs="Times New Roman"/>
+          <w:vertAlign w:val="superscript"/>
+        </w:rPr>
+        <w:t>-</w:t>
+      </w:r>
+      <w:r>
+        <w:rPr>
+          <w:rFonts w:hint="eastAsia" w:ascii="Times New Roman" w:hAnsi="Times New Roman" w:eastAsia="FangSong" w:cs="Times New Roman"/>
+        </w:rPr>
+        <w:t>作为桥联配体</w:t>
+      </w:r>
+      <w:r>
+        <w:rPr>
+          <w:rFonts w:hint="eastAsia" w:ascii="Times New Roman" w:hAnsi="Times New Roman" w:eastAsia="Times New Roman" w:cs="Times New Roman"/>
+        </w:rPr>
+        <w:t>，</w:t>
+      </w:r>
+      <w:r>
+        <w:rPr>
+          <w:rFonts w:hint="eastAsia" w:ascii="Times New Roman" w:hAnsi="Times New Roman" w:eastAsia="FangSong" w:cs="Times New Roman"/>
+        </w:rPr>
+        <w:t>在</w:t>
+      </w:r>
+      <w:r>
+        <w:rPr>
+          <w:rFonts w:hint="eastAsia" w:ascii="Times New Roman" w:hAnsi="Times New Roman" w:eastAsia="Times New Roman" w:cs="Times New Roman"/>
+        </w:rPr>
+        <w:t>Bi</w:t>
+      </w:r>
+      <w:r>
+        <w:rPr>
+          <w:rFonts w:hint="eastAsia" w:ascii="Times New Roman" w:hAnsi="Times New Roman" w:eastAsia="FangSong" w:cs="Times New Roman"/>
+        </w:rPr>
+        <w:t>原子间形成</w:t>
+      </w:r>
+      <w:r>
+        <w:rPr>
+          <w:rFonts w:hint="eastAsia" w:ascii="Times New Roman" w:hAnsi="Times New Roman" w:eastAsia="Times New Roman" w:cs="Times New Roman"/>
+        </w:rPr>
+        <w:t>Bi—OH—Bi</w:t>
+      </w:r>
+      <w:r>
+        <w:rPr>
+          <w:rFonts w:hint="eastAsia" w:ascii="Times New Roman" w:hAnsi="Times New Roman" w:eastAsia="FangSong" w:cs="Times New Roman"/>
+        </w:rPr>
+        <w:t>桥</w:t>
+      </w:r>
+      <w:r>
+        <w:rPr>
+          <w:rFonts w:hint="eastAsia" w:ascii="Times New Roman" w:hAnsi="Times New Roman" w:eastAsia="Times New Roman" w:cs="Times New Roman"/>
+        </w:rPr>
+        <w:t>，</w:t>
+      </w:r>
+      <w:r>
+        <w:rPr>
+          <w:rFonts w:hint="eastAsia" w:ascii="Times New Roman" w:hAnsi="Times New Roman" w:eastAsia="FangSong" w:cs="Times New Roman"/>
+        </w:rPr>
+        <w:t>限制了</w:t>
+      </w:r>
+      <w:r>
+        <w:rPr>
+          <w:rFonts w:hint="eastAsia" w:ascii="Times New Roman" w:hAnsi="Times New Roman" w:eastAsia="Times New Roman" w:cs="Times New Roman"/>
+        </w:rPr>
+        <w:t>Bi—Bi</w:t>
+      </w:r>
+      <w:r>
+        <w:rPr>
+          <w:rFonts w:hint="eastAsia" w:ascii="Times New Roman" w:hAnsi="Times New Roman" w:eastAsia="FangSong" w:cs="Times New Roman"/>
+        </w:rPr>
+        <w:t>的接近</w:t>
+      </w:r>
+    </w:p>
+    <w:p>
+      <w:pPr>
+        <w:pStyle w:val="Compact"/>
+        <w:numPr>
+          <w:ilvl w:val="0"/>
+          <w:numId w:val="1005"/>
+        </w:numPr>
+        <w:ind w:firstLine="420"/>
+      </w:pPr>
+      <w:r>
+        <w:rPr>
+          <w:rFonts w:hint="eastAsia" w:ascii="Times New Roman" w:hAnsi="Times New Roman" w:eastAsia="FangSong" w:cs="Times New Roman"/>
+          <w:b/>
+          <w:bCs/>
+        </w:rPr>
+        <w:t xml:space="preserve">电子结构</w:t>
+      </w:r>
+      <w:r>
+        <w:rPr>
+          <w:rFonts w:hint="eastAsia" w:ascii="Times New Roman" w:hAnsi="Times New Roman" w:eastAsia="Times New Roman" w:cs="Times New Roman"/>
+        </w:rPr>
+        <w:t>：Bi</w:t>
+      </w:r>
+      <w:r>
+        <w:rPr>
+          <w:rFonts w:hint="eastAsia" w:ascii="Times New Roman" w:hAnsi="Times New Roman" w:eastAsia="Times New Roman" w:cs="Times New Roman"/>
+          <w:vertAlign w:val="superscript"/>
+        </w:rPr>
+        <w:t>3+</w:t>
+      </w:r>
+      <w:r>
+        <w:rPr>
+          <w:rFonts w:hint="eastAsia" w:ascii="Times New Roman" w:hAnsi="Times New Roman" w:eastAsia="FangSong" w:cs="Times New Roman"/>
+        </w:rPr>
+        <w:t>的</w:t>
+      </w:r>
+      <w:r>
+        <w:rPr>
+          <w:rFonts w:hint="eastAsia" w:ascii="Times New Roman" w:hAnsi="Times New Roman" w:eastAsia="Times New Roman" w:cs="Times New Roman"/>
+        </w:rPr>
+        <w:t>6s</w:t>
+      </w:r>
+      <w:r>
+        <w:rPr>
+          <w:rFonts w:hint="eastAsia" w:ascii="Times New Roman" w:hAnsi="Times New Roman" w:eastAsia="Times New Roman" w:cs="Times New Roman"/>
+          <w:vertAlign w:val="superscript"/>
+        </w:rPr>
+        <w:t>2</w:t>
+      </w:r>
+      <w:r>
+        <w:rPr>
+          <w:rFonts w:hint="eastAsia" w:ascii="Times New Roman" w:hAnsi="Times New Roman" w:eastAsia="FangSong" w:cs="Times New Roman"/>
+        </w:rPr>
+        <w:t>孤对电子可能参与成键</w:t>
+      </w:r>
+      <w:r>
+        <w:rPr>
+          <w:rFonts w:hint="eastAsia" w:ascii="Times New Roman" w:hAnsi="Times New Roman" w:eastAsia="Times New Roman" w:cs="Times New Roman"/>
+        </w:rPr>
+        <w:t>，</w:t>
+      </w:r>
+      <w:r>
+        <w:rPr>
+          <w:rFonts w:hint="eastAsia" w:ascii="Times New Roman" w:hAnsi="Times New Roman" w:eastAsia="FangSong" w:cs="Times New Roman"/>
+        </w:rPr>
+        <w:t>但正电荷使金属</w:t>
+      </w:r>
+      <w:r>
+        <w:rPr>
+          <w:rFonts w:hint="eastAsia" w:ascii="Times New Roman" w:hAnsi="Times New Roman" w:eastAsia="Times New Roman" w:cs="Times New Roman"/>
+        </w:rPr>
+        <w:t>-</w:t>
+      </w:r>
+      <w:r>
+        <w:rPr>
+          <w:rFonts w:hint="eastAsia" w:ascii="Times New Roman" w:hAnsi="Times New Roman" w:eastAsia="FangSong" w:cs="Times New Roman"/>
+        </w:rPr>
+        <w:t>金属相互作用减弱</w:t>
+      </w:r>
+    </w:p>
+    <w:p>
+      <w:pPr>
+        <w:pStyle w:val="FirstParagraph"/>
+        <w:ind w:firstLine="420"/>
+      </w:pPr>
+      <w:r>
+        <w:rPr>
+          <w:rFonts w:ascii="Times New Roman" w:hAnsi="Times New Roman" w:eastAsia="Times New Roman" w:cs="Times New Roman"/>
+          <w:b/>
+          <w:bCs/>
+        </w:rPr>
+        <w:t xml:space="preserve">1-8-3</w:t>
+      </w:r>
+      <w:r>
+        <w:rPr>
+          <w:rFonts w:ascii="Times New Roman" w:hAnsi="Times New Roman" w:eastAsia="Times New Roman" w:cs="Times New Roman"/>
+        </w:rPr>
+        <w:t xml:space="preserve"> </w:t>
+      </w:r>
+      <w:r>
+        <w:rPr>
+          <w:rFonts w:hint="eastAsia" w:ascii="Times New Roman" w:hAnsi="Times New Roman" w:eastAsia="FangSong" w:cs="Times New Roman"/>
+        </w:rPr>
+        <w:t>形式电荷计算</w:t>
+      </w:r>
+      <w:r>
+        <w:rPr>
+          <w:rFonts w:hint="eastAsia" w:ascii="Times New Roman" w:hAnsi="Times New Roman" w:eastAsia="Times New Roman" w:cs="Times New Roman"/>
+        </w:rPr>
+        <w:t>：</w:t>
+      </w:r>
+    </w:p>
+    <w:p>
+      <w:pPr>
+        <w:pStyle w:val="Compact"/>
+        <w:numPr>
+          <w:ilvl w:val="0"/>
+          <w:numId w:val="1006"/>
+        </w:numPr>
+        <w:ind w:firstLine="420"/>
       </w:pPr>
       <w:r>
         <w:rPr>
@@ -5488,8 +6103,9 @@
         <w:pStyle w:val="Compact"/>
         <w:numPr>
           <w:ilvl w:val="0"/>
-          <w:numId w:val="1005"/>
+          <w:numId w:val="1006"/>
         </w:numPr>
+        <w:ind w:firstLine="420"/>
       </w:pPr>
       <w:r>
         <w:rPr>
@@ -5583,8 +6199,9 @@
         <w:pStyle w:val="Compact"/>
         <w:numPr>
           <w:ilvl w:val="0"/>
-          <w:numId w:val="1005"/>
+          <w:numId w:val="1006"/>
         </w:numPr>
+        <w:ind w:firstLine="420"/>
       </w:pPr>
       <w:r>
         <w:rPr>
@@ -5645,6 +6262,7 @@
     <w:p>
       <w:pPr>
         <w:pStyle w:val="FirstParagraph"/>
+        <w:ind w:firstLine="420"/>
       </w:pPr>
       <w:r>
         <w:rPr>
@@ -5752,6 +6370,7 @@
     <w:p>
       <w:pPr>
         <w:pStyle w:val="BodyText"/>
+        <w:ind w:firstLine="420"/>
       </w:pPr>
       <w:r>
         <w:rPr>
@@ -5929,18 +6548,18 @@
           <wp:inline>
             <wp:extent cx="3600000" cy="1538588"/>
             <wp:effectExtent b="0" l="0" r="0" t="0"/>
-            <wp:docPr descr="" title="" id="26" name="Picture"/>
+            <wp:docPr descr="" title="" id="25" name="Picture"/>
             <a:graphic>
               <a:graphicData uri="http://schemas.openxmlformats.org/drawingml/2006/picture">
                 <pic:pic>
                   <pic:nvPicPr>
-                    <pic:cNvPr descr="9935033161454f48659912beab544fad461bf00d0fda284c89d9cd4e730608db.jpg" id="27" name="Picture"/>
+                    <pic:cNvPr descr="9935033161454f48659912beab544fad461bf00d0fda284c89d9cd4e730608db.jpg" id="26" name="Picture"/>
                     <pic:cNvPicPr>
                       <a:picLocks noChangeArrowheads="1" noChangeAspect="1"/>
                     </pic:cNvPicPr>
                   </pic:nvPicPr>
                   <pic:blipFill>
-                    <a:blip r:embed="rId25"/>
+                    <a:blip r:embed="rId24"/>
                     <a:stretch>
                       <a:fillRect/>
                     </a:stretch>
@@ -5981,18 +6600,18 @@
           <wp:inline>
             <wp:extent cx="3240000" cy="2780537"/>
             <wp:effectExtent b="0" l="0" r="0" t="0"/>
-            <wp:docPr descr="" title="" id="29" name="Picture"/>
+            <wp:docPr descr="" title="" id="28" name="Picture"/>
             <a:graphic>
               <a:graphicData uri="http://schemas.openxmlformats.org/drawingml/2006/picture">
                 <pic:pic>
                   <pic:nvPicPr>
-                    <pic:cNvPr descr="2162c7874735f0f6ebfc7d1d5e216b4c2805383eb84bff471a4a2390dfeae4f3.jpg" id="30" name="Picture"/>
+                    <pic:cNvPr descr="2162c7874735f0f6ebfc7d1d5e216b4c2805383eb84bff471a4a2390dfeae4f3.jpg" id="29" name="Picture"/>
                     <pic:cNvPicPr>
                       <a:picLocks noChangeArrowheads="1" noChangeAspect="1"/>
                     </pic:cNvPicPr>
                   </pic:nvPicPr>
                   <pic:blipFill>
-                    <a:blip r:embed="rId28"/>
+                    <a:blip r:embed="rId27"/>
                     <a:stretch>
                       <a:fillRect/>
                     </a:stretch>
@@ -6029,8 +6648,8 @@
         </w:pict>
       </w:r>
     </w:p>
-    <w:bookmarkEnd w:id="31"/>
-    <w:bookmarkStart w:id="32" w:name="第10题"/>
+    <w:bookmarkEnd w:id="30"/>
+    <w:bookmarkStart w:id="31" w:name="第10题"/>
     <w:p>
       <w:pPr>
         <w:pStyle w:val="Heading3"/>
@@ -6058,6 +6677,7 @@
     <w:p>
       <w:pPr>
         <w:pStyle w:val="BlockText"/>
+        <w:ind w:firstLine="420"/>
       </w:pPr>
       <w:r>
         <w:rPr>
@@ -6105,6 +6725,7 @@
     <w:p>
       <w:pPr>
         <w:pStyle w:val="FirstParagraph"/>
+        <w:ind w:firstLine="420"/>
       </w:pPr>
       <w:r>
         <w:rPr>
@@ -6146,6 +6767,7 @@
     <w:p>
       <w:pPr>
         <w:pStyle w:val="BodyText"/>
+        <w:ind w:firstLine="420"/>
       </w:pPr>
       <w:r>
         <w:rPr>
@@ -6597,8 +7219,9 @@
         <w:pStyle w:val="Compact"/>
         <w:numPr>
           <w:ilvl w:val="0"/>
-          <w:numId w:val="1006"/>
+          <w:numId w:val="1007"/>
         </w:numPr>
+        <w:ind w:firstLine="420"/>
       </w:pPr>
       <w:r>
         <w:rPr>
@@ -6618,8 +7241,9 @@
         <w:pStyle w:val="Compact"/>
         <w:numPr>
           <w:ilvl w:val="0"/>
-          <w:numId w:val="1006"/>
+          <w:numId w:val="1007"/>
         </w:numPr>
+        <w:ind w:firstLine="420"/>
       </w:pPr>
       <w:r>
         <w:rPr>
@@ -6649,6 +7273,7 @@
     <w:p>
       <w:pPr>
         <w:pStyle w:val="FirstParagraph"/>
+        <w:ind w:firstLine="420"/>
       </w:pPr>
       <w:r>
         <w:rPr>
@@ -6668,6 +7293,7 @@
     <w:p>
       <w:pPr>
         <w:pStyle w:val="BodyText"/>
+        <w:ind w:firstLine="420"/>
       </w:pPr>
       <w:r>
         <w:rPr>
@@ -6738,6 +7364,7 @@
     <w:p>
       <w:pPr>
         <w:pStyle w:val="BodyText"/>
+        <w:ind w:firstLine="420"/>
       </w:pPr>
       <w:r>
         <w:rPr>
@@ -7208,6 +7835,7 @@
     <w:p>
       <w:pPr>
         <w:pStyle w:val="FirstParagraph"/>
+        <w:ind w:firstLine="420"/>
       </w:pPr>
       <w:r>
         <w:rPr>
@@ -7296,6 +7924,7 @@
     <w:p>
       <w:pPr>
         <w:pStyle w:val="BodyText"/>
+        <w:ind w:firstLine="420"/>
       </w:pPr>
       <w:r>
         <w:rPr>
@@ -7484,6 +8113,7 @@
     <w:p>
       <w:pPr>
         <w:pStyle w:val="BodyText"/>
+        <w:ind w:firstLine="420"/>
       </w:pPr>
       <w:r>
         <w:rPr>
@@ -7570,6 +8200,7 @@
     <w:p>
       <w:pPr>
         <w:pStyle w:val="BodyText"/>
+        <w:ind w:firstLine="420"/>
       </w:pPr>
       <w:r>
         <w:rPr>
@@ -7766,8 +8397,8 @@
         </w:pict>
       </w:r>
     </w:p>
-    <w:bookmarkEnd w:id="32"/>
-    <w:bookmarkStart w:id="39" w:name="第11题"/>
+    <w:bookmarkEnd w:id="31"/>
+    <w:bookmarkStart w:id="38" w:name="第11题"/>
     <w:p>
       <w:pPr>
         <w:pStyle w:val="Heading3"/>
@@ -7795,6 +8426,7 @@
     <w:p>
       <w:pPr>
         <w:pStyle w:val="BlockText"/>
+        <w:ind w:firstLine="420"/>
       </w:pPr>
       <w:r>
         <w:rPr>
@@ -7842,6 +8474,7 @@
     <w:p>
       <w:pPr>
         <w:pStyle w:val="FirstParagraph"/>
+        <w:ind w:firstLine="420"/>
       </w:pPr>
       <w:r>
         <w:rPr>
@@ -7962,6 +8595,7 @@
     <w:p>
       <w:pPr>
         <w:pStyle w:val="BodyText"/>
+        <w:ind w:firstLine="420"/>
       </w:pPr>
       <w:r>
         <w:rPr>
@@ -8060,6 +8694,7 @@
     <w:p>
       <w:pPr>
         <w:pStyle w:val="BodyText"/>
+        <w:ind w:firstLine="420"/>
       </w:pPr>
       <w:r>
         <w:rPr>
@@ -8079,6 +8714,7 @@
     <w:p>
       <w:pPr>
         <w:pStyle w:val="BodyText"/>
+        <w:ind w:firstLine="420"/>
       </w:pPr>
       <w:r>
         <w:rPr>
@@ -8203,6 +8839,7 @@
     <w:p>
       <w:pPr>
         <w:pStyle w:val="BodyText"/>
+        <w:ind w:firstLine="420"/>
       </w:pPr>
       <w:r>
         <w:rPr>
@@ -8519,6 +9156,7 @@
     <w:p>
       <w:pPr>
         <w:pStyle w:val="BodyText"/>
+        <w:ind w:firstLine="420"/>
       </w:pPr>
       <w:r>
         <w:rPr>
@@ -8628,6 +9266,7 @@
     <w:p>
       <w:pPr>
         <w:pStyle w:val="BodyText"/>
+        <w:ind w:firstLine="420"/>
       </w:pPr>
       <w:r>
         <w:rPr>
@@ -8827,6 +9466,7 @@
     <w:p>
       <w:pPr>
         <w:pStyle w:val="FirstParagraph"/>
+        <w:ind w:firstLine="420"/>
       </w:pPr>
       <w:r>
         <w:rPr>
@@ -8929,18 +9569,18 @@
           <wp:inline>
             <wp:extent cx="2692400" cy="1778000"/>
             <wp:effectExtent b="0" l="0" r="0" t="0"/>
-            <wp:docPr descr="" title="" id="34" name="Picture"/>
+            <wp:docPr descr="" title="" id="33" name="Picture"/>
             <a:graphic>
               <a:graphicData uri="http://schemas.openxmlformats.org/drawingml/2006/picture">
                 <pic:pic>
                   <pic:nvPicPr>
-                    <pic:cNvPr descr="0a1e34db1964c28455dd7f5bdcb8f4785cf3b74cc502dcc5744c91f15922f739.jpg" id="35" name="Picture"/>
+                    <pic:cNvPr descr="0a1e34db1964c28455dd7f5bdcb8f4785cf3b74cc502dcc5744c91f15922f739.jpg" id="34" name="Picture"/>
                     <pic:cNvPicPr>
                       <a:picLocks noChangeArrowheads="1" noChangeAspect="1"/>
                     </pic:cNvPicPr>
                   </pic:nvPicPr>
                   <pic:blipFill>
-                    <a:blip r:embed="rId33"/>
+                    <a:blip r:embed="rId32"/>
                     <a:stretch>
                       <a:fillRect/>
                     </a:stretch>
@@ -8981,18 +9621,18 @@
           <wp:inline>
             <wp:extent cx="3600000" cy="1160574"/>
             <wp:effectExtent b="0" l="0" r="0" t="0"/>
-            <wp:docPr descr="" title="" id="37" name="Picture"/>
+            <wp:docPr descr="" title="" id="36" name="Picture"/>
             <a:graphic>
               <a:graphicData uri="http://schemas.openxmlformats.org/drawingml/2006/picture">
                 <pic:pic>
                   <pic:nvPicPr>
-                    <pic:cNvPr descr="26a4c893f1cd2dd01e2914a3886faf6b7509cceb3f093ccd34306a13392cfa12.jpg" id="38" name="Picture"/>
+                    <pic:cNvPr descr="26a4c893f1cd2dd01e2914a3886faf6b7509cceb3f093ccd34306a13392cfa12.jpg" id="37" name="Picture"/>
                     <pic:cNvPicPr>
                       <a:picLocks noChangeArrowheads="1" noChangeAspect="1"/>
                     </pic:cNvPicPr>
                   </pic:nvPicPr>
                   <pic:blipFill>
-                    <a:blip r:embed="rId36"/>
+                    <a:blip r:embed="rId35"/>
                     <a:stretch>
                       <a:fillRect/>
                     </a:stretch>
@@ -9029,8 +9669,8 @@
         </w:pict>
       </w:r>
     </w:p>
-    <w:bookmarkEnd w:id="39"/>
-    <w:bookmarkStart w:id="40" w:name="第12题"/>
+    <w:bookmarkEnd w:id="38"/>
+    <w:bookmarkStart w:id="39" w:name="第12题"/>
     <w:p>
       <w:pPr>
         <w:pStyle w:val="Heading3"/>
@@ -9058,6 +9698,7 @@
     <w:p>
       <w:pPr>
         <w:pStyle w:val="BlockText"/>
+        <w:ind w:firstLine="420"/>
       </w:pPr>
       <w:r>
         <w:rPr>
@@ -9105,6 +9746,7 @@
     <w:p>
       <w:pPr>
         <w:pStyle w:val="FirstParagraph"/>
+        <w:ind w:firstLine="420"/>
       </w:pPr>
       <w:r>
         <w:rPr>
@@ -9170,6 +9812,7 @@
     <w:p>
       <w:pPr>
         <w:pStyle w:val="BodyText"/>
+        <w:ind w:firstLine="420"/>
       </w:pPr>
       <w:r>
         <w:rPr>
@@ -9421,6 +10064,7 @@
     <w:p>
       <w:pPr>
         <w:pStyle w:val="BodyText"/>
+        <w:ind w:firstLine="420"/>
       </w:pPr>
       <w:r>
         <w:rPr>
@@ -9596,6 +10240,7 @@
     <w:p>
       <w:pPr>
         <w:pStyle w:val="BodyText"/>
+        <w:ind w:firstLine="420"/>
       </w:pPr>
       <w:r>
         <w:rPr>
@@ -9919,6 +10564,7 @@
     <w:p>
       <w:pPr>
         <w:pStyle w:val="BodyText"/>
+        <w:ind w:firstLine="420"/>
       </w:pPr>
       <w:r>
         <w:rPr>
@@ -9938,6 +10584,7 @@
     <w:p>
       <w:pPr>
         <w:pStyle w:val="BodyText"/>
+        <w:ind w:firstLine="420"/>
       </w:pPr>
       <w:r>
         <w:rPr>
@@ -10398,6 +11045,7 @@
     <w:p>
       <w:pPr>
         <w:pStyle w:val="BodyText"/>
+        <w:ind w:firstLine="420"/>
       </w:pPr>
       <w:r>
         <w:rPr>
@@ -10809,6 +11457,7 @@
     <w:p>
       <w:pPr>
         <w:pStyle w:val="BodyText"/>
+        <w:ind w:firstLine="420"/>
       </w:pPr>
       <w:r>
         <w:rPr>
@@ -11142,8 +11791,8 @@
         </w:pict>
       </w:r>
     </w:p>
-    <w:bookmarkEnd w:id="40"/>
-    <w:bookmarkStart w:id="41" w:name="第13题"/>
+    <w:bookmarkEnd w:id="39"/>
+    <w:bookmarkStart w:id="40" w:name="第13题"/>
     <w:p>
       <w:pPr>
         <w:pStyle w:val="Heading3"/>
@@ -11171,6 +11820,7 @@
     <w:p>
       <w:pPr>
         <w:pStyle w:val="BlockText"/>
+        <w:ind w:firstLine="420"/>
       </w:pPr>
       <w:r>
         <w:rPr>
@@ -11194,6 +11844,7 @@
     <w:p>
       <w:pPr>
         <w:pStyle w:val="FirstParagraph"/>
+        <w:ind w:firstLine="420"/>
       </w:pPr>
       <w:r>
         <w:rPr>
@@ -11352,8 +12003,9 @@
       <w:pPr>
         <w:numPr>
           <w:ilvl w:val="0"/>
-          <w:numId w:val="1007"/>
+          <w:numId w:val="1008"/>
         </w:numPr>
+        <w:ind w:firstLine="420"/>
       </w:pPr>
       <w:r>
         <w:rPr>
@@ -11378,81 +12030,6 @@
           <w:rFonts w:hint="eastAsia" w:ascii="Times New Roman" w:hAnsi="Times New Roman" w:eastAsia="Times New Roman" w:cs="Times New Roman"/>
         </w:rPr>
         <w:t>?</w:t>
-      </w:r>
-    </w:p>
-    <w:p>
-      <w:pPr>
-        <w:numPr>
-          <w:ilvl w:val="0"/>
-          <w:numId w:val="1007"/>
-        </w:numPr>
-      </w:pPr>
-      <w:r>
-        <w:rPr>
-          <w:rFonts w:hint="eastAsia" w:ascii="Times New Roman" w:hAnsi="Times New Roman" w:eastAsia="FangSong" w:cs="Times New Roman"/>
-        </w:rPr>
-        <w:t>解释这种曲线出现的原因</w:t>
-      </w:r>
-      <w:r>
-        <w:rPr>
-          <w:rFonts w:hint="eastAsia" w:ascii="Times New Roman" w:hAnsi="Times New Roman" w:eastAsia="Times New Roman" w:cs="Times New Roman"/>
-        </w:rPr>
-        <w:t>，</w:t>
-      </w:r>
-      <w:r>
-        <w:rPr>
-          <w:rFonts w:hint="eastAsia" w:ascii="Times New Roman" w:hAnsi="Times New Roman" w:eastAsia="FangSong" w:cs="Times New Roman"/>
-        </w:rPr>
-        <w:t>并指出根据元素周期律作出预言的依据有何问题</w:t>
-      </w:r>
-      <w:r>
-        <w:rPr>
-          <w:rFonts w:hint="eastAsia" w:ascii="Times New Roman" w:hAnsi="Times New Roman" w:eastAsia="Times New Roman" w:cs="Times New Roman"/>
-        </w:rPr>
-        <w:t>。(</w:t>
-      </w:r>
-      <w:r>
-        <w:rPr>
-          <w:rFonts w:hint="eastAsia" w:ascii="Times New Roman" w:hAnsi="Times New Roman" w:eastAsia="FangSong" w:cs="Times New Roman"/>
-        </w:rPr>
-        <w:t>提示</w:t>
-      </w:r>
-      <w:r>
-        <w:rPr>
-          <w:rFonts w:hint="eastAsia" w:ascii="Times New Roman" w:hAnsi="Times New Roman" w:eastAsia="Times New Roman" w:cs="Times New Roman"/>
-        </w:rPr>
-        <w:t>：</w:t>
-      </w:r>
-      <w:r>
-        <w:rPr>
-          <w:rFonts w:hint="eastAsia" w:ascii="Times New Roman" w:hAnsi="Times New Roman" w:eastAsia="FangSong" w:cs="Times New Roman"/>
-        </w:rPr>
-        <w:t>考虑配合物相关理论</w:t>
-      </w:r>
-      <w:r>
-        <w:rPr>
-          <w:rFonts w:hint="eastAsia" w:ascii="Times New Roman" w:hAnsi="Times New Roman" w:eastAsia="Times New Roman" w:cs="Times New Roman"/>
-        </w:rPr>
-        <w:t>。)</w:t>
-      </w:r>
-    </w:p>
-    <w:p>
-      <w:pPr>
-        <w:pStyle w:val="FirstParagraph"/>
-      </w:pPr>
-      <w:r>
-        <w:rPr>
-          <w:rFonts w:hint="eastAsia" w:ascii="Times New Roman" w:hAnsi="Times New Roman" w:eastAsia="FangSong" w:cs="Times New Roman"/>
-          <w:b/>
-          <w:bCs/>
-        </w:rPr>
-        <w:t xml:space="preserve">参考答案</w:t>
-      </w:r>
-      <w:r>
-        <w:rPr>
-          <w:rFonts w:hint="eastAsia" w:ascii="Times New Roman" w:hAnsi="Times New Roman" w:eastAsia="Times New Roman" w:cs="Times New Roman"/>
-        </w:rPr>
-        <w:t xml:space="preserve">：</w:t>
       </w:r>
     </w:p>
     <w:p>
@@ -11461,6 +12038,84 @@
           <w:ilvl w:val="0"/>
           <w:numId w:val="1008"/>
         </w:numPr>
+        <w:ind w:firstLine="420"/>
+      </w:pPr>
+      <w:r>
+        <w:rPr>
+          <w:rFonts w:hint="eastAsia" w:ascii="Times New Roman" w:hAnsi="Times New Roman" w:eastAsia="FangSong" w:cs="Times New Roman"/>
+        </w:rPr>
+        <w:t>解释这种曲线出现的原因</w:t>
+      </w:r>
+      <w:r>
+        <w:rPr>
+          <w:rFonts w:hint="eastAsia" w:ascii="Times New Roman" w:hAnsi="Times New Roman" w:eastAsia="Times New Roman" w:cs="Times New Roman"/>
+        </w:rPr>
+        <w:t>，</w:t>
+      </w:r>
+      <w:r>
+        <w:rPr>
+          <w:rFonts w:hint="eastAsia" w:ascii="Times New Roman" w:hAnsi="Times New Roman" w:eastAsia="FangSong" w:cs="Times New Roman"/>
+        </w:rPr>
+        <w:t>并指出根据元素周期律作出预言的依据有何问题</w:t>
+      </w:r>
+      <w:r>
+        <w:rPr>
+          <w:rFonts w:hint="eastAsia" w:ascii="Times New Roman" w:hAnsi="Times New Roman" w:eastAsia="Times New Roman" w:cs="Times New Roman"/>
+        </w:rPr>
+        <w:t>。(</w:t>
+      </w:r>
+      <w:r>
+        <w:rPr>
+          <w:rFonts w:hint="eastAsia" w:ascii="Times New Roman" w:hAnsi="Times New Roman" w:eastAsia="FangSong" w:cs="Times New Roman"/>
+        </w:rPr>
+        <w:t>提示</w:t>
+      </w:r>
+      <w:r>
+        <w:rPr>
+          <w:rFonts w:hint="eastAsia" w:ascii="Times New Roman" w:hAnsi="Times New Roman" w:eastAsia="Times New Roman" w:cs="Times New Roman"/>
+        </w:rPr>
+        <w:t>：</w:t>
+      </w:r>
+      <w:r>
+        <w:rPr>
+          <w:rFonts w:hint="eastAsia" w:ascii="Times New Roman" w:hAnsi="Times New Roman" w:eastAsia="FangSong" w:cs="Times New Roman"/>
+        </w:rPr>
+        <w:t>考虑配合物相关理论</w:t>
+      </w:r>
+      <w:r>
+        <w:rPr>
+          <w:rFonts w:hint="eastAsia" w:ascii="Times New Roman" w:hAnsi="Times New Roman" w:eastAsia="Times New Roman" w:cs="Times New Roman"/>
+        </w:rPr>
+        <w:t>。)</w:t>
+      </w:r>
+    </w:p>
+    <w:p>
+      <w:pPr>
+        <w:pStyle w:val="FirstParagraph"/>
+        <w:ind w:firstLine="420"/>
+      </w:pPr>
+      <w:r>
+        <w:rPr>
+          <w:rFonts w:hint="eastAsia" w:ascii="Times New Roman" w:hAnsi="Times New Roman" w:eastAsia="FangSong" w:cs="Times New Roman"/>
+          <w:b/>
+          <w:bCs/>
+        </w:rPr>
+        <w:t xml:space="preserve">参考答案</w:t>
+      </w:r>
+      <w:r>
+        <w:rPr>
+          <w:rFonts w:hint="eastAsia" w:ascii="Times New Roman" w:hAnsi="Times New Roman" w:eastAsia="Times New Roman" w:cs="Times New Roman"/>
+        </w:rPr>
+        <w:t xml:space="preserve">：</w:t>
+      </w:r>
+    </w:p>
+    <w:p>
+      <w:pPr>
+        <w:numPr>
+          <w:ilvl w:val="0"/>
+          <w:numId w:val="1009"/>
+        </w:numPr>
+        <w:ind w:firstLine="420"/>
       </w:pPr>
       <m:oMath>
         <m:sSup>
@@ -11603,8 +12258,9 @@
       <w:pPr>
         <w:numPr>
           <w:ilvl w:val="0"/>
-          <w:numId w:val="1008"/>
+          <w:numId w:val="1009"/>
         </w:numPr>
+        <w:ind w:firstLine="420"/>
       </w:pPr>
       <w:r>
         <w:rPr>
@@ -11949,8 +12605,8 @@
         </w:pict>
       </w:r>
     </w:p>
-    <w:bookmarkEnd w:id="41"/>
-    <w:bookmarkStart w:id="42" w:name="第14题"/>
+    <w:bookmarkEnd w:id="40"/>
+    <w:bookmarkStart w:id="41" w:name="第14题"/>
     <w:p>
       <w:pPr>
         <w:pStyle w:val="Heading3"/>
@@ -11978,6 +12634,7 @@
     <w:p>
       <w:pPr>
         <w:pStyle w:val="BlockText"/>
+        <w:ind w:firstLine="420"/>
       </w:pPr>
       <w:r>
         <w:rPr>
@@ -12001,6 +12658,7 @@
     <w:p>
       <w:pPr>
         <w:pStyle w:val="FirstParagraph"/>
+        <w:ind w:firstLine="420"/>
       </w:pPr>
       <w:r>
         <w:rPr>
@@ -12068,8 +12726,9 @@
         <w:pStyle w:val="Compact"/>
         <w:numPr>
           <w:ilvl w:val="0"/>
-          <w:numId w:val="1009"/>
+          <w:numId w:val="1010"/>
         </w:numPr>
+        <w:ind w:firstLine="420"/>
       </w:pPr>
       <w:r>
         <w:rPr>
@@ -12146,6 +12805,7 @@
     <w:p>
       <w:pPr>
         <w:pStyle w:val="FirstParagraph"/>
+        <w:ind w:firstLine="420"/>
       </w:pPr>
       <w:r>
         <w:rPr>
@@ -12403,6 +13063,7 @@
     <w:p>
       <w:pPr>
         <w:pStyle w:val="FirstParagraph"/>
+        <w:ind w:firstLine="420"/>
       </w:pPr>
       <w:r>
         <w:rPr>
@@ -12607,6 +13268,7 @@
     <w:p>
       <w:pPr>
         <w:pStyle w:val="BodyText"/>
+        <w:ind w:firstLine="420"/>
       </w:pPr>
       <w:r>
         <w:rPr>
@@ -12636,6 +13298,7 @@
     <w:p>
       <w:pPr>
         <w:pStyle w:val="BodyText"/>
+        <w:ind w:firstLine="420"/>
       </w:pPr>
       <w:r>
         <w:rPr>
@@ -12785,634 +13448,641 @@
     </w:p>
     <w:p>
       <w:pPr>
-        <w:numPr>
-          <w:ilvl w:val="0"/>
-          <w:numId w:val="1010"/>
-        </w:numPr>
-      </w:pPr>
-      <w:r>
-        <w:rPr>
-          <w:rFonts w:hint="eastAsia" w:ascii="Times New Roman" w:hAnsi="Times New Roman" w:eastAsia="FangSong" w:cs="Times New Roman"/>
-        </w:rPr>
-        <w:t xml:space="preserve">主量子数大于</w:t>
-      </w:r>
-      <w:r>
-        <w:rPr>
-          <w:rFonts w:ascii="Times New Roman" w:hAnsi="Times New Roman" w:eastAsia="Times New Roman" w:cs="Times New Roman"/>
-        </w:rPr>
-        <w:t xml:space="preserve"> </w:t>
-      </w:r>
-      <m:oMath>
-        <m:r>
-          <m:t>n</m:t>
-        </m:r>
-      </m:oMath>
-      <w:r>
-        <w:rPr>
-          <w:rFonts w:ascii="Times New Roman" w:hAnsi="Times New Roman" w:eastAsia="Times New Roman" w:cs="Times New Roman"/>
-        </w:rPr>
-        <w:t xml:space="preserve"> </w:t>
-      </w:r>
-      <w:r>
-        <w:rPr>
-          <w:rFonts w:hint="eastAsia" w:ascii="Times New Roman" w:hAnsi="Times New Roman" w:eastAsia="FangSong" w:cs="Times New Roman"/>
-        </w:rPr>
-        <w:t>的电子忽略</w:t>
-      </w:r>
-      <w:r>
-        <w:rPr>
-          <w:rFonts w:hint="eastAsia" w:ascii="Times New Roman" w:hAnsi="Times New Roman" w:eastAsia="Times New Roman" w:cs="Times New Roman"/>
-        </w:rPr>
-        <w:t>。</w:t>
-      </w:r>
-    </w:p>
-    <w:p>
-      <w:pPr>
-        <w:numPr>
-          <w:ilvl w:val="0"/>
-          <w:numId w:val="1010"/>
-        </w:numPr>
-      </w:pPr>
-      <w:r>
-        <w:rPr>
-          <w:rFonts w:hint="eastAsia" w:ascii="Times New Roman" w:hAnsi="Times New Roman" w:eastAsia="FangSong" w:cs="Times New Roman"/>
-        </w:rPr>
-        <w:t xml:space="preserve">每个具有相同主量子数</w:t>
-      </w:r>
-      <w:r>
-        <w:rPr>
-          <w:rFonts w:ascii="Times New Roman" w:hAnsi="Times New Roman" w:eastAsia="Times New Roman" w:cs="Times New Roman"/>
-        </w:rPr>
-        <w:t xml:space="preserve"> </w:t>
-      </w:r>
-      <m:oMath>
-        <m:r>
-          <m:t>n</m:t>
-        </m:r>
-      </m:oMath>
-      <w:r>
-        <w:rPr>
-          <w:rFonts w:ascii="Times New Roman" w:hAnsi="Times New Roman" w:eastAsia="Times New Roman" w:cs="Times New Roman"/>
-        </w:rPr>
-        <w:t xml:space="preserve"> </w:t>
-      </w:r>
-      <w:r>
-        <w:rPr>
-          <w:rFonts w:hint="eastAsia" w:ascii="Times New Roman" w:hAnsi="Times New Roman" w:eastAsia="FangSong" w:cs="Times New Roman"/>
-        </w:rPr>
-        <w:t xml:space="preserve">的电子贡献</w:t>
-      </w:r>
-      <w:r>
-        <w:rPr>
-          <w:rFonts w:ascii="Times New Roman" w:hAnsi="Times New Roman" w:eastAsia="Times New Roman" w:cs="Times New Roman"/>
-        </w:rPr>
-        <w:t xml:space="preserve"> 0.35 </w:t>
-      </w:r>
-      <w:r>
-        <w:rPr>
-          <w:rFonts w:hint="eastAsia" w:ascii="Times New Roman" w:hAnsi="Times New Roman" w:eastAsia="Times New Roman" w:cs="Times New Roman"/>
-        </w:rPr>
-        <w:t>(</w:t>
-      </w:r>
-      <w:r>
-        <w:rPr>
-          <w:rFonts w:hint="eastAsia" w:ascii="Times New Roman" w:hAnsi="Times New Roman" w:eastAsia="FangSong" w:cs="Times New Roman"/>
-        </w:rPr>
-        <w:t>对于</w:t>
-      </w:r>
-      <w:r>
-        <w:rPr>
-          <w:rFonts w:ascii="Times New Roman" w:hAnsi="Times New Roman" w:eastAsia="Times New Roman" w:cs="Times New Roman"/>
-        </w:rPr>
-        <w:t xml:space="preserve"> </w:t>
-      </w:r>
-      <m:oMath>
-        <m:r>
-          <m:t>n</m:t>
-        </m:r>
-        <m:r>
-          <m:rPr>
-            <m:sty m:val="p"/>
-          </m:rPr>
-          <m:t>=</m:t>
-        </m:r>
-        <m:r>
-          <m:t>1</m:t>
-        </m:r>
-      </m:oMath>
-      <w:r>
-        <w:rPr>
-          <w:rFonts w:ascii="Times New Roman" w:hAnsi="Times New Roman" w:eastAsia="Times New Roman" w:cs="Times New Roman"/>
-        </w:rPr>
-        <w:t xml:space="preserve"> </w:t>
-      </w:r>
-      <w:r>
-        <w:rPr>
-          <w:rFonts w:hint="eastAsia" w:ascii="Times New Roman" w:hAnsi="Times New Roman" w:eastAsia="FangSong" w:cs="Times New Roman"/>
-        </w:rPr>
-        <w:t xml:space="preserve">只记</w:t>
-      </w:r>
-      <w:r>
-        <w:rPr>
-          <w:rFonts w:ascii="Times New Roman" w:hAnsi="Times New Roman" w:eastAsia="Times New Roman" w:cs="Times New Roman"/>
-        </w:rPr>
-        <w:t xml:space="preserve"> 0.3)。</w:t>
-      </w:r>
-    </w:p>
-    <w:p>
-      <w:pPr>
-        <w:numPr>
-          <w:ilvl w:val="0"/>
-          <w:numId w:val="1010"/>
-        </w:numPr>
-      </w:pPr>
-      <w:r>
-        <w:rPr>
-          <w:rFonts w:hint="eastAsia" w:ascii="Times New Roman" w:hAnsi="Times New Roman" w:eastAsia="FangSong" w:cs="Times New Roman"/>
-        </w:rPr>
-        <w:t xml:space="preserve">主量子数为</w:t>
-      </w:r>
-      <w:r>
-        <w:rPr>
-          <w:rFonts w:ascii="Times New Roman" w:hAnsi="Times New Roman" w:eastAsia="Times New Roman" w:cs="Times New Roman"/>
-        </w:rPr>
-        <w:t xml:space="preserve"> </w:t>
-      </w:r>
-      <m:oMath>
-        <m:r>
-          <m:rPr>
-            <m:sty m:val="p"/>
-          </m:rPr>
-          <m:t>(</m:t>
-        </m:r>
-        <m:r>
-          <m:t>n</m:t>
-        </m:r>
-        <m:r>
-          <m:rPr>
-            <m:sty m:val="p"/>
-          </m:rPr>
-          <m:t>−</m:t>
-        </m:r>
-        <m:r>
-          <m:t>1</m:t>
-        </m:r>
-        <m:r>
-          <m:rPr>
-            <m:sty m:val="p"/>
-          </m:rPr>
-          <m:t>)</m:t>
-        </m:r>
-      </m:oMath>
-      <w:r>
-        <w:rPr>
-          <w:rFonts w:ascii="Times New Roman" w:hAnsi="Times New Roman" w:eastAsia="Times New Roman" w:cs="Times New Roman"/>
-        </w:rPr>
-        <w:t xml:space="preserve"> </w:t>
-      </w:r>
-      <w:r>
-        <w:rPr>
-          <w:rFonts w:hint="eastAsia" w:ascii="Times New Roman" w:hAnsi="Times New Roman" w:eastAsia="FangSong" w:cs="Times New Roman"/>
-        </w:rPr>
-        <w:t>的电子</w:t>
-      </w:r>
-      <w:r>
-        <w:rPr>
-          <w:rFonts w:hint="eastAsia" w:ascii="Times New Roman" w:hAnsi="Times New Roman" w:eastAsia="Times New Roman" w:cs="Times New Roman"/>
-        </w:rPr>
-        <w:t>，</w:t>
-      </w:r>
-      <w:r>
-        <w:rPr>
-          <w:rFonts w:hint="eastAsia" w:ascii="Times New Roman" w:hAnsi="Times New Roman" w:eastAsia="FangSong" w:cs="Times New Roman"/>
-        </w:rPr>
-        <w:t>对于角量子数</w:t>
-      </w:r>
-      <w:r>
-        <w:rPr>
-          <w:rFonts w:ascii="Times New Roman" w:hAnsi="Times New Roman" w:eastAsia="Times New Roman" w:cs="Times New Roman"/>
-        </w:rPr>
-        <w:t xml:space="preserve"> </w:t>
-      </w:r>
-      <m:oMath>
-        <m:r>
-          <m:t>l</m:t>
-        </m:r>
-        <m:r>
-          <m:rPr>
-            <m:sty m:val="p"/>
-          </m:rPr>
-          <m:t>=</m:t>
-        </m:r>
-        <m:r>
-          <m:t>0</m:t>
-        </m:r>
-      </m:oMath>
-      <w:r>
-        <w:rPr>
-          <w:rFonts w:ascii="Times New Roman" w:hAnsi="Times New Roman" w:eastAsia="Times New Roman" w:cs="Times New Roman"/>
-        </w:rPr>
-        <w:t xml:space="preserve"> </w:t>
-      </w:r>
-      <w:r>
-        <w:rPr>
-          <w:rFonts w:hint="eastAsia" w:ascii="Times New Roman" w:hAnsi="Times New Roman" w:eastAsia="Times New Roman" w:cs="Times New Roman"/>
-        </w:rPr>
-        <w:t>(s</w:t>
-      </w:r>
-      <w:r>
-        <w:rPr>
-          <w:rFonts w:hint="eastAsia" w:ascii="Times New Roman" w:hAnsi="Times New Roman" w:eastAsia="FangSong" w:cs="Times New Roman"/>
-        </w:rPr>
-        <w:t>轨道</w:t>
-      </w:r>
-      <w:r>
-        <w:rPr>
-          <w:rFonts w:hint="eastAsia" w:ascii="Times New Roman" w:hAnsi="Times New Roman" w:eastAsia="Times New Roman" w:cs="Times New Roman"/>
-        </w:rPr>
-        <w:t>)</w:t>
-      </w:r>
-      <w:r>
-        <w:rPr>
-          <w:rFonts w:hint="eastAsia" w:ascii="Times New Roman" w:hAnsi="Times New Roman" w:eastAsia="FangSong" w:cs="Times New Roman"/>
-        </w:rPr>
-        <w:t>和</w:t>
-      </w:r>
-      <w:r>
-        <w:rPr>
-          <w:rFonts w:ascii="Times New Roman" w:hAnsi="Times New Roman" w:eastAsia="Times New Roman" w:cs="Times New Roman"/>
-        </w:rPr>
-        <w:t xml:space="preserve"> </w:t>
-      </w:r>
-      <m:oMath>
-        <m:r>
-          <m:t>l</m:t>
-        </m:r>
-        <m:r>
-          <m:rPr>
-            <m:sty m:val="p"/>
-          </m:rPr>
-          <m:t>=</m:t>
-        </m:r>
-        <m:r>
-          <m:t>1</m:t>
-        </m:r>
-      </m:oMath>
-      <w:r>
-        <w:rPr>
-          <w:rFonts w:ascii="Times New Roman" w:hAnsi="Times New Roman" w:eastAsia="Times New Roman" w:cs="Times New Roman"/>
-        </w:rPr>
-        <w:t xml:space="preserve"> </w:t>
-      </w:r>
-      <w:r>
-        <w:rPr>
-          <w:rFonts w:hint="eastAsia" w:ascii="Times New Roman" w:hAnsi="Times New Roman" w:eastAsia="Times New Roman" w:cs="Times New Roman"/>
-        </w:rPr>
-        <w:t>(p</w:t>
-      </w:r>
-      <w:r>
-        <w:rPr>
-          <w:rFonts w:hint="eastAsia" w:ascii="Times New Roman" w:hAnsi="Times New Roman" w:eastAsia="FangSong" w:cs="Times New Roman"/>
-        </w:rPr>
-        <w:t>轨道</w:t>
-      </w:r>
-      <w:r>
-        <w:rPr>
-          <w:rFonts w:hint="eastAsia" w:ascii="Times New Roman" w:hAnsi="Times New Roman" w:eastAsia="Times New Roman" w:cs="Times New Roman"/>
-        </w:rPr>
-        <w:t>)，</w:t>
-      </w:r>
-      <w:r>
-        <w:rPr>
-          <w:rFonts w:hint="eastAsia" w:ascii="Times New Roman" w:hAnsi="Times New Roman" w:eastAsia="FangSong" w:cs="Times New Roman"/>
-        </w:rPr>
-        <w:t>每个贡献</w:t>
-      </w:r>
-      <w:r>
-        <w:rPr>
-          <w:rFonts w:hint="eastAsia" w:ascii="Times New Roman" w:hAnsi="Times New Roman" w:eastAsia="Times New Roman" w:cs="Times New Roman"/>
-        </w:rPr>
-        <w:t>0.85；</w:t>
-      </w:r>
-      <w:r>
-        <w:rPr>
-          <w:rFonts w:hint="eastAsia" w:ascii="Times New Roman" w:hAnsi="Times New Roman" w:eastAsia="FangSong" w:cs="Times New Roman"/>
-        </w:rPr>
-        <w:t>对于角量子数</w:t>
-      </w:r>
-      <w:r>
-        <w:rPr>
-          <w:rFonts w:ascii="Times New Roman" w:hAnsi="Times New Roman" w:eastAsia="Times New Roman" w:cs="Times New Roman"/>
-        </w:rPr>
-        <w:t xml:space="preserve"> </w:t>
-      </w:r>
-      <m:oMath>
-        <m:r>
-          <m:t>l</m:t>
-        </m:r>
-        <m:r>
-          <m:rPr>
-            <m:sty m:val="p"/>
-          </m:rPr>
-          <m:t>=</m:t>
-        </m:r>
-        <m:r>
-          <m:t>2</m:t>
-        </m:r>
-      </m:oMath>
-      <w:r>
-        <w:rPr>
-          <w:rFonts w:ascii="Times New Roman" w:hAnsi="Times New Roman" w:eastAsia="Times New Roman" w:cs="Times New Roman"/>
-        </w:rPr>
-        <w:t xml:space="preserve"> </w:t>
-      </w:r>
-      <w:r>
-        <w:rPr>
-          <w:rFonts w:hint="eastAsia" w:ascii="Times New Roman" w:hAnsi="Times New Roman" w:eastAsia="Times New Roman" w:cs="Times New Roman"/>
-        </w:rPr>
-        <w:t>(d</w:t>
-      </w:r>
-      <w:r>
-        <w:rPr>
-          <w:rFonts w:hint="eastAsia" w:ascii="Times New Roman" w:hAnsi="Times New Roman" w:eastAsia="FangSong" w:cs="Times New Roman"/>
-        </w:rPr>
-        <w:t>轨道</w:t>
-      </w:r>
-      <w:r>
-        <w:rPr>
-          <w:rFonts w:hint="eastAsia" w:ascii="Times New Roman" w:hAnsi="Times New Roman" w:eastAsia="Times New Roman" w:cs="Times New Roman"/>
-        </w:rPr>
-        <w:t>)</w:t>
-      </w:r>
-      <w:r>
-        <w:rPr>
-          <w:rFonts w:hint="eastAsia" w:ascii="Times New Roman" w:hAnsi="Times New Roman" w:eastAsia="FangSong" w:cs="Times New Roman"/>
-        </w:rPr>
-        <w:t>和</w:t>
-      </w:r>
-      <w:r>
-        <w:rPr>
-          <w:rFonts w:ascii="Times New Roman" w:hAnsi="Times New Roman" w:eastAsia="Times New Roman" w:cs="Times New Roman"/>
-        </w:rPr>
-        <w:t xml:space="preserve"> </w:t>
-      </w:r>
-      <m:oMath>
-        <m:r>
-          <m:t>l</m:t>
-        </m:r>
-        <m:r>
-          <m:rPr>
-            <m:sty m:val="p"/>
-          </m:rPr>
-          <m:t>=</m:t>
-        </m:r>
-        <m:r>
-          <m:t>3</m:t>
-        </m:r>
-      </m:oMath>
-      <w:r>
-        <w:rPr>
-          <w:rFonts w:ascii="Times New Roman" w:hAnsi="Times New Roman" w:eastAsia="Times New Roman" w:cs="Times New Roman"/>
-        </w:rPr>
-        <w:t xml:space="preserve"> </w:t>
-      </w:r>
-      <w:r>
-        <w:rPr>
-          <w:rFonts w:hint="eastAsia" w:ascii="Times New Roman" w:hAnsi="Times New Roman" w:eastAsia="Times New Roman" w:cs="Times New Roman"/>
-        </w:rPr>
-        <w:t>(f</w:t>
-      </w:r>
-      <w:r>
-        <w:rPr>
-          <w:rFonts w:hint="eastAsia" w:ascii="Times New Roman" w:hAnsi="Times New Roman" w:eastAsia="FangSong" w:cs="Times New Roman"/>
-        </w:rPr>
-        <w:t>轨道</w:t>
-      </w:r>
-      <w:r>
-        <w:rPr>
-          <w:rFonts w:hint="eastAsia" w:ascii="Times New Roman" w:hAnsi="Times New Roman" w:eastAsia="Times New Roman" w:cs="Times New Roman"/>
-        </w:rPr>
-        <w:t>)，</w:t>
-      </w:r>
-      <w:r>
-        <w:rPr>
-          <w:rFonts w:hint="eastAsia" w:ascii="Times New Roman" w:hAnsi="Times New Roman" w:eastAsia="FangSong" w:cs="Times New Roman"/>
-        </w:rPr>
-        <w:t>每个贡献</w:t>
-      </w:r>
-      <w:r>
-        <w:rPr>
-          <w:rFonts w:hint="eastAsia" w:ascii="Times New Roman" w:hAnsi="Times New Roman" w:eastAsia="Times New Roman" w:cs="Times New Roman"/>
-        </w:rPr>
-        <w:t>1.00。</w:t>
-      </w:r>
-    </w:p>
-    <w:p>
-      <w:pPr>
-        <w:numPr>
-          <w:ilvl w:val="0"/>
-          <w:numId w:val="1010"/>
-        </w:numPr>
-      </w:pPr>
-      <w:r>
-        <w:rPr>
-          <w:rFonts w:hint="eastAsia" w:ascii="Times New Roman" w:hAnsi="Times New Roman" w:eastAsia="FangSong" w:cs="Times New Roman"/>
-        </w:rPr>
-        <w:t xml:space="preserve">主量子数为</w:t>
-      </w:r>
-      <w:r>
-        <w:rPr>
-          <w:rFonts w:ascii="Times New Roman" w:hAnsi="Times New Roman" w:eastAsia="Times New Roman" w:cs="Times New Roman"/>
-        </w:rPr>
-        <w:t xml:space="preserve"> </w:t>
-      </w:r>
-      <m:oMath>
-        <m:r>
-          <m:rPr>
-            <m:sty m:val="p"/>
-          </m:rPr>
-          <m:t>(</m:t>
-        </m:r>
-        <m:r>
-          <m:t>n</m:t>
-        </m:r>
-        <m:r>
-          <m:rPr>
-            <m:sty m:val="p"/>
-          </m:rPr>
-          <m:t>−</m:t>
-        </m:r>
-        <m:r>
-          <m:t>2</m:t>
-        </m:r>
-        <m:r>
-          <m:rPr>
-            <m:sty m:val="p"/>
-          </m:rPr>
-          <m:t>)</m:t>
-        </m:r>
-      </m:oMath>
-      <w:r>
-        <w:rPr>
-          <w:rFonts w:ascii="Times New Roman" w:hAnsi="Times New Roman" w:eastAsia="Times New Roman" w:cs="Times New Roman"/>
-        </w:rPr>
-        <w:t xml:space="preserve"> </w:t>
-      </w:r>
-      <w:r>
-        <w:rPr>
-          <w:rFonts w:hint="eastAsia" w:ascii="Times New Roman" w:hAnsi="Times New Roman" w:eastAsia="FangSong" w:cs="Times New Roman"/>
-        </w:rPr>
-        <w:t>或更少的电子每个贡献</w:t>
-      </w:r>
-      <w:r>
-        <w:rPr>
-          <w:rFonts w:hint="eastAsia" w:ascii="Times New Roman" w:hAnsi="Times New Roman" w:eastAsia="Times New Roman" w:cs="Times New Roman"/>
-        </w:rPr>
-        <w:t>1.0。</w:t>
-      </w:r>
-    </w:p>
-    <w:p>
-      <w:pPr>
-        <w:pStyle w:val="Compact"/>
         <w:numPr>
           <w:ilvl w:val="0"/>
           <w:numId w:val="1011"/>
         </w:numPr>
-      </w:pPr>
-      <w:r>
-        <w:rPr>
-          <w:rFonts w:hint="eastAsia" w:ascii="Times New Roman" w:hAnsi="Times New Roman" w:eastAsia="FangSong" w:cs="Times New Roman"/>
-        </w:rPr>
-        <w:t xml:space="preserve">确定</w:t>
-      </w:r>
-      <w:r>
-        <w:rPr>
-          <w:rFonts w:ascii="Times New Roman" w:hAnsi="Times New Roman" w:eastAsia="Times New Roman" w:cs="Times New Roman"/>
-        </w:rPr>
-        <w:t xml:space="preserve"> N </w:t>
-      </w:r>
-      <w:r>
-        <w:rPr>
-          <w:rFonts w:hint="eastAsia" w:ascii="Times New Roman" w:hAnsi="Times New Roman" w:eastAsia="FangSong" w:cs="Times New Roman"/>
-        </w:rPr>
-        <w:t xml:space="preserve">和</w:t>
-      </w:r>
-      <w:r>
-        <w:rPr>
-          <w:rFonts w:ascii="Times New Roman" w:hAnsi="Times New Roman" w:eastAsia="Times New Roman" w:cs="Times New Roman"/>
-        </w:rPr>
-        <w:t xml:space="preserve"> Cl </w:t>
-      </w:r>
-      <w:r>
-        <w:rPr>
-          <w:rFonts w:hint="eastAsia" w:ascii="Times New Roman" w:hAnsi="Times New Roman" w:eastAsia="FangSong" w:cs="Times New Roman"/>
-        </w:rPr>
-        <w:t xml:space="preserve">的</w:t>
-      </w:r>
-      <w:r>
-        <w:rPr>
-          <w:rFonts w:ascii="Times New Roman" w:hAnsi="Times New Roman" w:eastAsia="Times New Roman" w:cs="Times New Roman"/>
-        </w:rPr>
-        <w:t xml:space="preserve"> Allred-Rochow </w:t>
-      </w:r>
-      <w:r>
-        <w:rPr>
-          <w:rFonts w:hint="eastAsia" w:ascii="Times New Roman" w:hAnsi="Times New Roman" w:eastAsia="FangSong" w:cs="Times New Roman"/>
-        </w:rPr>
-        <w:t>电负性</w:t>
+        <w:ind w:firstLine="420"/>
+      </w:pPr>
+      <w:r>
+        <w:rPr>
+          <w:rFonts w:hint="eastAsia" w:ascii="Times New Roman" w:hAnsi="Times New Roman" w:eastAsia="FangSong" w:cs="Times New Roman"/>
+        </w:rPr>
+        <w:t xml:space="preserve">主量子数大于</w:t>
+      </w:r>
+      <w:r>
+        <w:rPr>
+          <w:rFonts w:ascii="Times New Roman" w:hAnsi="Times New Roman" w:eastAsia="Times New Roman" w:cs="Times New Roman"/>
+        </w:rPr>
+        <w:t xml:space="preserve"> </w:t>
+      </w:r>
+      <m:oMath>
+        <m:r>
+          <m:t>n</m:t>
+        </m:r>
+      </m:oMath>
+      <w:r>
+        <w:rPr>
+          <w:rFonts w:ascii="Times New Roman" w:hAnsi="Times New Roman" w:eastAsia="Times New Roman" w:cs="Times New Roman"/>
+        </w:rPr>
+        <w:t xml:space="preserve"> </w:t>
+      </w:r>
+      <w:r>
+        <w:rPr>
+          <w:rFonts w:hint="eastAsia" w:ascii="Times New Roman" w:hAnsi="Times New Roman" w:eastAsia="FangSong" w:cs="Times New Roman"/>
+        </w:rPr>
+        <w:t>的电子忽略</w:t>
       </w:r>
       <w:r>
         <w:rPr>
           <w:rFonts w:hint="eastAsia" w:ascii="Times New Roman" w:hAnsi="Times New Roman" w:eastAsia="Times New Roman" w:cs="Times New Roman"/>
         </w:rPr>
         <w:t>。</w:t>
-      </w:r>
-      <w:r>
-        <w:rPr>
-          <w:rFonts w:hint="eastAsia" w:ascii="Times New Roman" w:hAnsi="Times New Roman" w:eastAsia="FangSong" w:cs="Times New Roman"/>
-        </w:rPr>
-        <w:t>由此给出的水解产物是什么</w:t>
-      </w:r>
-      <w:r>
-        <w:rPr>
-          <w:rFonts w:hint="eastAsia" w:ascii="Times New Roman" w:hAnsi="Times New Roman" w:eastAsia="Times New Roman" w:cs="Times New Roman"/>
-        </w:rPr>
-        <w:t>？</w:t>
-      </w:r>
-      <w:r>
-        <w:rPr>
-          <w:rFonts w:hint="eastAsia" w:ascii="Times New Roman" w:hAnsi="Times New Roman" w:eastAsia="FangSong" w:cs="Times New Roman"/>
-        </w:rPr>
-        <w:t>思考</w:t>
-      </w:r>
-      <w:r>
-        <w:rPr>
-          <w:rFonts w:hint="eastAsia" w:ascii="Times New Roman" w:hAnsi="Times New Roman" w:eastAsia="Times New Roman" w:cs="Times New Roman"/>
-        </w:rPr>
-        <w:t>：</w:t>
-      </w:r>
-      <w:r>
-        <w:rPr>
-          <w:rFonts w:hint="eastAsia" w:ascii="Times New Roman" w:hAnsi="Times New Roman" w:eastAsia="FangSong" w:cs="Times New Roman"/>
-        </w:rPr>
-        <w:t>为什么</w:t>
-      </w:r>
-      <w:r>
-        <w:rPr>
-          <w:rFonts w:ascii="Times New Roman" w:hAnsi="Times New Roman" w:eastAsia="Times New Roman" w:cs="Times New Roman"/>
-        </w:rPr>
-        <w:t xml:space="preserve"> Allred-Rochow </w:t>
-      </w:r>
-      <w:r>
-        <w:rPr>
-          <w:rFonts w:hint="eastAsia" w:ascii="Times New Roman" w:hAnsi="Times New Roman" w:eastAsia="FangSong" w:cs="Times New Roman"/>
-        </w:rPr>
-        <w:t xml:space="preserve">电负性在水解产物上的预测能力比</w:t>
-      </w:r>
-      <w:r>
-        <w:rPr>
-          <w:rFonts w:ascii="Times New Roman" w:hAnsi="Times New Roman" w:eastAsia="Times New Roman" w:cs="Times New Roman"/>
-        </w:rPr>
-        <w:t xml:space="preserve"> Pauling </w:t>
-      </w:r>
-      <w:r>
-        <w:rPr>
-          <w:rFonts w:hint="eastAsia" w:ascii="Times New Roman" w:hAnsi="Times New Roman" w:eastAsia="FangSong" w:cs="Times New Roman"/>
-        </w:rPr>
-        <w:t>电负性好</w:t>
-      </w:r>
-      <w:r>
-        <w:rPr>
-          <w:rFonts w:hint="eastAsia" w:ascii="Times New Roman" w:hAnsi="Times New Roman" w:eastAsia="Times New Roman" w:cs="Times New Roman"/>
-        </w:rPr>
-        <w:t>？</w:t>
       </w:r>
     </w:p>
     <w:p>
       <w:pPr>
-        <w:pStyle w:val="FirstParagraph"/>
-      </w:pPr>
-      <w:r>
-        <w:rPr>
-          <w:rFonts w:hint="eastAsia" w:ascii="Times New Roman" w:hAnsi="Times New Roman" w:eastAsia="FangSong" w:cs="Times New Roman"/>
-          <w:b/>
-          <w:bCs/>
-        </w:rPr>
-        <w:t xml:space="preserve">参考答案</w:t>
-      </w:r>
-      <w:r>
-        <w:rPr>
-          <w:rFonts w:hint="eastAsia" w:ascii="Times New Roman" w:hAnsi="Times New Roman" w:eastAsia="Times New Roman" w:cs="Times New Roman"/>
-        </w:rPr>
-        <w:t xml:space="preserve">：</w:t>
+        <w:numPr>
+          <w:ilvl w:val="0"/>
+          <w:numId w:val="1011"/>
+        </w:numPr>
+        <w:ind w:firstLine="420"/>
+      </w:pPr>
+      <w:r>
+        <w:rPr>
+          <w:rFonts w:hint="eastAsia" w:ascii="Times New Roman" w:hAnsi="Times New Roman" w:eastAsia="FangSong" w:cs="Times New Roman"/>
+        </w:rPr>
+        <w:t xml:space="preserve">每个具有相同主量子数</w:t>
+      </w:r>
+      <w:r>
+        <w:rPr>
+          <w:rFonts w:ascii="Times New Roman" w:hAnsi="Times New Roman" w:eastAsia="Times New Roman" w:cs="Times New Roman"/>
+        </w:rPr>
+        <w:t xml:space="preserve"> </w:t>
+      </w:r>
+      <m:oMath>
+        <m:r>
+          <m:t>n</m:t>
+        </m:r>
+      </m:oMath>
+      <w:r>
+        <w:rPr>
+          <w:rFonts w:ascii="Times New Roman" w:hAnsi="Times New Roman" w:eastAsia="Times New Roman" w:cs="Times New Roman"/>
+        </w:rPr>
+        <w:t xml:space="preserve"> </w:t>
+      </w:r>
+      <w:r>
+        <w:rPr>
+          <w:rFonts w:hint="eastAsia" w:ascii="Times New Roman" w:hAnsi="Times New Roman" w:eastAsia="FangSong" w:cs="Times New Roman"/>
+        </w:rPr>
+        <w:t xml:space="preserve">的电子贡献</w:t>
+      </w:r>
+      <w:r>
+        <w:rPr>
+          <w:rFonts w:ascii="Times New Roman" w:hAnsi="Times New Roman" w:eastAsia="Times New Roman" w:cs="Times New Roman"/>
+        </w:rPr>
+        <w:t xml:space="preserve"> 0.35 </w:t>
+      </w:r>
+      <w:r>
+        <w:rPr>
+          <w:rFonts w:hint="eastAsia" w:ascii="Times New Roman" w:hAnsi="Times New Roman" w:eastAsia="Times New Roman" w:cs="Times New Roman"/>
+        </w:rPr>
+        <w:t>(</w:t>
+      </w:r>
+      <w:r>
+        <w:rPr>
+          <w:rFonts w:hint="eastAsia" w:ascii="Times New Roman" w:hAnsi="Times New Roman" w:eastAsia="FangSong" w:cs="Times New Roman"/>
+        </w:rPr>
+        <w:t>对于</w:t>
+      </w:r>
+      <w:r>
+        <w:rPr>
+          <w:rFonts w:ascii="Times New Roman" w:hAnsi="Times New Roman" w:eastAsia="Times New Roman" w:cs="Times New Roman"/>
+        </w:rPr>
+        <w:t xml:space="preserve"> </w:t>
+      </w:r>
+      <m:oMath>
+        <m:r>
+          <m:t>n</m:t>
+        </m:r>
+        <m:r>
+          <m:rPr>
+            <m:sty m:val="p"/>
+          </m:rPr>
+          <m:t>=</m:t>
+        </m:r>
+        <m:r>
+          <m:t>1</m:t>
+        </m:r>
+      </m:oMath>
+      <w:r>
+        <w:rPr>
+          <w:rFonts w:ascii="Times New Roman" w:hAnsi="Times New Roman" w:eastAsia="Times New Roman" w:cs="Times New Roman"/>
+        </w:rPr>
+        <w:t xml:space="preserve"> </w:t>
+      </w:r>
+      <w:r>
+        <w:rPr>
+          <w:rFonts w:hint="eastAsia" w:ascii="Times New Roman" w:hAnsi="Times New Roman" w:eastAsia="FangSong" w:cs="Times New Roman"/>
+        </w:rPr>
+        <w:t xml:space="preserve">只记</w:t>
+      </w:r>
+      <w:r>
+        <w:rPr>
+          <w:rFonts w:ascii="Times New Roman" w:hAnsi="Times New Roman" w:eastAsia="Times New Roman" w:cs="Times New Roman"/>
+        </w:rPr>
+        <w:t xml:space="preserve"> 0.3)。</w:t>
       </w:r>
     </w:p>
     <w:p>
       <w:pPr>
+        <w:numPr>
+          <w:ilvl w:val="0"/>
+          <w:numId w:val="1011"/>
+        </w:numPr>
+        <w:ind w:firstLine="420"/>
+      </w:pPr>
+      <w:r>
+        <w:rPr>
+          <w:rFonts w:hint="eastAsia" w:ascii="Times New Roman" w:hAnsi="Times New Roman" w:eastAsia="FangSong" w:cs="Times New Roman"/>
+        </w:rPr>
+        <w:t xml:space="preserve">主量子数为</w:t>
+      </w:r>
+      <w:r>
+        <w:rPr>
+          <w:rFonts w:ascii="Times New Roman" w:hAnsi="Times New Roman" w:eastAsia="Times New Roman" w:cs="Times New Roman"/>
+        </w:rPr>
+        <w:t xml:space="preserve"> </w:t>
+      </w:r>
+      <m:oMath>
+        <m:r>
+          <m:rPr>
+            <m:sty m:val="p"/>
+          </m:rPr>
+          <m:t>(</m:t>
+        </m:r>
+        <m:r>
+          <m:t>n</m:t>
+        </m:r>
+        <m:r>
+          <m:rPr>
+            <m:sty m:val="p"/>
+          </m:rPr>
+          <m:t>−</m:t>
+        </m:r>
+        <m:r>
+          <m:t>1</m:t>
+        </m:r>
+        <m:r>
+          <m:rPr>
+            <m:sty m:val="p"/>
+          </m:rPr>
+          <m:t>)</m:t>
+        </m:r>
+      </m:oMath>
+      <w:r>
+        <w:rPr>
+          <w:rFonts w:ascii="Times New Roman" w:hAnsi="Times New Roman" w:eastAsia="Times New Roman" w:cs="Times New Roman"/>
+        </w:rPr>
+        <w:t xml:space="preserve"> </w:t>
+      </w:r>
+      <w:r>
+        <w:rPr>
+          <w:rFonts w:hint="eastAsia" w:ascii="Times New Roman" w:hAnsi="Times New Roman" w:eastAsia="FangSong" w:cs="Times New Roman"/>
+        </w:rPr>
+        <w:t>的电子</w:t>
+      </w:r>
+      <w:r>
+        <w:rPr>
+          <w:rFonts w:hint="eastAsia" w:ascii="Times New Roman" w:hAnsi="Times New Roman" w:eastAsia="Times New Roman" w:cs="Times New Roman"/>
+        </w:rPr>
+        <w:t>，</w:t>
+      </w:r>
+      <w:r>
+        <w:rPr>
+          <w:rFonts w:hint="eastAsia" w:ascii="Times New Roman" w:hAnsi="Times New Roman" w:eastAsia="FangSong" w:cs="Times New Roman"/>
+        </w:rPr>
+        <w:t>对于角量子数</w:t>
+      </w:r>
+      <w:r>
+        <w:rPr>
+          <w:rFonts w:ascii="Times New Roman" w:hAnsi="Times New Roman" w:eastAsia="Times New Roman" w:cs="Times New Roman"/>
+        </w:rPr>
+        <w:t xml:space="preserve"> </w:t>
+      </w:r>
+      <m:oMath>
+        <m:r>
+          <m:t>l</m:t>
+        </m:r>
+        <m:r>
+          <m:rPr>
+            <m:sty m:val="p"/>
+          </m:rPr>
+          <m:t>=</m:t>
+        </m:r>
+        <m:r>
+          <m:t>0</m:t>
+        </m:r>
+      </m:oMath>
+      <w:r>
+        <w:rPr>
+          <w:rFonts w:ascii="Times New Roman" w:hAnsi="Times New Roman" w:eastAsia="Times New Roman" w:cs="Times New Roman"/>
+        </w:rPr>
+        <w:t xml:space="preserve"> </w:t>
+      </w:r>
+      <w:r>
+        <w:rPr>
+          <w:rFonts w:hint="eastAsia" w:ascii="Times New Roman" w:hAnsi="Times New Roman" w:eastAsia="Times New Roman" w:cs="Times New Roman"/>
+        </w:rPr>
+        <w:t>(s</w:t>
+      </w:r>
+      <w:r>
+        <w:rPr>
+          <w:rFonts w:hint="eastAsia" w:ascii="Times New Roman" w:hAnsi="Times New Roman" w:eastAsia="FangSong" w:cs="Times New Roman"/>
+        </w:rPr>
+        <w:t>轨道</w:t>
+      </w:r>
+      <w:r>
+        <w:rPr>
+          <w:rFonts w:hint="eastAsia" w:ascii="Times New Roman" w:hAnsi="Times New Roman" w:eastAsia="Times New Roman" w:cs="Times New Roman"/>
+        </w:rPr>
+        <w:t>)</w:t>
+      </w:r>
+      <w:r>
+        <w:rPr>
+          <w:rFonts w:hint="eastAsia" w:ascii="Times New Roman" w:hAnsi="Times New Roman" w:eastAsia="FangSong" w:cs="Times New Roman"/>
+        </w:rPr>
+        <w:t>和</w:t>
+      </w:r>
+      <w:r>
+        <w:rPr>
+          <w:rFonts w:ascii="Times New Roman" w:hAnsi="Times New Roman" w:eastAsia="Times New Roman" w:cs="Times New Roman"/>
+        </w:rPr>
+        <w:t xml:space="preserve"> </w:t>
+      </w:r>
+      <m:oMath>
+        <m:r>
+          <m:t>l</m:t>
+        </m:r>
+        <m:r>
+          <m:rPr>
+            <m:sty m:val="p"/>
+          </m:rPr>
+          <m:t>=</m:t>
+        </m:r>
+        <m:r>
+          <m:t>1</m:t>
+        </m:r>
+      </m:oMath>
+      <w:r>
+        <w:rPr>
+          <w:rFonts w:ascii="Times New Roman" w:hAnsi="Times New Roman" w:eastAsia="Times New Roman" w:cs="Times New Roman"/>
+        </w:rPr>
+        <w:t xml:space="preserve"> </w:t>
+      </w:r>
+      <w:r>
+        <w:rPr>
+          <w:rFonts w:hint="eastAsia" w:ascii="Times New Roman" w:hAnsi="Times New Roman" w:eastAsia="Times New Roman" w:cs="Times New Roman"/>
+        </w:rPr>
+        <w:t>(p</w:t>
+      </w:r>
+      <w:r>
+        <w:rPr>
+          <w:rFonts w:hint="eastAsia" w:ascii="Times New Roman" w:hAnsi="Times New Roman" w:eastAsia="FangSong" w:cs="Times New Roman"/>
+        </w:rPr>
+        <w:t>轨道</w:t>
+      </w:r>
+      <w:r>
+        <w:rPr>
+          <w:rFonts w:hint="eastAsia" w:ascii="Times New Roman" w:hAnsi="Times New Roman" w:eastAsia="Times New Roman" w:cs="Times New Roman"/>
+        </w:rPr>
+        <w:t>)，</w:t>
+      </w:r>
+      <w:r>
+        <w:rPr>
+          <w:rFonts w:hint="eastAsia" w:ascii="Times New Roman" w:hAnsi="Times New Roman" w:eastAsia="FangSong" w:cs="Times New Roman"/>
+        </w:rPr>
+        <w:t>每个贡献</w:t>
+      </w:r>
+      <w:r>
+        <w:rPr>
+          <w:rFonts w:hint="eastAsia" w:ascii="Times New Roman" w:hAnsi="Times New Roman" w:eastAsia="Times New Roman" w:cs="Times New Roman"/>
+        </w:rPr>
+        <w:t>0.85；</w:t>
+      </w:r>
+      <w:r>
+        <w:rPr>
+          <w:rFonts w:hint="eastAsia" w:ascii="Times New Roman" w:hAnsi="Times New Roman" w:eastAsia="FangSong" w:cs="Times New Roman"/>
+        </w:rPr>
+        <w:t>对于角量子数</w:t>
+      </w:r>
+      <w:r>
+        <w:rPr>
+          <w:rFonts w:ascii="Times New Roman" w:hAnsi="Times New Roman" w:eastAsia="Times New Roman" w:cs="Times New Roman"/>
+        </w:rPr>
+        <w:t xml:space="preserve"> </w:t>
+      </w:r>
+      <m:oMath>
+        <m:r>
+          <m:t>l</m:t>
+        </m:r>
+        <m:r>
+          <m:rPr>
+            <m:sty m:val="p"/>
+          </m:rPr>
+          <m:t>=</m:t>
+        </m:r>
+        <m:r>
+          <m:t>2</m:t>
+        </m:r>
+      </m:oMath>
+      <w:r>
+        <w:rPr>
+          <w:rFonts w:ascii="Times New Roman" w:hAnsi="Times New Roman" w:eastAsia="Times New Roman" w:cs="Times New Roman"/>
+        </w:rPr>
+        <w:t xml:space="preserve"> </w:t>
+      </w:r>
+      <w:r>
+        <w:rPr>
+          <w:rFonts w:hint="eastAsia" w:ascii="Times New Roman" w:hAnsi="Times New Roman" w:eastAsia="Times New Roman" w:cs="Times New Roman"/>
+        </w:rPr>
+        <w:t>(d</w:t>
+      </w:r>
+      <w:r>
+        <w:rPr>
+          <w:rFonts w:hint="eastAsia" w:ascii="Times New Roman" w:hAnsi="Times New Roman" w:eastAsia="FangSong" w:cs="Times New Roman"/>
+        </w:rPr>
+        <w:t>轨道</w:t>
+      </w:r>
+      <w:r>
+        <w:rPr>
+          <w:rFonts w:hint="eastAsia" w:ascii="Times New Roman" w:hAnsi="Times New Roman" w:eastAsia="Times New Roman" w:cs="Times New Roman"/>
+        </w:rPr>
+        <w:t>)</w:t>
+      </w:r>
+      <w:r>
+        <w:rPr>
+          <w:rFonts w:hint="eastAsia" w:ascii="Times New Roman" w:hAnsi="Times New Roman" w:eastAsia="FangSong" w:cs="Times New Roman"/>
+        </w:rPr>
+        <w:t>和</w:t>
+      </w:r>
+      <w:r>
+        <w:rPr>
+          <w:rFonts w:ascii="Times New Roman" w:hAnsi="Times New Roman" w:eastAsia="Times New Roman" w:cs="Times New Roman"/>
+        </w:rPr>
+        <w:t xml:space="preserve"> </w:t>
+      </w:r>
+      <m:oMath>
+        <m:r>
+          <m:t>l</m:t>
+        </m:r>
+        <m:r>
+          <m:rPr>
+            <m:sty m:val="p"/>
+          </m:rPr>
+          <m:t>=</m:t>
+        </m:r>
+        <m:r>
+          <m:t>3</m:t>
+        </m:r>
+      </m:oMath>
+      <w:r>
+        <w:rPr>
+          <w:rFonts w:ascii="Times New Roman" w:hAnsi="Times New Roman" w:eastAsia="Times New Roman" w:cs="Times New Roman"/>
+        </w:rPr>
+        <w:t xml:space="preserve"> </w:t>
+      </w:r>
+      <w:r>
+        <w:rPr>
+          <w:rFonts w:hint="eastAsia" w:ascii="Times New Roman" w:hAnsi="Times New Roman" w:eastAsia="Times New Roman" w:cs="Times New Roman"/>
+        </w:rPr>
+        <w:t>(f</w:t>
+      </w:r>
+      <w:r>
+        <w:rPr>
+          <w:rFonts w:hint="eastAsia" w:ascii="Times New Roman" w:hAnsi="Times New Roman" w:eastAsia="FangSong" w:cs="Times New Roman"/>
+        </w:rPr>
+        <w:t>轨道</w:t>
+      </w:r>
+      <w:r>
+        <w:rPr>
+          <w:rFonts w:hint="eastAsia" w:ascii="Times New Roman" w:hAnsi="Times New Roman" w:eastAsia="Times New Roman" w:cs="Times New Roman"/>
+        </w:rPr>
+        <w:t>)，</w:t>
+      </w:r>
+      <w:r>
+        <w:rPr>
+          <w:rFonts w:hint="eastAsia" w:ascii="Times New Roman" w:hAnsi="Times New Roman" w:eastAsia="FangSong" w:cs="Times New Roman"/>
+        </w:rPr>
+        <w:t>每个贡献</w:t>
+      </w:r>
+      <w:r>
+        <w:rPr>
+          <w:rFonts w:hint="eastAsia" w:ascii="Times New Roman" w:hAnsi="Times New Roman" w:eastAsia="Times New Roman" w:cs="Times New Roman"/>
+        </w:rPr>
+        <w:t>1.00。</w:t>
+      </w:r>
+    </w:p>
+    <w:p>
+      <w:pPr>
+        <w:numPr>
+          <w:ilvl w:val="0"/>
+          <w:numId w:val="1011"/>
+        </w:numPr>
+        <w:ind w:firstLine="420"/>
+      </w:pPr>
+      <w:r>
+        <w:rPr>
+          <w:rFonts w:hint="eastAsia" w:ascii="Times New Roman" w:hAnsi="Times New Roman" w:eastAsia="FangSong" w:cs="Times New Roman"/>
+        </w:rPr>
+        <w:t xml:space="preserve">主量子数为</w:t>
+      </w:r>
+      <w:r>
+        <w:rPr>
+          <w:rFonts w:ascii="Times New Roman" w:hAnsi="Times New Roman" w:eastAsia="Times New Roman" w:cs="Times New Roman"/>
+        </w:rPr>
+        <w:t xml:space="preserve"> </w:t>
+      </w:r>
+      <m:oMath>
+        <m:r>
+          <m:rPr>
+            <m:sty m:val="p"/>
+          </m:rPr>
+          <m:t>(</m:t>
+        </m:r>
+        <m:r>
+          <m:t>n</m:t>
+        </m:r>
+        <m:r>
+          <m:rPr>
+            <m:sty m:val="p"/>
+          </m:rPr>
+          <m:t>−</m:t>
+        </m:r>
+        <m:r>
+          <m:t>2</m:t>
+        </m:r>
+        <m:r>
+          <m:rPr>
+            <m:sty m:val="p"/>
+          </m:rPr>
+          <m:t>)</m:t>
+        </m:r>
+      </m:oMath>
+      <w:r>
+        <w:rPr>
+          <w:rFonts w:ascii="Times New Roman" w:hAnsi="Times New Roman" w:eastAsia="Times New Roman" w:cs="Times New Roman"/>
+        </w:rPr>
+        <w:t xml:space="preserve"> </w:t>
+      </w:r>
+      <w:r>
+        <w:rPr>
+          <w:rFonts w:hint="eastAsia" w:ascii="Times New Roman" w:hAnsi="Times New Roman" w:eastAsia="FangSong" w:cs="Times New Roman"/>
+        </w:rPr>
+        <w:t>或更少的电子每个贡献</w:t>
+      </w:r>
+      <w:r>
+        <w:rPr>
+          <w:rFonts w:hint="eastAsia" w:ascii="Times New Roman" w:hAnsi="Times New Roman" w:eastAsia="Times New Roman" w:cs="Times New Roman"/>
+        </w:rPr>
+        <w:t>1.0。</w:t>
+      </w:r>
+    </w:p>
+    <w:p>
+      <w:pPr>
+        <w:pStyle w:val="Compact"/>
         <w:numPr>
           <w:ilvl w:val="0"/>
           <w:numId w:val="1012"/>
         </w:numPr>
+        <w:ind w:firstLine="420"/>
+      </w:pPr>
+      <w:r>
+        <w:rPr>
+          <w:rFonts w:hint="eastAsia" w:ascii="Times New Roman" w:hAnsi="Times New Roman" w:eastAsia="FangSong" w:cs="Times New Roman"/>
+        </w:rPr>
+        <w:t xml:space="preserve">确定</w:t>
+      </w:r>
+      <w:r>
+        <w:rPr>
+          <w:rFonts w:ascii="Times New Roman" w:hAnsi="Times New Roman" w:eastAsia="Times New Roman" w:cs="Times New Roman"/>
+        </w:rPr>
+        <w:t xml:space="preserve"> N </w:t>
+      </w:r>
+      <w:r>
+        <w:rPr>
+          <w:rFonts w:hint="eastAsia" w:ascii="Times New Roman" w:hAnsi="Times New Roman" w:eastAsia="FangSong" w:cs="Times New Roman"/>
+        </w:rPr>
+        <w:t xml:space="preserve">和</w:t>
+      </w:r>
+      <w:r>
+        <w:rPr>
+          <w:rFonts w:ascii="Times New Roman" w:hAnsi="Times New Roman" w:eastAsia="Times New Roman" w:cs="Times New Roman"/>
+        </w:rPr>
+        <w:t xml:space="preserve"> Cl </w:t>
+      </w:r>
+      <w:r>
+        <w:rPr>
+          <w:rFonts w:hint="eastAsia" w:ascii="Times New Roman" w:hAnsi="Times New Roman" w:eastAsia="FangSong" w:cs="Times New Roman"/>
+        </w:rPr>
+        <w:t xml:space="preserve">的</w:t>
+      </w:r>
+      <w:r>
+        <w:rPr>
+          <w:rFonts w:ascii="Times New Roman" w:hAnsi="Times New Roman" w:eastAsia="Times New Roman" w:cs="Times New Roman"/>
+        </w:rPr>
+        <w:t xml:space="preserve"> Allred-Rochow </w:t>
+      </w:r>
+      <w:r>
+        <w:rPr>
+          <w:rFonts w:hint="eastAsia" w:ascii="Times New Roman" w:hAnsi="Times New Roman" w:eastAsia="FangSong" w:cs="Times New Roman"/>
+        </w:rPr>
+        <w:t>电负性</w:t>
+      </w:r>
+      <w:r>
+        <w:rPr>
+          <w:rFonts w:hint="eastAsia" w:ascii="Times New Roman" w:hAnsi="Times New Roman" w:eastAsia="Times New Roman" w:cs="Times New Roman"/>
+        </w:rPr>
+        <w:t>。</w:t>
+      </w:r>
+      <w:r>
+        <w:rPr>
+          <w:rFonts w:hint="eastAsia" w:ascii="Times New Roman" w:hAnsi="Times New Roman" w:eastAsia="FangSong" w:cs="Times New Roman"/>
+        </w:rPr>
+        <w:t>由此给出的水解产物是什么</w:t>
+      </w:r>
+      <w:r>
+        <w:rPr>
+          <w:rFonts w:hint="eastAsia" w:ascii="Times New Roman" w:hAnsi="Times New Roman" w:eastAsia="Times New Roman" w:cs="Times New Roman"/>
+        </w:rPr>
+        <w:t>？</w:t>
+      </w:r>
+      <w:r>
+        <w:rPr>
+          <w:rFonts w:hint="eastAsia" w:ascii="Times New Roman" w:hAnsi="Times New Roman" w:eastAsia="FangSong" w:cs="Times New Roman"/>
+        </w:rPr>
+        <w:t>思考</w:t>
+      </w:r>
+      <w:r>
+        <w:rPr>
+          <w:rFonts w:hint="eastAsia" w:ascii="Times New Roman" w:hAnsi="Times New Roman" w:eastAsia="Times New Roman" w:cs="Times New Roman"/>
+        </w:rPr>
+        <w:t>：</w:t>
+      </w:r>
+      <w:r>
+        <w:rPr>
+          <w:rFonts w:hint="eastAsia" w:ascii="Times New Roman" w:hAnsi="Times New Roman" w:eastAsia="FangSong" w:cs="Times New Roman"/>
+        </w:rPr>
+        <w:t>为什么</w:t>
+      </w:r>
+      <w:r>
+        <w:rPr>
+          <w:rFonts w:ascii="Times New Roman" w:hAnsi="Times New Roman" w:eastAsia="Times New Roman" w:cs="Times New Roman"/>
+        </w:rPr>
+        <w:t xml:space="preserve"> Allred-Rochow </w:t>
+      </w:r>
+      <w:r>
+        <w:rPr>
+          <w:rFonts w:hint="eastAsia" w:ascii="Times New Roman" w:hAnsi="Times New Roman" w:eastAsia="FangSong" w:cs="Times New Roman"/>
+        </w:rPr>
+        <w:t xml:space="preserve">电负性在水解产物上的预测能力比</w:t>
+      </w:r>
+      <w:r>
+        <w:rPr>
+          <w:rFonts w:ascii="Times New Roman" w:hAnsi="Times New Roman" w:eastAsia="Times New Roman" w:cs="Times New Roman"/>
+        </w:rPr>
+        <w:t xml:space="preserve"> Pauling </w:t>
+      </w:r>
+      <w:r>
+        <w:rPr>
+          <w:rFonts w:hint="eastAsia" w:ascii="Times New Roman" w:hAnsi="Times New Roman" w:eastAsia="FangSong" w:cs="Times New Roman"/>
+        </w:rPr>
+        <w:t>电负性好</w:t>
+      </w:r>
+      <w:r>
+        <w:rPr>
+          <w:rFonts w:hint="eastAsia" w:ascii="Times New Roman" w:hAnsi="Times New Roman" w:eastAsia="Times New Roman" w:cs="Times New Roman"/>
+        </w:rPr>
+        <w:t>？</w:t>
+      </w:r>
+    </w:p>
+    <w:p>
+      <w:pPr>
+        <w:pStyle w:val="FirstParagraph"/>
+        <w:ind w:firstLine="420"/>
+      </w:pPr>
+      <w:r>
+        <w:rPr>
+          <w:rFonts w:hint="eastAsia" w:ascii="Times New Roman" w:hAnsi="Times New Roman" w:eastAsia="FangSong" w:cs="Times New Roman"/>
+          <w:b/>
+          <w:bCs/>
+        </w:rPr>
+        <w:t xml:space="preserve">参考答案</w:t>
+      </w:r>
+      <w:r>
+        <w:rPr>
+          <w:rFonts w:hint="eastAsia" w:ascii="Times New Roman" w:hAnsi="Times New Roman" w:eastAsia="Times New Roman" w:cs="Times New Roman"/>
+        </w:rPr>
+        <w:t xml:space="preserve">：</w:t>
+      </w:r>
+    </w:p>
+    <w:p>
+      <w:pPr>
+        <w:numPr>
+          <w:ilvl w:val="0"/>
+          <w:numId w:val="1013"/>
+        </w:numPr>
+        <w:ind w:firstLine="420"/>
       </w:pPr>
       <w:r>
         <w:rPr>
@@ -13498,8 +14168,9 @@
       <w:pPr>
         <w:numPr>
           <w:ilvl w:val="0"/>
-          <w:numId w:val="1012"/>
+          <w:numId w:val="1013"/>
         </w:numPr>
+        <w:ind w:firstLine="420"/>
       </w:pPr>
       <w:r>
         <w:rPr>
@@ -13643,8 +14314,8 @@
         </w:pict>
       </w:r>
     </w:p>
-    <w:bookmarkEnd w:id="42"/>
-    <w:bookmarkStart w:id="49" w:name="第15题"/>
+    <w:bookmarkEnd w:id="41"/>
+    <w:bookmarkStart w:id="48" w:name="第15题"/>
     <w:p>
       <w:pPr>
         <w:pStyle w:val="Heading3"/>
@@ -13672,6 +14343,7 @@
     <w:p>
       <w:pPr>
         <w:pStyle w:val="BlockText"/>
+        <w:ind w:firstLine="420"/>
       </w:pPr>
       <w:r>
         <w:rPr>
@@ -13695,6 +14367,7 @@
     <w:p>
       <w:pPr>
         <w:pStyle w:val="FirstParagraph"/>
+        <w:ind w:firstLine="420"/>
       </w:pPr>
       <w:r>
         <w:rPr>
@@ -13925,18 +14598,18 @@
           <wp:inline>
             <wp:extent cx="3240000" cy="3186534"/>
             <wp:effectExtent b="0" l="0" r="0" t="0"/>
-            <wp:docPr descr="" title="" id="44" name="Picture"/>
+            <wp:docPr descr="" title="" id="43" name="Picture"/>
             <a:graphic>
               <a:graphicData uri="http://schemas.openxmlformats.org/drawingml/2006/picture">
                 <pic:pic>
                   <pic:nvPicPr>
-                    <pic:cNvPr descr="420fd36e4d684bf312c00181421b787c4accd7aa687447637ae6571fe4206860.jpg" id="45" name="Picture"/>
+                    <pic:cNvPr descr="420fd36e4d684bf312c00181421b787c4accd7aa687447637ae6571fe4206860.jpg" id="44" name="Picture"/>
                     <pic:cNvPicPr>
                       <a:picLocks noChangeArrowheads="1" noChangeAspect="1"/>
                     </pic:cNvPicPr>
                   </pic:nvPicPr>
                   <pic:blipFill>
-                    <a:blip r:embed="rId43"/>
+                    <a:blip r:embed="rId42"/>
                     <a:stretch>
                       <a:fillRect/>
                     </a:stretch>
@@ -13966,6 +14639,7 @@
     <w:p>
       <w:pPr>
         <w:pStyle w:val="BodyText"/>
+        <w:ind w:firstLine="420"/>
       </w:pPr>
       <w:r>
         <w:rPr>
@@ -13973,7 +14647,7 @@
           <w:b/>
           <w:bCs/>
         </w:rPr>
-        <w:t xml:space="preserve">65-1</w:t>
+        <w:t xml:space="preserve">(1)</w:t>
       </w:r>
       <w:r>
         <w:rPr>
@@ -14009,6 +14683,7 @@
     <w:p>
       <w:pPr>
         <w:pStyle w:val="BodyText"/>
+        <w:ind w:firstLine="420"/>
       </w:pPr>
       <w:r>
         <w:rPr>
@@ -14016,7 +14691,7 @@
           <w:b/>
           <w:bCs/>
         </w:rPr>
-        <w:t xml:space="preserve">65-2</w:t>
+        <w:t xml:space="preserve">(2)</w:t>
       </w:r>
       <w:r>
         <w:rPr>
@@ -14052,6 +14727,7 @@
     <w:p>
       <w:pPr>
         <w:pStyle w:val="BodyText"/>
+        <w:ind w:firstLine="420"/>
       </w:pPr>
       <w:r>
         <w:rPr>
@@ -14059,7 +14735,7 @@
           <w:b/>
           <w:bCs/>
         </w:rPr>
-        <w:t xml:space="preserve">65-3</w:t>
+        <w:t xml:space="preserve">(3)</w:t>
       </w:r>
       <w:r>
         <w:rPr>
@@ -14180,6 +14856,7 @@
     <w:p>
       <w:pPr>
         <w:pStyle w:val="BodyText"/>
+        <w:ind w:firstLine="420"/>
       </w:pPr>
       <w:r>
         <w:rPr>
@@ -14199,6 +14876,7 @@
     <w:p>
       <w:pPr>
         <w:pStyle w:val="BodyText"/>
+        <w:ind w:firstLine="420"/>
       </w:pPr>
       <w:r>
         <w:rPr>
@@ -14206,7 +14884,7 @@
           <w:b/>
           <w:bCs/>
         </w:rPr>
-        <w:t xml:space="preserve">65-1</w:t>
+        <w:t xml:space="preserve">(1)</w:t>
       </w:r>
       <w:r>
         <w:rPr>
@@ -14327,18 +15005,18 @@
           <wp:inline>
             <wp:extent cx="3240000" cy="2863521"/>
             <wp:effectExtent b="0" l="0" r="0" t="0"/>
-            <wp:docPr descr="" title="" id="47" name="Picture"/>
+            <wp:docPr descr="" title="" id="46" name="Picture"/>
             <a:graphic>
               <a:graphicData uri="http://schemas.openxmlformats.org/drawingml/2006/picture">
                 <pic:pic>
                   <pic:nvPicPr>
-                    <pic:cNvPr descr="5ce6f90325ac43686cb721d619379a75510d090a72eabc0744f97800885b0ed0.jpg" id="48" name="Picture"/>
+                    <pic:cNvPr descr="5ce6f90325ac43686cb721d619379a75510d090a72eabc0744f97800885b0ed0.jpg" id="47" name="Picture"/>
                     <pic:cNvPicPr>
                       <a:picLocks noChangeArrowheads="1" noChangeAspect="1"/>
                     </pic:cNvPicPr>
                   </pic:nvPicPr>
                   <pic:blipFill>
-                    <a:blip r:embed="rId46"/>
+                    <a:blip r:embed="rId45"/>
                     <a:stretch>
                       <a:fillRect/>
                     </a:stretch>
@@ -14368,6 +15046,7 @@
     <w:p>
       <w:pPr>
         <w:pStyle w:val="BodyText"/>
+        <w:ind w:firstLine="420"/>
       </w:pPr>
       <w:r>
         <w:rPr>
@@ -14375,7 +15054,7 @@
           <w:b/>
           <w:bCs/>
         </w:rPr>
-        <w:t xml:space="preserve">65-2</w:t>
+        <w:t xml:space="preserve">(2)</w:t>
       </w:r>
       <w:r>
         <w:rPr>
@@ -14423,6 +15102,7 @@
     <w:p>
       <w:pPr>
         <w:pStyle w:val="BodyText"/>
+        <w:ind w:firstLine="420"/>
       </w:pPr>
       <w:r>
         <w:rPr>
@@ -14430,7 +15110,7 @@
           <w:b/>
           <w:bCs/>
         </w:rPr>
-        <w:t xml:space="preserve">65-3</w:t>
+        <w:t xml:space="preserve">(3)</w:t>
       </w:r>
       <w:r>
         <w:rPr>
@@ -14550,6 +15230,7 @@
     <w:p>
       <w:pPr>
         <w:pStyle w:val="BodyText"/>
+        <w:ind w:firstLine="420"/>
       </w:pPr>
       <w:r>
         <w:rPr>
@@ -14592,8 +15273,8 @@
         </w:pict>
       </w:r>
     </w:p>
-    <w:bookmarkEnd w:id="49"/>
-    <w:bookmarkStart w:id="53" w:name="第16题"/>
+    <w:bookmarkEnd w:id="48"/>
+    <w:bookmarkStart w:id="52" w:name="第16题"/>
     <w:p>
       <w:pPr>
         <w:pStyle w:val="Heading3"/>
@@ -14621,6 +15302,7 @@
     <w:p>
       <w:pPr>
         <w:pStyle w:val="BlockText"/>
+        <w:ind w:firstLine="420"/>
       </w:pPr>
       <w:r>
         <w:rPr>
@@ -14644,6 +15326,7 @@
     <w:p>
       <w:pPr>
         <w:pStyle w:val="FirstParagraph"/>
+        <w:ind w:firstLine="420"/>
       </w:pPr>
       <w:r>
         <w:rPr>
@@ -14809,18 +15492,18 @@
           <wp:inline>
             <wp:extent cx="3124200" cy="3086100"/>
             <wp:effectExtent b="0" l="0" r="0" t="0"/>
-            <wp:docPr descr="" title="" id="51" name="Picture"/>
+            <wp:docPr descr="" title="" id="50" name="Picture"/>
             <a:graphic>
               <a:graphicData uri="http://schemas.openxmlformats.org/drawingml/2006/picture">
                 <pic:pic>
                   <pic:nvPicPr>
-                    <pic:cNvPr descr="eef15ef20c786b0d1d4159a8f1bcb37036beee2139725c612b6f5447fc39d599.jpg" id="52" name="Picture"/>
+                    <pic:cNvPr descr="eef15ef20c786b0d1d4159a8f1bcb37036beee2139725c612b6f5447fc39d599.jpg" id="51" name="Picture"/>
                     <pic:cNvPicPr>
                       <a:picLocks noChangeArrowheads="1" noChangeAspect="1"/>
                     </pic:cNvPicPr>
                   </pic:nvPicPr>
                   <pic:blipFill>
-                    <a:blip r:embed="rId50"/>
+                    <a:blip r:embed="rId49"/>
                     <a:stretch>
                       <a:fillRect/>
                     </a:stretch>
@@ -14849,38 +15532,38 @@
     </w:p>
     <w:p>
       <w:pPr>
-        <w:pStyle w:val="BodyText"/>
-      </w:pPr>
-      <w:r>
-        <w:rPr>
-          <w:rFonts w:hint="eastAsia" w:ascii="Times New Roman" w:hAnsi="Times New Roman" w:eastAsia="FangSong" w:cs="Times New Roman"/>
-          <w:b/>
-          <w:bCs/>
-        </w:rPr>
-        <w:t xml:space="preserve">参考答案</w:t>
-      </w:r>
-      <w:r>
-        <w:rPr>
-          <w:rFonts w:hint="eastAsia" w:ascii="Times New Roman" w:hAnsi="Times New Roman" w:eastAsia="Times New Roman" w:cs="Times New Roman"/>
-        </w:rPr>
-        <w:t xml:space="preserve">：</w:t>
+        <w:numPr>
+          <w:ilvl w:val="0"/>
+          <w:numId w:val="1014"/>
+        </w:numPr>
+        <w:ind w:firstLine="420"/>
+      </w:pPr>
+      <w:r>
+        <w:rPr>
+          <w:rFonts w:hint="eastAsia" w:ascii="Times New Roman" w:hAnsi="Times New Roman" w:eastAsia="FangSong" w:cs="Times New Roman"/>
+        </w:rPr>
+        <w:t>写出晶胞中的钠离子数</w:t>
+      </w:r>
+      <w:r>
+        <w:rPr>
+          <w:rFonts w:hint="eastAsia" w:ascii="Times New Roman" w:hAnsi="Times New Roman" w:eastAsia="Times New Roman" w:cs="Times New Roman"/>
+        </w:rPr>
+        <w:t>。</w:t>
       </w:r>
     </w:p>
     <w:p>
       <w:pPr>
-        <w:pStyle w:val="BodyText"/>
-      </w:pPr>
-      <w:r>
-        <w:rPr>
-          <w:rFonts w:ascii="Times New Roman" w:hAnsi="Times New Roman" w:eastAsia="Times New Roman" w:cs="Times New Roman"/>
-        </w:rPr>
-        <w:t xml:space="preserve">66-1. </w:t>
-      </w:r>
-      <w:r>
-        <w:rPr>
-          <w:rFonts w:hint="eastAsia" w:ascii="Times New Roman" w:hAnsi="Times New Roman" w:eastAsia="FangSong" w:cs="Times New Roman"/>
-        </w:rPr>
-        <w:t>写出晶胞中的钠离子数</w:t>
+        <w:numPr>
+          <w:ilvl w:val="0"/>
+          <w:numId w:val="1014"/>
+        </w:numPr>
+        <w:ind w:firstLine="420"/>
+      </w:pPr>
+      <w:r>
+        <w:rPr>
+          <w:rFonts w:hint="eastAsia" w:ascii="Times New Roman" w:hAnsi="Times New Roman" w:eastAsia="FangSong" w:cs="Times New Roman"/>
+        </w:rPr>
+        <w:t>写出体现该化合物结构特点的化学式</w:t>
       </w:r>
       <w:r>
         <w:rPr>
@@ -14891,37 +15574,12 @@
     </w:p>
     <w:p>
       <w:pPr>
-        <w:pStyle w:val="BodyText"/>
-      </w:pPr>
-      <w:r>
-        <w:rPr>
-          <w:rFonts w:ascii="Times New Roman" w:hAnsi="Times New Roman" w:eastAsia="Times New Roman" w:cs="Times New Roman"/>
-        </w:rPr>
-        <w:t xml:space="preserve">66-2. </w:t>
-      </w:r>
-      <w:r>
-        <w:rPr>
-          <w:rFonts w:hint="eastAsia" w:ascii="Times New Roman" w:hAnsi="Times New Roman" w:eastAsia="FangSong" w:cs="Times New Roman"/>
-        </w:rPr>
-        <w:t>写出体现该化合物结构特点的化学式</w:t>
-      </w:r>
-      <w:r>
-        <w:rPr>
-          <w:rFonts w:hint="eastAsia" w:ascii="Times New Roman" w:hAnsi="Times New Roman" w:eastAsia="Times New Roman" w:cs="Times New Roman"/>
-        </w:rPr>
-        <w:t>。</w:t>
-      </w:r>
-    </w:p>
-    <w:p>
-      <w:pPr>
-        <w:pStyle w:val="BodyText"/>
-      </w:pPr>
-      <w:r>
-        <w:rPr>
-          <w:rFonts w:hint="eastAsia" w:ascii="Times New Roman" w:hAnsi="Times New Roman" w:eastAsia="Times New Roman" w:cs="Times New Roman"/>
-        </w:rPr>
-        <w:t>66-3.</w:t>
-      </w:r>
+        <w:numPr>
+          <w:ilvl w:val="0"/>
+          <w:numId w:val="1014"/>
+        </w:numPr>
+        <w:ind w:firstLine="420"/>
+      </w:pPr>
       <w:r>
         <w:rPr>
           <w:rFonts w:hint="eastAsia" w:ascii="Times New Roman" w:hAnsi="Times New Roman" w:eastAsia="FangSong" w:cs="Times New Roman"/>
@@ -15002,14 +15660,12 @@
     </w:p>
     <w:p>
       <w:pPr>
-        <w:pStyle w:val="BodyText"/>
-      </w:pPr>
-      <w:r>
-        <w:rPr>
-          <w:rFonts w:ascii="Times New Roman" w:hAnsi="Times New Roman" w:eastAsia="Times New Roman" w:cs="Times New Roman"/>
-        </w:rPr>
-        <w:t xml:space="preserve">66-4. </w:t>
-      </w:r>
+        <w:numPr>
+          <w:ilvl w:val="0"/>
+          <w:numId w:val="1014"/>
+        </w:numPr>
+        <w:ind w:firstLine="420"/>
+      </w:pPr>
       <w:r>
         <w:rPr>
           <w:rFonts w:hint="eastAsia" w:ascii="Times New Roman" w:hAnsi="Times New Roman" w:eastAsia="FangSong" w:cs="Times New Roman"/>
@@ -15084,8 +15740,29 @@
     </w:p>
     <w:p>
       <w:pPr>
-        <w:pStyle w:val="BodyText"/>
-      </w:pPr>
+        <w:pStyle w:val="FirstParagraph"/>
+        <w:ind w:firstLine="420"/>
+      </w:pPr>
+      <w:r>
+        <w:rPr>
+          <w:rFonts w:hint="eastAsia" w:ascii="Times New Roman" w:hAnsi="Times New Roman" w:eastAsia="FangSong" w:cs="Times New Roman"/>
+          <w:b/>
+          <w:bCs/>
+        </w:rPr>
+        <w:t xml:space="preserve">参考答案</w:t>
+      </w:r>
+      <w:r>
+        <w:rPr>
+          <w:rFonts w:hint="eastAsia" w:ascii="Times New Roman" w:hAnsi="Times New Roman" w:eastAsia="Times New Roman" w:cs="Times New Roman"/>
+        </w:rPr>
+        <w:t xml:space="preserve">：</w:t>
+      </w:r>
+      <w:r>
+        <w:rPr>
+          <w:rFonts w:ascii="Times New Roman" w:hAnsi="Times New Roman" w:eastAsia="Times New Roman" w:cs="Times New Roman"/>
+        </w:rPr>
+        <w:t xml:space="preserve"> </w:t>
+      </w:r>
       <w:r>
         <w:rPr>
           <w:rFonts w:hint="eastAsia" w:ascii="Times New Roman" w:hAnsi="Times New Roman" w:eastAsia="FangSong" w:cs="Times New Roman"/>
@@ -15820,8 +16497,8 @@
         </w:pict>
       </w:r>
     </w:p>
-    <w:bookmarkEnd w:id="53"/>
-    <w:bookmarkStart w:id="60" w:name="第17题"/>
+    <w:bookmarkEnd w:id="52"/>
+    <w:bookmarkStart w:id="59" w:name="第17题"/>
     <w:p>
       <w:pPr>
         <w:pStyle w:val="Heading3"/>
@@ -15849,6 +16526,7 @@
     <w:p>
       <w:pPr>
         <w:pStyle w:val="BlockText"/>
+        <w:ind w:firstLine="420"/>
       </w:pPr>
       <w:r>
         <w:rPr>
@@ -15872,6 +16550,7 @@
     <w:p>
       <w:pPr>
         <w:pStyle w:val="FirstParagraph"/>
+        <w:ind w:firstLine="420"/>
       </w:pPr>
       <w:r>
         <w:rPr>
@@ -15954,18 +16633,18 @@
           <wp:inline>
             <wp:extent cx="3600000" cy="2692986"/>
             <wp:effectExtent b="0" l="0" r="0" t="0"/>
-            <wp:docPr descr="" title="" id="55" name="Picture"/>
+            <wp:docPr descr="" title="" id="54" name="Picture"/>
             <a:graphic>
               <a:graphicData uri="http://schemas.openxmlformats.org/drawingml/2006/picture">
                 <pic:pic>
                   <pic:nvPicPr>
-                    <pic:cNvPr descr="9e5d82a8d6a524dfe63ae715bb78d20737c17ab48718fc20edd9bde7a48be0d0.jpg" id="56" name="Picture"/>
+                    <pic:cNvPr descr="9e5d82a8d6a524dfe63ae715bb78d20737c17ab48718fc20edd9bde7a48be0d0.jpg" id="55" name="Picture"/>
                     <pic:cNvPicPr>
                       <a:picLocks noChangeArrowheads="1" noChangeAspect="1"/>
                     </pic:cNvPicPr>
                   </pic:nvPicPr>
                   <pic:blipFill>
-                    <a:blip r:embed="rId54"/>
+                    <a:blip r:embed="rId53"/>
                     <a:stretch>
                       <a:fillRect/>
                     </a:stretch>
@@ -15997,8 +16676,9 @@
         <w:pStyle w:val="Compact"/>
         <w:numPr>
           <w:ilvl w:val="0"/>
-          <w:numId w:val="1013"/>
+          <w:numId w:val="1015"/>
         </w:numPr>
+        <w:ind w:firstLine="420"/>
       </w:pPr>
       <w:r>
         <w:rPr>
@@ -16048,8 +16728,9 @@
         <w:pStyle w:val="Compact"/>
         <w:numPr>
           <w:ilvl w:val="0"/>
-          <w:numId w:val="1013"/>
+          <w:numId w:val="1015"/>
         </w:numPr>
+        <w:ind w:firstLine="420"/>
       </w:pPr>
       <w:r>
         <w:rPr>
@@ -16225,8 +16906,9 @@
         <w:pStyle w:val="Compact"/>
         <w:numPr>
           <w:ilvl w:val="0"/>
-          <w:numId w:val="1013"/>
+          <w:numId w:val="1015"/>
         </w:numPr>
+        <w:ind w:firstLine="420"/>
       </w:pPr>
       <w:r>
         <w:rPr>
@@ -16512,8 +17194,9 @@
         <w:pStyle w:val="Compact"/>
         <w:numPr>
           <w:ilvl w:val="0"/>
-          <w:numId w:val="1013"/>
+          <w:numId w:val="1015"/>
         </w:numPr>
+        <w:ind w:firstLine="420"/>
       </w:pPr>
       <w:r>
         <w:rPr>
@@ -16549,6 +17232,7 @@
     <w:p>
       <w:pPr>
         <w:pStyle w:val="FirstParagraph"/>
+        <w:ind w:firstLine="420"/>
       </w:pPr>
       <w:r>
         <w:rPr>
@@ -16660,18 +17344,18 @@
           <wp:inline>
             <wp:extent cx="3600000" cy="2306463"/>
             <wp:effectExtent b="0" l="0" r="0" t="0"/>
-            <wp:docPr descr="" title="" id="58" name="Picture"/>
+            <wp:docPr descr="" title="" id="57" name="Picture"/>
             <a:graphic>
               <a:graphicData uri="http://schemas.openxmlformats.org/drawingml/2006/picture">
                 <pic:pic>
                   <pic:nvPicPr>
-                    <pic:cNvPr descr="77acac51ee8ea6f4948aa4e3b0c1d793adc06f02a41c8283229a45cd104dc31f.jpg" id="59" name="Picture"/>
+                    <pic:cNvPr descr="77acac51ee8ea6f4948aa4e3b0c1d793adc06f02a41c8283229a45cd104dc31f.jpg" id="58" name="Picture"/>
                     <pic:cNvPicPr>
                       <a:picLocks noChangeArrowheads="1" noChangeAspect="1"/>
                     </pic:cNvPicPr>
                   </pic:nvPicPr>
                   <pic:blipFill>
-                    <a:blip r:embed="rId57"/>
+                    <a:blip r:embed="rId56"/>
                     <a:stretch>
                       <a:fillRect/>
                     </a:stretch>
@@ -16703,8 +17387,9 @@
         <w:pStyle w:val="Compact"/>
         <w:numPr>
           <w:ilvl w:val="0"/>
-          <w:numId w:val="1014"/>
+          <w:numId w:val="1016"/>
         </w:numPr>
+        <w:ind w:firstLine="420"/>
       </w:pPr>
       <w:r>
         <w:rPr>
@@ -16741,8 +17426,9 @@
       <w:pPr>
         <w:numPr>
           <w:ilvl w:val="0"/>
-          <w:numId w:val="1015"/>
+          <w:numId w:val="1017"/>
         </w:numPr>
+        <w:ind w:firstLine="420"/>
       </w:pPr>
       <w:r>
         <w:rPr>
@@ -16814,8 +17500,9 @@
       <w:pPr>
         <w:numPr>
           <w:ilvl w:val="0"/>
-          <w:numId w:val="1015"/>
+          <w:numId w:val="1017"/>
         </w:numPr>
+        <w:ind w:firstLine="420"/>
       </w:pPr>
       <m:oMath>
         <m:sSub>
@@ -16854,8 +17541,9 @@
       <w:pPr>
         <w:numPr>
           <w:ilvl w:val="0"/>
-          <w:numId w:val="1016"/>
+          <w:numId w:val="1018"/>
         </w:numPr>
+        <w:ind w:firstLine="420"/>
       </w:pPr>
       <w:r>
         <w:rPr>
@@ -17108,8 +17796,9 @@
       <w:pPr>
         <w:numPr>
           <w:ilvl w:val="0"/>
-          <w:numId w:val="1016"/>
+          <w:numId w:val="1018"/>
         </w:numPr>
+        <w:ind w:firstLine="420"/>
       </w:pPr>
       <m:oMath>
         <m:oMathPr>
@@ -17315,7 +18004,7 @@
       <w:pPr>
         <w:numPr>
           <w:ilvl w:val="0"/>
-          <w:numId w:val="1016"/>
+          <w:numId w:val="1018"/>
         </w:numPr>
       </w:pPr>
       <m:oMath>
@@ -17541,8 +18230,9 @@
       <w:pPr>
         <w:numPr>
           <w:ilvl w:val="0"/>
-          <w:numId w:val="1016"/>
+          <w:numId w:val="1018"/>
         </w:numPr>
+        <w:ind w:firstLine="420"/>
       </w:pPr>
       <m:oMath>
         <m:oMathPr>
@@ -17714,8 +18404,9 @@
       <w:pPr>
         <w:numPr>
           <w:ilvl w:val="0"/>
-          <w:numId w:val="1016"/>
+          <w:numId w:val="1018"/>
         </w:numPr>
+        <w:ind w:firstLine="420"/>
       </w:pPr>
       <m:oMath>
         <m:sSup>
@@ -17982,6 +18673,7 @@
       <w:pPr>
         <w:pStyle w:val="FirstParagraph"/>
         <w:spacing w:after="80"/>
+        <w:ind w:firstLine="420"/>
       </w:pPr>
       <w:r>
         <w:rPr>
@@ -18003,6 +18695,15 @@
         <w:tblStyle w:val="Table"/>
         <w:tblW w:type="auto" w:w="0"/>
         <w:tblLook w:firstRow="1" w:lastRow="0" w:firstColumn="0" w:lastColumn="0" w:noHBand="0" w:noVBand="0" w:val="0020"/>
+        <w:jc w:val="center"/>
+        <w:tblBorders>
+          <w:top w:val="single" w:sz="12" w:space="0" w:color="333333"/>
+          <w:bottom w:val="single" w:sz="12" w:space="0" w:color="333333"/>
+          <w:left w:val="none"/>
+          <w:right w:val="none"/>
+          <w:insideH w:val="none"/>
+          <w:insideV w:val="none"/>
+        </w:tblBorders>
       </w:tblPr>
       <w:tblGrid>
         <w:gridCol w:w="2640"/>
@@ -18014,7 +18715,11 @@
           <w:tblHeader w:val="on"/>
         </w:trPr>
         <w:tc>
-          <w:tcPr/>
+          <w:tcPr>
+            <w:tcBorders>
+              <w:bottom w:val="single" w:sz="6" w:space="0" w:color="333333"/>
+            </w:tcBorders>
+          </w:tcPr>
           <w:p>
             <w:pPr>
               <w:pStyle w:val="Compact"/>
@@ -18030,7 +18735,11 @@
           </w:p>
         </w:tc>
         <w:tc>
-          <w:tcPr/>
+          <w:tcPr>
+            <w:tcBorders>
+              <w:bottom w:val="single" w:sz="6" w:space="0" w:color="333333"/>
+            </w:tcBorders>
+          </w:tcPr>
           <w:p>
             <w:pPr>
               <w:pStyle w:val="Compact"/>
@@ -18046,7 +18755,11 @@
           </w:p>
         </w:tc>
         <w:tc>
-          <w:tcPr/>
+          <w:tcPr>
+            <w:tcBorders>
+              <w:bottom w:val="single" w:sz="6" w:space="0" w:color="333333"/>
+            </w:tcBorders>
+          </w:tcPr>
           <w:p>
             <w:pPr>
               <w:pStyle w:val="Compact"/>
@@ -18308,8 +19021,8 @@
         </w:pict>
       </w:r>
     </w:p>
-    <w:bookmarkEnd w:id="60"/>
-    <w:bookmarkStart w:id="61" w:name="第18题"/>
+    <w:bookmarkEnd w:id="59"/>
+    <w:bookmarkStart w:id="60" w:name="第18题"/>
     <w:p>
       <w:pPr>
         <w:pStyle w:val="Heading3"/>
@@ -18337,6 +19050,7 @@
     <w:p>
       <w:pPr>
         <w:pStyle w:val="BlockText"/>
+        <w:ind w:firstLine="420"/>
       </w:pPr>
       <w:r>
         <w:rPr>
@@ -18361,6 +19075,7 @@
       <w:pPr>
         <w:pStyle w:val="FirstParagraph"/>
         <w:spacing w:after="80"/>
+        <w:ind w:firstLine="420"/>
       </w:pPr>
       <w:r>
         <w:rPr>
@@ -18476,6 +19191,15 @@
         <w:tblW w:type="pct" w:w="5000"/>
         <w:tblLayout w:type="fixed"/>
         <w:tblLook w:firstRow="1" w:lastRow="0" w:firstColumn="0" w:lastColumn="0" w:noHBand="0" w:noVBand="0" w:val="0020"/>
+        <w:jc w:val="center"/>
+        <w:tblBorders>
+          <w:top w:val="single" w:sz="12" w:space="0" w:color="333333"/>
+          <w:bottom w:val="single" w:sz="12" w:space="0" w:color="333333"/>
+          <w:left w:val="none"/>
+          <w:right w:val="none"/>
+          <w:insideH w:val="none"/>
+          <w:insideV w:val="none"/>
+        </w:tblBorders>
       </w:tblPr>
       <w:tblGrid>
         <w:gridCol w:w="1980"/>
@@ -18488,7 +19212,11 @@
           <w:tblHeader w:val="on"/>
         </w:trPr>
         <w:tc>
-          <w:tcPr/>
+          <w:tcPr>
+            <w:tcBorders>
+              <w:bottom w:val="single" w:sz="6" w:space="0" w:color="333333"/>
+            </w:tcBorders>
+          </w:tcPr>
           <w:p>
             <w:pPr>
               <w:pStyle w:val="Compact"/>
@@ -18504,7 +19232,11 @@
           </w:p>
         </w:tc>
         <w:tc>
-          <w:tcPr/>
+          <w:tcPr>
+            <w:tcBorders>
+              <w:bottom w:val="single" w:sz="6" w:space="0" w:color="333333"/>
+            </w:tcBorders>
+          </w:tcPr>
           <w:p>
             <w:pPr>
               <w:pStyle w:val="Compact"/>
@@ -18520,7 +19252,11 @@
           </w:p>
         </w:tc>
         <w:tc>
-          <w:tcPr/>
+          <w:tcPr>
+            <w:tcBorders>
+              <w:bottom w:val="single" w:sz="6" w:space="0" w:color="333333"/>
+            </w:tcBorders>
+          </w:tcPr>
           <w:p>
             <w:pPr>
               <w:pStyle w:val="Compact"/>
@@ -18536,7 +19272,11 @@
           </w:p>
         </w:tc>
         <w:tc>
-          <w:tcPr/>
+          <w:tcPr>
+            <w:tcBorders>
+              <w:bottom w:val="single" w:sz="6" w:space="0" w:color="333333"/>
+            </w:tcBorders>
+          </w:tcPr>
           <w:p>
             <w:pPr>
               <w:pStyle w:val="Compact"/>
@@ -18714,6 +19454,7 @@
       <w:pPr>
         <w:pStyle w:val="BodyText"/>
         <w:spacing w:before="120"/>
+        <w:ind w:firstLine="420"/>
       </w:pPr>
       <w:r>
         <w:rPr>
@@ -18931,6 +19672,7 @@
     <w:p>
       <w:pPr>
         <w:pStyle w:val="BodyText"/>
+        <w:ind w:firstLine="420"/>
       </w:pPr>
       <w:r>
         <w:rPr>
@@ -19015,8 +19757,8 @@
         </w:pict>
       </w:r>
     </w:p>
-    <w:bookmarkEnd w:id="61"/>
-    <w:bookmarkStart w:id="62" w:name="第19题"/>
+    <w:bookmarkEnd w:id="60"/>
+    <w:bookmarkStart w:id="61" w:name="第19题"/>
     <w:p>
       <w:pPr>
         <w:pStyle w:val="Heading3"/>
@@ -19044,6 +19786,7 @@
     <w:p>
       <w:pPr>
         <w:pStyle w:val="BlockText"/>
+        <w:ind w:firstLine="420"/>
       </w:pPr>
       <w:r>
         <w:rPr>
@@ -19067,53 +19810,133 @@
     <w:p>
       <w:pPr>
         <w:pStyle w:val="FirstParagraph"/>
-      </w:pPr>
-      <w:r>
-        <w:rPr>
-          <w:rFonts w:hint="eastAsia" w:ascii="Times New Roman" w:hAnsi="Times New Roman" w:eastAsia="FangSong" w:cs="Times New Roman"/>
-        </w:rPr>
-        <w:t xml:space="preserve">在波长</w:t>
-      </w:r>
-      <w:r>
-        <w:rPr>
-          <w:rFonts w:ascii="Times New Roman" w:hAnsi="Times New Roman" w:eastAsia="Times New Roman" w:cs="Times New Roman"/>
-        </w:rPr>
-        <w:t xml:space="preserve"> 513nm </w:t>
-      </w:r>
-      <w:r>
-        <w:rPr>
-          <w:rFonts w:hint="eastAsia" w:ascii="Times New Roman" w:hAnsi="Times New Roman" w:eastAsia="FangSong" w:cs="Times New Roman"/>
-        </w:rPr>
-        <w:t>时</w:t>
-      </w:r>
-      <w:r>
-        <w:rPr>
-          <w:rFonts w:hint="eastAsia" w:ascii="Times New Roman" w:hAnsi="Times New Roman" w:eastAsia="Times New Roman" w:cs="Times New Roman"/>
-        </w:rPr>
-        <w:t>，</w:t>
-      </w:r>
-      <w:r>
-        <w:rPr>
-          <w:rFonts w:hint="eastAsia" w:ascii="Times New Roman" w:hAnsi="Times New Roman" w:eastAsia="FangSong" w:cs="Times New Roman"/>
-        </w:rPr>
-        <w:t>二甲基黄与其共轭</w:t>
-      </w:r>
-      <w:r>
-        <w:rPr>
-          <w:rFonts w:hint="eastAsia" w:ascii="Times New Roman" w:hAnsi="Times New Roman" w:eastAsia="Times New Roman" w:cs="Times New Roman"/>
-        </w:rPr>
-        <w:t>…</w:t>
+        <w:ind w:firstLine="420"/>
+      </w:pPr>
+      <w:r>
+        <w:rPr>
+          <w:rFonts w:hint="eastAsia" w:ascii="Times New Roman" w:hAnsi="Times New Roman" w:eastAsia="FangSong" w:cs="Times New Roman"/>
+        </w:rPr>
+        <w:t xml:space="preserve">二甲基黄由于颜色会随</w:t>
+      </w:r>
+      <w:r>
+        <w:rPr>
+          <w:rFonts w:ascii="Times New Roman" w:hAnsi="Times New Roman" w:eastAsia="Times New Roman" w:cs="Times New Roman"/>
+        </w:rPr>
+        <w:t xml:space="preserve"> pH </w:t>
+      </w:r>
+      <w:r>
+        <w:rPr>
+          <w:rFonts w:hint="eastAsia" w:ascii="Times New Roman" w:hAnsi="Times New Roman" w:eastAsia="FangSong" w:cs="Times New Roman"/>
+        </w:rPr>
+        <w:t>值改变</w:t>
+      </w:r>
+      <w:r>
+        <w:rPr>
+          <w:rFonts w:hint="eastAsia" w:ascii="Times New Roman" w:hAnsi="Times New Roman" w:eastAsia="Times New Roman" w:cs="Times New Roman"/>
+        </w:rPr>
+        <w:t>,</w:t>
+      </w:r>
+      <w:r>
+        <w:rPr>
+          <w:rFonts w:ascii="Times New Roman" w:hAnsi="Times New Roman" w:eastAsia="Times New Roman" w:cs="Times New Roman"/>
+        </w:rPr>
+        <w:t xml:space="preserve"> </w:t>
+      </w:r>
+      <w:r>
+        <w:rPr>
+          <w:rFonts w:hint="eastAsia" w:ascii="Times New Roman" w:hAnsi="Times New Roman" w:eastAsia="FangSong" w:cs="Times New Roman"/>
+        </w:rPr>
+        <w:t>可作为酸碱指示剂</w:t>
+      </w:r>
+      <w:r>
+        <w:rPr>
+          <w:rFonts w:hint="eastAsia" w:ascii="Times New Roman" w:hAnsi="Times New Roman" w:eastAsia="Times New Roman" w:cs="Times New Roman"/>
+        </w:rPr>
+        <w:t>。</w:t>
       </w:r>
     </w:p>
     <w:p>
       <w:pPr>
         <w:pStyle w:val="BodyText"/>
-      </w:pPr>
-      <w:r>
-        <w:rPr>
-          <w:rFonts w:hint="eastAsia" w:ascii="Times New Roman" w:hAnsi="Times New Roman" w:eastAsia="FangSong" w:cs="Times New Roman"/>
-        </w:rPr>
-        <w:t xml:space="preserve">二甲基黄由于颜色会随</w:t>
+        <w:ind w:firstLine="420"/>
+      </w:pPr>
+      <w:r>
+        <w:rPr>
+          <w:rFonts w:hint="eastAsia" w:ascii="Times New Roman" w:hAnsi="Times New Roman" w:eastAsia="FangSong" w:cs="Times New Roman"/>
+        </w:rPr>
+        <w:t xml:space="preserve">在波长</w:t>
+      </w:r>
+      <w:r>
+        <w:rPr>
+          <w:rFonts w:ascii="Times New Roman" w:hAnsi="Times New Roman" w:eastAsia="Times New Roman" w:cs="Times New Roman"/>
+        </w:rPr>
+        <w:t xml:space="preserve"> 513nm </w:t>
+      </w:r>
+      <w:r>
+        <w:rPr>
+          <w:rFonts w:hint="eastAsia" w:ascii="Times New Roman" w:hAnsi="Times New Roman" w:eastAsia="FangSong" w:cs="Times New Roman"/>
+        </w:rPr>
+        <w:t>时</w:t>
+      </w:r>
+      <w:r>
+        <w:rPr>
+          <w:rFonts w:hint="eastAsia" w:ascii="Times New Roman" w:hAnsi="Times New Roman" w:eastAsia="Times New Roman" w:cs="Times New Roman"/>
+        </w:rPr>
+        <w:t>，</w:t>
+      </w:r>
+      <w:r>
+        <w:rPr>
+          <w:rFonts w:hint="eastAsia" w:ascii="Times New Roman" w:hAnsi="Times New Roman" w:eastAsia="FangSong" w:cs="Times New Roman"/>
+        </w:rPr>
+        <w:t>二甲基黄与其共轭酸的吸收有最大的差异</w:t>
+      </w:r>
+      <w:r>
+        <w:rPr>
+          <w:rFonts w:hint="eastAsia" w:ascii="Times New Roman" w:hAnsi="Times New Roman" w:eastAsia="Times New Roman" w:cs="Times New Roman"/>
+        </w:rPr>
+        <w:t>。</w:t>
+      </w:r>
+      <w:r>
+        <w:rPr>
+          <w:rFonts w:hint="eastAsia" w:ascii="Times New Roman" w:hAnsi="Times New Roman" w:eastAsia="FangSong" w:cs="Times New Roman"/>
+        </w:rPr>
+        <w:t>借由波长</w:t>
+      </w:r>
+      <w:r>
+        <w:rPr>
+          <w:rFonts w:ascii="Times New Roman" w:hAnsi="Times New Roman" w:eastAsia="Times New Roman" w:cs="Times New Roman"/>
+        </w:rPr>
+        <w:t xml:space="preserve"> 513nm </w:t>
+      </w:r>
+      <w:r>
+        <w:rPr>
+          <w:rFonts w:hint="eastAsia" w:ascii="Times New Roman" w:hAnsi="Times New Roman" w:eastAsia="FangSong" w:cs="Times New Roman"/>
+        </w:rPr>
+        <w:t>的吸收</w:t>
+      </w:r>
+      <w:r>
+        <w:rPr>
+          <w:rFonts w:hint="eastAsia" w:ascii="Times New Roman" w:hAnsi="Times New Roman" w:eastAsia="Times New Roman" w:cs="Times New Roman"/>
+        </w:rPr>
+        <w:t>，</w:t>
+      </w:r>
+      <w:r>
+        <w:rPr>
+          <w:rFonts w:hint="eastAsia" w:ascii="Times New Roman" w:hAnsi="Times New Roman" w:eastAsia="FangSong" w:cs="Times New Roman"/>
+        </w:rPr>
+        <w:t>可以测量二甲基黄与其共轭酸的比例</w:t>
+      </w:r>
+      <w:r>
+        <w:rPr>
+          <w:rFonts w:hint="eastAsia" w:ascii="Times New Roman" w:hAnsi="Times New Roman" w:eastAsia="Times New Roman" w:cs="Times New Roman"/>
+        </w:rPr>
+        <w:t>。</w:t>
+      </w:r>
+      <w:r>
+        <w:rPr>
+          <w:rFonts w:hint="eastAsia" w:ascii="Times New Roman" w:hAnsi="Times New Roman" w:eastAsia="FangSong" w:cs="Times New Roman"/>
+        </w:rPr>
+        <w:t>在不同的</w:t>
       </w:r>
       <w:r>
         <w:rPr>
@@ -19125,25 +19948,55 @@
         <w:rPr>
           <w:rFonts w:hint="eastAsia" w:ascii="Times New Roman" w:hAnsi="Times New Roman" w:eastAsia="FangSong" w:cs="Times New Roman"/>
         </w:rPr>
-        <w:t>值改变</w:t>
-      </w:r>
-      <w:r>
-        <w:rPr>
-          <w:rFonts w:hint="eastAsia" w:ascii="Times New Roman" w:hAnsi="Times New Roman" w:eastAsia="Times New Roman" w:cs="Times New Roman"/>
-        </w:rPr>
-        <w:t>,</w:t>
-      </w:r>
-      <w:r>
-        <w:rPr>
-          <w:rFonts w:ascii="Times New Roman" w:hAnsi="Times New Roman" w:eastAsia="Times New Roman" w:cs="Times New Roman"/>
-        </w:rPr>
-        <w:t xml:space="preserve"> </w:t>
-      </w:r>
-      <w:r>
-        <w:rPr>
-          <w:rFonts w:hint="eastAsia" w:ascii="Times New Roman" w:hAnsi="Times New Roman" w:eastAsia="FangSong" w:cs="Times New Roman"/>
-        </w:rPr>
-        <w:t>可作为酸碱指示剂</w:t>
+        <w:t>下</w:t>
+      </w:r>
+      <w:r>
+        <w:rPr>
+          <w:rFonts w:hint="eastAsia" w:ascii="Times New Roman" w:hAnsi="Times New Roman" w:eastAsia="Times New Roman" w:cs="Times New Roman"/>
+        </w:rPr>
+        <w:t>，</w:t>
+      </w:r>
+      <w:r>
+        <w:rPr>
+          <w:rFonts w:hint="eastAsia" w:ascii="Times New Roman" w:hAnsi="Times New Roman" w:eastAsia="FangSong" w:cs="Times New Roman"/>
+        </w:rPr>
+        <w:t>测得数据</w:t>
+      </w:r>
+      <w:r>
+        <w:rPr>
+          <w:rFonts w:hint="eastAsia" w:ascii="Times New Roman" w:hAnsi="Times New Roman" w:eastAsia="Times New Roman" w:cs="Times New Roman"/>
+        </w:rPr>
+        <w:t>(</w:t>
+      </w:r>
+      <w:r>
+        <w:rPr>
+          <w:rFonts w:hint="eastAsia" w:ascii="Times New Roman" w:hAnsi="Times New Roman" w:eastAsia="FangSong" w:cs="Times New Roman"/>
+        </w:rPr>
+        <w:t>其中</w:t>
+      </w:r>
+      <w:r>
+        <w:rPr>
+          <w:rFonts w:ascii="Times New Roman" w:hAnsi="Times New Roman" w:eastAsia="Times New Roman" w:cs="Times New Roman"/>
+        </w:rPr>
+        <w:t xml:space="preserve"> A </w:t>
+      </w:r>
+      <w:r>
+        <w:rPr>
+          <w:rFonts w:hint="eastAsia" w:ascii="Times New Roman" w:hAnsi="Times New Roman" w:eastAsia="FangSong" w:cs="Times New Roman"/>
+        </w:rPr>
+        <w:t>为吸光度</w:t>
+      </w:r>
+      <w:r>
+        <w:rPr>
+          <w:rFonts w:hint="eastAsia" w:ascii="Times New Roman" w:hAnsi="Times New Roman" w:eastAsia="Times New Roman" w:cs="Times New Roman"/>
+        </w:rPr>
+        <w:t>)</w:t>
+      </w:r>
+      <w:r>
+        <w:rPr>
+          <w:rFonts w:hint="eastAsia" w:ascii="Times New Roman" w:hAnsi="Times New Roman" w:eastAsia="FangSong" w:cs="Times New Roman"/>
+        </w:rPr>
+        <w:t>如下表所示</w:t>
       </w:r>
       <w:r>
         <w:rPr>
@@ -19158,147 +20011,9 @@
       </w:pPr>
       <w:r>
         <w:rPr>
-          <w:rFonts w:hint="eastAsia" w:ascii="Times New Roman" w:hAnsi="Times New Roman" w:eastAsia="FangSong" w:cs="Times New Roman"/>
-        </w:rPr>
-        <w:t xml:space="preserve">在波长</w:t>
-      </w:r>
-      <w:r>
-        <w:rPr>
-          <w:rFonts w:ascii="Times New Roman" w:hAnsi="Times New Roman" w:eastAsia="Times New Roman" w:cs="Times New Roman"/>
-        </w:rPr>
-        <w:t xml:space="preserve"> 513nm </w:t>
-      </w:r>
-      <w:r>
-        <w:rPr>
-          <w:rFonts w:hint="eastAsia" w:ascii="Times New Roman" w:hAnsi="Times New Roman" w:eastAsia="FangSong" w:cs="Times New Roman"/>
-        </w:rPr>
-        <w:t>时</w:t>
-      </w:r>
-      <w:r>
-        <w:rPr>
-          <w:rFonts w:hint="eastAsia" w:ascii="Times New Roman" w:hAnsi="Times New Roman" w:eastAsia="Times New Roman" w:cs="Times New Roman"/>
-        </w:rPr>
-        <w:t>，</w:t>
-      </w:r>
-      <w:r>
-        <w:rPr>
-          <w:rFonts w:hint="eastAsia" w:ascii="Times New Roman" w:hAnsi="Times New Roman" w:eastAsia="FangSong" w:cs="Times New Roman"/>
-        </w:rPr>
-        <w:t>二甲基黄与其共轭酸的吸收有最大的差异</w:t>
-      </w:r>
-      <w:r>
-        <w:rPr>
-          <w:rFonts w:hint="eastAsia" w:ascii="Times New Roman" w:hAnsi="Times New Roman" w:eastAsia="Times New Roman" w:cs="Times New Roman"/>
-        </w:rPr>
-        <w:t>。</w:t>
-      </w:r>
-      <w:r>
-        <w:rPr>
-          <w:rFonts w:hint="eastAsia" w:ascii="Times New Roman" w:hAnsi="Times New Roman" w:eastAsia="FangSong" w:cs="Times New Roman"/>
-        </w:rPr>
-        <w:t>借由波长</w:t>
-      </w:r>
-      <w:r>
-        <w:rPr>
-          <w:rFonts w:ascii="Times New Roman" w:hAnsi="Times New Roman" w:eastAsia="Times New Roman" w:cs="Times New Roman"/>
-        </w:rPr>
-        <w:t xml:space="preserve"> 513nm </w:t>
-      </w:r>
-      <w:r>
-        <w:rPr>
-          <w:rFonts w:hint="eastAsia" w:ascii="Times New Roman" w:hAnsi="Times New Roman" w:eastAsia="FangSong" w:cs="Times New Roman"/>
-        </w:rPr>
-        <w:t>的吸收</w:t>
-      </w:r>
-      <w:r>
-        <w:rPr>
-          <w:rFonts w:hint="eastAsia" w:ascii="Times New Roman" w:hAnsi="Times New Roman" w:eastAsia="Times New Roman" w:cs="Times New Roman"/>
-        </w:rPr>
-        <w:t>，</w:t>
-      </w:r>
-      <w:r>
-        <w:rPr>
-          <w:rFonts w:hint="eastAsia" w:ascii="Times New Roman" w:hAnsi="Times New Roman" w:eastAsia="FangSong" w:cs="Times New Roman"/>
-        </w:rPr>
-        <w:t>可以测量二甲基黄与其共轭酸的比例</w:t>
-      </w:r>
-      <w:r>
-        <w:rPr>
-          <w:rFonts w:hint="eastAsia" w:ascii="Times New Roman" w:hAnsi="Times New Roman" w:eastAsia="Times New Roman" w:cs="Times New Roman"/>
-        </w:rPr>
-        <w:t>。</w:t>
-      </w:r>
-      <w:r>
-        <w:rPr>
-          <w:rFonts w:hint="eastAsia" w:ascii="Times New Roman" w:hAnsi="Times New Roman" w:eastAsia="FangSong" w:cs="Times New Roman"/>
-        </w:rPr>
-        <w:t>在不同的</w:t>
-      </w:r>
-      <w:r>
-        <w:rPr>
-          <w:rFonts w:ascii="Times New Roman" w:hAnsi="Times New Roman" w:eastAsia="Times New Roman" w:cs="Times New Roman"/>
-        </w:rPr>
-        <w:t xml:space="preserve"> pH </w:t>
-      </w:r>
-      <w:r>
-        <w:rPr>
-          <w:rFonts w:hint="eastAsia" w:ascii="Times New Roman" w:hAnsi="Times New Roman" w:eastAsia="FangSong" w:cs="Times New Roman"/>
-        </w:rPr>
-        <w:t>下</w:t>
-      </w:r>
-      <w:r>
-        <w:rPr>
-          <w:rFonts w:hint="eastAsia" w:ascii="Times New Roman" w:hAnsi="Times New Roman" w:eastAsia="Times New Roman" w:cs="Times New Roman"/>
-        </w:rPr>
-        <w:t>，</w:t>
-      </w:r>
-      <w:r>
-        <w:rPr>
-          <w:rFonts w:hint="eastAsia" w:ascii="Times New Roman" w:hAnsi="Times New Roman" w:eastAsia="FangSong" w:cs="Times New Roman"/>
-        </w:rPr>
-        <w:t>测得数据</w:t>
-      </w:r>
-      <w:r>
-        <w:rPr>
-          <w:rFonts w:hint="eastAsia" w:ascii="Times New Roman" w:hAnsi="Times New Roman" w:eastAsia="Times New Roman" w:cs="Times New Roman"/>
-        </w:rPr>
-        <w:t>(</w:t>
-      </w:r>
-      <w:r>
-        <w:rPr>
-          <w:rFonts w:hint="eastAsia" w:ascii="Times New Roman" w:hAnsi="Times New Roman" w:eastAsia="FangSong" w:cs="Times New Roman"/>
-        </w:rPr>
-        <w:t>其中</w:t>
-      </w:r>
-      <w:r>
-        <w:rPr>
-          <w:rFonts w:ascii="Times New Roman" w:hAnsi="Times New Roman" w:eastAsia="Times New Roman" w:cs="Times New Roman"/>
-        </w:rPr>
-        <w:t xml:space="preserve"> A </w:t>
-      </w:r>
-      <w:r>
-        <w:rPr>
-          <w:rFonts w:hint="eastAsia" w:ascii="Times New Roman" w:hAnsi="Times New Roman" w:eastAsia="FangSong" w:cs="Times New Roman"/>
-        </w:rPr>
-        <w:t>为吸光度</w:t>
-      </w:r>
-      <w:r>
-        <w:rPr>
-          <w:rFonts w:hint="eastAsia" w:ascii="Times New Roman" w:hAnsi="Times New Roman" w:eastAsia="Times New Roman" w:cs="Times New Roman"/>
-        </w:rPr>
-        <w:t>)</w:t>
-      </w:r>
-      <w:r>
-        <w:rPr>
-          <w:rFonts w:hint="eastAsia" w:ascii="Times New Roman" w:hAnsi="Times New Roman" w:eastAsia="FangSong" w:cs="Times New Roman"/>
-        </w:rPr>
-        <w:t>如下表所示</w:t>
-      </w:r>
-      <w:r>
-        <w:rPr>
-          <w:rFonts w:hint="eastAsia" w:ascii="Times New Roman" w:hAnsi="Times New Roman" w:eastAsia="Times New Roman" w:cs="Times New Roman"/>
-        </w:rPr>
-        <w:t>。</w:t>
+          <w:rFonts w:ascii="Times New Roman" w:hAnsi="Times New Roman" w:eastAsia="Times New Roman" w:cs="Times New Roman"/>
+        </w:rPr>
+        <w:t xml:space="preserve">pH</w:t>
       </w:r>
     </w:p>
     <w:p>
@@ -19309,7 +20024,7 @@
         <w:rPr>
           <w:rFonts w:ascii="Times New Roman" w:hAnsi="Times New Roman" w:eastAsia="Times New Roman" w:cs="Times New Roman"/>
         </w:rPr>
-        <w:t xml:space="preserve">pH</w:t>
+        <w:t xml:space="preserve">1</w:t>
       </w:r>
     </w:p>
     <w:p>
@@ -19320,7 +20035,7 @@
         <w:rPr>
           <w:rFonts w:ascii="Times New Roman" w:hAnsi="Times New Roman" w:eastAsia="Times New Roman" w:cs="Times New Roman"/>
         </w:rPr>
-        <w:t xml:space="preserve">1</w:t>
+        <w:t xml:space="preserve">3</w:t>
       </w:r>
     </w:p>
     <w:p>
@@ -19331,7 +20046,7 @@
         <w:rPr>
           <w:rFonts w:ascii="Times New Roman" w:hAnsi="Times New Roman" w:eastAsia="Times New Roman" w:cs="Times New Roman"/>
         </w:rPr>
-        <w:t xml:space="preserve">3</w:t>
+        <w:t xml:space="preserve">3.2</w:t>
       </w:r>
     </w:p>
     <w:p>
@@ -19342,7 +20057,7 @@
         <w:rPr>
           <w:rFonts w:ascii="Times New Roman" w:hAnsi="Times New Roman" w:eastAsia="Times New Roman" w:cs="Times New Roman"/>
         </w:rPr>
-        <w:t xml:space="preserve">3.2</w:t>
+        <w:t xml:space="preserve">3.4</w:t>
       </w:r>
     </w:p>
     <w:p>
@@ -19353,7 +20068,7 @@
         <w:rPr>
           <w:rFonts w:ascii="Times New Roman" w:hAnsi="Times New Roman" w:eastAsia="Times New Roman" w:cs="Times New Roman"/>
         </w:rPr>
-        <w:t xml:space="preserve">3.4</w:t>
+        <w:t xml:space="preserve">3.6</w:t>
       </w:r>
     </w:p>
     <w:p>
@@ -19364,7 +20079,7 @@
         <w:rPr>
           <w:rFonts w:ascii="Times New Roman" w:hAnsi="Times New Roman" w:eastAsia="Times New Roman" w:cs="Times New Roman"/>
         </w:rPr>
-        <w:t xml:space="preserve">3.6</w:t>
+        <w:t xml:space="preserve">3.8</w:t>
       </w:r>
     </w:p>
     <w:p>
@@ -19375,7 +20090,7 @@
         <w:rPr>
           <w:rFonts w:ascii="Times New Roman" w:hAnsi="Times New Roman" w:eastAsia="Times New Roman" w:cs="Times New Roman"/>
         </w:rPr>
-        <w:t xml:space="preserve">3.8</w:t>
+        <w:t xml:space="preserve">4</w:t>
       </w:r>
     </w:p>
     <w:p>
@@ -19386,7 +20101,7 @@
         <w:rPr>
           <w:rFonts w:ascii="Times New Roman" w:hAnsi="Times New Roman" w:eastAsia="Times New Roman" w:cs="Times New Roman"/>
         </w:rPr>
-        <w:t xml:space="preserve">4</w:t>
+        <w:t xml:space="preserve">4.2</w:t>
       </w:r>
     </w:p>
     <w:p>
@@ -19397,7 +20112,7 @@
         <w:rPr>
           <w:rFonts w:ascii="Times New Roman" w:hAnsi="Times New Roman" w:eastAsia="Times New Roman" w:cs="Times New Roman"/>
         </w:rPr>
-        <w:t xml:space="preserve">4.2</w:t>
+        <w:t xml:space="preserve">9</w:t>
       </w:r>
     </w:p>
     <w:p>
@@ -19408,7 +20123,7 @@
         <w:rPr>
           <w:rFonts w:ascii="Times New Roman" w:hAnsi="Times New Roman" w:eastAsia="Times New Roman" w:cs="Times New Roman"/>
         </w:rPr>
-        <w:t xml:space="preserve">9</w:t>
+        <w:t xml:space="preserve">A</w:t>
       </w:r>
     </w:p>
     <w:p>
@@ -19419,7 +20134,7 @@
         <w:rPr>
           <w:rFonts w:ascii="Times New Roman" w:hAnsi="Times New Roman" w:eastAsia="Times New Roman" w:cs="Times New Roman"/>
         </w:rPr>
-        <w:t xml:space="preserve">A</w:t>
+        <w:t xml:space="preserve">0.865</w:t>
       </w:r>
     </w:p>
     <w:p>
@@ -19430,7 +20145,7 @@
         <w:rPr>
           <w:rFonts w:ascii="Times New Roman" w:hAnsi="Times New Roman" w:eastAsia="Times New Roman" w:cs="Times New Roman"/>
         </w:rPr>
-        <w:t xml:space="preserve">0.865</w:t>
+        <w:t xml:space="preserve">0.640</w:t>
       </w:r>
     </w:p>
     <w:p>
@@ -19441,7 +20156,7 @@
         <w:rPr>
           <w:rFonts w:ascii="Times New Roman" w:hAnsi="Times New Roman" w:eastAsia="Times New Roman" w:cs="Times New Roman"/>
         </w:rPr>
-        <w:t xml:space="preserve">0.640</w:t>
+        <w:t xml:space="preserve">0.395</w:t>
       </w:r>
     </w:p>
     <w:p>
@@ -19452,7 +20167,7 @@
         <w:rPr>
           <w:rFonts w:ascii="Times New Roman" w:hAnsi="Times New Roman" w:eastAsia="Times New Roman" w:cs="Times New Roman"/>
         </w:rPr>
-        <w:t xml:space="preserve">0.395</w:t>
+        <w:t xml:space="preserve">0.308</w:t>
       </w:r>
     </w:p>
     <w:p>
@@ -19463,7 +20178,7 @@
         <w:rPr>
           <w:rFonts w:ascii="Times New Roman" w:hAnsi="Times New Roman" w:eastAsia="Times New Roman" w:cs="Times New Roman"/>
         </w:rPr>
-        <w:t xml:space="preserve">0.308</w:t>
+        <w:t xml:space="preserve">0.260</w:t>
       </w:r>
     </w:p>
     <w:p>
@@ -19474,7 +20189,7 @@
         <w:rPr>
           <w:rFonts w:ascii="Times New Roman" w:hAnsi="Times New Roman" w:eastAsia="Times New Roman" w:cs="Times New Roman"/>
         </w:rPr>
-        <w:t xml:space="preserve">0.260</w:t>
+        <w:t xml:space="preserve">0.164</w:t>
       </w:r>
     </w:p>
     <w:p>
@@ -19485,7 +20200,7 @@
         <w:rPr>
           <w:rFonts w:ascii="Times New Roman" w:hAnsi="Times New Roman" w:eastAsia="Times New Roman" w:cs="Times New Roman"/>
         </w:rPr>
-        <w:t xml:space="preserve">0.164</w:t>
+        <w:t xml:space="preserve">0.131</w:t>
       </w:r>
     </w:p>
     <w:p>
@@ -19496,7 +20211,7 @@
         <w:rPr>
           <w:rFonts w:ascii="Times New Roman" w:hAnsi="Times New Roman" w:eastAsia="Times New Roman" w:cs="Times New Roman"/>
         </w:rPr>
-        <w:t xml:space="preserve">0.131</w:t>
+        <w:t xml:space="preserve">0.112</w:t>
       </w:r>
     </w:p>
     <w:p>
@@ -19507,23 +20222,13 @@
         <w:rPr>
           <w:rFonts w:ascii="Times New Roman" w:hAnsi="Times New Roman" w:eastAsia="Times New Roman" w:cs="Times New Roman"/>
         </w:rPr>
-        <w:t xml:space="preserve">0.112</w:t>
+        <w:t xml:space="preserve">0.097</w:t>
       </w:r>
     </w:p>
     <w:p>
       <w:pPr>
         <w:pStyle w:val="BodyText"/>
-      </w:pPr>
-      <w:r>
-        <w:rPr>
-          <w:rFonts w:ascii="Times New Roman" w:hAnsi="Times New Roman" w:eastAsia="Times New Roman" w:cs="Times New Roman"/>
-        </w:rPr>
-        <w:t xml:space="preserve">0.097</w:t>
-      </w:r>
-    </w:p>
-    <w:p>
-      <w:pPr>
-        <w:pStyle w:val="BodyText"/>
+        <w:ind w:firstLine="420"/>
       </w:pPr>
       <w:r>
         <w:rPr>
@@ -19567,6 +20272,7 @@
     <w:p>
       <w:pPr>
         <w:pStyle w:val="BodyText"/>
+        <w:ind w:firstLine="420"/>
       </w:pPr>
       <w:r>
         <w:rPr>
@@ -19586,6 +20292,7 @@
     <w:p>
       <w:pPr>
         <w:pStyle w:val="BodyText"/>
+        <w:ind w:firstLine="420"/>
       </w:pPr>
       <m:oMath>
         <m:oMathPr>
@@ -19836,8 +20543,8 @@
         </w:pict>
       </w:r>
     </w:p>
-    <w:bookmarkEnd w:id="62"/>
-    <w:bookmarkStart w:id="63" w:name="第20题"/>
+    <w:bookmarkEnd w:id="61"/>
+    <w:bookmarkStart w:id="62" w:name="第20题"/>
     <w:p>
       <w:pPr>
         <w:pStyle w:val="Heading3"/>
@@ -19865,6 +20572,7 @@
     <w:p>
       <w:pPr>
         <w:pStyle w:val="BlockText"/>
+        <w:ind w:firstLine="420"/>
       </w:pPr>
       <w:r>
         <w:rPr>
@@ -19888,6 +20596,7 @@
     <w:p>
       <w:pPr>
         <w:pStyle w:val="FirstParagraph"/>
+        <w:ind w:firstLine="420"/>
       </w:pPr>
       <w:r>
         <w:rPr>
@@ -20106,6 +20815,7 @@
     <w:p>
       <w:pPr>
         <w:pStyle w:val="FirstParagraph"/>
+        <w:ind w:firstLine="420"/>
       </w:pPr>
       <w:r>
         <w:rPr>
@@ -20318,8 +21028,8 @@
         </w:pict>
       </w:r>
     </w:p>
-    <w:bookmarkEnd w:id="63"/>
-    <w:bookmarkStart w:id="64" w:name="第21题"/>
+    <w:bookmarkEnd w:id="62"/>
+    <w:bookmarkStart w:id="63" w:name="第21题"/>
     <w:p>
       <w:pPr>
         <w:pStyle w:val="Heading3"/>
@@ -20347,6 +21057,7 @@
     <w:p>
       <w:pPr>
         <w:pStyle w:val="BlockText"/>
+        <w:ind w:firstLine="420"/>
       </w:pPr>
       <w:r>
         <w:rPr>
@@ -20370,6 +21081,7 @@
     <w:p>
       <w:pPr>
         <w:pStyle w:val="FirstParagraph"/>
+        <w:ind w:firstLine="420"/>
       </w:pPr>
       <w:r>
         <w:rPr>
@@ -20530,8 +21242,9 @@
         <w:pStyle w:val="Compact"/>
         <w:numPr>
           <w:ilvl w:val="0"/>
-          <w:numId w:val="1017"/>
+          <w:numId w:val="1019"/>
         </w:numPr>
+        <w:ind w:firstLine="420"/>
       </w:pPr>
       <w:r>
         <w:rPr>
@@ -20551,8 +21264,9 @@
         <w:pStyle w:val="Compact"/>
         <w:numPr>
           <w:ilvl w:val="0"/>
-          <w:numId w:val="1017"/>
+          <w:numId w:val="1019"/>
         </w:numPr>
+        <w:ind w:firstLine="420"/>
       </w:pPr>
       <w:r>
         <w:rPr>
@@ -20606,6 +21320,7 @@
     <w:p>
       <w:pPr>
         <w:pStyle w:val="FirstParagraph"/>
+        <w:ind w:firstLine="420"/>
       </w:pPr>
       <w:r>
         <w:rPr>
@@ -20857,6 +21572,7 @@
     <w:p>
       <w:pPr>
         <w:pStyle w:val="BodyText"/>
+        <w:ind w:firstLine="420"/>
       </w:pPr>
       <w:r>
         <w:rPr>
@@ -20893,8 +21609,8 @@
         </w:pict>
       </w:r>
     </w:p>
-    <w:bookmarkEnd w:id="64"/>
-    <w:bookmarkStart w:id="68" w:name="第22题"/>
+    <w:bookmarkEnd w:id="63"/>
+    <w:bookmarkStart w:id="67" w:name="第22题"/>
     <w:p>
       <w:pPr>
         <w:pStyle w:val="Heading3"/>
@@ -20922,6 +21638,7 @@
     <w:p>
       <w:pPr>
         <w:pStyle w:val="BlockText"/>
+        <w:ind w:firstLine="420"/>
       </w:pPr>
       <w:r>
         <w:rPr>
@@ -20959,8 +21676,9 @@
         <w:pStyle w:val="Compact"/>
         <w:numPr>
           <w:ilvl w:val="0"/>
-          <w:numId w:val="1018"/>
+          <w:numId w:val="1020"/>
         </w:numPr>
+        <w:ind w:firstLine="420"/>
       </w:pPr>
       <w:r>
         <w:rPr>
@@ -21277,6 +21995,7 @@
     <w:p>
       <w:pPr>
         <w:pStyle w:val="FirstParagraph"/>
+        <w:ind w:firstLine="420"/>
       </w:pPr>
       <w:r>
         <w:rPr>
@@ -21306,6 +22025,7 @@
     <w:p>
       <w:pPr>
         <w:pStyle w:val="BodyText"/>
+        <w:ind w:firstLine="420"/>
       </w:pPr>
       <w:r>
         <w:rPr>
@@ -21323,6 +22043,7 @@
     <w:p>
       <w:pPr>
         <w:pStyle w:val="BodyText"/>
+        <w:ind w:firstLine="420"/>
       </w:pPr>
       <w:r>
         <w:rPr>
@@ -21340,6 +22061,7 @@
     <w:p>
       <w:pPr>
         <w:pStyle w:val="BodyText"/>
+        <w:ind w:firstLine="420"/>
       </w:pPr>
       <w:r>
         <w:rPr>
@@ -21426,18 +22148,18 @@
           <wp:inline>
             <wp:extent cx="3327400" cy="1943100"/>
             <wp:effectExtent b="0" l="0" r="0" t="0"/>
-            <wp:docPr descr="" title="" id="66" name="Picture"/>
+            <wp:docPr descr="" title="" id="65" name="Picture"/>
             <a:graphic>
               <a:graphicData uri="http://schemas.openxmlformats.org/drawingml/2006/picture">
                 <pic:pic>
                   <pic:nvPicPr>
-                    <pic:cNvPr descr="f73bbc384b0e162ad43030499cbac820e669b321da8b50f4d86cc53a92134d75.jpg" id="67" name="Picture"/>
+                    <pic:cNvPr descr="f73bbc384b0e162ad43030499cbac820e669b321da8b50f4d86cc53a92134d75.jpg" id="66" name="Picture"/>
                     <pic:cNvPicPr>
                       <a:picLocks noChangeArrowheads="1" noChangeAspect="1"/>
                     </pic:cNvPicPr>
                   </pic:nvPicPr>
                   <pic:blipFill>
-                    <a:blip r:embed="rId65"/>
+                    <a:blip r:embed="rId64"/>
                     <a:stretch>
                       <a:fillRect/>
                     </a:stretch>
@@ -21467,6 +22189,7 @@
     <w:p>
       <w:pPr>
         <w:pStyle w:val="BodyText"/>
+        <w:ind w:firstLine="420"/>
       </w:pPr>
       <w:r>
         <w:rPr>
@@ -21497,6 +22220,7 @@
     <w:p>
       <w:pPr>
         <w:pStyle w:val="BodyText"/>
+        <w:ind w:firstLine="420"/>
       </w:pPr>
       <w:r>
         <w:rPr>
@@ -21994,8 +22718,8 @@
         </w:pict>
       </w:r>
     </w:p>
-    <w:bookmarkEnd w:id="68"/>
-    <w:bookmarkStart w:id="69" w:name="第23题"/>
+    <w:bookmarkEnd w:id="67"/>
+    <w:bookmarkStart w:id="68" w:name="第23题"/>
     <w:p>
       <w:pPr>
         <w:pStyle w:val="Heading3"/>
@@ -22023,6 +22747,7 @@
     <w:p>
       <w:pPr>
         <w:pStyle w:val="BlockText"/>
+        <w:ind w:firstLine="420"/>
       </w:pPr>
       <w:r>
         <w:rPr>
@@ -22046,6 +22771,7 @@
     <w:p>
       <w:pPr>
         <w:pStyle w:val="FirstParagraph"/>
+        <w:ind w:firstLine="420"/>
       </w:pPr>
       <w:r>
         <w:rPr>
@@ -22062,14 +22788,12 @@
     </w:p>
     <w:p>
       <w:pPr>
-        <w:pStyle w:val="BodyText"/>
-      </w:pPr>
-      <w:r>
-        <w:rPr>
-          <w:rFonts w:ascii="Times New Roman" w:hAnsi="Times New Roman" w:eastAsia="Times New Roman" w:cs="Times New Roman"/>
-        </w:rPr>
-        <w:t xml:space="preserve">2-1 </w:t>
-      </w:r>
+        <w:numPr>
+          <w:ilvl w:val="0"/>
+          <w:numId w:val="1021"/>
+        </w:numPr>
+        <w:ind w:firstLine="420"/>
+      </w:pPr>
       <w:r>
         <w:rPr>
           <w:rFonts w:hint="eastAsia" w:ascii="Times New Roman" w:hAnsi="Times New Roman" w:eastAsia="FangSong" w:cs="Times New Roman"/>
@@ -22220,14 +22944,12 @@
     </w:p>
     <w:p>
       <w:pPr>
-        <w:pStyle w:val="BodyText"/>
-      </w:pPr>
-      <w:r>
-        <w:rPr>
-          <w:rFonts w:ascii="Times New Roman" w:hAnsi="Times New Roman" w:eastAsia="Times New Roman" w:cs="Times New Roman"/>
-        </w:rPr>
-        <w:t xml:space="preserve">2-2 </w:t>
-      </w:r>
+        <w:numPr>
+          <w:ilvl w:val="0"/>
+          <w:numId w:val="1021"/>
+        </w:numPr>
+        <w:ind w:firstLine="420"/>
+      </w:pPr>
       <w:r>
         <w:rPr>
           <w:rFonts w:hint="eastAsia" w:ascii="Times New Roman" w:hAnsi="Times New Roman" w:eastAsia="FangSong" w:cs="Times New Roman"/>
@@ -22451,14 +23173,12 @@
     </w:p>
     <w:p>
       <w:pPr>
-        <w:pStyle w:val="BodyText"/>
-      </w:pPr>
-      <w:r>
-        <w:rPr>
-          <w:rFonts w:ascii="Times New Roman" w:hAnsi="Times New Roman" w:eastAsia="Times New Roman" w:cs="Times New Roman"/>
-        </w:rPr>
-        <w:t xml:space="preserve">2-3 </w:t>
-      </w:r>
+        <w:numPr>
+          <w:ilvl w:val="0"/>
+          <w:numId w:val="1021"/>
+        </w:numPr>
+        <w:ind w:firstLine="420"/>
+      </w:pPr>
       <w:r>
         <w:rPr>
           <w:rFonts w:hint="eastAsia" w:ascii="Times New Roman" w:hAnsi="Times New Roman" w:eastAsia="FangSong" w:cs="Times New Roman"/>
@@ -22744,8 +23464,9 @@
       <w:pPr>
         <w:numPr>
           <w:ilvl w:val="0"/>
-          <w:numId w:val="1019"/>
+          <w:numId w:val="1021"/>
         </w:numPr>
+        <w:ind w:firstLine="420"/>
       </w:pPr>
       <w:r>
         <w:rPr>
@@ -22806,8 +23527,9 @@
       <w:pPr>
         <w:numPr>
           <w:ilvl w:val="0"/>
-          <w:numId w:val="1019"/>
+          <w:numId w:val="1021"/>
         </w:numPr>
+        <w:ind w:firstLine="420"/>
       </w:pPr>
       <w:r>
         <w:rPr>
@@ -22838,8 +23560,9 @@
       <w:pPr>
         <w:numPr>
           <w:ilvl w:val="0"/>
-          <w:numId w:val="1019"/>
+          <w:numId w:val="1021"/>
         </w:numPr>
+        <w:ind w:firstLine="420"/>
       </w:pPr>
       <w:r>
         <w:rPr>
@@ -22857,6 +23580,7 @@
     <w:p>
       <w:pPr>
         <w:pStyle w:val="FirstParagraph"/>
+        <w:ind w:firstLine="420"/>
       </w:pPr>
       <w:r>
         <w:rPr>
@@ -22875,20 +23599,12 @@
     </w:p>
     <w:p>
       <w:pPr>
-        <w:pStyle w:val="BodyText"/>
-      </w:pPr>
-      <w:r>
-        <w:rPr>
-          <w:rFonts w:ascii="Times New Roman" w:hAnsi="Times New Roman" w:eastAsia="Times New Roman" w:cs="Times New Roman"/>
-        </w:rPr>
-        <w:t xml:space="preserve">2-1</w:t>
-      </w:r>
-      <w:r>
-        <w:rPr>
-          <w:rFonts w:ascii="Times New Roman" w:hAnsi="Times New Roman" w:eastAsia="Times New Roman" w:cs="Times New Roman"/>
-        </w:rPr>
-        <w:t xml:space="preserve"> </w:t>
-      </w:r>
+        <w:numPr>
+          <w:ilvl w:val="0"/>
+          <w:numId w:val="1022"/>
+        </w:numPr>
+        <w:ind w:firstLine="420"/>
+      </w:pPr>
       <m:oMath>
         <m:sSub>
           <m:e>
@@ -23105,20 +23821,11 @@
     </w:p>
     <w:p>
       <w:pPr>
-        <w:pStyle w:val="BodyText"/>
-      </w:pPr>
-      <w:r>
-        <w:rPr>
-          <w:rFonts w:ascii="Times New Roman" w:hAnsi="Times New Roman" w:eastAsia="Times New Roman" w:cs="Times New Roman"/>
-        </w:rPr>
-        <w:t xml:space="preserve">2-2</w:t>
-      </w:r>
-      <w:r>
-        <w:rPr>
-          <w:rFonts w:ascii="Times New Roman" w:hAnsi="Times New Roman" w:eastAsia="Times New Roman" w:cs="Times New Roman"/>
-        </w:rPr>
-        <w:t xml:space="preserve"> </w:t>
-      </w:r>
+        <w:numPr>
+          <w:ilvl w:val="0"/>
+          <w:numId w:val="1022"/>
+        </w:numPr>
+      </w:pPr>
       <m:oMath>
         <m:oMathPr>
           <m:ctrlPr>
@@ -23225,16 +23932,36 @@
           <m:t>↑</m:t>
         </m:r>
       </m:oMath>
+      <w:r>
+        <w:rPr>
+          <w:rFonts w:ascii="Times New Roman" w:hAnsi="Times New Roman" w:eastAsia="Times New Roman" w:cs="Times New Roman"/>
+        </w:rPr>
+        <w:t xml:space="preserve">​</w:t>
+      </w:r>
     </w:p>
     <w:p>
       <w:pPr>
-        <w:pStyle w:val="BodyText"/>
-      </w:pPr>
-      <w:r>
-        <w:rPr>
-          <w:rFonts w:ascii="Times New Roman" w:hAnsi="Times New Roman" w:eastAsia="Times New Roman" w:cs="Times New Roman"/>
-        </w:rPr>
-        <w:t xml:space="preserve">2-3 (1) A </w:t>
+        <w:pStyle w:val="Compact"/>
+        <w:numPr>
+          <w:ilvl w:val="0"/>
+          <w:numId w:val="1022"/>
+        </w:numPr>
+      </w:pPr>
+    </w:p>
+    <w:p>
+      <w:pPr>
+        <w:pStyle w:val="Compact"/>
+        <w:numPr>
+          <w:ilvl w:val="1"/>
+          <w:numId w:val="1023"/>
+        </w:numPr>
+        <w:ind w:firstLine="420"/>
+      </w:pPr>
+      <w:r>
+        <w:rPr>
+          <w:rFonts w:ascii="Times New Roman" w:hAnsi="Times New Roman" w:eastAsia="Times New Roman" w:cs="Times New Roman"/>
+        </w:rPr>
+        <w:t xml:space="preserve">A </w:t>
       </w:r>
       <w:r>
         <w:rPr>
@@ -23405,7 +24132,7 @@
       <w:pPr>
         <w:numPr>
           <w:ilvl w:val="0"/>
-          <w:numId w:val="1020"/>
+          <w:numId w:val="1022"/>
         </w:numPr>
       </w:pPr>
       <m:oMath>
@@ -23540,7 +24267,7 @@
       <w:pPr>
         <w:numPr>
           <w:ilvl w:val="0"/>
-          <w:numId w:val="1020"/>
+          <w:numId w:val="1022"/>
         </w:numPr>
       </w:pPr>
       <m:oMath>
@@ -23767,14 +24494,12 @@
     </w:p>
     <w:p>
       <w:pPr>
-        <w:pStyle w:val="FirstParagraph"/>
-      </w:pPr>
-      <w:r>
-        <w:rPr>
-          <w:rFonts w:ascii="Times New Roman" w:hAnsi="Times New Roman" w:eastAsia="Times New Roman" w:cs="Times New Roman"/>
-        </w:rPr>
-        <w:t xml:space="preserve">2-1 </w:t>
-      </w:r>
+        <w:numPr>
+          <w:ilvl w:val="0"/>
+          <w:numId w:val="1022"/>
+        </w:numPr>
+        <w:ind w:firstLine="420"/>
+      </w:pPr>
       <w:r>
         <w:rPr>
           <w:rFonts w:hint="eastAsia" w:ascii="Times New Roman" w:hAnsi="Times New Roman" w:eastAsia="FangSong" w:cs="Times New Roman"/>
@@ -24108,14 +24833,12 @@
     </w:p>
     <w:p>
       <w:pPr>
-        <w:pStyle w:val="BodyText"/>
-      </w:pPr>
-      <w:r>
-        <w:rPr>
-          <w:rFonts w:ascii="Times New Roman" w:hAnsi="Times New Roman" w:eastAsia="Times New Roman" w:cs="Times New Roman"/>
-        </w:rPr>
-        <w:t xml:space="preserve">2-2 </w:t>
-      </w:r>
+        <w:numPr>
+          <w:ilvl w:val="0"/>
+          <w:numId w:val="1022"/>
+        </w:numPr>
+        <w:ind w:firstLine="420"/>
+      </w:pPr>
       <w:r>
         <w:rPr>
           <w:rFonts w:hint="eastAsia" w:ascii="Times New Roman" w:hAnsi="Times New Roman" w:eastAsia="FangSong" w:cs="Times New Roman"/>
@@ -24454,7 +25177,8 @@
     </w:p>
     <w:p>
       <w:pPr>
-        <w:pStyle w:val="BodyText"/>
+        <w:pStyle w:val="FirstParagraph"/>
+        <w:ind w:firstLine="420"/>
       </w:pPr>
       <w:r>
         <w:rPr>
@@ -25067,6 +25791,7 @@
     <w:p>
       <w:pPr>
         <w:pStyle w:val="FirstParagraph"/>
+        <w:ind w:firstLine="420"/>
       </w:pPr>
       <w:r>
         <w:rPr>
@@ -25184,6 +25909,7 @@
     <w:p>
       <w:pPr>
         <w:pStyle w:val="BodyText"/>
+        <w:ind w:firstLine="420"/>
       </w:pPr>
       <w:r>
         <w:rPr>
@@ -25338,7 +26064,7 @@
       <w:pPr>
         <w:numPr>
           <w:ilvl w:val="0"/>
-          <w:numId w:val="1021"/>
+          <w:numId w:val="1024"/>
         </w:numPr>
       </w:pPr>
       <m:oMath>
@@ -25473,7 +26199,7 @@
       <w:pPr>
         <w:numPr>
           <w:ilvl w:val="0"/>
-          <w:numId w:val="1021"/>
+          <w:numId w:val="1024"/>
         </w:numPr>
       </w:pPr>
       <m:oMath>
@@ -25708,8 +26434,8 @@
         </w:pict>
       </w:r>
     </w:p>
-    <w:bookmarkEnd w:id="69"/>
-    <w:bookmarkStart w:id="85" w:name="第24题"/>
+    <w:bookmarkEnd w:id="68"/>
+    <w:bookmarkStart w:id="84" w:name="第24题"/>
     <w:p>
       <w:pPr>
         <w:pStyle w:val="Heading3"/>
@@ -25737,6 +26463,7 @@
     <w:p>
       <w:pPr>
         <w:pStyle w:val="BlockText"/>
+        <w:ind w:firstLine="420"/>
       </w:pPr>
       <w:r>
         <w:rPr>
@@ -25760,6 +26487,7 @@
     <w:p>
       <w:pPr>
         <w:pStyle w:val="FirstParagraph"/>
+        <w:ind w:firstLine="420"/>
       </w:pPr>
       <w:r>
         <w:rPr>
@@ -26160,6 +26888,7 @@
     <w:p>
       <w:pPr>
         <w:pStyle w:val="BodyText"/>
+        <w:ind w:firstLine="420"/>
       </w:pPr>
       <w:r>
         <w:rPr>
@@ -26467,6 +27196,7 @@
       <w:pPr>
         <w:pStyle w:val="FirstParagraph"/>
         <w:spacing w:after="80"/>
+        <w:ind w:firstLine="420"/>
       </w:pPr>
       <w:r>
         <w:rPr>
@@ -26517,6 +27247,15 @@
         <w:tblW w:type="pct" w:w="5000"/>
         <w:tblLayout w:type="fixed"/>
         <w:tblLook w:firstRow="1" w:lastRow="0" w:firstColumn="0" w:lastColumn="0" w:noHBand="0" w:noVBand="0" w:val="0020"/>
+        <w:jc w:val="center"/>
+        <w:tblBorders>
+          <w:top w:val="single" w:sz="12" w:space="0" w:color="333333"/>
+          <w:bottom w:val="single" w:sz="12" w:space="0" w:color="333333"/>
+          <w:left w:val="none"/>
+          <w:right w:val="none"/>
+          <w:insideH w:val="none"/>
+          <w:insideV w:val="none"/>
+        </w:tblBorders>
       </w:tblPr>
       <w:tblGrid>
         <w:gridCol w:w="990"/>
@@ -26533,7 +27272,11 @@
           <w:tblHeader w:val="on"/>
         </w:trPr>
         <w:tc>
-          <w:tcPr/>
+          <w:tcPr>
+            <w:tcBorders>
+              <w:bottom w:val="single" w:sz="6" w:space="0" w:color="333333"/>
+            </w:tcBorders>
+          </w:tcPr>
           <w:p>
             <w:pPr>
               <w:pStyle w:val="Compact"/>
@@ -26549,7 +27292,11 @@
           </w:p>
         </w:tc>
         <w:tc>
-          <w:tcPr/>
+          <w:tcPr>
+            <w:tcBorders>
+              <w:bottom w:val="single" w:sz="6" w:space="0" w:color="333333"/>
+            </w:tcBorders>
+          </w:tcPr>
           <w:p>
             <w:pPr>
               <w:pStyle w:val="Compact"/>
@@ -26565,7 +27312,11 @@
           </w:p>
         </w:tc>
         <w:tc>
-          <w:tcPr/>
+          <w:tcPr>
+            <w:tcBorders>
+              <w:bottom w:val="single" w:sz="6" w:space="0" w:color="333333"/>
+            </w:tcBorders>
+          </w:tcPr>
           <w:p>
             <w:pPr>
               <w:pStyle w:val="Compact"/>
@@ -26581,7 +27332,11 @@
           </w:p>
         </w:tc>
         <w:tc>
-          <w:tcPr/>
+          <w:tcPr>
+            <w:tcBorders>
+              <w:bottom w:val="single" w:sz="6" w:space="0" w:color="333333"/>
+            </w:tcBorders>
+          </w:tcPr>
           <w:p>
             <w:pPr>
               <w:pStyle w:val="Compact"/>
@@ -26597,7 +27352,11 @@
           </w:p>
         </w:tc>
         <w:tc>
-          <w:tcPr/>
+          <w:tcPr>
+            <w:tcBorders>
+              <w:bottom w:val="single" w:sz="6" w:space="0" w:color="333333"/>
+            </w:tcBorders>
+          </w:tcPr>
           <w:p>
             <w:pPr>
               <w:pStyle w:val="Compact"/>
@@ -26627,7 +27386,11 @@
           </w:p>
         </w:tc>
         <w:tc>
-          <w:tcPr/>
+          <w:tcPr>
+            <w:tcBorders>
+              <w:bottom w:val="single" w:sz="6" w:space="0" w:color="333333"/>
+            </w:tcBorders>
+          </w:tcPr>
           <w:p>
             <w:pPr>
               <w:pStyle w:val="Compact"/>
@@ -26643,7 +27406,11 @@
           </w:p>
         </w:tc>
         <w:tc>
-          <w:tcPr/>
+          <w:tcPr>
+            <w:tcBorders>
+              <w:bottom w:val="single" w:sz="6" w:space="0" w:color="333333"/>
+            </w:tcBorders>
+          </w:tcPr>
           <w:p>
             <w:pPr>
               <w:pStyle w:val="Compact"/>
@@ -26659,7 +27426,11 @@
           </w:p>
         </w:tc>
         <w:tc>
-          <w:tcPr/>
+          <w:tcPr>
+            <w:tcBorders>
+              <w:bottom w:val="single" w:sz="6" w:space="0" w:color="333333"/>
+            </w:tcBorders>
+          </w:tcPr>
           <w:p>
             <w:pPr>
               <w:pStyle w:val="Compact"/>
@@ -26818,15 +27589,13 @@
     </w:tbl>
     <w:p>
       <w:pPr>
-        <w:pStyle w:val="BodyText"/>
+        <w:numPr>
+          <w:ilvl w:val="0"/>
+          <w:numId w:val="1025"/>
+        </w:numPr>
         <w:spacing w:before="120"/>
-      </w:pPr>
-      <w:r>
-        <w:rPr>
-          <w:rFonts w:ascii="Times New Roman" w:hAnsi="Times New Roman" w:eastAsia="Times New Roman" w:cs="Times New Roman"/>
-        </w:rPr>
-        <w:t xml:space="preserve">3-1 </w:t>
-      </w:r>
+        <w:ind w:firstLine="420"/>
+      </w:pPr>
       <w:r>
         <w:rPr>
           <w:rFonts w:hint="eastAsia" w:ascii="Times New Roman" w:hAnsi="Times New Roman" w:eastAsia="FangSong" w:cs="Times New Roman"/>
@@ -26854,14 +27623,12 @@
     </w:p>
     <w:p>
       <w:pPr>
-        <w:pStyle w:val="BodyText"/>
-      </w:pPr>
-      <w:r>
-        <w:rPr>
-          <w:rFonts w:ascii="Times New Roman" w:hAnsi="Times New Roman" w:eastAsia="Times New Roman" w:cs="Times New Roman"/>
-        </w:rPr>
-        <w:t xml:space="preserve">3-2 </w:t>
-      </w:r>
+        <w:numPr>
+          <w:ilvl w:val="0"/>
+          <w:numId w:val="1025"/>
+        </w:numPr>
+        <w:ind w:firstLine="420"/>
+      </w:pPr>
       <w:r>
         <w:rPr>
           <w:rFonts w:hint="eastAsia" w:ascii="Times New Roman" w:hAnsi="Times New Roman" w:eastAsia="FangSong" w:cs="Times New Roman"/>
@@ -26915,14 +27682,12 @@
     </w:p>
     <w:p>
       <w:pPr>
-        <w:pStyle w:val="BodyText"/>
-      </w:pPr>
-      <w:r>
-        <w:rPr>
-          <w:rFonts w:ascii="Times New Roman" w:hAnsi="Times New Roman" w:eastAsia="Times New Roman" w:cs="Times New Roman"/>
-        </w:rPr>
-        <w:t xml:space="preserve">3-3 </w:t>
-      </w:r>
+        <w:numPr>
+          <w:ilvl w:val="0"/>
+          <w:numId w:val="1025"/>
+        </w:numPr>
+        <w:ind w:firstLine="420"/>
+      </w:pPr>
       <w:r>
         <w:rPr>
           <w:rFonts w:hint="eastAsia" w:ascii="Times New Roman" w:hAnsi="Times New Roman" w:eastAsia="FangSong" w:cs="Times New Roman"/>
@@ -26974,7 +27739,8 @@
     </w:p>
     <w:p>
       <w:pPr>
-        <w:pStyle w:val="BodyText"/>
+        <w:pStyle w:val="FirstParagraph"/>
+        <w:ind w:firstLine="420"/>
       </w:pPr>
       <w:r>
         <w:rPr>
@@ -26993,14 +27759,11 @@
     </w:p>
     <w:p>
       <w:pPr>
-        <w:pStyle w:val="BodyText"/>
-      </w:pPr>
-      <w:r>
-        <w:rPr>
-          <w:rFonts w:ascii="Times New Roman" w:hAnsi="Times New Roman" w:eastAsia="Times New Roman" w:cs="Times New Roman"/>
-        </w:rPr>
-        <w:t xml:space="preserve">3-1 </w:t>
-      </w:r>
+        <w:numPr>
+          <w:ilvl w:val="0"/>
+          <w:numId w:val="1026"/>
+        </w:numPr>
+      </w:pPr>
       <w:r>
         <w:rPr>
           <w:rFonts w:hint="eastAsia" w:ascii="Times New Roman" w:hAnsi="Times New Roman" w:eastAsia="Times New Roman" w:cs="Times New Roman"/>
@@ -27236,20 +27999,11 @@
     </w:p>
     <w:p>
       <w:pPr>
-        <w:pStyle w:val="BodyText"/>
-      </w:pPr>
-      <w:r>
-        <w:rPr>
-          <w:rFonts w:ascii="Times New Roman" w:hAnsi="Times New Roman" w:eastAsia="Times New Roman" w:cs="Times New Roman"/>
-        </w:rPr>
-        <w:t xml:space="preserve">3-2</w:t>
-      </w:r>
-      <w:r>
-        <w:rPr>
-          <w:rFonts w:ascii="Times New Roman" w:hAnsi="Times New Roman" w:eastAsia="Times New Roman" w:cs="Times New Roman"/>
-        </w:rPr>
-        <w:t xml:space="preserve"> </w:t>
-      </w:r>
+        <w:numPr>
+          <w:ilvl w:val="0"/>
+          <w:numId w:val="1026"/>
+        </w:numPr>
+      </w:pPr>
       <m:oMath>
         <m:oMathPr>
           <m:ctrlPr>
@@ -27401,17 +28155,21 @@
           </m:sub>
         </m:sSub>
       </m:oMath>
+      <w:r>
+        <w:rPr>
+          <w:rFonts w:ascii="Times New Roman" w:hAnsi="Times New Roman" w:eastAsia="Times New Roman" w:cs="Times New Roman"/>
+        </w:rPr>
+        <w:t xml:space="preserve">​</w:t>
+      </w:r>
     </w:p>
     <w:p>
       <w:pPr>
-        <w:pStyle w:val="BodyText"/>
-      </w:pPr>
-      <w:r>
-        <w:rPr>
-          <w:rFonts w:ascii="Times New Roman" w:hAnsi="Times New Roman" w:eastAsia="Times New Roman" w:cs="Times New Roman"/>
-        </w:rPr>
-        <w:t xml:space="preserve">3-3 </w:t>
-      </w:r>
+        <w:numPr>
+          <w:ilvl w:val="0"/>
+          <w:numId w:val="1026"/>
+        </w:numPr>
+        <w:ind w:firstLine="420"/>
+      </w:pPr>
       <w:r>
         <w:rPr>
           <w:rFonts w:hint="eastAsia" w:ascii="Times New Roman" w:hAnsi="Times New Roman" w:eastAsia="Times New Roman" w:cs="Times New Roman"/>
@@ -27607,7 +28365,7 @@
     </w:p>
     <w:p>
       <w:pPr>
-        <w:pStyle w:val="BodyText"/>
+        <w:pStyle w:val="FirstParagraph"/>
       </w:pPr>
       <w:r>
         <w:rPr>
@@ -27630,18 +28388,18 @@
           <wp:inline>
             <wp:extent cx="3240000" cy="3048000"/>
             <wp:effectExtent b="0" l="0" r="0" t="0"/>
-            <wp:docPr descr="" title="" id="71" name="Picture"/>
+            <wp:docPr descr="" title="" id="70" name="Picture"/>
             <a:graphic>
               <a:graphicData uri="http://schemas.openxmlformats.org/drawingml/2006/picture">
                 <pic:pic>
                   <pic:nvPicPr>
-                    <pic:cNvPr descr="ee1f76022f79bce73db9383316e429d72699a598be2150d256336bd727f9980e.jpg" id="72" name="Picture"/>
+                    <pic:cNvPr descr="ee1f76022f79bce73db9383316e429d72699a598be2150d256336bd727f9980e.jpg" id="71" name="Picture"/>
                     <pic:cNvPicPr>
                       <a:picLocks noChangeArrowheads="1" noChangeAspect="1"/>
                     </pic:cNvPicPr>
                   </pic:nvPicPr>
                   <pic:blipFill>
-                    <a:blip r:embed="rId70"/>
+                    <a:blip r:embed="rId69"/>
                     <a:stretch>
                       <a:fillRect/>
                     </a:stretch>
@@ -27693,18 +28451,18 @@
           <wp:inline>
             <wp:extent cx="3240000" cy="2951743"/>
             <wp:effectExtent b="0" l="0" r="0" t="0"/>
-            <wp:docPr descr="" title="" id="74" name="Picture"/>
+            <wp:docPr descr="" title="" id="73" name="Picture"/>
             <a:graphic>
               <a:graphicData uri="http://schemas.openxmlformats.org/drawingml/2006/picture">
                 <pic:pic>
                   <pic:nvPicPr>
-                    <pic:cNvPr descr="e15a7886bded4d8fd474bdfb56d4e9e3e42218abebdc773005b2b22b1e84099b.jpg" id="75" name="Picture"/>
+                    <pic:cNvPr descr="e15a7886bded4d8fd474bdfb56d4e9e3e42218abebdc773005b2b22b1e84099b.jpg" id="74" name="Picture"/>
                     <pic:cNvPicPr>
                       <a:picLocks noChangeArrowheads="1" noChangeAspect="1"/>
                     </pic:cNvPicPr>
                   </pic:nvPicPr>
                   <pic:blipFill>
-                    <a:blip r:embed="rId73"/>
+                    <a:blip r:embed="rId72"/>
                     <a:stretch>
                       <a:fillRect/>
                     </a:stretch>
@@ -27850,18 +28608,18 @@
           <wp:inline>
             <wp:extent cx="3505200" cy="2413000"/>
             <wp:effectExtent b="0" l="0" r="0" t="0"/>
-            <wp:docPr descr="" title="" id="77" name="Picture"/>
+            <wp:docPr descr="" title="" id="76" name="Picture"/>
             <a:graphic>
               <a:graphicData uri="http://schemas.openxmlformats.org/drawingml/2006/picture">
                 <pic:pic>
                   <pic:nvPicPr>
-                    <pic:cNvPr descr="80ee95163751ae4e6a74f85839e74747b0acadf81d346f052685aad5de54daf3.jpg" id="78" name="Picture"/>
+                    <pic:cNvPr descr="80ee95163751ae4e6a74f85839e74747b0acadf81d346f052685aad5de54daf3.jpg" id="77" name="Picture"/>
                     <pic:cNvPicPr>
                       <a:picLocks noChangeArrowheads="1" noChangeAspect="1"/>
                     </pic:cNvPicPr>
                   </pic:nvPicPr>
                   <pic:blipFill>
-                    <a:blip r:embed="rId76"/>
+                    <a:blip r:embed="rId75"/>
                     <a:stretch>
                       <a:fillRect/>
                     </a:stretch>
@@ -27891,6 +28649,7 @@
     <w:p>
       <w:pPr>
         <w:pStyle w:val="BodyText"/>
+        <w:ind w:firstLine="420"/>
       </w:pPr>
       <w:r>
         <w:rPr>
@@ -28097,6 +28856,7 @@
     <w:p>
       <w:pPr>
         <w:pStyle w:val="BodyText"/>
+        <w:ind w:firstLine="420"/>
       </w:pPr>
       <w:r>
         <w:rPr>
@@ -28114,6 +28874,7 @@
     <w:p>
       <w:pPr>
         <w:pStyle w:val="BodyText"/>
+        <w:ind w:firstLine="420"/>
       </w:pPr>
       <w:r>
         <w:rPr>
@@ -28235,6 +28996,7 @@
     <w:p>
       <w:pPr>
         <w:pStyle w:val="BodyText"/>
+        <w:ind w:firstLine="420"/>
       </w:pPr>
       <w:r>
         <w:rPr>
@@ -28356,6 +29118,7 @@
     <w:p>
       <w:pPr>
         <w:pStyle w:val="BodyText"/>
+        <w:ind w:firstLine="420"/>
       </w:pPr>
       <w:r>
         <w:rPr>
@@ -28403,6 +29166,7 @@
     <w:p>
       <w:pPr>
         <w:pStyle w:val="BodyText"/>
+        <w:ind w:firstLine="420"/>
       </w:pPr>
       <w:r>
         <w:rPr>
@@ -28516,6 +29280,7 @@
     <w:p>
       <w:pPr>
         <w:pStyle w:val="BodyText"/>
+        <w:ind w:firstLine="420"/>
       </w:pPr>
       <w:r>
         <w:rPr>
@@ -28563,6 +29328,7 @@
     <w:p>
       <w:pPr>
         <w:pStyle w:val="BodyText"/>
+        <w:ind w:firstLine="420"/>
       </w:pPr>
       <w:r>
         <w:rPr>
@@ -28684,6 +29450,7 @@
     <w:p>
       <w:pPr>
         <w:pStyle w:val="BodyText"/>
+        <w:ind w:firstLine="420"/>
       </w:pPr>
       <w:r>
         <w:rPr>
@@ -28731,6 +29498,7 @@
     <w:p>
       <w:pPr>
         <w:pStyle w:val="BodyText"/>
+        <w:ind w:firstLine="420"/>
       </w:pPr>
       <w:r>
         <w:rPr>
@@ -28882,6 +29650,7 @@
     <w:p>
       <w:pPr>
         <w:pStyle w:val="BodyText"/>
+        <w:ind w:firstLine="420"/>
       </w:pPr>
       <w:r>
         <w:rPr>
@@ -29047,6 +29816,7 @@
     <w:p>
       <w:pPr>
         <w:pStyle w:val="BodyText"/>
+        <w:ind w:firstLine="420"/>
       </w:pPr>
       <w:r>
         <w:rPr>
@@ -29124,6 +29894,7 @@
     <w:p>
       <w:pPr>
         <w:pStyle w:val="BodyText"/>
+        <w:ind w:firstLine="420"/>
       </w:pPr>
       <m:oMath>
         <m:oMathPr>
@@ -29730,14 +30501,13 @@
     </w:p>
     <w:p>
       <w:pPr>
-        <w:pStyle w:val="BodyText"/>
-      </w:pPr>
-      <w:r>
-        <w:rPr>
-          <w:rFonts w:ascii="Times New Roman" w:hAnsi="Times New Roman" w:eastAsia="Times New Roman" w:cs="Times New Roman"/>
-        </w:rPr>
-        <w:t xml:space="preserve">3-3 </w:t>
-      </w:r>
+        <w:pStyle w:val="Compact"/>
+        <w:numPr>
+          <w:ilvl w:val="0"/>
+          <w:numId w:val="1027"/>
+        </w:numPr>
+        <w:ind w:firstLine="420"/>
+      </w:pPr>
       <w:r>
         <w:rPr>
           <w:rFonts w:hint="eastAsia" w:ascii="Times New Roman" w:hAnsi="Times New Roman" w:eastAsia="FangSong" w:cs="Times New Roman"/>
@@ -29871,7 +30641,7 @@
     </w:p>
     <w:p>
       <w:pPr>
-        <w:pStyle w:val="BodyText"/>
+        <w:pStyle w:val="FirstParagraph"/>
         <w:spacing w:before="160" w:after="80"/>
         <w:jc w:val="center"/>
       </w:pPr>
@@ -29883,18 +30653,18 @@
           <wp:inline>
             <wp:extent cx="3240000" cy="3048000"/>
             <wp:effectExtent b="0" l="0" r="0" t="0"/>
-            <wp:docPr descr="" title="" id="79" name="Picture"/>
+            <wp:docPr descr="" title="" id="78" name="Picture"/>
             <a:graphic>
               <a:graphicData uri="http://schemas.openxmlformats.org/drawingml/2006/picture">
                 <pic:pic>
                   <pic:nvPicPr>
-                    <pic:cNvPr descr="ee1f76022f79bce73db9383316e429d72699a598be2150d256336bd727f9980e.jpg" id="80" name="Picture"/>
+                    <pic:cNvPr descr="ee1f76022f79bce73db9383316e429d72699a598be2150d256336bd727f9980e.jpg" id="79" name="Picture"/>
                     <pic:cNvPicPr>
                       <a:picLocks noChangeArrowheads="1" noChangeAspect="1"/>
                     </pic:cNvPicPr>
                   </pic:nvPicPr>
                   <pic:blipFill>
-                    <a:blip r:embed="rId70"/>
+                    <a:blip r:embed="rId69"/>
                     <a:stretch>
                       <a:fillRect/>
                     </a:stretch>
@@ -29924,6 +30694,7 @@
     <w:p>
       <w:pPr>
         <w:pStyle w:val="BodyText"/>
+        <w:ind w:firstLine="420"/>
       </w:pPr>
       <w:r>
         <w:rPr>
@@ -30050,18 +30821,18 @@
           <wp:inline>
             <wp:extent cx="3240000" cy="2951743"/>
             <wp:effectExtent b="0" l="0" r="0" t="0"/>
-            <wp:docPr descr="" title="" id="81" name="Picture"/>
+            <wp:docPr descr="" title="" id="80" name="Picture"/>
             <a:graphic>
               <a:graphicData uri="http://schemas.openxmlformats.org/drawingml/2006/picture">
                 <pic:pic>
                   <pic:nvPicPr>
-                    <pic:cNvPr descr="e15a7886bded4d8fd474bdfb56d4e9e3e42218abebdc773005b2b22b1e84099b.jpg" id="82" name="Picture"/>
+                    <pic:cNvPr descr="e15a7886bded4d8fd474bdfb56d4e9e3e42218abebdc773005b2b22b1e84099b.jpg" id="81" name="Picture"/>
                     <pic:cNvPicPr>
                       <a:picLocks noChangeArrowheads="1" noChangeAspect="1"/>
                     </pic:cNvPicPr>
                   </pic:nvPicPr>
                   <pic:blipFill>
-                    <a:blip r:embed="rId73"/>
+                    <a:blip r:embed="rId72"/>
                     <a:stretch>
                       <a:fillRect/>
                     </a:stretch>
@@ -30091,6 +30862,7 @@
     <w:p>
       <w:pPr>
         <w:pStyle w:val="BodyText"/>
+        <w:ind w:firstLine="420"/>
       </w:pPr>
       <w:r>
         <w:rPr>
@@ -30605,6 +31377,7 @@
     <w:p>
       <w:pPr>
         <w:pStyle w:val="BodyText"/>
+        <w:ind w:firstLine="420"/>
       </w:pPr>
       <w:r>
         <w:rPr>
@@ -31055,18 +31828,18 @@
           <wp:inline>
             <wp:extent cx="3505200" cy="2413000"/>
             <wp:effectExtent b="0" l="0" r="0" t="0"/>
-            <wp:docPr descr="" title="" id="83" name="Picture"/>
+            <wp:docPr descr="" title="" id="82" name="Picture"/>
             <a:graphic>
               <a:graphicData uri="http://schemas.openxmlformats.org/drawingml/2006/picture">
                 <pic:pic>
                   <pic:nvPicPr>
-                    <pic:cNvPr descr="80ee95163751ae4e6a74f85839e74747b0acadf81d346f052685aad5de54daf3.jpg" id="84" name="Picture"/>
+                    <pic:cNvPr descr="80ee95163751ae4e6a74f85839e74747b0acadf81d346f052685aad5de54daf3.jpg" id="83" name="Picture"/>
                     <pic:cNvPicPr>
                       <a:picLocks noChangeArrowheads="1" noChangeAspect="1"/>
                     </pic:cNvPicPr>
                   </pic:nvPicPr>
                   <pic:blipFill>
-                    <a:blip r:embed="rId76"/>
+                    <a:blip r:embed="rId75"/>
                     <a:stretch>
                       <a:fillRect/>
                     </a:stretch>
@@ -31103,8 +31876,8 @@
         </w:pict>
       </w:r>
     </w:p>
-    <w:bookmarkEnd w:id="85"/>
-    <w:bookmarkStart w:id="92" w:name="第25题"/>
+    <w:bookmarkEnd w:id="84"/>
+    <w:bookmarkStart w:id="91" w:name="第25题"/>
     <w:p>
       <w:pPr>
         <w:pStyle w:val="Heading3"/>
@@ -31132,6 +31905,7 @@
     <w:p>
       <w:pPr>
         <w:pStyle w:val="BlockText"/>
+        <w:ind w:firstLine="420"/>
       </w:pPr>
       <w:r>
         <w:rPr>
@@ -31155,6 +31929,7 @@
     <w:p>
       <w:pPr>
         <w:pStyle w:val="FirstParagraph"/>
+        <w:ind w:firstLine="420"/>
       </w:pPr>
       <w:r>
         <w:rPr>
@@ -31184,6 +31959,7 @@
     <w:p>
       <w:pPr>
         <w:pStyle w:val="BodyText"/>
+        <w:ind w:firstLine="420"/>
       </w:pPr>
       <w:r>
         <w:rPr>
@@ -31261,6 +32037,7 @@
     <w:p>
       <w:pPr>
         <w:pStyle w:val="BodyText"/>
+        <w:ind w:firstLine="420"/>
       </w:pPr>
       <w:r>
         <w:rPr>
@@ -31268,7 +32045,7 @@
           <w:b/>
           <w:bCs/>
         </w:rPr>
-        <w:t xml:space="preserve">8-1</w:t>
+        <w:t xml:space="preserve">(1)</w:t>
       </w:r>
       <w:r>
         <w:rPr>
@@ -31327,18 +32104,18 @@
           <wp:inline>
             <wp:extent cx="1800000" cy="1610526"/>
             <wp:effectExtent b="0" l="0" r="0" t="0"/>
-            <wp:docPr descr="" title="" id="87" name="Picture"/>
+            <wp:docPr descr="" title="" id="86" name="Picture"/>
             <a:graphic>
               <a:graphicData uri="http://schemas.openxmlformats.org/drawingml/2006/picture">
                 <pic:pic>
                   <pic:nvPicPr>
-                    <pic:cNvPr descr="c597b71930454724dd554881f142add5704f2acead4389ed274a0e1036b6a27b.jpg" id="88" name="Picture"/>
+                    <pic:cNvPr descr="c597b71930454724dd554881f142add5704f2acead4389ed274a0e1036b6a27b.jpg" id="87" name="Picture"/>
                     <pic:cNvPicPr>
                       <a:picLocks noChangeArrowheads="1" noChangeAspect="1"/>
                     </pic:cNvPicPr>
                   </pic:nvPicPr>
                   <pic:blipFill>
-                    <a:blip r:embed="rId86"/>
+                    <a:blip r:embed="rId85"/>
                     <a:stretch>
                       <a:fillRect/>
                     </a:stretch>
@@ -31379,18 +32156,18 @@
           <wp:inline>
             <wp:extent cx="1800000" cy="6514285"/>
             <wp:effectExtent b="0" l="0" r="0" t="0"/>
-            <wp:docPr descr="" title="" id="90" name="Picture"/>
+            <wp:docPr descr="" title="" id="89" name="Picture"/>
             <a:graphic>
               <a:graphicData uri="http://schemas.openxmlformats.org/drawingml/2006/picture">
                 <pic:pic>
                   <pic:nvPicPr>
-                    <pic:cNvPr descr="4921402e472f22874818e1254fedde437191370087ccac8090db5dd402641c27.jpg" id="91" name="Picture"/>
+                    <pic:cNvPr descr="4921402e472f22874818e1254fedde437191370087ccac8090db5dd402641c27.jpg" id="90" name="Picture"/>
                     <pic:cNvPicPr>
                       <a:picLocks noChangeArrowheads="1" noChangeAspect="1"/>
                     </pic:cNvPicPr>
                   </pic:nvPicPr>
                   <pic:blipFill>
-                    <a:blip r:embed="rId89"/>
+                    <a:blip r:embed="rId88"/>
                     <a:stretch>
                       <a:fillRect/>
                     </a:stretch>
@@ -31421,6 +32198,7 @@
       <w:pPr>
         <w:pStyle w:val="BodyText"/>
         <w:spacing w:after="80"/>
+        <w:ind w:firstLine="420"/>
       </w:pPr>
       <w:r>
         <w:rPr>
@@ -31465,6 +32243,15 @@
         <w:tblW w:type="pct" w:w="5000"/>
         <w:tblLayout w:type="fixed"/>
         <w:tblLook w:firstRow="1" w:lastRow="0" w:firstColumn="0" w:lastColumn="0" w:noHBand="0" w:noVBand="0" w:val="0020"/>
+        <w:jc w:val="center"/>
+        <w:tblBorders>
+          <w:top w:val="single" w:sz="12" w:space="0" w:color="333333"/>
+          <w:bottom w:val="single" w:sz="12" w:space="0" w:color="333333"/>
+          <w:left w:val="none"/>
+          <w:right w:val="none"/>
+          <w:insideH w:val="none"/>
+          <w:insideV w:val="none"/>
+        </w:tblBorders>
       </w:tblPr>
       <w:tblGrid>
         <w:gridCol w:w="2640"/>
@@ -31476,7 +32263,11 @@
           <w:tblHeader w:val="on"/>
         </w:trPr>
         <w:tc>
-          <w:tcPr/>
+          <w:tcPr>
+            <w:tcBorders>
+              <w:bottom w:val="single" w:sz="6" w:space="0" w:color="333333"/>
+            </w:tcBorders>
+          </w:tcPr>
           <w:p>
             <w:pPr>
               <w:pStyle w:val="Compact"/>
@@ -31492,7 +32283,11 @@
           </w:p>
         </w:tc>
         <w:tc>
-          <w:tcPr/>
+          <w:tcPr>
+            <w:tcBorders>
+              <w:bottom w:val="single" w:sz="6" w:space="0" w:color="333333"/>
+            </w:tcBorders>
+          </w:tcPr>
           <w:p>
             <w:pPr>
               <w:pStyle w:val="Compact"/>
@@ -31563,7 +32358,11 @@
           </w:p>
         </w:tc>
         <w:tc>
-          <w:tcPr/>
+          <w:tcPr>
+            <w:tcBorders>
+              <w:bottom w:val="single" w:sz="6" w:space="0" w:color="333333"/>
+            </w:tcBorders>
+          </w:tcPr>
           <w:p>
             <w:pPr>
               <w:pStyle w:val="Compact"/>
@@ -31923,6 +32722,7 @@
       <w:pPr>
         <w:pStyle w:val="BodyText"/>
         <w:spacing w:before="120"/>
+        <w:ind w:firstLine="420"/>
       </w:pPr>
       <w:r>
         <w:rPr>
@@ -31930,7 +32730,7 @@
           <w:b/>
           <w:bCs/>
         </w:rPr>
-        <w:t xml:space="preserve">8-2</w:t>
+        <w:t xml:space="preserve">(2)</w:t>
       </w:r>
       <w:r>
         <w:rPr>
@@ -32262,6 +33062,15 @@
         <w:tblW w:type="pct" w:w="5000"/>
         <w:tblLayout w:type="fixed"/>
         <w:tblLook w:firstRow="1" w:lastRow="0" w:firstColumn="0" w:lastColumn="0" w:noHBand="0" w:noVBand="0" w:val="0020"/>
+        <w:jc w:val="center"/>
+        <w:tblBorders>
+          <w:top w:val="single" w:sz="12" w:space="0" w:color="333333"/>
+          <w:bottom w:val="single" w:sz="12" w:space="0" w:color="333333"/>
+          <w:left w:val="none"/>
+          <w:right w:val="none"/>
+          <w:insideH w:val="none"/>
+          <w:insideV w:val="none"/>
+        </w:tblBorders>
       </w:tblPr>
       <w:tblGrid>
         <w:gridCol w:w="1320"/>
@@ -32276,7 +33085,11 @@
           <w:tblHeader w:val="on"/>
         </w:trPr>
         <w:tc>
-          <w:tcPr/>
+          <w:tcPr>
+            <w:tcBorders>
+              <w:bottom w:val="single" w:sz="6" w:space="0" w:color="333333"/>
+            </w:tcBorders>
+          </w:tcPr>
           <w:p>
             <w:pPr>
               <w:pStyle w:val="Compact"/>
@@ -32306,7 +33119,11 @@
           </w:p>
         </w:tc>
         <w:tc>
-          <w:tcPr/>
+          <w:tcPr>
+            <w:tcBorders>
+              <w:bottom w:val="single" w:sz="6" w:space="0" w:color="333333"/>
+            </w:tcBorders>
+          </w:tcPr>
           <w:p>
             <w:pPr>
               <w:pStyle w:val="Compact"/>
@@ -32351,7 +33168,11 @@
           </w:p>
         </w:tc>
         <w:tc>
-          <w:tcPr/>
+          <w:tcPr>
+            <w:tcBorders>
+              <w:bottom w:val="single" w:sz="6" w:space="0" w:color="333333"/>
+            </w:tcBorders>
+          </w:tcPr>
           <w:p>
             <w:pPr>
               <w:pStyle w:val="Compact"/>
@@ -32425,7 +33246,11 @@
           </w:p>
         </w:tc>
         <w:tc>
-          <w:tcPr/>
+          <w:tcPr>
+            <w:tcBorders>
+              <w:bottom w:val="single" w:sz="6" w:space="0" w:color="333333"/>
+            </w:tcBorders>
+          </w:tcPr>
           <w:p>
             <w:pPr>
               <w:pStyle w:val="Compact"/>
@@ -32455,7 +33280,11 @@
           </w:p>
         </w:tc>
         <w:tc>
-          <w:tcPr/>
+          <w:tcPr>
+            <w:tcBorders>
+              <w:bottom w:val="single" w:sz="6" w:space="0" w:color="333333"/>
+            </w:tcBorders>
+          </w:tcPr>
           <w:p>
             <w:pPr>
               <w:pStyle w:val="Compact"/>
@@ -32500,7 +33329,11 @@
           </w:p>
         </w:tc>
         <w:tc>
-          <w:tcPr/>
+          <w:tcPr>
+            <w:tcBorders>
+              <w:bottom w:val="single" w:sz="6" w:space="0" w:color="333333"/>
+            </w:tcBorders>
+          </w:tcPr>
           <w:p>
             <w:pPr>
               <w:pStyle w:val="Compact"/>
@@ -32986,9 +33819,10 @@
       <w:pPr>
         <w:numPr>
           <w:ilvl w:val="0"/>
-          <w:numId w:val="1022"/>
+          <w:numId w:val="1028"/>
         </w:numPr>
         <w:spacing w:before="120"/>
+        <w:ind w:firstLine="420"/>
       </w:pPr>
       <w:r>
         <w:rPr>
@@ -33092,8 +33926,9 @@
       <w:pPr>
         <w:numPr>
           <w:ilvl w:val="0"/>
-          <w:numId w:val="1022"/>
+          <w:numId w:val="1028"/>
         </w:numPr>
+        <w:ind w:firstLine="420"/>
       </w:pPr>
       <w:r>
         <w:rPr>
@@ -33238,14 +34073,68 @@
             </m:rPr>
             <m:t>M</m:t>
           </m:r>
-          <m:limUpp>
+          <m:limLow>
             <m:e>
-              <m:r>
-                <m:rPr>
-                  <m:sty m:val="p"/>
-                </m:rPr>
-                <m:t>⇌</m:t>
-              </m:r>
+              <m:limUpp>
+                <m:e>
+                  <m:r>
+                    <m:rPr>
+                      <m:sty m:val="p"/>
+                    </m:rPr>
+                    <m:t>⇌</m:t>
+                  </m:r>
+                </m:e>
+                <m:lim>
+                  <m:sSub>
+                    <m:e>
+                      <m:r>
+                        <m:rPr>
+                          <m:sty m:val="p"/>
+                        </m:rPr>
+                        <m:t>k</m:t>
+                      </m:r>
+                    </m:e>
+                    <m:sub>
+                      <m:r>
+                        <m:rPr>
+                          <m:sty m:val="p"/>
+                        </m:rPr>
+                        <m:t>C</m:t>
+                      </m:r>
+                      <m:r>
+                        <m:rPr>
+                          <m:sty m:val="p"/>
+                        </m:rPr>
+                        <m:t>O</m:t>
+                      </m:r>
+                      <m:r>
+                        <m:rPr>
+                          <m:sty m:val="p"/>
+                        </m:rPr>
+                        <m:t>,</m:t>
+                      </m:r>
+                      <m:r>
+                        <m:rPr>
+                          <m:sty m:val="p"/>
+                        </m:rPr>
+                        <m:t>a</m:t>
+                      </m:r>
+                      <m:r>
+                        <m:rPr>
+                          <m:sty m:val="p"/>
+                        </m:rPr>
+                        <m:t>d</m:t>
+                      </m:r>
+                      <m:r>
+                        <m:rPr>
+                          <m:sty m:val="p"/>
+                        </m:rPr>
+                        <m:t>s</m:t>
+                      </m:r>
+                    </m:sub>
+                  </m:sSub>
+                </m:lim>
+              </m:limUpp>
             </m:e>
             <m:lim>
               <m:sSub>
@@ -33280,13 +34169,13 @@
                     <m:rPr>
                       <m:sty m:val="p"/>
                     </m:rPr>
-                    <m:t>a</m:t>
+                    <m:t>d</m:t>
                   </m:r>
                   <m:r>
                     <m:rPr>
                       <m:sty m:val="p"/>
                     </m:rPr>
-                    <m:t>d</m:t>
+                    <m:t>e</m:t>
                   </m:r>
                   <m:r>
                     <m:rPr>
@@ -33297,73 +34186,7 @@
                 </m:sub>
               </m:sSub>
             </m:lim>
-          </m:limUpp>
-          <m:r>
-            <m:rPr>
-              <m:sty m:val="p"/>
-            </m:rPr>
-            <m:t> </m:t>
-          </m:r>
-          <m:r>
-            <m:rPr>
-              <m:sty m:val="p"/>
-            </m:rPr>
-            <m:t>(</m:t>
-          </m:r>
-          <m:sSub>
-            <m:e>
-              <m:r>
-                <m:rPr>
-                  <m:sty m:val="p"/>
-                </m:rPr>
-                <m:t>k</m:t>
-              </m:r>
-            </m:e>
-            <m:sub>
-              <m:r>
-                <m:rPr>
-                  <m:sty m:val="p"/>
-                </m:rPr>
-                <m:t>C</m:t>
-              </m:r>
-              <m:r>
-                <m:rPr>
-                  <m:sty m:val="p"/>
-                </m:rPr>
-                <m:t>O</m:t>
-              </m:r>
-              <m:r>
-                <m:rPr>
-                  <m:sty m:val="p"/>
-                </m:rPr>
-                <m:t>,</m:t>
-              </m:r>
-              <m:r>
-                <m:rPr>
-                  <m:sty m:val="p"/>
-                </m:rPr>
-                <m:t>d</m:t>
-              </m:r>
-              <m:r>
-                <m:rPr>
-                  <m:sty m:val="p"/>
-                </m:rPr>
-                <m:t>e</m:t>
-              </m:r>
-              <m:r>
-                <m:rPr>
-                  <m:sty m:val="p"/>
-                </m:rPr>
-                <m:t>s</m:t>
-              </m:r>
-            </m:sub>
-          </m:sSub>
-          <m:r>
-            <m:rPr>
-              <m:sty m:val="p"/>
-            </m:rPr>
-            <m:t>)</m:t>
-          </m:r>
+          </m:limLow>
           <m:r>
             <m:rPr>
               <m:sty m:val="p"/>
@@ -33652,6 +34475,7 @@
     <w:p>
       <w:pPr>
         <w:pStyle w:val="FirstParagraph"/>
+        <w:ind w:firstLine="420"/>
       </w:pPr>
       <w:r>
         <w:rPr>
@@ -33829,6 +34653,7 @@
       <w:pPr>
         <w:pStyle w:val="BodyText"/>
         <w:spacing w:after="80"/>
+        <w:ind w:firstLine="420"/>
       </w:pPr>
       <w:r>
         <w:rPr>
@@ -33836,7 +34661,7 @@
           <w:b/>
           <w:bCs/>
         </w:rPr>
-        <w:t xml:space="preserve">8-3</w:t>
+        <w:t xml:space="preserve">(3)</w:t>
       </w:r>
       <w:r>
         <w:rPr>
@@ -33887,6 +34712,15 @@
         <w:tblW w:type="pct" w:w="5000"/>
         <w:tblLayout w:type="fixed"/>
         <w:tblLook w:firstRow="1" w:lastRow="0" w:firstColumn="0" w:lastColumn="0" w:noHBand="0" w:noVBand="0" w:val="0020"/>
+        <w:jc w:val="center"/>
+        <w:tblBorders>
+          <w:top w:val="single" w:sz="12" w:space="0" w:color="333333"/>
+          <w:bottom w:val="single" w:sz="12" w:space="0" w:color="333333"/>
+          <w:left w:val="none"/>
+          <w:right w:val="none"/>
+          <w:insideH w:val="none"/>
+          <w:insideV w:val="none"/>
+        </w:tblBorders>
       </w:tblPr>
       <w:tblGrid>
         <w:gridCol w:w="2640"/>
@@ -33898,7 +34732,11 @@
           <w:tblHeader w:val="on"/>
         </w:trPr>
         <w:tc>
-          <w:tcPr/>
+          <w:tcPr>
+            <w:tcBorders>
+              <w:bottom w:val="single" w:sz="6" w:space="0" w:color="333333"/>
+            </w:tcBorders>
+          </w:tcPr>
           <w:p>
             <w:pPr>
               <w:pStyle w:val="Compact"/>
@@ -33914,7 +34752,11 @@
           </w:p>
         </w:tc>
         <w:tc>
-          <w:tcPr/>
+          <w:tcPr>
+            <w:tcBorders>
+              <w:bottom w:val="single" w:sz="6" w:space="0" w:color="333333"/>
+            </w:tcBorders>
+          </w:tcPr>
           <w:p>
             <w:pPr>
               <w:pStyle w:val="Compact"/>
@@ -33985,7 +34827,11 @@
           </w:p>
         </w:tc>
         <w:tc>
-          <w:tcPr/>
+          <w:tcPr>
+            <w:tcBorders>
+              <w:bottom w:val="single" w:sz="6" w:space="0" w:color="333333"/>
+            </w:tcBorders>
+          </w:tcPr>
           <w:p>
             <w:pPr>
               <w:pStyle w:val="Compact"/>
@@ -34298,6 +35144,7 @@
       <w:pPr>
         <w:pStyle w:val="BodyText"/>
         <w:spacing w:before="120"/>
+        <w:ind w:firstLine="420"/>
       </w:pPr>
       <w:r>
         <w:rPr>
@@ -34481,8 +35328,9 @@
       <w:pPr>
         <w:numPr>
           <w:ilvl w:val="0"/>
-          <w:numId w:val="1023"/>
+          <w:numId w:val="1029"/>
         </w:numPr>
+        <w:ind w:firstLine="420"/>
       </w:pPr>
       <w:r>
         <w:rPr>
@@ -34660,8 +35508,9 @@
       <w:pPr>
         <w:numPr>
           <w:ilvl w:val="0"/>
-          <w:numId w:val="1023"/>
+          <w:numId w:val="1029"/>
         </w:numPr>
+        <w:ind w:firstLine="420"/>
       </w:pPr>
       <w:r>
         <w:rPr>
@@ -34716,8 +35565,9 @@
       <w:pPr>
         <w:numPr>
           <w:ilvl w:val="0"/>
-          <w:numId w:val="1023"/>
+          <w:numId w:val="1029"/>
         </w:numPr>
+        <w:ind w:firstLine="420"/>
       </w:pPr>
       <w:r>
         <w:rPr>
@@ -34759,6 +35609,7 @@
     <w:p>
       <w:pPr>
         <w:pStyle w:val="FirstParagraph"/>
+        <w:ind w:firstLine="420"/>
       </w:pPr>
       <w:r>
         <w:rPr>
@@ -34778,6 +35629,7 @@
     <w:p>
       <w:pPr>
         <w:pStyle w:val="BodyText"/>
+        <w:ind w:firstLine="420"/>
       </w:pPr>
       <w:r>
         <w:rPr>
@@ -34785,7 +35637,7 @@
           <w:b/>
           <w:bCs/>
         </w:rPr>
-        <w:t xml:space="preserve">8-1</w:t>
+        <w:t xml:space="preserve">(1)</w:t>
       </w:r>
       <w:r>
         <w:rPr>
@@ -34809,6 +35661,7 @@
     <w:p>
       <w:pPr>
         <w:pStyle w:val="BodyText"/>
+        <w:ind w:firstLine="420"/>
       </w:pPr>
       <w:r>
         <w:rPr>
@@ -35064,6 +35917,7 @@
     <w:p>
       <w:pPr>
         <w:pStyle w:val="FirstParagraph"/>
+        <w:ind w:firstLine="420"/>
       </w:pPr>
       <w:r>
         <w:rPr>
@@ -35322,6 +36176,7 @@
     <w:p>
       <w:pPr>
         <w:pStyle w:val="FirstParagraph"/>
+        <w:ind w:firstLine="420"/>
       </w:pPr>
       <w:r>
         <w:rPr>
@@ -35535,6 +36390,7 @@
     <w:p>
       <w:pPr>
         <w:pStyle w:val="FirstParagraph"/>
+        <w:ind w:firstLine="420"/>
       </w:pPr>
       <w:r>
         <w:rPr>
@@ -35901,6 +36757,7 @@
     <w:p>
       <w:pPr>
         <w:pStyle w:val="FirstParagraph"/>
+        <w:ind w:firstLine="420"/>
       </w:pPr>
       <w:r>
         <w:rPr>
@@ -35979,6 +36836,7 @@
     <w:p>
       <w:pPr>
         <w:pStyle w:val="BodyText"/>
+        <w:ind w:firstLine="420"/>
       </w:pPr>
       <w:r>
         <w:rPr>
@@ -36126,7 +36984,7 @@
           <w:b/>
           <w:bCs/>
         </w:rPr>
-        <w:t xml:space="preserve">8-2</w:t>
+        <w:t xml:space="preserve">(2)</w:t>
       </w:r>
     </w:p>
     <w:p>
@@ -36134,8 +36992,9 @@
         <w:pStyle w:val="Compact"/>
         <w:numPr>
           <w:ilvl w:val="0"/>
-          <w:numId w:val="1024"/>
+          <w:numId w:val="1030"/>
         </w:numPr>
+        <w:ind w:firstLine="420"/>
       </w:pPr>
       <w:r>
         <w:rPr>
@@ -36251,6 +37110,7 @@
     <w:p>
       <w:pPr>
         <w:pStyle w:val="FirstParagraph"/>
+        <w:ind w:firstLine="420"/>
       </w:pPr>
       <w:r>
         <w:rPr>
@@ -36651,8 +37511,9 @@
         <w:pStyle w:val="Compact"/>
         <w:numPr>
           <w:ilvl w:val="0"/>
-          <w:numId w:val="1025"/>
+          <w:numId w:val="1031"/>
         </w:numPr>
+        <w:ind w:firstLine="420"/>
       </w:pPr>
       <w:r>
         <w:rPr>
@@ -37152,6 +38013,7 @@
     <w:p>
       <w:pPr>
         <w:pStyle w:val="FirstParagraph"/>
+        <w:ind w:firstLine="420"/>
       </w:pPr>
       <w:r>
         <w:rPr>
@@ -37606,6 +38468,7 @@
     <w:p>
       <w:pPr>
         <w:pStyle w:val="FirstParagraph"/>
+        <w:ind w:firstLine="420"/>
       </w:pPr>
       <w:r>
         <w:rPr>
@@ -37900,6 +38763,7 @@
     <w:p>
       <w:pPr>
         <w:pStyle w:val="FirstParagraph"/>
+        <w:ind w:firstLine="420"/>
       </w:pPr>
       <w:r>
         <w:rPr>
@@ -37924,7 +38788,7 @@
           <w:b/>
           <w:bCs/>
         </w:rPr>
-        <w:t xml:space="preserve">8-3</w:t>
+        <w:t xml:space="preserve">(3)</w:t>
       </w:r>
     </w:p>
     <w:p>
@@ -37932,7 +38796,7 @@
         <w:pStyle w:val="Compact"/>
         <w:numPr>
           <w:ilvl w:val="0"/>
-          <w:numId w:val="1026"/>
+          <w:numId w:val="1032"/>
         </w:numPr>
       </w:pPr>
       <w:r>
@@ -39560,6 +40424,7 @@
     <w:p>
       <w:pPr>
         <w:pStyle w:val="FirstParagraph"/>
+        <w:ind w:firstLine="420"/>
       </w:pPr>
       <w:r>
         <w:rPr>
@@ -39719,8 +40584,9 @@
         <w:pStyle w:val="Compact"/>
         <w:numPr>
           <w:ilvl w:val="0"/>
-          <w:numId w:val="1027"/>
+          <w:numId w:val="1033"/>
         </w:numPr>
+        <w:ind w:firstLine="420"/>
       </w:pPr>
       <w:r>
         <w:rPr>
@@ -40133,8 +40999,9 @@
         <w:pStyle w:val="Compact"/>
         <w:numPr>
           <w:ilvl w:val="0"/>
-          <w:numId w:val="1028"/>
+          <w:numId w:val="1034"/>
         </w:numPr>
+        <w:ind w:firstLine="420"/>
       </w:pPr>
       <w:r>
         <w:rPr>
@@ -40278,8 +41145,8 @@
         </w:pict>
       </w:r>
     </w:p>
-    <w:bookmarkEnd w:id="92"/>
-    <w:bookmarkStart w:id="93" w:name="第26题"/>
+    <w:bookmarkEnd w:id="91"/>
+    <w:bookmarkStart w:id="92" w:name="第26题"/>
     <w:p>
       <w:pPr>
         <w:pStyle w:val="Heading3"/>
@@ -40307,6 +41174,7 @@
     <w:p>
       <w:pPr>
         <w:pStyle w:val="BlockText"/>
+        <w:ind w:firstLine="420"/>
       </w:pPr>
       <w:r>
         <w:rPr>
@@ -40330,6 +41198,7 @@
     <w:p>
       <w:pPr>
         <w:pStyle w:val="FirstParagraph"/>
+        <w:ind w:firstLine="420"/>
       </w:pPr>
       <w:r>
         <w:rPr>
@@ -40347,6 +41216,7 @@
     <w:p>
       <w:pPr>
         <w:pStyle w:val="BodyText"/>
+        <w:ind w:firstLine="420"/>
       </w:pPr>
       <w:r>
         <w:rPr>
@@ -40354,7 +41224,7 @@
           <w:b/>
           <w:bCs/>
         </w:rPr>
-        <w:t xml:space="preserve">2-1</w:t>
+        <w:t xml:space="preserve">(1)</w:t>
       </w:r>
       <w:r>
         <w:rPr>
@@ -40390,6 +41260,7 @@
     <w:p>
       <w:pPr>
         <w:pStyle w:val="BodyText"/>
+        <w:ind w:firstLine="420"/>
       </w:pPr>
       <w:r>
         <w:rPr>
@@ -40397,7 +41268,7 @@
           <w:b/>
           <w:bCs/>
         </w:rPr>
-        <w:t xml:space="preserve">2-2</w:t>
+        <w:t xml:space="preserve">(2)</w:t>
       </w:r>
       <w:r>
         <w:rPr>
@@ -40445,6 +41316,7 @@
     <w:p>
       <w:pPr>
         <w:pStyle w:val="BodyText"/>
+        <w:ind w:firstLine="420"/>
       </w:pPr>
       <w:r>
         <w:rPr>
@@ -40452,7 +41324,7 @@
           <w:b/>
           <w:bCs/>
         </w:rPr>
-        <w:t xml:space="preserve">2-3</w:t>
+        <w:t xml:space="preserve">(3)</w:t>
       </w:r>
       <w:r>
         <w:rPr>
@@ -40526,6 +41398,7 @@
     <w:p>
       <w:pPr>
         <w:pStyle w:val="BodyText"/>
+        <w:ind w:firstLine="420"/>
       </w:pPr>
       <w:r>
         <w:rPr>
@@ -40533,7 +41406,7 @@
           <w:b/>
           <w:bCs/>
         </w:rPr>
-        <w:t xml:space="preserve">2-4</w:t>
+        <w:t xml:space="preserve">(4)</w:t>
       </w:r>
       <w:r>
         <w:rPr>
@@ -40605,6 +41478,7 @@
     <w:p>
       <w:pPr>
         <w:pStyle w:val="BodyText"/>
+        <w:ind w:firstLine="420"/>
       </w:pPr>
       <w:r>
         <w:rPr>
@@ -40612,7 +41486,7 @@
           <w:b/>
           <w:bCs/>
         </w:rPr>
-        <w:t xml:space="preserve">2-5</w:t>
+        <w:t xml:space="preserve">(5)</w:t>
       </w:r>
       <w:r>
         <w:rPr>
@@ -40678,6 +41552,7 @@
     <w:p>
       <w:pPr>
         <w:pStyle w:val="BodyText"/>
+        <w:ind w:firstLine="420"/>
       </w:pPr>
       <w:r>
         <w:rPr>
@@ -40685,7 +41560,7 @@
           <w:b/>
           <w:bCs/>
         </w:rPr>
-        <w:t xml:space="preserve">2-6</w:t>
+        <w:t xml:space="preserve">(6)</w:t>
       </w:r>
       <w:r>
         <w:rPr>
@@ -40757,6 +41632,7 @@
     <w:p>
       <w:pPr>
         <w:pStyle w:val="BodyText"/>
+        <w:ind w:firstLine="420"/>
       </w:pPr>
       <w:r>
         <w:rPr>
@@ -40764,7 +41640,7 @@
           <w:b/>
           <w:bCs/>
         </w:rPr>
-        <w:t xml:space="preserve">2-7</w:t>
+        <w:t xml:space="preserve">(7)</w:t>
       </w:r>
       <w:r>
         <w:rPr>
@@ -40892,6 +41768,7 @@
     <w:p>
       <w:pPr>
         <w:pStyle w:val="BodyText"/>
+        <w:ind w:firstLine="420"/>
       </w:pPr>
       <w:r>
         <w:rPr>
@@ -40918,7 +41795,7 @@
           <w:b/>
           <w:bCs/>
         </w:rPr>
-        <w:t xml:space="preserve">2-1</w:t>
+        <w:t xml:space="preserve">(1)</w:t>
       </w:r>
     </w:p>
     <w:p>
@@ -41393,7 +42270,7 @@
           <w:b/>
           <w:bCs/>
         </w:rPr>
-        <w:t xml:space="preserve">2-2</w:t>
+        <w:t xml:space="preserve">(2)</w:t>
       </w:r>
     </w:p>
     <w:p>
@@ -41875,6 +42752,7 @@
     <w:p>
       <w:pPr>
         <w:pStyle w:val="FirstParagraph"/>
+        <w:ind w:firstLine="420"/>
       </w:pPr>
       <w:r>
         <w:rPr>
@@ -41882,7 +42760,7 @@
           <w:b/>
           <w:bCs/>
         </w:rPr>
-        <w:t xml:space="preserve">2-3</w:t>
+        <w:t xml:space="preserve">(3)</w:t>
       </w:r>
       <w:r>
         <w:rPr>
@@ -41956,6 +42834,7 @@
     <w:p>
       <w:pPr>
         <w:pStyle w:val="BodyText"/>
+        <w:ind w:firstLine="420"/>
       </w:pPr>
       <w:r>
         <w:rPr>
@@ -41963,7 +42842,7 @@
           <w:b/>
           <w:bCs/>
         </w:rPr>
-        <w:t xml:space="preserve">2-4</w:t>
+        <w:t xml:space="preserve">(4)</w:t>
       </w:r>
       <w:r>
         <w:rPr>
@@ -42635,6 +43514,7 @@
     <w:p>
       <w:pPr>
         <w:pStyle w:val="FirstParagraph"/>
+        <w:ind w:firstLine="420"/>
       </w:pPr>
       <w:r>
         <w:rPr>
@@ -42642,7 +43522,7 @@
           <w:b/>
           <w:bCs/>
         </w:rPr>
-        <w:t xml:space="preserve">2-5</w:t>
+        <w:t xml:space="preserve">(5)</w:t>
       </w:r>
       <w:r>
         <w:rPr>
@@ -42696,6 +43576,7 @@
     <w:p>
       <w:pPr>
         <w:pStyle w:val="BodyText"/>
+        <w:ind w:firstLine="420"/>
       </w:pPr>
       <w:r>
         <w:rPr>
@@ -42703,7 +43584,7 @@
           <w:b/>
           <w:bCs/>
         </w:rPr>
-        <w:t xml:space="preserve">2-6</w:t>
+        <w:t xml:space="preserve">(6)</w:t>
       </w:r>
       <w:r>
         <w:rPr>
@@ -42771,6 +43652,7 @@
     <w:p>
       <w:pPr>
         <w:pStyle w:val="BodyText"/>
+        <w:ind w:firstLine="420"/>
       </w:pPr>
       <w:r>
         <w:rPr>
@@ -42778,7 +43660,7 @@
           <w:b/>
           <w:bCs/>
         </w:rPr>
-        <w:t xml:space="preserve">2-7</w:t>
+        <w:t xml:space="preserve">(7)</w:t>
       </w:r>
       <w:r>
         <w:rPr>
@@ -42931,9 +43813,9 @@
         </w:pict>
       </w:r>
     </w:p>
+    <w:bookmarkEnd w:id="92"/>
     <w:bookmarkEnd w:id="93"/>
     <w:bookmarkEnd w:id="94"/>
-    <w:bookmarkEnd w:id="95"/>
     <w:sectPr>
       <w:footerReference w:type="default" r:id="rId9"/>
       <w:footnotePr>
@@ -43708,6 +44590,9 @@
     <w:abstractNumId w:val="991"/>
   </w:num>
   <w:num w:numId="1004">
+    <w:abstractNumId w:val="991"/>
+  </w:num>
+  <w:num w:numId="1005">
     <w:abstractNumId w:val="99411"/>
     <w:lvlOverride w:ilvl="0">
       <w:startOverride w:val="1"/>
@@ -43737,41 +44622,11 @@
       <w:startOverride w:val="1"/>
     </w:lvlOverride>
   </w:num>
-  <w:num w:numId="1005">
+  <w:num w:numId="1006">
     <w:abstractNumId w:val="991"/>
   </w:num>
-  <w:num w:numId="1006">
+  <w:num w:numId="1007">
     <w:abstractNumId w:val="99431"/>
-    <w:lvlOverride w:ilvl="0">
-      <w:startOverride w:val="1"/>
-    </w:lvlOverride>
-    <w:lvlOverride w:ilvl="1">
-      <w:startOverride w:val="1"/>
-    </w:lvlOverride>
-    <w:lvlOverride w:ilvl="2">
-      <w:startOverride w:val="1"/>
-    </w:lvlOverride>
-    <w:lvlOverride w:ilvl="3">
-      <w:startOverride w:val="1"/>
-    </w:lvlOverride>
-    <w:lvlOverride w:ilvl="4">
-      <w:startOverride w:val="1"/>
-    </w:lvlOverride>
-    <w:lvlOverride w:ilvl="5">
-      <w:startOverride w:val="1"/>
-    </w:lvlOverride>
-    <w:lvlOverride w:ilvl="6">
-      <w:startOverride w:val="1"/>
-    </w:lvlOverride>
-    <w:lvlOverride w:ilvl="7">
-      <w:startOverride w:val="1"/>
-    </w:lvlOverride>
-    <w:lvlOverride w:ilvl="8">
-      <w:startOverride w:val="1"/>
-    </w:lvlOverride>
-  </w:num>
-  <w:num w:numId="1007">
-    <w:abstractNumId w:val="99411"/>
     <w:lvlOverride w:ilvl="0">
       <w:startOverride w:val="1"/>
     </w:lvlOverride>
@@ -43861,9 +44716,39 @@
     </w:lvlOverride>
   </w:num>
   <w:num w:numId="1010">
+    <w:abstractNumId w:val="99411"/>
+    <w:lvlOverride w:ilvl="0">
+      <w:startOverride w:val="1"/>
+    </w:lvlOverride>
+    <w:lvlOverride w:ilvl="1">
+      <w:startOverride w:val="1"/>
+    </w:lvlOverride>
+    <w:lvlOverride w:ilvl="2">
+      <w:startOverride w:val="1"/>
+    </w:lvlOverride>
+    <w:lvlOverride w:ilvl="3">
+      <w:startOverride w:val="1"/>
+    </w:lvlOverride>
+    <w:lvlOverride w:ilvl="4">
+      <w:startOverride w:val="1"/>
+    </w:lvlOverride>
+    <w:lvlOverride w:ilvl="5">
+      <w:startOverride w:val="1"/>
+    </w:lvlOverride>
+    <w:lvlOverride w:ilvl="6">
+      <w:startOverride w:val="1"/>
+    </w:lvlOverride>
+    <w:lvlOverride w:ilvl="7">
+      <w:startOverride w:val="1"/>
+    </w:lvlOverride>
+    <w:lvlOverride w:ilvl="8">
+      <w:startOverride w:val="1"/>
+    </w:lvlOverride>
+  </w:num>
+  <w:num w:numId="1011">
     <w:abstractNumId w:val="991"/>
   </w:num>
-  <w:num w:numId="1011">
+  <w:num w:numId="1012">
     <w:abstractNumId w:val="99412"/>
     <w:lvlOverride w:ilvl="0">
       <w:startOverride w:val="2"/>
@@ -43891,36 +44776,6 @@
     </w:lvlOverride>
     <w:lvlOverride w:ilvl="8">
       <w:startOverride w:val="2"/>
-    </w:lvlOverride>
-  </w:num>
-  <w:num w:numId="1012">
-    <w:abstractNumId w:val="99411"/>
-    <w:lvlOverride w:ilvl="0">
-      <w:startOverride w:val="1"/>
-    </w:lvlOverride>
-    <w:lvlOverride w:ilvl="1">
-      <w:startOverride w:val="1"/>
-    </w:lvlOverride>
-    <w:lvlOverride w:ilvl="2">
-      <w:startOverride w:val="1"/>
-    </w:lvlOverride>
-    <w:lvlOverride w:ilvl="3">
-      <w:startOverride w:val="1"/>
-    </w:lvlOverride>
-    <w:lvlOverride w:ilvl="4">
-      <w:startOverride w:val="1"/>
-    </w:lvlOverride>
-    <w:lvlOverride w:ilvl="5">
-      <w:startOverride w:val="1"/>
-    </w:lvlOverride>
-    <w:lvlOverride w:ilvl="6">
-      <w:startOverride w:val="1"/>
-    </w:lvlOverride>
-    <w:lvlOverride w:ilvl="7">
-      <w:startOverride w:val="1"/>
-    </w:lvlOverride>
-    <w:lvlOverride w:ilvl="8">
-      <w:startOverride w:val="1"/>
     </w:lvlOverride>
   </w:num>
   <w:num w:numId="1013">
@@ -43954,6 +44809,36 @@
     </w:lvlOverride>
   </w:num>
   <w:num w:numId="1014">
+    <w:abstractNumId w:val="99431"/>
+    <w:lvlOverride w:ilvl="0">
+      <w:startOverride w:val="1"/>
+    </w:lvlOverride>
+    <w:lvlOverride w:ilvl="1">
+      <w:startOverride w:val="1"/>
+    </w:lvlOverride>
+    <w:lvlOverride w:ilvl="2">
+      <w:startOverride w:val="1"/>
+    </w:lvlOverride>
+    <w:lvlOverride w:ilvl="3">
+      <w:startOverride w:val="1"/>
+    </w:lvlOverride>
+    <w:lvlOverride w:ilvl="4">
+      <w:startOverride w:val="1"/>
+    </w:lvlOverride>
+    <w:lvlOverride w:ilvl="5">
+      <w:startOverride w:val="1"/>
+    </w:lvlOverride>
+    <w:lvlOverride w:ilvl="6">
+      <w:startOverride w:val="1"/>
+    </w:lvlOverride>
+    <w:lvlOverride w:ilvl="7">
+      <w:startOverride w:val="1"/>
+    </w:lvlOverride>
+    <w:lvlOverride w:ilvl="8">
+      <w:startOverride w:val="1"/>
+    </w:lvlOverride>
+  </w:num>
+  <w:num w:numId="1015">
     <w:abstractNumId w:val="99411"/>
     <w:lvlOverride w:ilvl="0">
       <w:startOverride w:val="1"/>
@@ -43983,7 +44868,37 @@
       <w:startOverride w:val="1"/>
     </w:lvlOverride>
   </w:num>
-  <w:num w:numId="1015">
+  <w:num w:numId="1016">
+    <w:abstractNumId w:val="99411"/>
+    <w:lvlOverride w:ilvl="0">
+      <w:startOverride w:val="1"/>
+    </w:lvlOverride>
+    <w:lvlOverride w:ilvl="1">
+      <w:startOverride w:val="1"/>
+    </w:lvlOverride>
+    <w:lvlOverride w:ilvl="2">
+      <w:startOverride w:val="1"/>
+    </w:lvlOverride>
+    <w:lvlOverride w:ilvl="3">
+      <w:startOverride w:val="1"/>
+    </w:lvlOverride>
+    <w:lvlOverride w:ilvl="4">
+      <w:startOverride w:val="1"/>
+    </w:lvlOverride>
+    <w:lvlOverride w:ilvl="5">
+      <w:startOverride w:val="1"/>
+    </w:lvlOverride>
+    <w:lvlOverride w:ilvl="6">
+      <w:startOverride w:val="1"/>
+    </w:lvlOverride>
+    <w:lvlOverride w:ilvl="7">
+      <w:startOverride w:val="1"/>
+    </w:lvlOverride>
+    <w:lvlOverride w:ilvl="8">
+      <w:startOverride w:val="1"/>
+    </w:lvlOverride>
+  </w:num>
+  <w:num w:numId="1017">
     <w:abstractNumId w:val="99721"/>
     <w:lvlOverride w:ilvl="0">
       <w:startOverride w:val="1"/>
@@ -44013,7 +44928,7 @@
       <w:startOverride w:val="1"/>
     </w:lvlOverride>
   </w:num>
-  <w:num w:numId="1016">
+  <w:num w:numId="1018">
     <w:abstractNumId w:val="99412"/>
     <w:lvlOverride w:ilvl="0">
       <w:startOverride w:val="2"/>
@@ -44043,7 +44958,7 @@
       <w:startOverride w:val="2"/>
     </w:lvlOverride>
   </w:num>
-  <w:num w:numId="1017">
+  <w:num w:numId="1019">
     <w:abstractNumId w:val="99411"/>
     <w:lvlOverride w:ilvl="0">
       <w:startOverride w:val="1"/>
@@ -44073,7 +44988,7 @@
       <w:startOverride w:val="1"/>
     </w:lvlOverride>
   </w:num>
-  <w:num w:numId="1018">
+  <w:num w:numId="1020">
     <w:abstractNumId w:val="99411"/>
     <w:lvlOverride w:ilvl="0">
       <w:startOverride w:val="1"/>
@@ -44103,7 +45018,7 @@
       <w:startOverride w:val="1"/>
     </w:lvlOverride>
   </w:num>
-  <w:num w:numId="1019">
+  <w:num w:numId="1021">
     <w:abstractNumId w:val="99431"/>
     <w:lvlOverride w:ilvl="0">
       <w:startOverride w:val="1"/>
@@ -44131,66 +45046,6 @@
     </w:lvlOverride>
     <w:lvlOverride w:ilvl="8">
       <w:startOverride w:val="1"/>
-    </w:lvlOverride>
-  </w:num>
-  <w:num w:numId="1020">
-    <w:abstractNumId w:val="99432"/>
-    <w:lvlOverride w:ilvl="0">
-      <w:startOverride w:val="2"/>
-    </w:lvlOverride>
-    <w:lvlOverride w:ilvl="1">
-      <w:startOverride w:val="2"/>
-    </w:lvlOverride>
-    <w:lvlOverride w:ilvl="2">
-      <w:startOverride w:val="2"/>
-    </w:lvlOverride>
-    <w:lvlOverride w:ilvl="3">
-      <w:startOverride w:val="2"/>
-    </w:lvlOverride>
-    <w:lvlOverride w:ilvl="4">
-      <w:startOverride w:val="2"/>
-    </w:lvlOverride>
-    <w:lvlOverride w:ilvl="5">
-      <w:startOverride w:val="2"/>
-    </w:lvlOverride>
-    <w:lvlOverride w:ilvl="6">
-      <w:startOverride w:val="2"/>
-    </w:lvlOverride>
-    <w:lvlOverride w:ilvl="7">
-      <w:startOverride w:val="2"/>
-    </w:lvlOverride>
-    <w:lvlOverride w:ilvl="8">
-      <w:startOverride w:val="2"/>
-    </w:lvlOverride>
-  </w:num>
-  <w:num w:numId="1021">
-    <w:abstractNumId w:val="99432"/>
-    <w:lvlOverride w:ilvl="0">
-      <w:startOverride w:val="2"/>
-    </w:lvlOverride>
-    <w:lvlOverride w:ilvl="1">
-      <w:startOverride w:val="2"/>
-    </w:lvlOverride>
-    <w:lvlOverride w:ilvl="2">
-      <w:startOverride w:val="2"/>
-    </w:lvlOverride>
-    <w:lvlOverride w:ilvl="3">
-      <w:startOverride w:val="2"/>
-    </w:lvlOverride>
-    <w:lvlOverride w:ilvl="4">
-      <w:startOverride w:val="2"/>
-    </w:lvlOverride>
-    <w:lvlOverride w:ilvl="5">
-      <w:startOverride w:val="2"/>
-    </w:lvlOverride>
-    <w:lvlOverride w:ilvl="6">
-      <w:startOverride w:val="2"/>
-    </w:lvlOverride>
-    <w:lvlOverride w:ilvl="7">
-      <w:startOverride w:val="2"/>
-    </w:lvlOverride>
-    <w:lvlOverride w:ilvl="8">
-      <w:startOverride w:val="2"/>
     </w:lvlOverride>
   </w:num>
   <w:num w:numId="1022">
@@ -44254,6 +45109,36 @@
     </w:lvlOverride>
   </w:num>
   <w:num w:numId="1024">
+    <w:abstractNumId w:val="99432"/>
+    <w:lvlOverride w:ilvl="0">
+      <w:startOverride w:val="2"/>
+    </w:lvlOverride>
+    <w:lvlOverride w:ilvl="1">
+      <w:startOverride w:val="2"/>
+    </w:lvlOverride>
+    <w:lvlOverride w:ilvl="2">
+      <w:startOverride w:val="2"/>
+    </w:lvlOverride>
+    <w:lvlOverride w:ilvl="3">
+      <w:startOverride w:val="2"/>
+    </w:lvlOverride>
+    <w:lvlOverride w:ilvl="4">
+      <w:startOverride w:val="2"/>
+    </w:lvlOverride>
+    <w:lvlOverride w:ilvl="5">
+      <w:startOverride w:val="2"/>
+    </w:lvlOverride>
+    <w:lvlOverride w:ilvl="6">
+      <w:startOverride w:val="2"/>
+    </w:lvlOverride>
+    <w:lvlOverride w:ilvl="7">
+      <w:startOverride w:val="2"/>
+    </w:lvlOverride>
+    <w:lvlOverride w:ilvl="8">
+      <w:startOverride w:val="2"/>
+    </w:lvlOverride>
+  </w:num>
+  <w:num w:numId="1025">
     <w:abstractNumId w:val="99431"/>
     <w:lvlOverride w:ilvl="0">
       <w:startOverride w:val="1"/>
@@ -44281,36 +45166,6 @@
     </w:lvlOverride>
     <w:lvlOverride w:ilvl="8">
       <w:startOverride w:val="1"/>
-    </w:lvlOverride>
-  </w:num>
-  <w:num w:numId="1025">
-    <w:abstractNumId w:val="99432"/>
-    <w:lvlOverride w:ilvl="0">
-      <w:startOverride w:val="2"/>
-    </w:lvlOverride>
-    <w:lvlOverride w:ilvl="1">
-      <w:startOverride w:val="2"/>
-    </w:lvlOverride>
-    <w:lvlOverride w:ilvl="2">
-      <w:startOverride w:val="2"/>
-    </w:lvlOverride>
-    <w:lvlOverride w:ilvl="3">
-      <w:startOverride w:val="2"/>
-    </w:lvlOverride>
-    <w:lvlOverride w:ilvl="4">
-      <w:startOverride w:val="2"/>
-    </w:lvlOverride>
-    <w:lvlOverride w:ilvl="5">
-      <w:startOverride w:val="2"/>
-    </w:lvlOverride>
-    <w:lvlOverride w:ilvl="6">
-      <w:startOverride w:val="2"/>
-    </w:lvlOverride>
-    <w:lvlOverride w:ilvl="7">
-      <w:startOverride w:val="2"/>
-    </w:lvlOverride>
-    <w:lvlOverride w:ilvl="8">
-      <w:startOverride w:val="2"/>
     </w:lvlOverride>
   </w:num>
   <w:num w:numId="1026">
@@ -44344,6 +45199,126 @@
     </w:lvlOverride>
   </w:num>
   <w:num w:numId="1027">
+    <w:abstractNumId w:val="99433"/>
+    <w:lvlOverride w:ilvl="0">
+      <w:startOverride w:val="3"/>
+    </w:lvlOverride>
+    <w:lvlOverride w:ilvl="1">
+      <w:startOverride w:val="3"/>
+    </w:lvlOverride>
+    <w:lvlOverride w:ilvl="2">
+      <w:startOverride w:val="3"/>
+    </w:lvlOverride>
+    <w:lvlOverride w:ilvl="3">
+      <w:startOverride w:val="3"/>
+    </w:lvlOverride>
+    <w:lvlOverride w:ilvl="4">
+      <w:startOverride w:val="3"/>
+    </w:lvlOverride>
+    <w:lvlOverride w:ilvl="5">
+      <w:startOverride w:val="3"/>
+    </w:lvlOverride>
+    <w:lvlOverride w:ilvl="6">
+      <w:startOverride w:val="3"/>
+    </w:lvlOverride>
+    <w:lvlOverride w:ilvl="7">
+      <w:startOverride w:val="3"/>
+    </w:lvlOverride>
+    <w:lvlOverride w:ilvl="8">
+      <w:startOverride w:val="3"/>
+    </w:lvlOverride>
+  </w:num>
+  <w:num w:numId="1028">
+    <w:abstractNumId w:val="99431"/>
+    <w:lvlOverride w:ilvl="0">
+      <w:startOverride w:val="1"/>
+    </w:lvlOverride>
+    <w:lvlOverride w:ilvl="1">
+      <w:startOverride w:val="1"/>
+    </w:lvlOverride>
+    <w:lvlOverride w:ilvl="2">
+      <w:startOverride w:val="1"/>
+    </w:lvlOverride>
+    <w:lvlOverride w:ilvl="3">
+      <w:startOverride w:val="1"/>
+    </w:lvlOverride>
+    <w:lvlOverride w:ilvl="4">
+      <w:startOverride w:val="1"/>
+    </w:lvlOverride>
+    <w:lvlOverride w:ilvl="5">
+      <w:startOverride w:val="1"/>
+    </w:lvlOverride>
+    <w:lvlOverride w:ilvl="6">
+      <w:startOverride w:val="1"/>
+    </w:lvlOverride>
+    <w:lvlOverride w:ilvl="7">
+      <w:startOverride w:val="1"/>
+    </w:lvlOverride>
+    <w:lvlOverride w:ilvl="8">
+      <w:startOverride w:val="1"/>
+    </w:lvlOverride>
+  </w:num>
+  <w:num w:numId="1029">
+    <w:abstractNumId w:val="99431"/>
+    <w:lvlOverride w:ilvl="0">
+      <w:startOverride w:val="1"/>
+    </w:lvlOverride>
+    <w:lvlOverride w:ilvl="1">
+      <w:startOverride w:val="1"/>
+    </w:lvlOverride>
+    <w:lvlOverride w:ilvl="2">
+      <w:startOverride w:val="1"/>
+    </w:lvlOverride>
+    <w:lvlOverride w:ilvl="3">
+      <w:startOverride w:val="1"/>
+    </w:lvlOverride>
+    <w:lvlOverride w:ilvl="4">
+      <w:startOverride w:val="1"/>
+    </w:lvlOverride>
+    <w:lvlOverride w:ilvl="5">
+      <w:startOverride w:val="1"/>
+    </w:lvlOverride>
+    <w:lvlOverride w:ilvl="6">
+      <w:startOverride w:val="1"/>
+    </w:lvlOverride>
+    <w:lvlOverride w:ilvl="7">
+      <w:startOverride w:val="1"/>
+    </w:lvlOverride>
+    <w:lvlOverride w:ilvl="8">
+      <w:startOverride w:val="1"/>
+    </w:lvlOverride>
+  </w:num>
+  <w:num w:numId="1030">
+    <w:abstractNumId w:val="99431"/>
+    <w:lvlOverride w:ilvl="0">
+      <w:startOverride w:val="1"/>
+    </w:lvlOverride>
+    <w:lvlOverride w:ilvl="1">
+      <w:startOverride w:val="1"/>
+    </w:lvlOverride>
+    <w:lvlOverride w:ilvl="2">
+      <w:startOverride w:val="1"/>
+    </w:lvlOverride>
+    <w:lvlOverride w:ilvl="3">
+      <w:startOverride w:val="1"/>
+    </w:lvlOverride>
+    <w:lvlOverride w:ilvl="4">
+      <w:startOverride w:val="1"/>
+    </w:lvlOverride>
+    <w:lvlOverride w:ilvl="5">
+      <w:startOverride w:val="1"/>
+    </w:lvlOverride>
+    <w:lvlOverride w:ilvl="6">
+      <w:startOverride w:val="1"/>
+    </w:lvlOverride>
+    <w:lvlOverride w:ilvl="7">
+      <w:startOverride w:val="1"/>
+    </w:lvlOverride>
+    <w:lvlOverride w:ilvl="8">
+      <w:startOverride w:val="1"/>
+    </w:lvlOverride>
+  </w:num>
+  <w:num w:numId="1031">
     <w:abstractNumId w:val="99432"/>
     <w:lvlOverride w:ilvl="0">
       <w:startOverride w:val="2"/>
@@ -44373,7 +45348,67 @@
       <w:startOverride w:val="2"/>
     </w:lvlOverride>
   </w:num>
-  <w:num w:numId="1028">
+  <w:num w:numId="1032">
+    <w:abstractNumId w:val="99431"/>
+    <w:lvlOverride w:ilvl="0">
+      <w:startOverride w:val="1"/>
+    </w:lvlOverride>
+    <w:lvlOverride w:ilvl="1">
+      <w:startOverride w:val="1"/>
+    </w:lvlOverride>
+    <w:lvlOverride w:ilvl="2">
+      <w:startOverride w:val="1"/>
+    </w:lvlOverride>
+    <w:lvlOverride w:ilvl="3">
+      <w:startOverride w:val="1"/>
+    </w:lvlOverride>
+    <w:lvlOverride w:ilvl="4">
+      <w:startOverride w:val="1"/>
+    </w:lvlOverride>
+    <w:lvlOverride w:ilvl="5">
+      <w:startOverride w:val="1"/>
+    </w:lvlOverride>
+    <w:lvlOverride w:ilvl="6">
+      <w:startOverride w:val="1"/>
+    </w:lvlOverride>
+    <w:lvlOverride w:ilvl="7">
+      <w:startOverride w:val="1"/>
+    </w:lvlOverride>
+    <w:lvlOverride w:ilvl="8">
+      <w:startOverride w:val="1"/>
+    </w:lvlOverride>
+  </w:num>
+  <w:num w:numId="1033">
+    <w:abstractNumId w:val="99432"/>
+    <w:lvlOverride w:ilvl="0">
+      <w:startOverride w:val="2"/>
+    </w:lvlOverride>
+    <w:lvlOverride w:ilvl="1">
+      <w:startOverride w:val="2"/>
+    </w:lvlOverride>
+    <w:lvlOverride w:ilvl="2">
+      <w:startOverride w:val="2"/>
+    </w:lvlOverride>
+    <w:lvlOverride w:ilvl="3">
+      <w:startOverride w:val="2"/>
+    </w:lvlOverride>
+    <w:lvlOverride w:ilvl="4">
+      <w:startOverride w:val="2"/>
+    </w:lvlOverride>
+    <w:lvlOverride w:ilvl="5">
+      <w:startOverride w:val="2"/>
+    </w:lvlOverride>
+    <w:lvlOverride w:ilvl="6">
+      <w:startOverride w:val="2"/>
+    </w:lvlOverride>
+    <w:lvlOverride w:ilvl="7">
+      <w:startOverride w:val="2"/>
+    </w:lvlOverride>
+    <w:lvlOverride w:ilvl="8">
+      <w:startOverride w:val="2"/>
+    </w:lvlOverride>
+  </w:num>
+  <w:num w:numId="1034">
     <w:abstractNumId w:val="99433"/>
     <w:lvlOverride w:ilvl="0">
       <w:startOverride w:val="3"/>

--- a/00-首页/题组Word/第一轮·综合套卷/第一轮综合卷05（教师版）.docx
+++ b/00-首页/题组Word/第一轮·综合套卷/第一轮综合卷05（教师版）.docx
@@ -10592,15 +10592,7 @@
           <w:b/>
           <w:bCs/>
         </w:rPr>
-        <w:t xml:space="preserve">4-1 </w:t>
-      </w:r>
-      <w:r>
-        <w:rPr>
-          <w:rFonts w:hint="eastAsia" w:ascii="Times New Roman" w:hAnsi="Times New Roman" w:eastAsia="FangSong" w:cs="Times New Roman"/>
-          <w:b/>
-          <w:bCs/>
-        </w:rPr>
-        <w:t xml:space="preserve">答案</w:t>
+        <w:t xml:space="preserve">(1)</w:t>
       </w:r>
       <w:r>
         <w:rPr>
@@ -11053,15 +11045,7 @@
           <w:b/>
           <w:bCs/>
         </w:rPr>
-        <w:t xml:space="preserve">4-2 </w:t>
-      </w:r>
-      <w:r>
-        <w:rPr>
-          <w:rFonts w:hint="eastAsia" w:ascii="Times New Roman" w:hAnsi="Times New Roman" w:eastAsia="FangSong" w:cs="Times New Roman"/>
-          <w:b/>
-          <w:bCs/>
-        </w:rPr>
-        <w:t xml:space="preserve">答案</w:t>
+        <w:t xml:space="preserve">(2)</w:t>
       </w:r>
       <w:r>
         <w:rPr>
@@ -11465,15 +11449,7 @@
           <w:b/>
           <w:bCs/>
         </w:rPr>
-        <w:t xml:space="preserve">4-3 </w:t>
-      </w:r>
-      <w:r>
-        <w:rPr>
-          <w:rFonts w:hint="eastAsia" w:ascii="Times New Roman" w:hAnsi="Times New Roman" w:eastAsia="FangSong" w:cs="Times New Roman"/>
-          <w:b/>
-          <w:bCs/>
-        </w:rPr>
-        <w:t xml:space="preserve">答案</w:t>
+        <w:t xml:space="preserve">(3)</w:t>
       </w:r>
       <w:r>
         <w:rPr>

--- a/00-首页/题组Word/第一轮·综合套卷/第一轮综合卷05（教师版）.docx
+++ b/00-首页/题组Word/第一轮·综合套卷/第一轮综合卷05（教师版）.docx
@@ -5027,7 +5027,7 @@
           <w:b/>
           <w:bCs/>
         </w:rPr>
-        <w:t xml:space="preserve">1-8-1</w:t>
+        <w:t xml:space="preserve">(1)</w:t>
       </w:r>
       <w:r>
         <w:rPr>
@@ -5071,7 +5071,7 @@
           <w:b/>
           <w:bCs/>
         </w:rPr>
-        <w:t xml:space="preserve">1-8-2</w:t>
+        <w:t xml:space="preserve">(2)</w:t>
       </w:r>
       <w:r>
         <w:rPr>
@@ -5175,7 +5175,7 @@
           <w:b/>
           <w:bCs/>
         </w:rPr>
-        <w:t xml:space="preserve">1-8-3</w:t>
+        <w:t xml:space="preserve">(3)</w:t>
       </w:r>
       <w:r>
         <w:rPr>
@@ -9816,477 +9816,429 @@
       </w:pPr>
       <w:r>
         <w:rPr>
-          <w:rFonts w:hint="eastAsia" w:ascii="Times New Roman" w:hAnsi="Times New Roman" w:eastAsia="FangSong" w:cs="Times New Roman"/>
+          <w:rFonts w:ascii="Times New Roman" w:hAnsi="Times New Roman" w:eastAsia="Times New Roman" w:cs="Times New Roman"/>
           <w:b/>
           <w:bCs/>
         </w:rPr>
-        <w:t xml:space="preserve">小问</w:t>
-      </w:r>
+        <w:t xml:space="preserve">(1)</w:t>
+      </w:r>
+      <w:r>
+        <w:rPr>
+          <w:rFonts w:hint="eastAsia" w:ascii="Times New Roman" w:hAnsi="Times New Roman" w:eastAsia="Times New Roman" w:cs="Times New Roman"/>
+        </w:rPr>
+        <w:t xml:space="preserve">（2</w:t>
+      </w:r>
+      <w:r>
+        <w:rPr>
+          <w:rFonts w:ascii="Times New Roman" w:hAnsi="Times New Roman" w:eastAsia="Times New Roman" w:cs="Times New Roman"/>
+        </w:rPr>
+        <w:t xml:space="preserve"> </w:t>
+      </w:r>
+      <w:r>
+        <w:rPr>
+          <w:rFonts w:hint="eastAsia" w:ascii="Times New Roman" w:hAnsi="Times New Roman" w:eastAsia="FangSong" w:cs="Times New Roman"/>
+        </w:rPr>
+        <w:t>分</w:t>
+      </w:r>
+      <w:r>
+        <w:rPr>
+          <w:rFonts w:hint="eastAsia" w:ascii="Times New Roman" w:hAnsi="Times New Roman" w:eastAsia="Times New Roman" w:cs="Times New Roman"/>
+        </w:rPr>
+        <w:t>）</w:t>
+      </w:r>
+      <w:r>
+        <w:rPr>
+          <w:rFonts w:ascii="Times New Roman" w:hAnsi="Times New Roman" w:eastAsia="Times New Roman" w:cs="Times New Roman"/>
+        </w:rPr>
+        <w:t xml:space="preserve"> </w:t>
+      </w:r>
+      <w:r>
+        <w:rPr>
+          <w:rFonts w:hint="eastAsia" w:ascii="Times New Roman" w:hAnsi="Times New Roman" w:eastAsia="FangSong" w:cs="Times New Roman"/>
+        </w:rPr>
+        <w:t>第一步</w:t>
+      </w:r>
+      <w:r>
+        <w:rPr>
+          <w:rFonts w:hint="eastAsia" w:ascii="Times New Roman" w:hAnsi="Times New Roman" w:eastAsia="Times New Roman" w:cs="Times New Roman"/>
+        </w:rPr>
+        <w:t>：</w:t>
+      </w:r>
+      <w:r>
+        <w:rPr>
+          <w:rFonts w:hint="eastAsia" w:ascii="Times New Roman" w:hAnsi="Times New Roman" w:eastAsia="FangSong" w:cs="Times New Roman"/>
+        </w:rPr>
+        <w:t>在</w:t>
+      </w:r>
+      <w:r>
+        <w:rPr>
+          <w:rFonts w:ascii="Times New Roman" w:hAnsi="Times New Roman" w:eastAsia="Times New Roman" w:cs="Times New Roman"/>
+        </w:rPr>
+        <w:t xml:space="preserve"> </w:t>
+      </w:r>
+      <m:oMath>
+        <m:r>
+          <m:rPr>
+            <m:sty m:val="p"/>
+          </m:rPr>
+          <m:t>p</m:t>
+        </m:r>
+        <m:r>
+          <m:rPr>
+            <m:sty m:val="p"/>
+          </m:rPr>
+          <m:t>H</m:t>
+        </m:r>
+        <m:r>
+          <m:rPr>
+            <m:sty m:val="p"/>
+          </m:rPr>
+          <m:t>=</m:t>
+        </m:r>
+        <m:r>
+          <m:rPr>
+            <m:sty m:val="p"/>
+          </m:rPr>
+          <m:t>1</m:t>
+        </m:r>
+      </m:oMath>
+      <w:r>
+        <w:rPr>
+          <w:rFonts w:ascii="Times New Roman" w:hAnsi="Times New Roman" w:eastAsia="Times New Roman" w:cs="Times New Roman"/>
+        </w:rPr>
+        <w:t xml:space="preserve"> </w:t>
+      </w:r>
+      <w:r>
+        <w:rPr>
+          <w:rFonts w:hint="eastAsia" w:ascii="Times New Roman" w:hAnsi="Times New Roman" w:eastAsia="FangSong" w:cs="Times New Roman"/>
+        </w:rPr>
+        <w:t>的条件下</w:t>
+      </w:r>
+      <w:r>
+        <w:rPr>
+          <w:rFonts w:hint="eastAsia" w:ascii="Times New Roman" w:hAnsi="Times New Roman" w:eastAsia="Times New Roman" w:cs="Times New Roman"/>
+        </w:rPr>
+        <w:t>，</w:t>
+      </w:r>
+      <w:r>
+        <w:rPr>
+          <w:rFonts w:hint="eastAsia" w:ascii="Times New Roman" w:hAnsi="Times New Roman" w:eastAsia="FangSong" w:cs="Times New Roman"/>
+        </w:rPr>
+        <w:t>以二甲酚橙为指示剂</w:t>
+      </w:r>
+      <w:r>
+        <w:rPr>
+          <w:rFonts w:hint="eastAsia" w:ascii="Times New Roman" w:hAnsi="Times New Roman" w:eastAsia="Times New Roman" w:cs="Times New Roman"/>
+        </w:rPr>
+        <w:t>，</w:t>
+      </w:r>
+      <w:r>
+        <w:rPr>
+          <w:rFonts w:hint="eastAsia" w:ascii="Times New Roman" w:hAnsi="Times New Roman" w:eastAsia="FangSong" w:cs="Times New Roman"/>
+        </w:rPr>
+        <w:t>用</w:t>
+      </w:r>
+      <w:r>
+        <w:rPr>
+          <w:rFonts w:ascii="Times New Roman" w:hAnsi="Times New Roman" w:eastAsia="Times New Roman" w:cs="Times New Roman"/>
+        </w:rPr>
+        <w:t xml:space="preserve"> </w:t>
+      </w:r>
+      <m:oMath>
+        <m:r>
+          <m:rPr>
+            <m:sty m:val="p"/>
+          </m:rPr>
+          <m:t>E</m:t>
+        </m:r>
+        <m:r>
+          <m:rPr>
+            <m:sty m:val="p"/>
+          </m:rPr>
+          <m:t>D</m:t>
+        </m:r>
+        <m:r>
+          <m:rPr>
+            <m:sty m:val="p"/>
+          </m:rPr>
+          <m:t>T</m:t>
+        </m:r>
+        <m:r>
+          <m:rPr>
+            <m:sty m:val="p"/>
+          </m:rPr>
+          <m:t>A</m:t>
+        </m:r>
+      </m:oMath>
+      <w:r>
+        <w:rPr>
+          <w:rFonts w:ascii="Times New Roman" w:hAnsi="Times New Roman" w:eastAsia="Times New Roman" w:cs="Times New Roman"/>
+        </w:rPr>
+        <w:t xml:space="preserve"> </w:t>
+      </w:r>
+      <w:r>
+        <w:rPr>
+          <w:rFonts w:hint="eastAsia" w:ascii="Times New Roman" w:hAnsi="Times New Roman" w:eastAsia="FangSong" w:cs="Times New Roman"/>
+        </w:rPr>
+        <w:t>标准溶液滴定</w:t>
+      </w:r>
+      <w:r>
+        <w:rPr>
+          <w:rFonts w:hint="eastAsia" w:ascii="Times New Roman" w:hAnsi="Times New Roman" w:eastAsia="Times New Roman" w:cs="Times New Roman"/>
+        </w:rPr>
+        <w:t>。</w:t>
+      </w:r>
+      <w:r>
+        <w:rPr>
+          <w:rFonts w:hint="eastAsia" w:ascii="Times New Roman" w:hAnsi="Times New Roman" w:eastAsia="FangSong" w:cs="Times New Roman"/>
+        </w:rPr>
+        <w:t>此时哪种离子被滴定</w:t>
+      </w:r>
+      <w:r>
+        <w:rPr>
+          <w:rFonts w:hint="eastAsia" w:ascii="Times New Roman" w:hAnsi="Times New Roman" w:eastAsia="Times New Roman" w:cs="Times New Roman"/>
+        </w:rPr>
+        <w:t>？</w:t>
+      </w:r>
+      <w:r>
+        <w:rPr>
+          <w:rFonts w:hint="eastAsia" w:ascii="Times New Roman" w:hAnsi="Times New Roman" w:eastAsia="FangSong" w:cs="Times New Roman"/>
+        </w:rPr>
+        <w:t>为什么选择</w:t>
+      </w:r>
+      <w:r>
+        <w:rPr>
+          <w:rFonts w:ascii="Times New Roman" w:hAnsi="Times New Roman" w:eastAsia="Times New Roman" w:cs="Times New Roman"/>
+        </w:rPr>
+        <w:t xml:space="preserve"> </w:t>
+      </w:r>
+      <m:oMath>
+        <m:r>
+          <m:rPr>
+            <m:sty m:val="p"/>
+          </m:rPr>
+          <m:t>p</m:t>
+        </m:r>
+        <m:r>
+          <m:rPr>
+            <m:sty m:val="p"/>
+          </m:rPr>
+          <m:t>H</m:t>
+        </m:r>
+        <m:r>
+          <m:rPr>
+            <m:sty m:val="p"/>
+          </m:rPr>
+          <m:t>=</m:t>
+        </m:r>
+        <m:r>
+          <m:rPr>
+            <m:sty m:val="p"/>
+          </m:rPr>
+          <m:t>1</m:t>
+        </m:r>
+      </m:oMath>
+      <w:r>
+        <w:rPr>
+          <w:rFonts w:hint="eastAsia" w:ascii="Times New Roman" w:hAnsi="Times New Roman" w:eastAsia="Times New Roman" w:cs="Times New Roman"/>
+        </w:rPr>
+        <w:t xml:space="preserve">？</w:t>
+      </w:r>
+    </w:p>
+    <w:p>
+      <w:pPr>
+        <w:pStyle w:val="BodyText"/>
+        <w:ind w:firstLine="420"/>
+      </w:pPr>
       <w:r>
         <w:rPr>
           <w:rFonts w:ascii="Times New Roman" w:hAnsi="Times New Roman" w:eastAsia="Times New Roman" w:cs="Times New Roman"/>
           <w:b/>
           <w:bCs/>
         </w:rPr>
-        <w:t xml:space="preserve"> </w:t>
-      </w:r>
-      <w:r>
-        <w:rPr>
-          <w:rFonts w:hint="eastAsia" w:ascii="Times New Roman" w:hAnsi="Times New Roman" w:eastAsia="Times New Roman" w:cs="Times New Roman"/>
+        <w:t xml:space="preserve">(2)</w:t>
+      </w:r>
+      <w:r>
+        <w:rPr>
+          <w:rFonts w:hint="eastAsia" w:ascii="Times New Roman" w:hAnsi="Times New Roman" w:eastAsia="Times New Roman" w:cs="Times New Roman"/>
+        </w:rPr>
+        <w:t xml:space="preserve">（2</w:t>
+      </w:r>
+      <w:r>
+        <w:rPr>
+          <w:rFonts w:ascii="Times New Roman" w:hAnsi="Times New Roman" w:eastAsia="Times New Roman" w:cs="Times New Roman"/>
+        </w:rPr>
+        <w:t xml:space="preserve"> </w:t>
+      </w:r>
+      <w:r>
+        <w:rPr>
+          <w:rFonts w:hint="eastAsia" w:ascii="Times New Roman" w:hAnsi="Times New Roman" w:eastAsia="FangSong" w:cs="Times New Roman"/>
+        </w:rPr>
+        <w:t>分</w:t>
+      </w:r>
+      <w:r>
+        <w:rPr>
+          <w:rFonts w:hint="eastAsia" w:ascii="Times New Roman" w:hAnsi="Times New Roman" w:eastAsia="Times New Roman" w:cs="Times New Roman"/>
+        </w:rPr>
+        <w:t>）</w:t>
+      </w:r>
+      <w:r>
+        <w:rPr>
+          <w:rFonts w:ascii="Times New Roman" w:hAnsi="Times New Roman" w:eastAsia="Times New Roman" w:cs="Times New Roman"/>
+        </w:rPr>
+        <w:t xml:space="preserve"> </w:t>
+      </w:r>
+      <w:r>
+        <w:rPr>
+          <w:rFonts w:hint="eastAsia" w:ascii="Times New Roman" w:hAnsi="Times New Roman" w:eastAsia="FangSong" w:cs="Times New Roman"/>
+        </w:rPr>
+        <w:t>第二步</w:t>
+      </w:r>
+      <w:r>
+        <w:rPr>
+          <w:rFonts w:hint="eastAsia" w:ascii="Times New Roman" w:hAnsi="Times New Roman" w:eastAsia="Times New Roman" w:cs="Times New Roman"/>
+        </w:rPr>
+        <w:t>：</w:t>
+      </w:r>
+      <w:r>
+        <w:rPr>
+          <w:rFonts w:hint="eastAsia" w:ascii="Times New Roman" w:hAnsi="Times New Roman" w:eastAsia="FangSong" w:cs="Times New Roman"/>
+        </w:rPr>
+        <w:t>在</w:t>
+      </w:r>
+      <w:r>
+        <w:rPr>
+          <w:rFonts w:ascii="Times New Roman" w:hAnsi="Times New Roman" w:eastAsia="Times New Roman" w:cs="Times New Roman"/>
+        </w:rPr>
+        <w:t xml:space="preserve"> </w:t>
+      </w:r>
+      <m:oMath>
+        <m:r>
+          <m:rPr>
+            <m:sty m:val="p"/>
+          </m:rPr>
+          <m:t>p</m:t>
+        </m:r>
+        <m:r>
+          <m:rPr>
+            <m:sty m:val="p"/>
+          </m:rPr>
+          <m:t>H</m:t>
+        </m:r>
+        <m:r>
+          <m:rPr>
+            <m:sty m:val="p"/>
+          </m:rPr>
+          <m:t>=</m:t>
+        </m:r>
+        <m:r>
+          <m:rPr>
+            <m:sty m:val="p"/>
+          </m:rPr>
+          <m:t>5</m:t>
+        </m:r>
+      </m:oMath>
+      <w:r>
+        <w:rPr>
+          <w:rFonts w:ascii="Times New Roman" w:hAnsi="Times New Roman" w:eastAsia="Times New Roman" w:cs="Times New Roman"/>
+        </w:rPr>
+        <w:t xml:space="preserve"> </w:t>
+      </w:r>
+      <w:r>
+        <w:rPr>
+          <w:rFonts w:hint="eastAsia" w:ascii="Times New Roman" w:hAnsi="Times New Roman" w:eastAsia="FangSong" w:cs="Times New Roman"/>
+        </w:rPr>
+        <w:t>的条件下</w:t>
+      </w:r>
+      <w:r>
+        <w:rPr>
+          <w:rFonts w:hint="eastAsia" w:ascii="Times New Roman" w:hAnsi="Times New Roman" w:eastAsia="Times New Roman" w:cs="Times New Roman"/>
+        </w:rPr>
+        <w:t>，</w:t>
+      </w:r>
+      <w:r>
+        <w:rPr>
+          <w:rFonts w:hint="eastAsia" w:ascii="Times New Roman" w:hAnsi="Times New Roman" w:eastAsia="FangSong" w:cs="Times New Roman"/>
+        </w:rPr>
+        <w:t>以二甲酚橙为指示剂</w:t>
+      </w:r>
+      <w:r>
+        <w:rPr>
+          <w:rFonts w:hint="eastAsia" w:ascii="Times New Roman" w:hAnsi="Times New Roman" w:eastAsia="Times New Roman" w:cs="Times New Roman"/>
+        </w:rPr>
+        <w:t>，</w:t>
+      </w:r>
+      <w:r>
+        <w:rPr>
+          <w:rFonts w:hint="eastAsia" w:ascii="Times New Roman" w:hAnsi="Times New Roman" w:eastAsia="FangSong" w:cs="Times New Roman"/>
+        </w:rPr>
+        <w:t>继续滴定</w:t>
+      </w:r>
+      <w:r>
+        <w:rPr>
+          <w:rFonts w:hint="eastAsia" w:ascii="Times New Roman" w:hAnsi="Times New Roman" w:eastAsia="Times New Roman" w:cs="Times New Roman"/>
+        </w:rPr>
+        <w:t>。</w:t>
+      </w:r>
+      <w:r>
+        <w:rPr>
+          <w:rFonts w:hint="eastAsia" w:ascii="Times New Roman" w:hAnsi="Times New Roman" w:eastAsia="FangSong" w:cs="Times New Roman"/>
+        </w:rPr>
+        <w:t>此时哪种离子被滴定</w:t>
+      </w:r>
+      <w:r>
+        <w:rPr>
+          <w:rFonts w:hint="eastAsia" w:ascii="Times New Roman" w:hAnsi="Times New Roman" w:eastAsia="Times New Roman" w:cs="Times New Roman"/>
+        </w:rPr>
+        <w:t>？</w:t>
+      </w:r>
+      <w:r>
+        <w:rPr>
+          <w:rFonts w:hint="eastAsia" w:ascii="Times New Roman" w:hAnsi="Times New Roman" w:eastAsia="FangSong" w:cs="Times New Roman"/>
+        </w:rPr>
+        <w:t>需要采取什么掩蔽措施</w:t>
+      </w:r>
+      <w:r>
+        <w:rPr>
+          <w:rFonts w:hint="eastAsia" w:ascii="Times New Roman" w:hAnsi="Times New Roman" w:eastAsia="Times New Roman" w:cs="Times New Roman"/>
+        </w:rPr>
+        <w:t>？</w:t>
+      </w:r>
+    </w:p>
+    <w:p>
+      <w:pPr>
+        <w:pStyle w:val="BodyText"/>
+        <w:ind w:firstLine="420"/>
+      </w:pPr>
+      <w:r>
+        <w:rPr>
+          <w:rFonts w:ascii="Times New Roman" w:hAnsi="Times New Roman" w:eastAsia="Times New Roman" w:cs="Times New Roman"/>
           <w:b/>
           <w:bCs/>
         </w:rPr>
-        <w:t xml:space="preserve">4-1（2</w:t>
-      </w:r>
-      <w:r>
-        <w:rPr>
-          <w:rFonts w:ascii="Times New Roman" w:hAnsi="Times New Roman" w:eastAsia="Times New Roman" w:cs="Times New Roman"/>
-          <w:b/>
-          <w:bCs/>
-        </w:rPr>
-        <w:t xml:space="preserve"> </w:t>
-      </w:r>
-      <w:r>
-        <w:rPr>
-          <w:rFonts w:hint="eastAsia" w:ascii="Times New Roman" w:hAnsi="Times New Roman" w:eastAsia="FangSong" w:cs="Times New Roman"/>
-          <w:b/>
-          <w:bCs/>
+        <w:t xml:space="preserve">(3)</w:t>
+      </w:r>
+      <w:r>
+        <w:rPr>
+          <w:rFonts w:hint="eastAsia" w:ascii="Times New Roman" w:hAnsi="Times New Roman" w:eastAsia="Times New Roman" w:cs="Times New Roman"/>
+        </w:rPr>
+        <w:t xml:space="preserve">（2</w:t>
+      </w:r>
+      <w:r>
+        <w:rPr>
+          <w:rFonts w:ascii="Times New Roman" w:hAnsi="Times New Roman" w:eastAsia="Times New Roman" w:cs="Times New Roman"/>
+        </w:rPr>
+        <w:t xml:space="preserve"> </w:t>
+      </w:r>
+      <w:r>
+        <w:rPr>
+          <w:rFonts w:hint="eastAsia" w:ascii="Times New Roman" w:hAnsi="Times New Roman" w:eastAsia="FangSong" w:cs="Times New Roman"/>
         </w:rPr>
         <w:t>分</w:t>
       </w:r>
       <w:r>
         <w:rPr>
           <w:rFonts w:hint="eastAsia" w:ascii="Times New Roman" w:hAnsi="Times New Roman" w:eastAsia="Times New Roman" w:cs="Times New Roman"/>
-          <w:b/>
-          <w:bCs/>
-        </w:rPr>
-        <w:t>）</w:t>
-      </w:r>
-      <w:r>
-        <w:rPr>
-          <w:rFonts w:ascii="Times New Roman" w:hAnsi="Times New Roman" w:eastAsia="Times New Roman" w:cs="Times New Roman"/>
-        </w:rPr>
-        <w:t xml:space="preserve"> </w:t>
-      </w:r>
-      <w:r>
-        <w:rPr>
-          <w:rFonts w:hint="eastAsia" w:ascii="Times New Roman" w:hAnsi="Times New Roman" w:eastAsia="FangSong" w:cs="Times New Roman"/>
-        </w:rPr>
-        <w:t>第一步</w:t>
-      </w:r>
-      <w:r>
-        <w:rPr>
-          <w:rFonts w:hint="eastAsia" w:ascii="Times New Roman" w:hAnsi="Times New Roman" w:eastAsia="Times New Roman" w:cs="Times New Roman"/>
-        </w:rPr>
-        <w:t>：</w:t>
-      </w:r>
-      <w:r>
-        <w:rPr>
-          <w:rFonts w:hint="eastAsia" w:ascii="Times New Roman" w:hAnsi="Times New Roman" w:eastAsia="FangSong" w:cs="Times New Roman"/>
-        </w:rPr>
-        <w:t>在</w:t>
-      </w:r>
-      <w:r>
-        <w:rPr>
-          <w:rFonts w:ascii="Times New Roman" w:hAnsi="Times New Roman" w:eastAsia="Times New Roman" w:cs="Times New Roman"/>
-        </w:rPr>
-        <w:t xml:space="preserve"> </w:t>
-      </w:r>
-      <m:oMath>
-        <m:r>
-          <m:rPr>
-            <m:sty m:val="p"/>
-          </m:rPr>
-          <m:t>p</m:t>
-        </m:r>
-        <m:r>
-          <m:rPr>
-            <m:sty m:val="p"/>
-          </m:rPr>
-          <m:t>H</m:t>
-        </m:r>
-        <m:r>
-          <m:rPr>
-            <m:sty m:val="p"/>
-          </m:rPr>
-          <m:t>=</m:t>
-        </m:r>
-        <m:r>
-          <m:rPr>
-            <m:sty m:val="p"/>
-          </m:rPr>
-          <m:t>1</m:t>
-        </m:r>
-      </m:oMath>
-      <w:r>
-        <w:rPr>
-          <w:rFonts w:ascii="Times New Roman" w:hAnsi="Times New Roman" w:eastAsia="Times New Roman" w:cs="Times New Roman"/>
-        </w:rPr>
-        <w:t xml:space="preserve"> </w:t>
-      </w:r>
-      <w:r>
-        <w:rPr>
-          <w:rFonts w:hint="eastAsia" w:ascii="Times New Roman" w:hAnsi="Times New Roman" w:eastAsia="FangSong" w:cs="Times New Roman"/>
-        </w:rPr>
-        <w:t>的条件下</w:t>
-      </w:r>
-      <w:r>
-        <w:rPr>
-          <w:rFonts w:hint="eastAsia" w:ascii="Times New Roman" w:hAnsi="Times New Roman" w:eastAsia="Times New Roman" w:cs="Times New Roman"/>
-        </w:rPr>
-        <w:t>，</w:t>
-      </w:r>
-      <w:r>
-        <w:rPr>
-          <w:rFonts w:hint="eastAsia" w:ascii="Times New Roman" w:hAnsi="Times New Roman" w:eastAsia="FangSong" w:cs="Times New Roman"/>
-        </w:rPr>
-        <w:t>以二甲酚橙为指示剂</w:t>
-      </w:r>
-      <w:r>
-        <w:rPr>
-          <w:rFonts w:hint="eastAsia" w:ascii="Times New Roman" w:hAnsi="Times New Roman" w:eastAsia="Times New Roman" w:cs="Times New Roman"/>
-        </w:rPr>
-        <w:t>，</w:t>
-      </w:r>
-      <w:r>
-        <w:rPr>
-          <w:rFonts w:hint="eastAsia" w:ascii="Times New Roman" w:hAnsi="Times New Roman" w:eastAsia="FangSong" w:cs="Times New Roman"/>
-        </w:rPr>
-        <w:t>用</w:t>
-      </w:r>
-      <w:r>
-        <w:rPr>
-          <w:rFonts w:ascii="Times New Roman" w:hAnsi="Times New Roman" w:eastAsia="Times New Roman" w:cs="Times New Roman"/>
-        </w:rPr>
-        <w:t xml:space="preserve"> </w:t>
-      </w:r>
-      <m:oMath>
-        <m:r>
-          <m:rPr>
-            <m:sty m:val="p"/>
-          </m:rPr>
-          <m:t>E</m:t>
-        </m:r>
-        <m:r>
-          <m:rPr>
-            <m:sty m:val="p"/>
-          </m:rPr>
-          <m:t>D</m:t>
-        </m:r>
-        <m:r>
-          <m:rPr>
-            <m:sty m:val="p"/>
-          </m:rPr>
-          <m:t>T</m:t>
-        </m:r>
-        <m:r>
-          <m:rPr>
-            <m:sty m:val="p"/>
-          </m:rPr>
-          <m:t>A</m:t>
-        </m:r>
-      </m:oMath>
-      <w:r>
-        <w:rPr>
-          <w:rFonts w:ascii="Times New Roman" w:hAnsi="Times New Roman" w:eastAsia="Times New Roman" w:cs="Times New Roman"/>
-        </w:rPr>
-        <w:t xml:space="preserve"> </w:t>
-      </w:r>
-      <w:r>
-        <w:rPr>
-          <w:rFonts w:hint="eastAsia" w:ascii="Times New Roman" w:hAnsi="Times New Roman" w:eastAsia="FangSong" w:cs="Times New Roman"/>
-        </w:rPr>
-        <w:t>标准溶液滴定</w:t>
-      </w:r>
-      <w:r>
-        <w:rPr>
-          <w:rFonts w:hint="eastAsia" w:ascii="Times New Roman" w:hAnsi="Times New Roman" w:eastAsia="Times New Roman" w:cs="Times New Roman"/>
-        </w:rPr>
-        <w:t>。</w:t>
-      </w:r>
-      <w:r>
-        <w:rPr>
-          <w:rFonts w:hint="eastAsia" w:ascii="Times New Roman" w:hAnsi="Times New Roman" w:eastAsia="FangSong" w:cs="Times New Roman"/>
-        </w:rPr>
-        <w:t>此时哪种离子被滴定</w:t>
-      </w:r>
-      <w:r>
-        <w:rPr>
-          <w:rFonts w:hint="eastAsia" w:ascii="Times New Roman" w:hAnsi="Times New Roman" w:eastAsia="Times New Roman" w:cs="Times New Roman"/>
-        </w:rPr>
-        <w:t>？</w:t>
-      </w:r>
-      <w:r>
-        <w:rPr>
-          <w:rFonts w:hint="eastAsia" w:ascii="Times New Roman" w:hAnsi="Times New Roman" w:eastAsia="FangSong" w:cs="Times New Roman"/>
-        </w:rPr>
-        <w:t>为什么选择</w:t>
-      </w:r>
-      <w:r>
-        <w:rPr>
-          <w:rFonts w:ascii="Times New Roman" w:hAnsi="Times New Roman" w:eastAsia="Times New Roman" w:cs="Times New Roman"/>
-        </w:rPr>
-        <w:t xml:space="preserve"> </w:t>
-      </w:r>
-      <m:oMath>
-        <m:r>
-          <m:rPr>
-            <m:sty m:val="p"/>
-          </m:rPr>
-          <m:t>p</m:t>
-        </m:r>
-        <m:r>
-          <m:rPr>
-            <m:sty m:val="p"/>
-          </m:rPr>
-          <m:t>H</m:t>
-        </m:r>
-        <m:r>
-          <m:rPr>
-            <m:sty m:val="p"/>
-          </m:rPr>
-          <m:t>=</m:t>
-        </m:r>
-        <m:r>
-          <m:rPr>
-            <m:sty m:val="p"/>
-          </m:rPr>
-          <m:t>1</m:t>
-        </m:r>
-      </m:oMath>
-      <w:r>
-        <w:rPr>
-          <w:rFonts w:hint="eastAsia" w:ascii="Times New Roman" w:hAnsi="Times New Roman" w:eastAsia="Times New Roman" w:cs="Times New Roman"/>
-        </w:rPr>
-        <w:t xml:space="preserve">？</w:t>
-      </w:r>
-    </w:p>
-    <w:p>
-      <w:pPr>
-        <w:pStyle w:val="BodyText"/>
-        <w:ind w:firstLine="420"/>
-      </w:pPr>
-      <w:r>
-        <w:rPr>
-          <w:rFonts w:hint="eastAsia" w:ascii="Times New Roman" w:hAnsi="Times New Roman" w:eastAsia="FangSong" w:cs="Times New Roman"/>
-          <w:b/>
-          <w:bCs/>
-        </w:rPr>
-        <w:t xml:space="preserve">小问</w:t>
-      </w:r>
-      <w:r>
-        <w:rPr>
-          <w:rFonts w:ascii="Times New Roman" w:hAnsi="Times New Roman" w:eastAsia="Times New Roman" w:cs="Times New Roman"/>
-          <w:b/>
-          <w:bCs/>
-        </w:rPr>
-        <w:t xml:space="preserve"> </w:t>
-      </w:r>
-      <w:r>
-        <w:rPr>
-          <w:rFonts w:hint="eastAsia" w:ascii="Times New Roman" w:hAnsi="Times New Roman" w:eastAsia="Times New Roman" w:cs="Times New Roman"/>
-          <w:b/>
-          <w:bCs/>
-        </w:rPr>
-        <w:t xml:space="preserve">4-2（2</w:t>
-      </w:r>
-      <w:r>
-        <w:rPr>
-          <w:rFonts w:ascii="Times New Roman" w:hAnsi="Times New Roman" w:eastAsia="Times New Roman" w:cs="Times New Roman"/>
-          <w:b/>
-          <w:bCs/>
-        </w:rPr>
-        <w:t xml:space="preserve"> </w:t>
-      </w:r>
-      <w:r>
-        <w:rPr>
-          <w:rFonts w:hint="eastAsia" w:ascii="Times New Roman" w:hAnsi="Times New Roman" w:eastAsia="FangSong" w:cs="Times New Roman"/>
-          <w:b/>
-          <w:bCs/>
-        </w:rPr>
-        <w:t>分</w:t>
-      </w:r>
-      <w:r>
-        <w:rPr>
-          <w:rFonts w:hint="eastAsia" w:ascii="Times New Roman" w:hAnsi="Times New Roman" w:eastAsia="Times New Roman" w:cs="Times New Roman"/>
-          <w:b/>
-          <w:bCs/>
-        </w:rPr>
-        <w:t>）</w:t>
-      </w:r>
-      <w:r>
-        <w:rPr>
-          <w:rFonts w:ascii="Times New Roman" w:hAnsi="Times New Roman" w:eastAsia="Times New Roman" w:cs="Times New Roman"/>
-        </w:rPr>
-        <w:t xml:space="preserve"> </w:t>
-      </w:r>
-      <w:r>
-        <w:rPr>
-          <w:rFonts w:hint="eastAsia" w:ascii="Times New Roman" w:hAnsi="Times New Roman" w:eastAsia="FangSong" w:cs="Times New Roman"/>
-        </w:rPr>
-        <w:t>第二步</w:t>
-      </w:r>
-      <w:r>
-        <w:rPr>
-          <w:rFonts w:hint="eastAsia" w:ascii="Times New Roman" w:hAnsi="Times New Roman" w:eastAsia="Times New Roman" w:cs="Times New Roman"/>
-        </w:rPr>
-        <w:t>：</w:t>
-      </w:r>
-      <w:r>
-        <w:rPr>
-          <w:rFonts w:hint="eastAsia" w:ascii="Times New Roman" w:hAnsi="Times New Roman" w:eastAsia="FangSong" w:cs="Times New Roman"/>
-        </w:rPr>
-        <w:t>在</w:t>
-      </w:r>
-      <w:r>
-        <w:rPr>
-          <w:rFonts w:ascii="Times New Roman" w:hAnsi="Times New Roman" w:eastAsia="Times New Roman" w:cs="Times New Roman"/>
-        </w:rPr>
-        <w:t xml:space="preserve"> </w:t>
-      </w:r>
-      <m:oMath>
-        <m:r>
-          <m:rPr>
-            <m:sty m:val="p"/>
-          </m:rPr>
-          <m:t>p</m:t>
-        </m:r>
-        <m:r>
-          <m:rPr>
-            <m:sty m:val="p"/>
-          </m:rPr>
-          <m:t>H</m:t>
-        </m:r>
-        <m:r>
-          <m:rPr>
-            <m:sty m:val="p"/>
-          </m:rPr>
-          <m:t>=</m:t>
-        </m:r>
-        <m:r>
-          <m:rPr>
-            <m:sty m:val="p"/>
-          </m:rPr>
-          <m:t>5</m:t>
-        </m:r>
-      </m:oMath>
-      <w:r>
-        <w:rPr>
-          <w:rFonts w:ascii="Times New Roman" w:hAnsi="Times New Roman" w:eastAsia="Times New Roman" w:cs="Times New Roman"/>
-        </w:rPr>
-        <w:t xml:space="preserve"> </w:t>
-      </w:r>
-      <w:r>
-        <w:rPr>
-          <w:rFonts w:hint="eastAsia" w:ascii="Times New Roman" w:hAnsi="Times New Roman" w:eastAsia="FangSong" w:cs="Times New Roman"/>
-        </w:rPr>
-        <w:t>的条件下</w:t>
-      </w:r>
-      <w:r>
-        <w:rPr>
-          <w:rFonts w:hint="eastAsia" w:ascii="Times New Roman" w:hAnsi="Times New Roman" w:eastAsia="Times New Roman" w:cs="Times New Roman"/>
-        </w:rPr>
-        <w:t>，</w:t>
-      </w:r>
-      <w:r>
-        <w:rPr>
-          <w:rFonts w:hint="eastAsia" w:ascii="Times New Roman" w:hAnsi="Times New Roman" w:eastAsia="FangSong" w:cs="Times New Roman"/>
-        </w:rPr>
-        <w:t>以二甲酚橙为指示剂</w:t>
-      </w:r>
-      <w:r>
-        <w:rPr>
-          <w:rFonts w:hint="eastAsia" w:ascii="Times New Roman" w:hAnsi="Times New Roman" w:eastAsia="Times New Roman" w:cs="Times New Roman"/>
-        </w:rPr>
-        <w:t>，</w:t>
-      </w:r>
-      <w:r>
-        <w:rPr>
-          <w:rFonts w:hint="eastAsia" w:ascii="Times New Roman" w:hAnsi="Times New Roman" w:eastAsia="FangSong" w:cs="Times New Roman"/>
-        </w:rPr>
-        <w:t>继续滴定</w:t>
-      </w:r>
-      <w:r>
-        <w:rPr>
-          <w:rFonts w:hint="eastAsia" w:ascii="Times New Roman" w:hAnsi="Times New Roman" w:eastAsia="Times New Roman" w:cs="Times New Roman"/>
-        </w:rPr>
-        <w:t>。</w:t>
-      </w:r>
-      <w:r>
-        <w:rPr>
-          <w:rFonts w:hint="eastAsia" w:ascii="Times New Roman" w:hAnsi="Times New Roman" w:eastAsia="FangSong" w:cs="Times New Roman"/>
-        </w:rPr>
-        <w:t>此时哪种离子被滴定</w:t>
-      </w:r>
-      <w:r>
-        <w:rPr>
-          <w:rFonts w:hint="eastAsia" w:ascii="Times New Roman" w:hAnsi="Times New Roman" w:eastAsia="Times New Roman" w:cs="Times New Roman"/>
-        </w:rPr>
-        <w:t>？</w:t>
-      </w:r>
-      <w:r>
-        <w:rPr>
-          <w:rFonts w:hint="eastAsia" w:ascii="Times New Roman" w:hAnsi="Times New Roman" w:eastAsia="FangSong" w:cs="Times New Roman"/>
-        </w:rPr>
-        <w:t>需要采取什么掩蔽措施</w:t>
-      </w:r>
-      <w:r>
-        <w:rPr>
-          <w:rFonts w:hint="eastAsia" w:ascii="Times New Roman" w:hAnsi="Times New Roman" w:eastAsia="Times New Roman" w:cs="Times New Roman"/>
-        </w:rPr>
-        <w:t>？</w:t>
-      </w:r>
-    </w:p>
-    <w:p>
-      <w:pPr>
-        <w:pStyle w:val="BodyText"/>
-        <w:ind w:firstLine="420"/>
-      </w:pPr>
-      <w:r>
-        <w:rPr>
-          <w:rFonts w:hint="eastAsia" w:ascii="Times New Roman" w:hAnsi="Times New Roman" w:eastAsia="FangSong" w:cs="Times New Roman"/>
-          <w:b/>
-          <w:bCs/>
-        </w:rPr>
-        <w:t xml:space="preserve">小问</w:t>
-      </w:r>
-      <w:r>
-        <w:rPr>
-          <w:rFonts w:ascii="Times New Roman" w:hAnsi="Times New Roman" w:eastAsia="Times New Roman" w:cs="Times New Roman"/>
-          <w:b/>
-          <w:bCs/>
-        </w:rPr>
-        <w:t xml:space="preserve"> </w:t>
-      </w:r>
-      <w:r>
-        <w:rPr>
-          <w:rFonts w:hint="eastAsia" w:ascii="Times New Roman" w:hAnsi="Times New Roman" w:eastAsia="Times New Roman" w:cs="Times New Roman"/>
-          <w:b/>
-          <w:bCs/>
-        </w:rPr>
-        <w:t xml:space="preserve">4-3（2</w:t>
-      </w:r>
-      <w:r>
-        <w:rPr>
-          <w:rFonts w:ascii="Times New Roman" w:hAnsi="Times New Roman" w:eastAsia="Times New Roman" w:cs="Times New Roman"/>
-          <w:b/>
-          <w:bCs/>
-        </w:rPr>
-        <w:t xml:space="preserve"> </w:t>
-      </w:r>
-      <w:r>
-        <w:rPr>
-          <w:rFonts w:hint="eastAsia" w:ascii="Times New Roman" w:hAnsi="Times New Roman" w:eastAsia="FangSong" w:cs="Times New Roman"/>
-          <w:b/>
-          <w:bCs/>
-        </w:rPr>
-        <w:t>分</w:t>
-      </w:r>
-      <w:r>
-        <w:rPr>
-          <w:rFonts w:hint="eastAsia" w:ascii="Times New Roman" w:hAnsi="Times New Roman" w:eastAsia="Times New Roman" w:cs="Times New Roman"/>
-          <w:b/>
-          <w:bCs/>
         </w:rPr>
         <w:t>）</w:t>
       </w:r>
@@ -11745,16 +11697,6 @@
           <w:rFonts w:hint="eastAsia" w:ascii="Times New Roman" w:hAnsi="Times New Roman" w:eastAsia="Times New Roman" w:cs="Times New Roman"/>
         </w:rPr>
         <w:t>)</w:t>
-      </w:r>
-    </w:p>
-    <w:p>
-      <w:pPr>
-        <w:spacing w:before="160" w:after="80"/>
-      </w:pPr>
-      <w:r>
-        <w:pict>
-          <v:rect style="width:0;height:1.5pt" o:hralign="center" o:hrstd="t" o:hr="t"/>
-        </w:pict>
       </w:r>
     </w:p>
     <w:p>
@@ -19723,16 +19665,6 @@
         </w:pict>
       </w:r>
     </w:p>
-    <w:p>
-      <w:pPr>
-        <w:spacing w:before="160" w:after="80"/>
-      </w:pPr>
-      <w:r>
-        <w:pict>
-          <v:rect style="width:0;height:1.5pt" o:hralign="center" o:hrstd="t" o:hr="t"/>
-        </w:pict>
-      </w:r>
-    </w:p>
     <w:bookmarkEnd w:id="60"/>
     <w:bookmarkStart w:id="61" w:name="第19题"/>
     <w:p>
@@ -20497,16 +20429,6 @@
           <w:rFonts w:hint="eastAsia" w:ascii="Times New Roman" w:hAnsi="Times New Roman" w:eastAsia="Times New Roman" w:cs="Times New Roman"/>
         </w:rPr>
         <w:t>。</w:t>
-      </w:r>
-    </w:p>
-    <w:p>
-      <w:pPr>
-        <w:spacing w:before="160" w:after="80"/>
-      </w:pPr>
-      <w:r>
-        <w:pict>
-          <v:rect style="width:0;height:1.5pt" o:hralign="center" o:hrstd="t" o:hr="t"/>
-        </w:pict>
       </w:r>
     </w:p>
     <w:p>

--- a/00-首页/题组Word/第一轮·综合套卷/第一轮综合卷05（教师版）.docx
+++ b/00-首页/题组Word/第一轮·综合套卷/第一轮综合卷05（教师版）.docx
@@ -1207,72 +1207,6 @@
           <w:rFonts w:hint="eastAsia" w:ascii="Times New Roman" w:hAnsi="Times New Roman" w:eastAsia="FangSong" w:cs="Times New Roman"/>
         </w:rPr>
         <w:t xml:space="preserve">原子化能等于各键键能总和</w:t>
-      </w:r>
-    </w:p>
-    <w:p>
-      <w:pPr>
-        <w:pStyle w:val="BodyText"/>
-        <w:ind w:firstLine="420"/>
-      </w:pPr>
-      <w:r>
-        <w:rPr>
-          <w:rFonts w:ascii="Times New Roman" w:hAnsi="Times New Roman" w:eastAsia="Times New Roman" w:cs="Times New Roman"/>
-        </w:rPr>
-        <w:t xml:space="preserve">D. </w:t>
-      </w:r>
-      <w:r>
-        <w:rPr>
-          <w:rFonts w:hint="eastAsia" w:ascii="Times New Roman" w:hAnsi="Times New Roman" w:eastAsia="FangSong" w:cs="Times New Roman"/>
-        </w:rPr>
-        <w:t>键级</w:t>
-      </w:r>
-      <w:r>
-        <w:rPr>
-          <w:rFonts w:hint="eastAsia" w:ascii="Times New Roman" w:hAnsi="Times New Roman" w:eastAsia="Times New Roman" w:cs="Times New Roman"/>
-        </w:rPr>
-        <w:t>、</w:t>
-      </w:r>
-      <w:r>
-        <w:rPr>
-          <w:rFonts w:hint="eastAsia" w:ascii="Times New Roman" w:hAnsi="Times New Roman" w:eastAsia="FangSong" w:cs="Times New Roman"/>
-        </w:rPr>
-        <w:t>键能和键离解能都可作为衡量化学键牢固程度的物理量</w:t>
-      </w:r>
-      <w:r>
-        <w:rPr>
-          <w:rFonts w:hint="eastAsia" w:ascii="Times New Roman" w:hAnsi="Times New Roman" w:eastAsia="Times New Roman" w:cs="Times New Roman"/>
-        </w:rPr>
-        <w:t>,</w:t>
-      </w:r>
-      <w:r>
-        <w:rPr>
-          <w:rFonts w:ascii="Times New Roman" w:hAnsi="Times New Roman" w:eastAsia="Times New Roman" w:cs="Times New Roman"/>
-        </w:rPr>
-        <w:t xml:space="preserve"> </w:t>
-      </w:r>
-      <w:r>
-        <w:rPr>
-          <w:rFonts w:hint="eastAsia" w:ascii="Times New Roman" w:hAnsi="Times New Roman" w:eastAsia="FangSong" w:cs="Times New Roman"/>
-        </w:rPr>
-        <w:t>其数值愈大</w:t>
-      </w:r>
-      <w:r>
-        <w:rPr>
-          <w:rFonts w:hint="eastAsia" w:ascii="Times New Roman" w:hAnsi="Times New Roman" w:eastAsia="Times New Roman" w:cs="Times New Roman"/>
-        </w:rPr>
-        <w:t>,</w:t>
-      </w:r>
-      <w:r>
-        <w:rPr>
-          <w:rFonts w:ascii="Times New Roman" w:hAnsi="Times New Roman" w:eastAsia="Times New Roman" w:cs="Times New Roman"/>
-        </w:rPr>
-        <w:t xml:space="preserve"> </w:t>
-      </w:r>
-      <w:r>
-        <w:rPr>
-          <w:rFonts w:hint="eastAsia" w:ascii="Times New Roman" w:hAnsi="Times New Roman" w:eastAsia="FangSong" w:cs="Times New Roman"/>
-        </w:rPr>
-        <w:t xml:space="preserve">表示</w:t>
       </w:r>
     </w:p>
     <w:p>
